--- a/Translation-Handbook-Light.docx
+++ b/Translation-Handbook-Light.docx
@@ -494,25 +494,6 @@
           <w:iCs/>
         </w:rPr>
         <w:t xml:space="preserve">The Translation Team</w:t>
-      </w:r>
-    </w:p>
-    <w:p>
-      <w:pPr>
-        <w:pStyle w:val="Heading3"/>
-      </w:pPr>
-      <w:r>
-        <w:t xml:space="preserve">Acknowledgements</w:t>
-      </w:r>
-    </w:p>
-    <w:p>
-      <w:pPr>
-        <w:spacing w:after="170" w:line="330"/>
-      </w:pPr>
-      <w:r>
-        <w:rPr>
-          <w:rFonts w:ascii="Calibri" w:cs="Calibri" w:eastAsia="Calibri" w:hAnsi="Calibri"/>
-        </w:rPr>
-        <w:t xml:space="preserve">The Translation Team thanks every team member who collected material and examples for this handbook.</w:t>
       </w:r>
     </w:p>
     <w:p>

--- a/Translation-Handbook-Light.docx
+++ b/Translation-Handbook-Light.docx
@@ -134,7 +134,7 @@
     </w:p>
     <w:p>
       <w:pPr>
-        <w:spacing w:after="500"/>
+        <w:spacing w:after="160"/>
         <w:jc w:val="center"/>
       </w:pPr>
       <w:r>
@@ -147,6 +147,24 @@
           <w:szCs w:val="26"/>
         </w:rPr>
         <w:t xml:space="preserve">A beginner’s guide to translating between English and Arabic</w:t>
+      </w:r>
+    </w:p>
+    <w:p>
+      <w:pPr>
+        <w:spacing w:after="400"/>
+        <w:jc w:val="center"/>
+      </w:pPr>
+      <w:r>
+        <w:rPr>
+          <w:rFonts w:ascii="Calibri" w:cs="Calibri" w:eastAsia="Calibri" w:hAnsi="Calibri"/>
+          <w:b/>
+          <w:bCs/>
+          <w:color w:val="3D1591"/>
+          <w:spacing w:val="20"/>
+          <w:sz w:val="22"/>
+          <w:szCs w:val="22"/>
+        </w:rPr>
+        <w:t xml:space="preserve">Learn. Practise. Revise. Translate.</w:t>
       </w:r>
     </w:p>
     <w:p>
@@ -342,7 +360,7 @@
         <w:rPr>
           <w:rFonts w:ascii="Calibri" w:cs="Calibri" w:eastAsia="Calibri" w:hAnsi="Calibri"/>
         </w:rPr>
-        <w:t xml:space="preserve">The Translation Team of the Guild Professional Club prepared this handbook for students taking their first steps in translation between English and Arabic. Use it in workshops or on your own.</w:t>
+        <w:t xml:space="preserve">The Translation Team of the Guild Professional Club prepared this handbook for students taking their first steps in translation between English and Arabic. It introduces students and beginner translators to the principles, strategies, tools and practical skills they need to begin translating between the two languages. Use it in workshops or on your own.</w:t>
       </w:r>
     </w:p>
     <w:p>
@@ -4961,7 +4979,7 @@
           <w:i/>
           <w:iCs/>
         </w:rPr>
-        <w:t xml:space="preserve">The government announced new measures.</w:t>
+        <w:t xml:space="preserve">Ali often goes to bed early.</w:t>
       </w:r>
       <w:r>
         <w:rPr>
@@ -4976,153 +4994,13 @@
           <w:szCs w:val="24"/>
           <w:rtl/>
         </w:rPr>
-        <w:t xml:space="preserve">أعلنت الحكومة إجراءاتٍ جديدة</w:t>
-      </w:r>
-    </w:p>
-    <w:p>
-      <w:pPr>
-        <w:spacing w:after="170" w:line="330"/>
-      </w:pPr>
-      <w:r>
-        <w:rPr>
-          <w:rFonts w:ascii="Calibri" w:cs="Calibri" w:eastAsia="Calibri" w:hAnsi="Calibri"/>
-        </w:rPr>
-        <w:t xml:space="preserve">Length differs too. English often prefers shorter sentences. Arabic often joins several ideas in one long sentence with </w:t>
-      </w:r>
-      <w:r>
-        <w:rPr>
-          <w:rFonts w:ascii="Arial" w:cs="Arial" w:hAnsi="Arial"/>
-          <w:sz w:val="23"/>
-          <w:szCs w:val="24"/>
-          <w:rtl/>
-        </w:rPr>
-        <w:t xml:space="preserve">و</w:t>
-      </w:r>
-      <w:r>
-        <w:rPr>
-          <w:rFonts w:ascii="Calibri" w:cs="Calibri" w:eastAsia="Calibri" w:hAnsi="Calibri"/>
-        </w:rPr>
-        <w:t xml:space="preserve">, </w:t>
-      </w:r>
-      <w:r>
-        <w:rPr>
-          <w:rFonts w:ascii="Arial" w:cs="Arial" w:hAnsi="Arial"/>
-          <w:sz w:val="23"/>
-          <w:szCs w:val="24"/>
-          <w:rtl/>
-        </w:rPr>
-        <w:t xml:space="preserve">ف</w:t>
-      </w:r>
-      <w:r>
-        <w:rPr>
-          <w:rFonts w:ascii="Calibri" w:cs="Calibri" w:eastAsia="Calibri" w:hAnsi="Calibri"/>
-        </w:rPr>
-        <w:t xml:space="preserve"> and </w:t>
-      </w:r>
-      <w:r>
-        <w:rPr>
-          <w:rFonts w:ascii="Arial" w:cs="Arial" w:hAnsi="Arial"/>
-          <w:sz w:val="23"/>
-          <w:szCs w:val="24"/>
-          <w:rtl/>
-        </w:rPr>
-        <w:t xml:space="preserve">ثمّ</w:t>
-      </w:r>
-      <w:r>
-        <w:rPr>
-          <w:rFonts w:ascii="Calibri" w:cs="Calibri" w:eastAsia="Calibri" w:hAnsi="Calibri"/>
-        </w:rPr>
-        <w:t xml:space="preserve">. So join short sentences when you translate into Arabic, and split long ones when you translate into English.</w:t>
-      </w:r>
-    </w:p>
-    <w:p>
-      <w:pPr>
-        <w:spacing w:after="170" w:line="330"/>
-      </w:pPr>
-      <w:r>
-        <w:rPr>
-          <w:rFonts w:ascii="Calibri" w:cs="Calibri" w:eastAsia="Calibri" w:hAnsi="Calibri"/>
-        </w:rPr>
-        <w:t xml:space="preserve">Linking words help your Arabic flow: </w:t>
-      </w:r>
-      <w:r>
-        <w:rPr>
-          <w:rFonts w:ascii="Arial" w:cs="Arial" w:hAnsi="Arial"/>
-          <w:sz w:val="23"/>
-          <w:szCs w:val="24"/>
-          <w:rtl/>
-        </w:rPr>
-        <w:t xml:space="preserve">غير أنّ</w:t>
-      </w:r>
-      <w:r>
-        <w:rPr>
-          <w:rFonts w:ascii="Calibri" w:cs="Calibri" w:eastAsia="Calibri" w:hAnsi="Calibri"/>
-        </w:rPr>
-        <w:t xml:space="preserve"> (however), </w:t>
-      </w:r>
-      <w:r>
-        <w:rPr>
-          <w:rFonts w:ascii="Arial" w:cs="Arial" w:hAnsi="Arial"/>
-          <w:sz w:val="23"/>
-          <w:szCs w:val="24"/>
-          <w:rtl/>
-        </w:rPr>
-        <w:t xml:space="preserve">لذلك</w:t>
-      </w:r>
-      <w:r>
-        <w:rPr>
-          <w:rFonts w:ascii="Calibri" w:cs="Calibri" w:eastAsia="Calibri" w:hAnsi="Calibri"/>
-        </w:rPr>
-        <w:t xml:space="preserve"> (therefore), </w:t>
-      </w:r>
-      <w:r>
-        <w:rPr>
-          <w:rFonts w:ascii="Arial" w:cs="Arial" w:hAnsi="Arial"/>
-          <w:sz w:val="23"/>
-          <w:szCs w:val="24"/>
-          <w:rtl/>
-        </w:rPr>
-        <w:t xml:space="preserve">بالإضافة إلى ذلك</w:t>
-      </w:r>
-      <w:r>
-        <w:rPr>
-          <w:rFonts w:ascii="Calibri" w:cs="Calibri" w:eastAsia="Calibri" w:hAnsi="Calibri"/>
-        </w:rPr>
-        <w:t xml:space="preserve"> (in addition), </w:t>
-      </w:r>
-      <w:r>
-        <w:rPr>
-          <w:rFonts w:ascii="Arial" w:cs="Arial" w:hAnsi="Arial"/>
-          <w:sz w:val="23"/>
-          <w:szCs w:val="24"/>
-          <w:rtl/>
-        </w:rPr>
-        <w:t xml:space="preserve">على سبيل المثال</w:t>
-      </w:r>
-      <w:r>
-        <w:rPr>
-          <w:rFonts w:ascii="Calibri" w:cs="Calibri" w:eastAsia="Calibri" w:hAnsi="Calibri"/>
-        </w:rPr>
-        <w:t xml:space="preserve"> (for example).</w:t>
-      </w:r>
-    </w:p>
-    <w:p>
-      <w:pPr>
-        <w:pStyle w:val="Heading3"/>
-      </w:pPr>
-      <w:r>
-        <w:t xml:space="preserve">Step 2: the small verbs “be”, “do” and “have”</w:t>
-      </w:r>
-    </w:p>
-    <w:p>
-      <w:pPr>
-        <w:spacing w:after="170" w:line="330"/>
-      </w:pPr>
-      <w:r>
-        <w:rPr>
-          <w:rFonts w:ascii="Calibri" w:cs="Calibri" w:eastAsia="Calibri" w:hAnsi="Calibri"/>
-        </w:rPr>
-        <w:t xml:space="preserve">In the present tense, English needs </w:t>
+        <w:t xml:space="preserve">ينامُ عليٌّ مبكراً</w:t>
+      </w:r>
+      <w:r>
+        <w:rPr>
+          <w:rFonts w:ascii="Calibri" w:cs="Calibri" w:eastAsia="Calibri" w:hAnsi="Calibri"/>
+        </w:rPr>
+        <w:t xml:space="preserve"> (the verb comes first, and </w:t>
       </w:r>
       <w:r>
         <w:rPr>
@@ -5130,13 +5008,189 @@
           <w:i/>
           <w:iCs/>
         </w:rPr>
-        <w:t xml:space="preserve">is</w:t>
+        <w:t xml:space="preserve">goes to bed</w:t>
+      </w:r>
+      <w:r>
+        <w:rPr>
+          <w:rFonts w:ascii="Calibri" w:cs="Calibri" w:eastAsia="Calibri" w:hAnsi="Calibri"/>
+        </w:rPr>
+        <w:t xml:space="preserve"> becomes simply </w:t>
+      </w:r>
+      <w:r>
+        <w:rPr>
+          <w:rFonts w:ascii="Arial" w:cs="Arial" w:hAnsi="Arial"/>
+          <w:sz w:val="23"/>
+          <w:szCs w:val="24"/>
+          <w:rtl/>
+        </w:rPr>
+        <w:t xml:space="preserve">ينام</w:t>
+      </w:r>
+      <w:r>
+        <w:rPr>
+          <w:rFonts w:ascii="Calibri" w:cs="Calibri" w:eastAsia="Calibri" w:hAnsi="Calibri"/>
+        </w:rPr>
+        <w:t xml:space="preserve">, not </w:t>
+      </w:r>
+      <w:r>
+        <w:rPr>
+          <w:rFonts w:ascii="Arial" w:cs="Arial" w:hAnsi="Arial"/>
+          <w:sz w:val="23"/>
+          <w:szCs w:val="24"/>
+          <w:rtl/>
+        </w:rPr>
+        <w:t xml:space="preserve">يذهب إلى الفراش</w:t>
+      </w:r>
+      <w:r>
+        <w:rPr>
+          <w:rFonts w:ascii="Calibri" w:cs="Calibri" w:eastAsia="Calibri" w:hAnsi="Calibri"/>
+        </w:rPr>
+        <w:t xml:space="preserve">)</w:t>
+      </w:r>
+    </w:p>
+    <w:p>
+      <w:pPr>
+        <w:spacing w:after="170" w:line="330"/>
+      </w:pPr>
+      <w:r>
+        <w:rPr>
+          <w:rFonts w:ascii="Calibri" w:cs="Calibri" w:eastAsia="Calibri" w:hAnsi="Calibri"/>
+        </w:rPr>
+        <w:t xml:space="preserve">Length differs too. English often prefers shorter sentences. Arabic often joins several ideas in one long sentence with </w:t>
+      </w:r>
+      <w:r>
+        <w:rPr>
+          <w:rFonts w:ascii="Arial" w:cs="Arial" w:hAnsi="Arial"/>
+          <w:sz w:val="23"/>
+          <w:szCs w:val="24"/>
+          <w:rtl/>
+        </w:rPr>
+        <w:t xml:space="preserve">و</w:t>
+      </w:r>
+      <w:r>
+        <w:rPr>
+          <w:rFonts w:ascii="Calibri" w:cs="Calibri" w:eastAsia="Calibri" w:hAnsi="Calibri"/>
+        </w:rPr>
+        <w:t xml:space="preserve">, </w:t>
+      </w:r>
+      <w:r>
+        <w:rPr>
+          <w:rFonts w:ascii="Arial" w:cs="Arial" w:hAnsi="Arial"/>
+          <w:sz w:val="23"/>
+          <w:szCs w:val="24"/>
+          <w:rtl/>
+        </w:rPr>
+        <w:t xml:space="preserve">ف</w:t>
       </w:r>
       <w:r>
         <w:rPr>
           <w:rFonts w:ascii="Calibri" w:cs="Calibri" w:eastAsia="Calibri" w:hAnsi="Calibri"/>
         </w:rPr>
         <w:t xml:space="preserve"> and </w:t>
+      </w:r>
+      <w:r>
+        <w:rPr>
+          <w:rFonts w:ascii="Arial" w:cs="Arial" w:hAnsi="Arial"/>
+          <w:sz w:val="23"/>
+          <w:szCs w:val="24"/>
+          <w:rtl/>
+        </w:rPr>
+        <w:t xml:space="preserve">ثمّ</w:t>
+      </w:r>
+      <w:r>
+        <w:rPr>
+          <w:rFonts w:ascii="Calibri" w:cs="Calibri" w:eastAsia="Calibri" w:hAnsi="Calibri"/>
+        </w:rPr>
+        <w:t xml:space="preserve">. So join short sentences when you translate into Arabic, and split long ones when you translate into English.</w:t>
+      </w:r>
+    </w:p>
+    <w:p>
+      <w:pPr>
+        <w:spacing w:after="170" w:line="330"/>
+      </w:pPr>
+      <w:r>
+        <w:rPr>
+          <w:rFonts w:ascii="Calibri" w:cs="Calibri" w:eastAsia="Calibri" w:hAnsi="Calibri"/>
+        </w:rPr>
+        <w:t xml:space="preserve">Linking words help your Arabic flow: </w:t>
+      </w:r>
+      <w:r>
+        <w:rPr>
+          <w:rFonts w:ascii="Arial" w:cs="Arial" w:hAnsi="Arial"/>
+          <w:sz w:val="23"/>
+          <w:szCs w:val="24"/>
+          <w:rtl/>
+        </w:rPr>
+        <w:t xml:space="preserve">غير أنّ</w:t>
+      </w:r>
+      <w:r>
+        <w:rPr>
+          <w:rFonts w:ascii="Calibri" w:cs="Calibri" w:eastAsia="Calibri" w:hAnsi="Calibri"/>
+        </w:rPr>
+        <w:t xml:space="preserve"> (however), </w:t>
+      </w:r>
+      <w:r>
+        <w:rPr>
+          <w:rFonts w:ascii="Arial" w:cs="Arial" w:hAnsi="Arial"/>
+          <w:sz w:val="23"/>
+          <w:szCs w:val="24"/>
+          <w:rtl/>
+        </w:rPr>
+        <w:t xml:space="preserve">لذلك</w:t>
+      </w:r>
+      <w:r>
+        <w:rPr>
+          <w:rFonts w:ascii="Calibri" w:cs="Calibri" w:eastAsia="Calibri" w:hAnsi="Calibri"/>
+        </w:rPr>
+        <w:t xml:space="preserve"> (therefore), </w:t>
+      </w:r>
+      <w:r>
+        <w:rPr>
+          <w:rFonts w:ascii="Arial" w:cs="Arial" w:hAnsi="Arial"/>
+          <w:sz w:val="23"/>
+          <w:szCs w:val="24"/>
+          <w:rtl/>
+        </w:rPr>
+        <w:t xml:space="preserve">بالإضافة إلى ذلك</w:t>
+      </w:r>
+      <w:r>
+        <w:rPr>
+          <w:rFonts w:ascii="Calibri" w:cs="Calibri" w:eastAsia="Calibri" w:hAnsi="Calibri"/>
+        </w:rPr>
+        <w:t xml:space="preserve"> (in addition), </w:t>
+      </w:r>
+      <w:r>
+        <w:rPr>
+          <w:rFonts w:ascii="Arial" w:cs="Arial" w:hAnsi="Arial"/>
+          <w:sz w:val="23"/>
+          <w:szCs w:val="24"/>
+          <w:rtl/>
+        </w:rPr>
+        <w:t xml:space="preserve">على سبيل المثال</w:t>
+      </w:r>
+      <w:r>
+        <w:rPr>
+          <w:rFonts w:ascii="Calibri" w:cs="Calibri" w:eastAsia="Calibri" w:hAnsi="Calibri"/>
+        </w:rPr>
+        <w:t xml:space="preserve"> (for example).</w:t>
+      </w:r>
+    </w:p>
+    <w:p>
+      <w:pPr>
+        <w:pStyle w:val="Heading3"/>
+      </w:pPr>
+      <w:r>
+        <w:t xml:space="preserve">Step 2: the small verbs “be”, “do” and “have”</w:t>
+      </w:r>
+    </w:p>
+    <w:p>
+      <w:pPr>
+        <w:spacing w:after="170" w:line="330"/>
+      </w:pPr>
+      <w:r>
+        <w:rPr>
+          <w:rFonts w:ascii="Calibri" w:cs="Calibri" w:eastAsia="Calibri" w:hAnsi="Calibri"/>
+        </w:rPr>
+        <w:t xml:space="preserve">In the present tense, English needs </w:t>
       </w:r>
       <w:r>
         <w:rPr>
@@ -5144,13 +5198,13 @@
           <w:i/>
           <w:iCs/>
         </w:rPr>
-        <w:t xml:space="preserve">are</w:t>
-      </w:r>
-      <w:r>
-        <w:rPr>
-          <w:rFonts w:ascii="Calibri" w:cs="Calibri" w:eastAsia="Calibri" w:hAnsi="Calibri"/>
-        </w:rPr>
-        <w:t xml:space="preserve">; Arabic normally leaves them out: </w:t>
+        <w:t xml:space="preserve">is</w:t>
+      </w:r>
+      <w:r>
+        <w:rPr>
+          <w:rFonts w:ascii="Calibri" w:cs="Calibri" w:eastAsia="Calibri" w:hAnsi="Calibri"/>
+        </w:rPr>
+        <w:t xml:space="preserve"> and </w:t>
       </w:r>
       <w:r>
         <w:rPr>
@@ -5158,73 +5212,13 @@
           <w:i/>
           <w:iCs/>
         </w:rPr>
-        <w:t xml:space="preserve">Translation is a fascinating field</w:t>
-      </w:r>
-      <w:r>
-        <w:rPr>
-          <w:rFonts w:ascii="Calibri" w:cs="Calibri" w:eastAsia="Calibri" w:hAnsi="Calibri"/>
-        </w:rPr>
-        <w:t xml:space="preserve"> → </w:t>
-      </w:r>
-      <w:r>
-        <w:rPr>
-          <w:rFonts w:ascii="Arial" w:cs="Arial" w:hAnsi="Arial"/>
-          <w:sz w:val="23"/>
-          <w:szCs w:val="24"/>
-          <w:rtl/>
-        </w:rPr>
-        <w:t xml:space="preserve">الترجمةُ مجالٌ شائق</w:t>
-      </w:r>
-      <w:r>
-        <w:rPr>
-          <w:rFonts w:ascii="Calibri" w:cs="Calibri" w:eastAsia="Calibri" w:hAnsi="Calibri"/>
-        </w:rPr>
-        <w:t xml:space="preserve">. In formal writing, </w:t>
-      </w:r>
-      <w:r>
-        <w:rPr>
-          <w:rFonts w:ascii="Arial" w:cs="Arial" w:hAnsi="Arial"/>
-          <w:sz w:val="23"/>
-          <w:szCs w:val="24"/>
-          <w:rtl/>
-        </w:rPr>
-        <w:t xml:space="preserve">تُعدّ</w:t>
-      </w:r>
-      <w:r>
-        <w:rPr>
-          <w:rFonts w:ascii="Calibri" w:cs="Calibri" w:eastAsia="Calibri" w:hAnsi="Calibri"/>
-        </w:rPr>
-        <w:t xml:space="preserve"> (“is considered”) is also possible when the sentence gives an opinion: </w:t>
-      </w:r>
-      <w:r>
-        <w:rPr>
-          <w:rFonts w:ascii="Arial" w:cs="Arial" w:hAnsi="Arial"/>
-          <w:sz w:val="23"/>
-          <w:szCs w:val="24"/>
-          <w:rtl/>
-        </w:rPr>
-        <w:t xml:space="preserve">تُعدّ الترجمة مجالاً شائقاً</w:t>
-      </w:r>
-      <w:r>
-        <w:rPr>
-          <w:rFonts w:ascii="Calibri" w:cs="Calibri" w:eastAsia="Calibri" w:hAnsi="Calibri"/>
-        </w:rPr>
-        <w:t xml:space="preserve">. Into English, add the verb: </w:t>
-      </w:r>
-      <w:r>
-        <w:rPr>
-          <w:rFonts w:ascii="Arial" w:cs="Arial" w:hAnsi="Arial"/>
-          <w:sz w:val="23"/>
-          <w:szCs w:val="24"/>
-          <w:rtl/>
-        </w:rPr>
-        <w:t xml:space="preserve">الطالب في المكتبة</w:t>
-      </w:r>
-      <w:r>
-        <w:rPr>
-          <w:rFonts w:ascii="Calibri" w:cs="Calibri" w:eastAsia="Calibri" w:hAnsi="Calibri"/>
-        </w:rPr>
-        <w:t xml:space="preserve"> → </w:t>
+        <w:t xml:space="preserve">are</w:t>
+      </w:r>
+      <w:r>
+        <w:rPr>
+          <w:rFonts w:ascii="Calibri" w:cs="Calibri" w:eastAsia="Calibri" w:hAnsi="Calibri"/>
+        </w:rPr>
+        <w:t xml:space="preserve">; Arabic normally leaves them out: </w:t>
       </w:r>
       <w:r>
         <w:rPr>
@@ -5232,18 +5226,73 @@
           <w:i/>
           <w:iCs/>
         </w:rPr>
-        <w:t xml:space="preserve">The student is in the library.</w:t>
-      </w:r>
-    </w:p>
-    <w:p>
-      <w:pPr>
-        <w:spacing w:after="170" w:line="330"/>
-      </w:pPr>
-      <w:r>
-        <w:rPr>
-          <w:rFonts w:ascii="Calibri" w:cs="Calibri" w:eastAsia="Calibri" w:hAnsi="Calibri"/>
-        </w:rPr>
-        <w:t xml:space="preserve">Do not translate a simple </w:t>
+        <w:t xml:space="preserve">Translation is a fascinating field</w:t>
+      </w:r>
+      <w:r>
+        <w:rPr>
+          <w:rFonts w:ascii="Calibri" w:cs="Calibri" w:eastAsia="Calibri" w:hAnsi="Calibri"/>
+        </w:rPr>
+        <w:t xml:space="preserve"> → </w:t>
+      </w:r>
+      <w:r>
+        <w:rPr>
+          <w:rFonts w:ascii="Arial" w:cs="Arial" w:hAnsi="Arial"/>
+          <w:sz w:val="23"/>
+          <w:szCs w:val="24"/>
+          <w:rtl/>
+        </w:rPr>
+        <w:t xml:space="preserve">الترجمةُ مجالٌ شائق</w:t>
+      </w:r>
+      <w:r>
+        <w:rPr>
+          <w:rFonts w:ascii="Calibri" w:cs="Calibri" w:eastAsia="Calibri" w:hAnsi="Calibri"/>
+        </w:rPr>
+        <w:t xml:space="preserve">. In formal writing, </w:t>
+      </w:r>
+      <w:r>
+        <w:rPr>
+          <w:rFonts w:ascii="Arial" w:cs="Arial" w:hAnsi="Arial"/>
+          <w:sz w:val="23"/>
+          <w:szCs w:val="24"/>
+          <w:rtl/>
+        </w:rPr>
+        <w:t xml:space="preserve">تُعدّ</w:t>
+      </w:r>
+      <w:r>
+        <w:rPr>
+          <w:rFonts w:ascii="Calibri" w:cs="Calibri" w:eastAsia="Calibri" w:hAnsi="Calibri"/>
+        </w:rPr>
+        <w:t xml:space="preserve"> (“is considered”) is also possible when the sentence gives an opinion: </w:t>
+      </w:r>
+      <w:r>
+        <w:rPr>
+          <w:rFonts w:ascii="Arial" w:cs="Arial" w:hAnsi="Arial"/>
+          <w:sz w:val="23"/>
+          <w:szCs w:val="24"/>
+          <w:rtl/>
+        </w:rPr>
+        <w:t xml:space="preserve">تُعدّ الترجمة مجالاً شائقاً</w:t>
+      </w:r>
+      <w:r>
+        <w:rPr>
+          <w:rFonts w:ascii="Calibri" w:cs="Calibri" w:eastAsia="Calibri" w:hAnsi="Calibri"/>
+        </w:rPr>
+        <w:t xml:space="preserve">. Into English, add the verb: </w:t>
+      </w:r>
+      <w:r>
+        <w:rPr>
+          <w:rFonts w:ascii="Arial" w:cs="Arial" w:hAnsi="Arial"/>
+          <w:sz w:val="23"/>
+          <w:szCs w:val="24"/>
+          <w:rtl/>
+        </w:rPr>
+        <w:t xml:space="preserve">الطلاب في المختبر</w:t>
+      </w:r>
+      <w:r>
+        <w:rPr>
+          <w:rFonts w:ascii="Calibri" w:cs="Calibri" w:eastAsia="Calibri" w:hAnsi="Calibri"/>
+        </w:rPr>
+        <w:t xml:space="preserve"> → </w:t>
       </w:r>
       <w:r>
         <w:rPr>
@@ -5251,13 +5300,18 @@
           <w:i/>
           <w:iCs/>
         </w:rPr>
-        <w:t xml:space="preserve">is</w:t>
-      </w:r>
-      <w:r>
-        <w:rPr>
-          <w:rFonts w:ascii="Calibri" w:cs="Calibri" w:eastAsia="Calibri" w:hAnsi="Calibri"/>
-        </w:rPr>
-        <w:t xml:space="preserve">, </w:t>
+        <w:t xml:space="preserve">The students are in the laboratory.</w:t>
+      </w:r>
+    </w:p>
+    <w:p>
+      <w:pPr>
+        <w:spacing w:after="170" w:line="330"/>
+      </w:pPr>
+      <w:r>
+        <w:rPr>
+          <w:rFonts w:ascii="Calibri" w:cs="Calibri" w:eastAsia="Calibri" w:hAnsi="Calibri"/>
+        </w:rPr>
+        <w:t xml:space="preserve">Do not translate a simple </w:t>
       </w:r>
       <w:r>
         <w:rPr>
@@ -5265,13 +5319,13 @@
           <w:i/>
           <w:iCs/>
         </w:rPr>
-        <w:t xml:space="preserve">am</w:t>
-      </w:r>
-      <w:r>
-        <w:rPr>
-          <w:rFonts w:ascii="Calibri" w:cs="Calibri" w:eastAsia="Calibri" w:hAnsi="Calibri"/>
-        </w:rPr>
-        <w:t xml:space="preserve"> or </w:t>
+        <w:t xml:space="preserve">is</w:t>
+      </w:r>
+      <w:r>
+        <w:rPr>
+          <w:rFonts w:ascii="Calibri" w:cs="Calibri" w:eastAsia="Calibri" w:hAnsi="Calibri"/>
+        </w:rPr>
+        <w:t xml:space="preserve">, </w:t>
       </w:r>
       <w:r>
         <w:rPr>
@@ -5279,28 +5333,13 @@
           <w:i/>
           <w:iCs/>
         </w:rPr>
-        <w:t xml:space="preserve">are</w:t>
-      </w:r>
-      <w:r>
-        <w:rPr>
-          <w:rFonts w:ascii="Calibri" w:cs="Calibri" w:eastAsia="Calibri" w:hAnsi="Calibri"/>
-        </w:rPr>
-        <w:t xml:space="preserve"> with </w:t>
-      </w:r>
-      <w:r>
-        <w:rPr>
-          <w:rFonts w:ascii="Arial" w:cs="Arial" w:hAnsi="Arial"/>
-          <w:sz w:val="23"/>
-          <w:szCs w:val="24"/>
-          <w:rtl/>
-        </w:rPr>
-        <w:t xml:space="preserve">يكون</w:t>
-      </w:r>
-      <w:r>
-        <w:rPr>
-          <w:rFonts w:ascii="Calibri" w:cs="Calibri" w:eastAsia="Calibri" w:hAnsi="Calibri"/>
-        </w:rPr>
-        <w:t xml:space="preserve">: </w:t>
+        <w:t xml:space="preserve">am</w:t>
+      </w:r>
+      <w:r>
+        <w:rPr>
+          <w:rFonts w:ascii="Calibri" w:cs="Calibri" w:eastAsia="Calibri" w:hAnsi="Calibri"/>
+        </w:rPr>
+        <w:t xml:space="preserve"> or </w:t>
       </w:r>
       <w:r>
         <w:rPr>
@@ -5308,43 +5347,28 @@
           <w:i/>
           <w:iCs/>
         </w:rPr>
-        <w:t xml:space="preserve">She is kind</w:t>
-      </w:r>
-      <w:r>
-        <w:rPr>
-          <w:rFonts w:ascii="Calibri" w:cs="Calibri" w:eastAsia="Calibri" w:hAnsi="Calibri"/>
-        </w:rPr>
-        <w:t xml:space="preserve"> → </w:t>
-      </w:r>
-      <w:r>
-        <w:rPr>
-          <w:rFonts w:ascii="Arial" w:cs="Arial" w:hAnsi="Arial"/>
-          <w:sz w:val="23"/>
-          <w:szCs w:val="24"/>
-          <w:rtl/>
-        </w:rPr>
-        <w:t xml:space="preserve">إنها طيبة</w:t>
-      </w:r>
-      <w:r>
-        <w:rPr>
-          <w:rFonts w:ascii="Calibri" w:cs="Calibri" w:eastAsia="Calibri" w:hAnsi="Calibri"/>
-        </w:rPr>
-        <w:t xml:space="preserve">, not </w:t>
-      </w:r>
-      <w:r>
-        <w:rPr>
-          <w:rFonts w:ascii="Arial" w:cs="Arial" w:hAnsi="Arial"/>
-          <w:sz w:val="23"/>
-          <w:szCs w:val="24"/>
-          <w:rtl/>
-        </w:rPr>
-        <w:t xml:space="preserve">هي تكون طيبة</w:t>
-      </w:r>
-      <w:r>
-        <w:rPr>
-          <w:rFonts w:ascii="Calibri" w:cs="Calibri" w:eastAsia="Calibri" w:hAnsi="Calibri"/>
-        </w:rPr>
-        <w:t xml:space="preserve">; </w:t>
+        <w:t xml:space="preserve">are</w:t>
+      </w:r>
+      <w:r>
+        <w:rPr>
+          <w:rFonts w:ascii="Calibri" w:cs="Calibri" w:eastAsia="Calibri" w:hAnsi="Calibri"/>
+        </w:rPr>
+        <w:t xml:space="preserve"> with </w:t>
+      </w:r>
+      <w:r>
+        <w:rPr>
+          <w:rFonts w:ascii="Arial" w:cs="Arial" w:hAnsi="Arial"/>
+          <w:sz w:val="23"/>
+          <w:szCs w:val="24"/>
+          <w:rtl/>
+        </w:rPr>
+        <w:t xml:space="preserve">يكون</w:t>
+      </w:r>
+      <w:r>
+        <w:rPr>
+          <w:rFonts w:ascii="Calibri" w:cs="Calibri" w:eastAsia="Calibri" w:hAnsi="Calibri"/>
+        </w:rPr>
+        <w:t xml:space="preserve">: </w:t>
       </w:r>
       <w:r>
         <w:rPr>
@@ -5352,7 +5376,7 @@
           <w:i/>
           <w:iCs/>
         </w:rPr>
-        <w:t xml:space="preserve">I am leaving now</w:t>
+        <w:t xml:space="preserve">She is kind</w:t>
       </w:r>
       <w:r>
         <w:rPr>
@@ -5367,28 +5391,28 @@
           <w:szCs w:val="24"/>
           <w:rtl/>
         </w:rPr>
-        <w:t xml:space="preserve">سأغادر الآن</w:t>
-      </w:r>
-      <w:r>
-        <w:rPr>
-          <w:rFonts w:ascii="Calibri" w:cs="Calibri" w:eastAsia="Calibri" w:hAnsi="Calibri"/>
-        </w:rPr>
-        <w:t xml:space="preserve">. In the past, use </w:t>
-      </w:r>
-      <w:r>
-        <w:rPr>
-          <w:rFonts w:ascii="Arial" w:cs="Arial" w:hAnsi="Arial"/>
-          <w:sz w:val="23"/>
-          <w:szCs w:val="24"/>
-          <w:rtl/>
-        </w:rPr>
-        <w:t xml:space="preserve">كان</w:t>
-      </w:r>
-      <w:r>
-        <w:rPr>
-          <w:rFonts w:ascii="Calibri" w:cs="Calibri" w:eastAsia="Calibri" w:hAnsi="Calibri"/>
-        </w:rPr>
-        <w:t xml:space="preserve">: </w:t>
+        <w:t xml:space="preserve">إنها طيبة</w:t>
+      </w:r>
+      <w:r>
+        <w:rPr>
+          <w:rFonts w:ascii="Calibri" w:cs="Calibri" w:eastAsia="Calibri" w:hAnsi="Calibri"/>
+        </w:rPr>
+        <w:t xml:space="preserve">, not </w:t>
+      </w:r>
+      <w:r>
+        <w:rPr>
+          <w:rFonts w:ascii="Arial" w:cs="Arial" w:hAnsi="Arial"/>
+          <w:sz w:val="23"/>
+          <w:szCs w:val="24"/>
+          <w:rtl/>
+        </w:rPr>
+        <w:t xml:space="preserve">هي تكون طيبة</w:t>
+      </w:r>
+      <w:r>
+        <w:rPr>
+          <w:rFonts w:ascii="Calibri" w:cs="Calibri" w:eastAsia="Calibri" w:hAnsi="Calibri"/>
+        </w:rPr>
+        <w:t xml:space="preserve">; </w:t>
       </w:r>
       <w:r>
         <w:rPr>
@@ -5396,7 +5420,7 @@
           <w:i/>
           <w:iCs/>
         </w:rPr>
-        <w:t xml:space="preserve">The child was sick</w:t>
+        <w:t xml:space="preserve">I am leaving now</w:t>
       </w:r>
       <w:r>
         <w:rPr>
@@ -5411,62 +5435,76 @@
           <w:szCs w:val="24"/>
           <w:rtl/>
         </w:rPr>
-        <w:t xml:space="preserve">كان الطفلُ مريضاً</w:t>
-      </w:r>
-      <w:r>
-        <w:rPr>
-          <w:rFonts w:ascii="Calibri" w:cs="Calibri" w:eastAsia="Calibri" w:hAnsi="Calibri"/>
-        </w:rPr>
-        <w:t xml:space="preserve">.</w:t>
-      </w:r>
-    </w:p>
-    <w:p>
-      <w:pPr>
-        <w:spacing w:after="170" w:line="330"/>
-      </w:pPr>
+        <w:t xml:space="preserve">سأغادر الآن</w:t>
+      </w:r>
+      <w:r>
+        <w:rPr>
+          <w:rFonts w:ascii="Calibri" w:cs="Calibri" w:eastAsia="Calibri" w:hAnsi="Calibri"/>
+        </w:rPr>
+        <w:t xml:space="preserve">. In the past, use </w:t>
+      </w:r>
+      <w:r>
+        <w:rPr>
+          <w:rFonts w:ascii="Arial" w:cs="Arial" w:hAnsi="Arial"/>
+          <w:sz w:val="23"/>
+          <w:szCs w:val="24"/>
+          <w:rtl/>
+        </w:rPr>
+        <w:t xml:space="preserve">كان</w:t>
+      </w:r>
+      <w:r>
+        <w:rPr>
+          <w:rFonts w:ascii="Calibri" w:cs="Calibri" w:eastAsia="Calibri" w:hAnsi="Calibri"/>
+        </w:rPr>
+        <w:t xml:space="preserve">: </w:t>
+      </w:r>
       <w:r>
         <w:rPr>
           <w:rFonts w:ascii="Calibri" w:cs="Calibri" w:eastAsia="Calibri" w:hAnsi="Calibri"/>
           <w:i/>
           <w:iCs/>
         </w:rPr>
-        <w:t xml:space="preserve">Do</w:t>
-      </w:r>
-      <w:r>
-        <w:rPr>
-          <w:rFonts w:ascii="Calibri" w:cs="Calibri" w:eastAsia="Calibri" w:hAnsi="Calibri"/>
-        </w:rPr>
-        <w:t xml:space="preserve"> and </w:t>
-      </w:r>
+        <w:t xml:space="preserve">The child was sick</w:t>
+      </w:r>
+      <w:r>
+        <w:rPr>
+          <w:rFonts w:ascii="Calibri" w:cs="Calibri" w:eastAsia="Calibri" w:hAnsi="Calibri"/>
+        </w:rPr>
+        <w:t xml:space="preserve"> → </w:t>
+      </w:r>
+      <w:r>
+        <w:rPr>
+          <w:rFonts w:ascii="Arial" w:cs="Arial" w:hAnsi="Arial"/>
+          <w:sz w:val="23"/>
+          <w:szCs w:val="24"/>
+          <w:rtl/>
+        </w:rPr>
+        <w:t xml:space="preserve">كان الطفلُ مريضاً</w:t>
+      </w:r>
+      <w:r>
+        <w:rPr>
+          <w:rFonts w:ascii="Calibri" w:cs="Calibri" w:eastAsia="Calibri" w:hAnsi="Calibri"/>
+        </w:rPr>
+        <w:t xml:space="preserve">.</w:t>
+      </w:r>
+    </w:p>
+    <w:p>
+      <w:pPr>
+        <w:spacing w:after="170" w:line="330"/>
+      </w:pPr>
       <w:r>
         <w:rPr>
           <w:rFonts w:ascii="Calibri" w:cs="Calibri" w:eastAsia="Calibri" w:hAnsi="Calibri"/>
           <w:i/>
           <w:iCs/>
         </w:rPr>
-        <w:t xml:space="preserve">have</w:t>
-      </w:r>
-      <w:r>
-        <w:rPr>
-          <w:rFonts w:ascii="Calibri" w:cs="Calibri" w:eastAsia="Calibri" w:hAnsi="Calibri"/>
-        </w:rPr>
-        <w:t xml:space="preserve"> also need care:</w:t>
-      </w:r>
-    </w:p>
-    <w:p>
-      <w:pPr>
-        <w:pStyle w:val="ListParagraph"/>
-        <w:numPr>
-          <w:ilvl w:val="0"/>
-          <w:numId w:val="2"/>
-        </w:numPr>
-        <w:spacing w:after="110" w:line="320"/>
-      </w:pPr>
-      <w:r>
-        <w:rPr>
-          <w:rFonts w:ascii="Calibri" w:cs="Calibri" w:eastAsia="Calibri" w:hAnsi="Calibri"/>
-        </w:rPr>
-        <w:t xml:space="preserve">In negatives and questions, </w:t>
+        <w:t xml:space="preserve">Do</w:t>
+      </w:r>
+      <w:r>
+        <w:rPr>
+          <w:rFonts w:ascii="Calibri" w:cs="Calibri" w:eastAsia="Calibri" w:hAnsi="Calibri"/>
+        </w:rPr>
+        <w:t xml:space="preserve"> and </w:t>
       </w:r>
       <w:r>
         <w:rPr>
@@ -5474,13 +5512,29 @@
           <w:i/>
           <w:iCs/>
         </w:rPr>
-        <w:t xml:space="preserve">do</w:t>
-      </w:r>
-      <w:r>
-        <w:rPr>
-          <w:rFonts w:ascii="Calibri" w:cs="Calibri" w:eastAsia="Calibri" w:hAnsi="Calibri"/>
-        </w:rPr>
-        <w:t xml:space="preserve"> has no Arabic word of its own: </w:t>
+        <w:t xml:space="preserve">have</w:t>
+      </w:r>
+      <w:r>
+        <w:rPr>
+          <w:rFonts w:ascii="Calibri" w:cs="Calibri" w:eastAsia="Calibri" w:hAnsi="Calibri"/>
+        </w:rPr>
+        <w:t xml:space="preserve"> also need care:</w:t>
+      </w:r>
+    </w:p>
+    <w:p>
+      <w:pPr>
+        <w:pStyle w:val="ListParagraph"/>
+        <w:numPr>
+          <w:ilvl w:val="0"/>
+          <w:numId w:val="2"/>
+        </w:numPr>
+        <w:spacing w:after="110" w:line="320"/>
+      </w:pPr>
+      <w:r>
+        <w:rPr>
+          <w:rFonts w:ascii="Calibri" w:cs="Calibri" w:eastAsia="Calibri" w:hAnsi="Calibri"/>
+        </w:rPr>
+        <w:t xml:space="preserve">In negatives and questions, </w:t>
       </w:r>
       <w:r>
         <w:rPr>
@@ -5488,28 +5542,13 @@
           <w:i/>
           <w:iCs/>
         </w:rPr>
-        <w:t xml:space="preserve">Do not touch it</w:t>
-      </w:r>
-      <w:r>
-        <w:rPr>
-          <w:rFonts w:ascii="Calibri" w:cs="Calibri" w:eastAsia="Calibri" w:hAnsi="Calibri"/>
-        </w:rPr>
-        <w:t xml:space="preserve"> → </w:t>
-      </w:r>
-      <w:r>
-        <w:rPr>
-          <w:rFonts w:ascii="Arial" w:cs="Arial" w:hAnsi="Arial"/>
-          <w:sz w:val="23"/>
-          <w:szCs w:val="24"/>
-          <w:rtl/>
-        </w:rPr>
-        <w:t xml:space="preserve">لا تلمسه</w:t>
-      </w:r>
-      <w:r>
-        <w:rPr>
-          <w:rFonts w:ascii="Calibri" w:cs="Calibri" w:eastAsia="Calibri" w:hAnsi="Calibri"/>
-        </w:rPr>
-        <w:t xml:space="preserve">; </w:t>
+        <w:t xml:space="preserve">do</w:t>
+      </w:r>
+      <w:r>
+        <w:rPr>
+          <w:rFonts w:ascii="Calibri" w:cs="Calibri" w:eastAsia="Calibri" w:hAnsi="Calibri"/>
+        </w:rPr>
+        <w:t xml:space="preserve"> has no Arabic word of its own: </w:t>
       </w:r>
       <w:r>
         <w:rPr>
@@ -5517,7 +5556,7 @@
           <w:i/>
           <w:iCs/>
         </w:rPr>
-        <w:t xml:space="preserve">She did not eat</w:t>
+        <w:t xml:space="preserve">Do not touch it</w:t>
       </w:r>
       <w:r>
         <w:rPr>
@@ -5532,7 +5571,7 @@
           <w:szCs w:val="24"/>
           <w:rtl/>
         </w:rPr>
-        <w:t xml:space="preserve">لم تأكل</w:t>
+        <w:t xml:space="preserve">لا تلمسه</w:t>
       </w:r>
       <w:r>
         <w:rPr>
@@ -5546,7 +5585,7 @@
           <w:i/>
           <w:iCs/>
         </w:rPr>
-        <w:t xml:space="preserve">Do you want to play?</w:t>
+        <w:t xml:space="preserve">She did not eat</w:t>
       </w:r>
       <w:r>
         <w:rPr>
@@ -5561,23 +5600,13 @@
           <w:szCs w:val="24"/>
           <w:rtl/>
         </w:rPr>
-        <w:t xml:space="preserve">هل تريد أن تلعب؟</w:t>
-      </w:r>
-    </w:p>
-    <w:p>
-      <w:pPr>
-        <w:pStyle w:val="ListParagraph"/>
-        <w:numPr>
-          <w:ilvl w:val="0"/>
-          <w:numId w:val="2"/>
-        </w:numPr>
-        <w:spacing w:after="110" w:line="320"/>
-      </w:pPr>
-      <w:r>
-        <w:rPr>
-          <w:rFonts w:ascii="Calibri" w:cs="Calibri" w:eastAsia="Calibri" w:hAnsi="Calibri"/>
-        </w:rPr>
-        <w:t xml:space="preserve">As a main verb, </w:t>
+        <w:t xml:space="preserve">لم تأكل</w:t>
+      </w:r>
+      <w:r>
+        <w:rPr>
+          <w:rFonts w:ascii="Calibri" w:cs="Calibri" w:eastAsia="Calibri" w:hAnsi="Calibri"/>
+        </w:rPr>
+        <w:t xml:space="preserve">; </w:t>
       </w:r>
       <w:r>
         <w:rPr>
@@ -5585,13 +5614,38 @@
           <w:i/>
           <w:iCs/>
         </w:rPr>
-        <w:t xml:space="preserve">do</w:t>
-      </w:r>
-      <w:r>
-        <w:rPr>
-          <w:rFonts w:ascii="Calibri" w:cs="Calibri" w:eastAsia="Calibri" w:hAnsi="Calibri"/>
-        </w:rPr>
-        <w:t xml:space="preserve"> has a meaning: </w:t>
+        <w:t xml:space="preserve">Do you want to play?</w:t>
+      </w:r>
+      <w:r>
+        <w:rPr>
+          <w:rFonts w:ascii="Calibri" w:cs="Calibri" w:eastAsia="Calibri" w:hAnsi="Calibri"/>
+        </w:rPr>
+        <w:t xml:space="preserve"> → </w:t>
+      </w:r>
+      <w:r>
+        <w:rPr>
+          <w:rFonts w:ascii="Arial" w:cs="Arial" w:hAnsi="Arial"/>
+          <w:sz w:val="23"/>
+          <w:szCs w:val="24"/>
+          <w:rtl/>
+        </w:rPr>
+        <w:t xml:space="preserve">هل تريد أن تلعب؟</w:t>
+      </w:r>
+    </w:p>
+    <w:p>
+      <w:pPr>
+        <w:pStyle w:val="ListParagraph"/>
+        <w:numPr>
+          <w:ilvl w:val="0"/>
+          <w:numId w:val="2"/>
+        </w:numPr>
+        <w:spacing w:after="110" w:line="320"/>
+      </w:pPr>
+      <w:r>
+        <w:rPr>
+          <w:rFonts w:ascii="Calibri" w:cs="Calibri" w:eastAsia="Calibri" w:hAnsi="Calibri"/>
+        </w:rPr>
+        <w:t xml:space="preserve">As a main verb, </w:t>
       </w:r>
       <w:r>
         <w:rPr>
@@ -5599,44 +5653,13 @@
           <w:i/>
           <w:iCs/>
         </w:rPr>
-        <w:t xml:space="preserve">I will do my best</w:t>
-      </w:r>
-      <w:r>
-        <w:rPr>
-          <w:rFonts w:ascii="Calibri" w:cs="Calibri" w:eastAsia="Calibri" w:hAnsi="Calibri"/>
-        </w:rPr>
-        <w:t xml:space="preserve"> → </w:t>
-      </w:r>
-      <w:r>
-        <w:rPr>
-          <w:rFonts w:ascii="Arial" w:cs="Arial" w:hAnsi="Arial"/>
-          <w:sz w:val="23"/>
-          <w:szCs w:val="24"/>
-          <w:rtl/>
-        </w:rPr>
-        <w:t xml:space="preserve">سأبذل قصارى جهدي</w:t>
-      </w:r>
-      <w:r>
-        <w:rPr>
-          <w:rFonts w:ascii="Calibri" w:cs="Calibri" w:eastAsia="Calibri" w:hAnsi="Calibri"/>
-        </w:rPr>
-        <w:t xml:space="preserve">.</w:t>
-      </w:r>
-    </w:p>
-    <w:p>
-      <w:pPr>
-        <w:pStyle w:val="ListParagraph"/>
-        <w:numPr>
-          <w:ilvl w:val="0"/>
-          <w:numId w:val="2"/>
-        </w:numPr>
-        <w:spacing w:after="110" w:line="320"/>
-      </w:pPr>
-      <w:r>
-        <w:rPr>
-          <w:rFonts w:ascii="Calibri" w:cs="Calibri" w:eastAsia="Calibri" w:hAnsi="Calibri"/>
-        </w:rPr>
-        <w:t xml:space="preserve">The meaning of </w:t>
+        <w:t xml:space="preserve">do</w:t>
+      </w:r>
+      <w:r>
+        <w:rPr>
+          <w:rFonts w:ascii="Calibri" w:cs="Calibri" w:eastAsia="Calibri" w:hAnsi="Calibri"/>
+        </w:rPr>
+        <w:t xml:space="preserve"> has a meaning: </w:t>
       </w:r>
       <w:r>
         <w:rPr>
@@ -5644,13 +5667,44 @@
           <w:i/>
           <w:iCs/>
         </w:rPr>
-        <w:t xml:space="preserve">have</w:t>
-      </w:r>
-      <w:r>
-        <w:rPr>
-          <w:rFonts w:ascii="Calibri" w:cs="Calibri" w:eastAsia="Calibri" w:hAnsi="Calibri"/>
-        </w:rPr>
-        <w:t xml:space="preserve"> depends on its object: </w:t>
+        <w:t xml:space="preserve">I will do my best</w:t>
+      </w:r>
+      <w:r>
+        <w:rPr>
+          <w:rFonts w:ascii="Calibri" w:cs="Calibri" w:eastAsia="Calibri" w:hAnsi="Calibri"/>
+        </w:rPr>
+        <w:t xml:space="preserve"> → </w:t>
+      </w:r>
+      <w:r>
+        <w:rPr>
+          <w:rFonts w:ascii="Arial" w:cs="Arial" w:hAnsi="Arial"/>
+          <w:sz w:val="23"/>
+          <w:szCs w:val="24"/>
+          <w:rtl/>
+        </w:rPr>
+        <w:t xml:space="preserve">سأبذل قصارى جهدي</w:t>
+      </w:r>
+      <w:r>
+        <w:rPr>
+          <w:rFonts w:ascii="Calibri" w:cs="Calibri" w:eastAsia="Calibri" w:hAnsi="Calibri"/>
+        </w:rPr>
+        <w:t xml:space="preserve">.</w:t>
+      </w:r>
+    </w:p>
+    <w:p>
+      <w:pPr>
+        <w:pStyle w:val="ListParagraph"/>
+        <w:numPr>
+          <w:ilvl w:val="0"/>
+          <w:numId w:val="2"/>
+        </w:numPr>
+        <w:spacing w:after="110" w:line="320"/>
+      </w:pPr>
+      <w:r>
+        <w:rPr>
+          <w:rFonts w:ascii="Calibri" w:cs="Calibri" w:eastAsia="Calibri" w:hAnsi="Calibri"/>
+        </w:rPr>
+        <w:t xml:space="preserve">The meaning of </w:t>
       </w:r>
       <w:r>
         <w:rPr>
@@ -5658,28 +5712,13 @@
           <w:i/>
           <w:iCs/>
         </w:rPr>
-        <w:t xml:space="preserve">She had a nice holiday</w:t>
-      </w:r>
-      <w:r>
-        <w:rPr>
-          <w:rFonts w:ascii="Calibri" w:cs="Calibri" w:eastAsia="Calibri" w:hAnsi="Calibri"/>
-        </w:rPr>
-        <w:t xml:space="preserve"> → </w:t>
-      </w:r>
-      <w:r>
-        <w:rPr>
-          <w:rFonts w:ascii="Arial" w:cs="Arial" w:hAnsi="Arial"/>
-          <w:sz w:val="23"/>
-          <w:szCs w:val="24"/>
-          <w:rtl/>
-        </w:rPr>
-        <w:t xml:space="preserve">قضت عطلةً جميلة</w:t>
-      </w:r>
-      <w:r>
-        <w:rPr>
-          <w:rFonts w:ascii="Calibri" w:cs="Calibri" w:eastAsia="Calibri" w:hAnsi="Calibri"/>
-        </w:rPr>
-        <w:t xml:space="preserve">; </w:t>
+        <w:t xml:space="preserve">have</w:t>
+      </w:r>
+      <w:r>
+        <w:rPr>
+          <w:rFonts w:ascii="Calibri" w:cs="Calibri" w:eastAsia="Calibri" w:hAnsi="Calibri"/>
+        </w:rPr>
+        <w:t xml:space="preserve"> depends on its object: </w:t>
       </w:r>
       <w:r>
         <w:rPr>
@@ -5687,7 +5726,7 @@
           <w:i/>
           <w:iCs/>
         </w:rPr>
-        <w:t xml:space="preserve">She had lunch</w:t>
+        <w:t xml:space="preserve">She had a nice holiday</w:t>
       </w:r>
       <w:r>
         <w:rPr>
@@ -5702,7 +5741,7 @@
           <w:szCs w:val="24"/>
           <w:rtl/>
         </w:rPr>
-        <w:t xml:space="preserve">تناولت الغداء</w:t>
+        <w:t xml:space="preserve">قضت عطلةً جميلة</w:t>
       </w:r>
       <w:r>
         <w:rPr>
@@ -5716,7 +5755,7 @@
           <w:i/>
           <w:iCs/>
         </w:rPr>
-        <w:t xml:space="preserve">She has money</w:t>
+        <w:t xml:space="preserve">She has her pills on time</w:t>
       </w:r>
       <w:r>
         <w:rPr>
@@ -5731,53 +5770,13 @@
           <w:szCs w:val="24"/>
           <w:rtl/>
         </w:rPr>
-        <w:t xml:space="preserve">تملك مالاً</w:t>
-      </w:r>
-      <w:r>
-        <w:rPr>
-          <w:rFonts w:ascii="Calibri" w:cs="Calibri" w:eastAsia="Calibri" w:hAnsi="Calibri"/>
-        </w:rPr>
-        <w:t xml:space="preserve">.</w:t>
-      </w:r>
-    </w:p>
-    <w:p>
-      <w:pPr>
-        <w:spacing w:after="40"/>
-      </w:pPr>
-    </w:p>
-    <w:p>
-      <w:pPr>
-        <w:pStyle w:val="Heading3"/>
-      </w:pPr>
-      <w:r>
-        <w:t xml:space="preserve">Step 3: show gender and number</w:t>
-      </w:r>
-    </w:p>
-    <w:p>
-      <w:pPr>
-        <w:spacing w:after="170" w:line="330"/>
-      </w:pPr>
-      <w:r>
-        <w:rPr>
-          <w:rFonts w:ascii="Calibri" w:cs="Calibri" w:eastAsia="Calibri" w:hAnsi="Calibri"/>
-        </w:rPr>
-        <w:t xml:space="preserve">Each language chooses what its grammar must show, such as gender and number (Baker, 2018). English often leaves these out; Arabic cannot.</w:t>
-      </w:r>
-    </w:p>
-    <w:p>
-      <w:pPr>
-        <w:pStyle w:val="ListParagraph"/>
-        <w:numPr>
-          <w:ilvl w:val="0"/>
-          <w:numId w:val="2"/>
-        </w:numPr>
-        <w:spacing w:after="110" w:line="320"/>
-      </w:pPr>
-      <w:r>
-        <w:rPr>
-          <w:rFonts w:ascii="Calibri" w:cs="Calibri" w:eastAsia="Calibri" w:hAnsi="Calibri"/>
-        </w:rPr>
-        <w:t xml:space="preserve">English </w:t>
+        <w:t xml:space="preserve">تتناول الحبوب في الوقت المحدد</w:t>
+      </w:r>
+      <w:r>
+        <w:rPr>
+          <w:rFonts w:ascii="Calibri" w:cs="Calibri" w:eastAsia="Calibri" w:hAnsi="Calibri"/>
+        </w:rPr>
+        <w:t xml:space="preserve">; </w:t>
       </w:r>
       <w:r>
         <w:rPr>
@@ -5785,88 +5784,52 @@
           <w:i/>
           <w:iCs/>
         </w:rPr>
-        <w:t xml:space="preserve">you</w:t>
-      </w:r>
-      <w:r>
-        <w:rPr>
-          <w:rFonts w:ascii="Calibri" w:cs="Calibri" w:eastAsia="Calibri" w:hAnsi="Calibri"/>
-        </w:rPr>
-        <w:t xml:space="preserve"> can be </w:t>
-      </w:r>
-      <w:r>
-        <w:rPr>
-          <w:rFonts w:ascii="Arial" w:cs="Arial" w:hAnsi="Arial"/>
-          <w:sz w:val="23"/>
-          <w:szCs w:val="24"/>
-          <w:rtl/>
-        </w:rPr>
-        <w:t xml:space="preserve">أنتَ</w:t>
-      </w:r>
-      <w:r>
-        <w:rPr>
-          <w:rFonts w:ascii="Calibri" w:cs="Calibri" w:eastAsia="Calibri" w:hAnsi="Calibri"/>
-        </w:rPr>
-        <w:t xml:space="preserve"> (one man), </w:t>
-      </w:r>
-      <w:r>
-        <w:rPr>
-          <w:rFonts w:ascii="Arial" w:cs="Arial" w:hAnsi="Arial"/>
-          <w:sz w:val="23"/>
-          <w:szCs w:val="24"/>
-          <w:rtl/>
-        </w:rPr>
-        <w:t xml:space="preserve">أنتِ</w:t>
-      </w:r>
-      <w:r>
-        <w:rPr>
-          <w:rFonts w:ascii="Calibri" w:cs="Calibri" w:eastAsia="Calibri" w:hAnsi="Calibri"/>
-        </w:rPr>
-        <w:t xml:space="preserve"> (one woman), </w:t>
-      </w:r>
-      <w:r>
-        <w:rPr>
-          <w:rFonts w:ascii="Arial" w:cs="Arial" w:hAnsi="Arial"/>
-          <w:sz w:val="23"/>
-          <w:szCs w:val="24"/>
-          <w:rtl/>
-        </w:rPr>
-        <w:t xml:space="preserve">أنتما</w:t>
-      </w:r>
-      <w:r>
-        <w:rPr>
-          <w:rFonts w:ascii="Calibri" w:cs="Calibri" w:eastAsia="Calibri" w:hAnsi="Calibri"/>
-        </w:rPr>
-        <w:t xml:space="preserve"> (two people), </w:t>
-      </w:r>
-      <w:r>
-        <w:rPr>
-          <w:rFonts w:ascii="Arial" w:cs="Arial" w:hAnsi="Arial"/>
-          <w:sz w:val="23"/>
-          <w:szCs w:val="24"/>
-          <w:rtl/>
-        </w:rPr>
-        <w:t xml:space="preserve">أنتم</w:t>
-      </w:r>
-      <w:r>
-        <w:rPr>
-          <w:rFonts w:ascii="Calibri" w:cs="Calibri" w:eastAsia="Calibri" w:hAnsi="Calibri"/>
-        </w:rPr>
-        <w:t xml:space="preserve"> (three or more men, or a mixed group) or </w:t>
-      </w:r>
-      <w:r>
-        <w:rPr>
-          <w:rFonts w:ascii="Arial" w:cs="Arial" w:hAnsi="Arial"/>
-          <w:sz w:val="23"/>
-          <w:szCs w:val="24"/>
-          <w:rtl/>
-        </w:rPr>
-        <w:t xml:space="preserve">أنتنّ</w:t>
-      </w:r>
-      <w:r>
-        <w:rPr>
-          <w:rFonts w:ascii="Calibri" w:cs="Calibri" w:eastAsia="Calibri" w:hAnsi="Calibri"/>
-        </w:rPr>
-        <w:t xml:space="preserve"> (three or more women). Arabic must show gender and number; English need not. In other words, “languages differ essentially in what they must convey and not in what they may convey” (Jakobson, 1959, p. 236).</w:t>
+        <w:t xml:space="preserve">She has money</w:t>
+      </w:r>
+      <w:r>
+        <w:rPr>
+          <w:rFonts w:ascii="Calibri" w:cs="Calibri" w:eastAsia="Calibri" w:hAnsi="Calibri"/>
+        </w:rPr>
+        <w:t xml:space="preserve"> → </w:t>
+      </w:r>
+      <w:r>
+        <w:rPr>
+          <w:rFonts w:ascii="Arial" w:cs="Arial" w:hAnsi="Arial"/>
+          <w:sz w:val="23"/>
+          <w:szCs w:val="24"/>
+          <w:rtl/>
+        </w:rPr>
+        <w:t xml:space="preserve">تملك مالاً</w:t>
+      </w:r>
+      <w:r>
+        <w:rPr>
+          <w:rFonts w:ascii="Calibri" w:cs="Calibri" w:eastAsia="Calibri" w:hAnsi="Calibri"/>
+        </w:rPr>
+        <w:t xml:space="preserve">.</w:t>
+      </w:r>
+    </w:p>
+    <w:p>
+      <w:pPr>
+        <w:spacing w:after="40"/>
+      </w:pPr>
+    </w:p>
+    <w:p>
+      <w:pPr>
+        <w:pStyle w:val="Heading3"/>
+      </w:pPr>
+      <w:r>
+        <w:t xml:space="preserve">Step 3: show gender and number</w:t>
+      </w:r>
+    </w:p>
+    <w:p>
+      <w:pPr>
+        <w:spacing w:after="170" w:line="330"/>
+      </w:pPr>
+      <w:r>
+        <w:rPr>
+          <w:rFonts w:ascii="Calibri" w:cs="Calibri" w:eastAsia="Calibri" w:hAnsi="Calibri"/>
+        </w:rPr>
+        <w:t xml:space="preserve">Each language chooses what its grammar must show, such as gender and number (Baker, 2018). English often leaves these out; Arabic cannot.</w:t>
       </w:r>
     </w:p>
     <w:p>
@@ -5882,68 +5845,7 @@
         <w:rPr>
           <w:rFonts w:ascii="Calibri" w:cs="Calibri" w:eastAsia="Calibri" w:hAnsi="Calibri"/>
         </w:rPr>
-        <w:t xml:space="preserve">With the numbers 3 to 10, the number takes the opposite gender to the singular noun: </w:t>
-      </w:r>
-      <w:r>
-        <w:rPr>
-          <w:rFonts w:ascii="Arial" w:cs="Arial" w:hAnsi="Arial"/>
-          <w:sz w:val="23"/>
-          <w:szCs w:val="24"/>
-          <w:rtl/>
-        </w:rPr>
-        <w:t xml:space="preserve">ثلاثةُ طلاب</w:t>
-      </w:r>
-      <w:r>
-        <w:rPr>
-          <w:rFonts w:ascii="Calibri" w:cs="Calibri" w:eastAsia="Calibri" w:hAnsi="Calibri"/>
-        </w:rPr>
-        <w:t xml:space="preserve"> but </w:t>
-      </w:r>
-      <w:r>
-        <w:rPr>
-          <w:rFonts w:ascii="Arial" w:cs="Arial" w:hAnsi="Arial"/>
-          <w:sz w:val="23"/>
-          <w:szCs w:val="24"/>
-          <w:rtl/>
-        </w:rPr>
-        <w:t xml:space="preserve">ثلاثُ طالبات</w:t>
-      </w:r>
-      <w:r>
-        <w:rPr>
-          <w:rFonts w:ascii="Calibri" w:cs="Calibri" w:eastAsia="Calibri" w:hAnsi="Calibri"/>
-        </w:rPr>
-        <w:t xml:space="preserve">.</w:t>
-      </w:r>
-    </w:p>
-    <w:p>
-      <w:pPr>
-        <w:pStyle w:val="ListParagraph"/>
-        <w:numPr>
-          <w:ilvl w:val="0"/>
-          <w:numId w:val="2"/>
-        </w:numPr>
-        <w:spacing w:after="110" w:line="320"/>
-      </w:pPr>
-      <w:r>
-        <w:rPr>
-          <w:rFonts w:ascii="Calibri" w:cs="Calibri" w:eastAsia="Calibri" w:hAnsi="Calibri"/>
-        </w:rPr>
-        <w:t xml:space="preserve">Arabic has a dual (</w:t>
-      </w:r>
-      <w:r>
-        <w:rPr>
-          <w:rFonts w:ascii="Arial" w:cs="Arial" w:hAnsi="Arial"/>
-          <w:sz w:val="23"/>
-          <w:szCs w:val="24"/>
-          <w:rtl/>
-        </w:rPr>
-        <w:t xml:space="preserve">طالبان</w:t>
-      </w:r>
-      <w:r>
-        <w:rPr>
-          <w:rFonts w:ascii="Calibri" w:cs="Calibri" w:eastAsia="Calibri" w:hAnsi="Calibri"/>
-        </w:rPr>
-        <w:t xml:space="preserve">, two students); English uses </w:t>
+        <w:t xml:space="preserve">English </w:t>
       </w:r>
       <w:r>
         <w:rPr>
@@ -5951,7 +5853,128 @@
           <w:i/>
           <w:iCs/>
         </w:rPr>
-        <w:t xml:space="preserve">two</w:t>
+        <w:t xml:space="preserve">you</w:t>
+      </w:r>
+      <w:r>
+        <w:rPr>
+          <w:rFonts w:ascii="Calibri" w:cs="Calibri" w:eastAsia="Calibri" w:hAnsi="Calibri"/>
+        </w:rPr>
+        <w:t xml:space="preserve"> can be </w:t>
+      </w:r>
+      <w:r>
+        <w:rPr>
+          <w:rFonts w:ascii="Arial" w:cs="Arial" w:hAnsi="Arial"/>
+          <w:sz w:val="23"/>
+          <w:szCs w:val="24"/>
+          <w:rtl/>
+        </w:rPr>
+        <w:t xml:space="preserve">أنتَ</w:t>
+      </w:r>
+      <w:r>
+        <w:rPr>
+          <w:rFonts w:ascii="Calibri" w:cs="Calibri" w:eastAsia="Calibri" w:hAnsi="Calibri"/>
+        </w:rPr>
+        <w:t xml:space="preserve"> (one man), </w:t>
+      </w:r>
+      <w:r>
+        <w:rPr>
+          <w:rFonts w:ascii="Arial" w:cs="Arial" w:hAnsi="Arial"/>
+          <w:sz w:val="23"/>
+          <w:szCs w:val="24"/>
+          <w:rtl/>
+        </w:rPr>
+        <w:t xml:space="preserve">أنتِ</w:t>
+      </w:r>
+      <w:r>
+        <w:rPr>
+          <w:rFonts w:ascii="Calibri" w:cs="Calibri" w:eastAsia="Calibri" w:hAnsi="Calibri"/>
+        </w:rPr>
+        <w:t xml:space="preserve"> (one woman), </w:t>
+      </w:r>
+      <w:r>
+        <w:rPr>
+          <w:rFonts w:ascii="Arial" w:cs="Arial" w:hAnsi="Arial"/>
+          <w:sz w:val="23"/>
+          <w:szCs w:val="24"/>
+          <w:rtl/>
+        </w:rPr>
+        <w:t xml:space="preserve">أنتما</w:t>
+      </w:r>
+      <w:r>
+        <w:rPr>
+          <w:rFonts w:ascii="Calibri" w:cs="Calibri" w:eastAsia="Calibri" w:hAnsi="Calibri"/>
+        </w:rPr>
+        <w:t xml:space="preserve"> (two people), </w:t>
+      </w:r>
+      <w:r>
+        <w:rPr>
+          <w:rFonts w:ascii="Arial" w:cs="Arial" w:hAnsi="Arial"/>
+          <w:sz w:val="23"/>
+          <w:szCs w:val="24"/>
+          <w:rtl/>
+        </w:rPr>
+        <w:t xml:space="preserve">أنتم</w:t>
+      </w:r>
+      <w:r>
+        <w:rPr>
+          <w:rFonts w:ascii="Calibri" w:cs="Calibri" w:eastAsia="Calibri" w:hAnsi="Calibri"/>
+        </w:rPr>
+        <w:t xml:space="preserve"> (three or more men, or a mixed group) or </w:t>
+      </w:r>
+      <w:r>
+        <w:rPr>
+          <w:rFonts w:ascii="Arial" w:cs="Arial" w:hAnsi="Arial"/>
+          <w:sz w:val="23"/>
+          <w:szCs w:val="24"/>
+          <w:rtl/>
+        </w:rPr>
+        <w:t xml:space="preserve">أنتنّ</w:t>
+      </w:r>
+      <w:r>
+        <w:rPr>
+          <w:rFonts w:ascii="Calibri" w:cs="Calibri" w:eastAsia="Calibri" w:hAnsi="Calibri"/>
+        </w:rPr>
+        <w:t xml:space="preserve"> (three or more women). Arabic must show gender and number; English need not. In other words, “languages differ essentially in what they must convey and not in what they may convey” (Jakobson, 1959, p. 236).</w:t>
+      </w:r>
+    </w:p>
+    <w:p>
+      <w:pPr>
+        <w:pStyle w:val="ListParagraph"/>
+        <w:numPr>
+          <w:ilvl w:val="0"/>
+          <w:numId w:val="2"/>
+        </w:numPr>
+        <w:spacing w:after="110" w:line="320"/>
+      </w:pPr>
+      <w:r>
+        <w:rPr>
+          <w:rFonts w:ascii="Calibri" w:cs="Calibri" w:eastAsia="Calibri" w:hAnsi="Calibri"/>
+        </w:rPr>
+        <w:t xml:space="preserve">With the numbers 3 to 10, the number takes the opposite gender to the singular noun: </w:t>
+      </w:r>
+      <w:r>
+        <w:rPr>
+          <w:rFonts w:ascii="Arial" w:cs="Arial" w:hAnsi="Arial"/>
+          <w:sz w:val="23"/>
+          <w:szCs w:val="24"/>
+          <w:rtl/>
+        </w:rPr>
+        <w:t xml:space="preserve">ثلاثةُ طلاب</w:t>
+      </w:r>
+      <w:r>
+        <w:rPr>
+          <w:rFonts w:ascii="Calibri" w:cs="Calibri" w:eastAsia="Calibri" w:hAnsi="Calibri"/>
+        </w:rPr>
+        <w:t xml:space="preserve"> but </w:t>
+      </w:r>
+      <w:r>
+        <w:rPr>
+          <w:rFonts w:ascii="Arial" w:cs="Arial" w:hAnsi="Arial"/>
+          <w:sz w:val="23"/>
+          <w:szCs w:val="24"/>
+          <w:rtl/>
+        </w:rPr>
+        <w:t xml:space="preserve">ثلاثُ طالبات</w:t>
       </w:r>
       <w:r>
         <w:rPr>
@@ -5973,7 +5996,22 @@
         <w:rPr>
           <w:rFonts w:ascii="Calibri" w:cs="Calibri" w:eastAsia="Calibri" w:hAnsi="Calibri"/>
         </w:rPr>
-        <w:t xml:space="preserve">English </w:t>
+        <w:t xml:space="preserve">Arabic has a dual (</w:t>
+      </w:r>
+      <w:r>
+        <w:rPr>
+          <w:rFonts w:ascii="Arial" w:cs="Arial" w:hAnsi="Arial"/>
+          <w:sz w:val="23"/>
+          <w:szCs w:val="24"/>
+          <w:rtl/>
+        </w:rPr>
+        <w:t xml:space="preserve">المحكمان</w:t>
+      </w:r>
+      <w:r>
+        <w:rPr>
+          <w:rFonts w:ascii="Calibri" w:cs="Calibri" w:eastAsia="Calibri" w:hAnsi="Calibri"/>
+        </w:rPr>
+        <w:t xml:space="preserve">, the two arbitrators); English uses </w:t>
       </w:r>
       <w:r>
         <w:rPr>
@@ -5981,13 +6019,29 @@
           <w:i/>
           <w:iCs/>
         </w:rPr>
-        <w:t xml:space="preserve">I</w:t>
-      </w:r>
-      <w:r>
-        <w:rPr>
-          <w:rFonts w:ascii="Calibri" w:cs="Calibri" w:eastAsia="Calibri" w:hAnsi="Calibri"/>
-        </w:rPr>
-        <w:t xml:space="preserve"> and </w:t>
+        <w:t xml:space="preserve">two</w:t>
+      </w:r>
+      <w:r>
+        <w:rPr>
+          <w:rFonts w:ascii="Calibri" w:cs="Calibri" w:eastAsia="Calibri" w:hAnsi="Calibri"/>
+        </w:rPr>
+        <w:t xml:space="preserve">.</w:t>
+      </w:r>
+    </w:p>
+    <w:p>
+      <w:pPr>
+        <w:pStyle w:val="ListParagraph"/>
+        <w:numPr>
+          <w:ilvl w:val="0"/>
+          <w:numId w:val="2"/>
+        </w:numPr>
+        <w:spacing w:after="110" w:line="320"/>
+      </w:pPr>
+      <w:r>
+        <w:rPr>
+          <w:rFonts w:ascii="Calibri" w:cs="Calibri" w:eastAsia="Calibri" w:hAnsi="Calibri"/>
+        </w:rPr>
+        <w:t xml:space="preserve">English </w:t>
       </w:r>
       <w:r>
         <w:rPr>
@@ -5995,13 +6049,13 @@
           <w:i/>
           <w:iCs/>
         </w:rPr>
-        <w:t xml:space="preserve">you</w:t>
-      </w:r>
-      <w:r>
-        <w:rPr>
-          <w:rFonts w:ascii="Calibri" w:cs="Calibri" w:eastAsia="Calibri" w:hAnsi="Calibri"/>
-        </w:rPr>
-        <w:t xml:space="preserve"> do not show gender, but Arabic verbs and adjectives do: </w:t>
+        <w:t xml:space="preserve">I</w:t>
+      </w:r>
+      <w:r>
+        <w:rPr>
+          <w:rFonts w:ascii="Calibri" w:cs="Calibri" w:eastAsia="Calibri" w:hAnsi="Calibri"/>
+        </w:rPr>
+        <w:t xml:space="preserve"> and </w:t>
       </w:r>
       <w:r>
         <w:rPr>
@@ -6009,43 +6063,13 @@
           <w:i/>
           <w:iCs/>
         </w:rPr>
-        <w:t xml:space="preserve">I am a student</w:t>
-      </w:r>
-      <w:r>
-        <w:rPr>
-          <w:rFonts w:ascii="Calibri" w:cs="Calibri" w:eastAsia="Calibri" w:hAnsi="Calibri"/>
-        </w:rPr>
-        <w:t xml:space="preserve"> → </w:t>
-      </w:r>
-      <w:r>
-        <w:rPr>
-          <w:rFonts w:ascii="Arial" w:cs="Arial" w:hAnsi="Arial"/>
-          <w:sz w:val="23"/>
-          <w:szCs w:val="24"/>
-          <w:rtl/>
-        </w:rPr>
-        <w:t xml:space="preserve">أنا طالب</w:t>
-      </w:r>
-      <w:r>
-        <w:rPr>
-          <w:rFonts w:ascii="Calibri" w:cs="Calibri" w:eastAsia="Calibri" w:hAnsi="Calibri"/>
-        </w:rPr>
-        <w:t xml:space="preserve"> or </w:t>
-      </w:r>
-      <w:r>
-        <w:rPr>
-          <w:rFonts w:ascii="Arial" w:cs="Arial" w:hAnsi="Arial"/>
-          <w:sz w:val="23"/>
-          <w:szCs w:val="24"/>
-          <w:rtl/>
-        </w:rPr>
-        <w:t xml:space="preserve">أنا طالبة</w:t>
-      </w:r>
-      <w:r>
-        <w:rPr>
-          <w:rFonts w:ascii="Calibri" w:cs="Calibri" w:eastAsia="Calibri" w:hAnsi="Calibri"/>
-        </w:rPr>
-        <w:t xml:space="preserve">. If the sentence does not say, look for clues in the whole text: a name, a title such as </w:t>
+        <w:t xml:space="preserve">you</w:t>
+      </w:r>
+      <w:r>
+        <w:rPr>
+          <w:rFonts w:ascii="Calibri" w:cs="Calibri" w:eastAsia="Calibri" w:hAnsi="Calibri"/>
+        </w:rPr>
+        <w:t xml:space="preserve"> do not show gender, but Arabic verbs and adjectives do: </w:t>
       </w:r>
       <w:r>
         <w:rPr>
@@ -6053,13 +6077,43 @@
           <w:i/>
           <w:iCs/>
         </w:rPr>
-        <w:t xml:space="preserve">Mr</w:t>
+        <w:t xml:space="preserve">I am a student</w:t>
+      </w:r>
+      <w:r>
+        <w:rPr>
+          <w:rFonts w:ascii="Calibri" w:cs="Calibri" w:eastAsia="Calibri" w:hAnsi="Calibri"/>
+        </w:rPr>
+        <w:t xml:space="preserve"> → </w:t>
+      </w:r>
+      <w:r>
+        <w:rPr>
+          <w:rFonts w:ascii="Arial" w:cs="Arial" w:hAnsi="Arial"/>
+          <w:sz w:val="23"/>
+          <w:szCs w:val="24"/>
+          <w:rtl/>
+        </w:rPr>
+        <w:t xml:space="preserve">أنا طالب</w:t>
       </w:r>
       <w:r>
         <w:rPr>
           <w:rFonts w:ascii="Calibri" w:cs="Calibri" w:eastAsia="Calibri" w:hAnsi="Calibri"/>
         </w:rPr>
         <w:t xml:space="preserve"> or </w:t>
+      </w:r>
+      <w:r>
+        <w:rPr>
+          <w:rFonts w:ascii="Arial" w:cs="Arial" w:hAnsi="Arial"/>
+          <w:sz w:val="23"/>
+          <w:szCs w:val="24"/>
+          <w:rtl/>
+        </w:rPr>
+        <w:t xml:space="preserve">أنا طالبة</w:t>
+      </w:r>
+      <w:r>
+        <w:rPr>
+          <w:rFonts w:ascii="Calibri" w:cs="Calibri" w:eastAsia="Calibri" w:hAnsi="Calibri"/>
+        </w:rPr>
+        <w:t xml:space="preserve">. If the sentence does not say, look for clues in the whole text: a name, a title such as </w:t>
       </w:r>
       <w:r>
         <w:rPr>
@@ -6067,13 +6121,13 @@
           <w:i/>
           <w:iCs/>
         </w:rPr>
-        <w:t xml:space="preserve">Mrs</w:t>
-      </w:r>
-      <w:r>
-        <w:rPr>
-          <w:rFonts w:ascii="Calibri" w:cs="Calibri" w:eastAsia="Calibri" w:hAnsi="Calibri"/>
-        </w:rPr>
-        <w:t xml:space="preserve">, a word such as </w:t>
+        <w:t xml:space="preserve">Mr</w:t>
+      </w:r>
+      <w:r>
+        <w:rPr>
+          <w:rFonts w:ascii="Calibri" w:cs="Calibri" w:eastAsia="Calibri" w:hAnsi="Calibri"/>
+        </w:rPr>
+        <w:t xml:space="preserve"> or </w:t>
       </w:r>
       <w:r>
         <w:rPr>
@@ -6081,13 +6135,13 @@
           <w:i/>
           <w:iCs/>
         </w:rPr>
-        <w:t xml:space="preserve">husband</w:t>
-      </w:r>
-      <w:r>
-        <w:rPr>
-          <w:rFonts w:ascii="Calibri" w:cs="Calibri" w:eastAsia="Calibri" w:hAnsi="Calibri"/>
-        </w:rPr>
-        <w:t xml:space="preserve"> or </w:t>
+        <w:t xml:space="preserve">Mrs</w:t>
+      </w:r>
+      <w:r>
+        <w:rPr>
+          <w:rFonts w:ascii="Calibri" w:cs="Calibri" w:eastAsia="Calibri" w:hAnsi="Calibri"/>
+        </w:rPr>
+        <w:t xml:space="preserve">, a word such as </w:t>
       </w:r>
       <w:r>
         <w:rPr>
@@ -6095,182 +6149,127 @@
           <w:i/>
           <w:iCs/>
         </w:rPr>
-        <w:t xml:space="preserve">wife</w:t>
-      </w:r>
-      <w:r>
-        <w:rPr>
-          <w:rFonts w:ascii="Calibri" w:cs="Calibri" w:eastAsia="Calibri" w:hAnsi="Calibri"/>
-        </w:rPr>
-        <w:t xml:space="preserve">.</w:t>
-      </w:r>
-    </w:p>
-    <w:p>
-      <w:pPr>
-        <w:pStyle w:val="ListParagraph"/>
-        <w:numPr>
-          <w:ilvl w:val="0"/>
-          <w:numId w:val="2"/>
-        </w:numPr>
-        <w:spacing w:after="110" w:line="320"/>
-      </w:pPr>
-      <w:r>
-        <w:rPr>
-          <w:rFonts w:ascii="Calibri" w:cs="Calibri" w:eastAsia="Calibri" w:hAnsi="Calibri"/>
-        </w:rPr>
-        <w:t xml:space="preserve">Some feminine job titles have another meaning (</w:t>
-      </w:r>
-      <w:r>
-        <w:rPr>
-          <w:rFonts w:ascii="Arial" w:cs="Arial" w:hAnsi="Arial"/>
-          <w:sz w:val="23"/>
-          <w:szCs w:val="24"/>
-          <w:rtl/>
-        </w:rPr>
-        <w:t xml:space="preserve">نائبة</w:t>
-      </w:r>
-      <w:r>
-        <w:rPr>
-          <w:rFonts w:ascii="Calibri" w:cs="Calibri" w:eastAsia="Calibri" w:hAnsi="Calibri"/>
-        </w:rPr>
-        <w:t xml:space="preserve"> can mean “calamity”; </w:t>
-      </w:r>
-      <w:r>
-        <w:rPr>
-          <w:rFonts w:ascii="Arial" w:cs="Arial" w:hAnsi="Arial"/>
-          <w:sz w:val="23"/>
-          <w:szCs w:val="24"/>
-          <w:rtl/>
-        </w:rPr>
-        <w:t xml:space="preserve">قاضية</w:t>
-      </w:r>
-      <w:r>
-        <w:rPr>
-          <w:rFonts w:ascii="Calibri" w:cs="Calibri" w:eastAsia="Calibri" w:hAnsi="Calibri"/>
-        </w:rPr>
-        <w:t xml:space="preserve"> can mean “fatal”), so some writers avoid them. Today, however, </w:t>
-      </w:r>
-      <w:r>
-        <w:rPr>
-          <w:rFonts w:ascii="Arial" w:cs="Arial" w:hAnsi="Arial"/>
-          <w:sz w:val="23"/>
-          <w:szCs w:val="24"/>
-          <w:rtl/>
-        </w:rPr>
-        <w:t xml:space="preserve">قاضية</w:t>
-      </w:r>
-      <w:r>
-        <w:rPr>
-          <w:rFonts w:ascii="Calibri" w:cs="Calibri" w:eastAsia="Calibri" w:hAnsi="Calibri"/>
-        </w:rPr>
-        <w:t xml:space="preserve"> and </w:t>
-      </w:r>
-      <w:r>
-        <w:rPr>
-          <w:rFonts w:ascii="Arial" w:cs="Arial" w:hAnsi="Arial"/>
-          <w:sz w:val="23"/>
-          <w:szCs w:val="24"/>
-          <w:rtl/>
-        </w:rPr>
-        <w:t xml:space="preserve">نائبة</w:t>
-      </w:r>
-      <w:r>
-        <w:rPr>
-          <w:rFonts w:ascii="Calibri" w:cs="Calibri" w:eastAsia="Calibri" w:hAnsi="Calibri"/>
-        </w:rPr>
-        <w:t xml:space="preserve"> are widely used for women judges and members of parliament.</w:t>
-      </w:r>
-    </w:p>
-    <w:p>
-      <w:pPr>
-        <w:spacing w:after="40"/>
-      </w:pPr>
-    </w:p>
-    <w:p>
-      <w:pPr>
-        <w:pStyle w:val="Heading3"/>
-      </w:pPr>
-      <w:r>
-        <w:t xml:space="preserve">Step 4: watch out for small words and paired words</w:t>
-      </w:r>
-    </w:p>
-    <w:p>
-      <w:pPr>
-        <w:spacing w:after="170" w:line="330"/>
-      </w:pPr>
-      <w:r>
-        <w:rPr>
-          <w:rFonts w:ascii="Calibri" w:cs="Calibri" w:eastAsia="Calibri" w:hAnsi="Calibri"/>
-        </w:rPr>
-        <w:t xml:space="preserve">Some common English words must not be translated with their first dictionary meaning:</w:t>
-      </w:r>
-    </w:p>
-    <w:p>
-      <w:pPr>
-        <w:pStyle w:val="ListParagraph"/>
-        <w:numPr>
-          <w:ilvl w:val="0"/>
-          <w:numId w:val="2"/>
-        </w:numPr>
-        <w:spacing w:after="110" w:line="320"/>
-      </w:pPr>
+        <w:t xml:space="preserve">husband</w:t>
+      </w:r>
+      <w:r>
+        <w:rPr>
+          <w:rFonts w:ascii="Calibri" w:cs="Calibri" w:eastAsia="Calibri" w:hAnsi="Calibri"/>
+        </w:rPr>
+        <w:t xml:space="preserve"> or </w:t>
+      </w:r>
       <w:r>
         <w:rPr>
           <w:rFonts w:ascii="Calibri" w:cs="Calibri" w:eastAsia="Calibri" w:hAnsi="Calibri"/>
           <w:i/>
           <w:iCs/>
         </w:rPr>
-        <w:t xml:space="preserve">He is in bed.</w:t>
-      </w:r>
-      <w:r>
-        <w:rPr>
-          <w:rFonts w:ascii="Calibri" w:cs="Calibri" w:eastAsia="Calibri" w:hAnsi="Calibri"/>
-        </w:rPr>
-        <w:t xml:space="preserve"> → </w:t>
-      </w:r>
-      <w:r>
-        <w:rPr>
-          <w:rFonts w:ascii="Arial" w:cs="Arial" w:hAnsi="Arial"/>
-          <w:sz w:val="23"/>
-          <w:szCs w:val="24"/>
-          <w:rtl/>
-        </w:rPr>
-        <w:t xml:space="preserve">إنه في فراشه</w:t>
-      </w:r>
-      <w:r>
-        <w:rPr>
-          <w:rFonts w:ascii="Calibri" w:cs="Calibri" w:eastAsia="Calibri" w:hAnsi="Calibri"/>
-        </w:rPr>
-        <w:t xml:space="preserve"> or, depending on context, </w:t>
-      </w:r>
-      <w:r>
-        <w:rPr>
-          <w:rFonts w:ascii="Arial" w:cs="Arial" w:hAnsi="Arial"/>
-          <w:sz w:val="23"/>
-          <w:szCs w:val="24"/>
-          <w:rtl/>
-        </w:rPr>
-        <w:t xml:space="preserve">إنه نائم</w:t>
-      </w:r>
-      <w:r>
-        <w:rPr>
-          <w:rFonts w:ascii="Calibri" w:cs="Calibri" w:eastAsia="Calibri" w:hAnsi="Calibri"/>
-        </w:rPr>
-        <w:t xml:space="preserve"> (rather than </w:t>
-      </w:r>
-      <w:r>
-        <w:rPr>
-          <w:rFonts w:ascii="Arial" w:cs="Arial" w:hAnsi="Arial"/>
-          <w:sz w:val="23"/>
-          <w:szCs w:val="24"/>
-          <w:rtl/>
-        </w:rPr>
-        <w:t xml:space="preserve">إنه في السرير</w:t>
-      </w:r>
-      <w:r>
-        <w:rPr>
-          <w:rFonts w:ascii="Calibri" w:cs="Calibri" w:eastAsia="Calibri" w:hAnsi="Calibri"/>
-        </w:rPr>
-        <w:t xml:space="preserve">)</w:t>
+        <w:t xml:space="preserve">wife</w:t>
+      </w:r>
+      <w:r>
+        <w:rPr>
+          <w:rFonts w:ascii="Calibri" w:cs="Calibri" w:eastAsia="Calibri" w:hAnsi="Calibri"/>
+        </w:rPr>
+        <w:t xml:space="preserve">.</w:t>
+      </w:r>
+    </w:p>
+    <w:p>
+      <w:pPr>
+        <w:pStyle w:val="ListParagraph"/>
+        <w:numPr>
+          <w:ilvl w:val="0"/>
+          <w:numId w:val="2"/>
+        </w:numPr>
+        <w:spacing w:after="110" w:line="320"/>
+      </w:pPr>
+      <w:r>
+        <w:rPr>
+          <w:rFonts w:ascii="Calibri" w:cs="Calibri" w:eastAsia="Calibri" w:hAnsi="Calibri"/>
+        </w:rPr>
+        <w:t xml:space="preserve">Some feminine job titles have another meaning (</w:t>
+      </w:r>
+      <w:r>
+        <w:rPr>
+          <w:rFonts w:ascii="Arial" w:cs="Arial" w:hAnsi="Arial"/>
+          <w:sz w:val="23"/>
+          <w:szCs w:val="24"/>
+          <w:rtl/>
+        </w:rPr>
+        <w:t xml:space="preserve">نائبة</w:t>
+      </w:r>
+      <w:r>
+        <w:rPr>
+          <w:rFonts w:ascii="Calibri" w:cs="Calibri" w:eastAsia="Calibri" w:hAnsi="Calibri"/>
+        </w:rPr>
+        <w:t xml:space="preserve"> can mean “calamity”; </w:t>
+      </w:r>
+      <w:r>
+        <w:rPr>
+          <w:rFonts w:ascii="Arial" w:cs="Arial" w:hAnsi="Arial"/>
+          <w:sz w:val="23"/>
+          <w:szCs w:val="24"/>
+          <w:rtl/>
+        </w:rPr>
+        <w:t xml:space="preserve">قاضية</w:t>
+      </w:r>
+      <w:r>
+        <w:rPr>
+          <w:rFonts w:ascii="Calibri" w:cs="Calibri" w:eastAsia="Calibri" w:hAnsi="Calibri"/>
+        </w:rPr>
+        <w:t xml:space="preserve"> can mean “fatal”), so some writers avoid them. Today, however, </w:t>
+      </w:r>
+      <w:r>
+        <w:rPr>
+          <w:rFonts w:ascii="Arial" w:cs="Arial" w:hAnsi="Arial"/>
+          <w:sz w:val="23"/>
+          <w:szCs w:val="24"/>
+          <w:rtl/>
+        </w:rPr>
+        <w:t xml:space="preserve">قاضية</w:t>
+      </w:r>
+      <w:r>
+        <w:rPr>
+          <w:rFonts w:ascii="Calibri" w:cs="Calibri" w:eastAsia="Calibri" w:hAnsi="Calibri"/>
+        </w:rPr>
+        <w:t xml:space="preserve"> and </w:t>
+      </w:r>
+      <w:r>
+        <w:rPr>
+          <w:rFonts w:ascii="Arial" w:cs="Arial" w:hAnsi="Arial"/>
+          <w:sz w:val="23"/>
+          <w:szCs w:val="24"/>
+          <w:rtl/>
+        </w:rPr>
+        <w:t xml:space="preserve">نائبة</w:t>
+      </w:r>
+      <w:r>
+        <w:rPr>
+          <w:rFonts w:ascii="Calibri" w:cs="Calibri" w:eastAsia="Calibri" w:hAnsi="Calibri"/>
+        </w:rPr>
+        <w:t xml:space="preserve"> are widely used for women judges and members of parliament.</w:t>
+      </w:r>
+    </w:p>
+    <w:p>
+      <w:pPr>
+        <w:spacing w:after="40"/>
+      </w:pPr>
+    </w:p>
+    <w:p>
+      <w:pPr>
+        <w:pStyle w:val="Heading3"/>
+      </w:pPr>
+      <w:r>
+        <w:t xml:space="preserve">Step 4: watch out for small words and paired words</w:t>
+      </w:r>
+    </w:p>
+    <w:p>
+      <w:pPr>
+        <w:spacing w:after="170" w:line="330"/>
+      </w:pPr>
+      <w:r>
+        <w:rPr>
+          <w:rFonts w:ascii="Calibri" w:cs="Calibri" w:eastAsia="Calibri" w:hAnsi="Calibri"/>
+        </w:rPr>
+        <w:t xml:space="preserve">Some common English words must not be translated with their first dictionary meaning:</w:t>
       </w:r>
     </w:p>
     <w:p>
@@ -6288,7 +6287,7 @@
           <w:i/>
           <w:iCs/>
         </w:rPr>
-        <w:t xml:space="preserve">As an officer, I…</w:t>
+        <w:t xml:space="preserve">He is in bed.</w:t>
       </w:r>
       <w:r>
         <w:rPr>
@@ -6303,21 +6302,61 @@
           <w:szCs w:val="24"/>
           <w:rtl/>
         </w:rPr>
-        <w:t xml:space="preserve">بصفتي ضابطاً…</w:t>
-      </w:r>
-      <w:r>
-        <w:rPr>
-          <w:rFonts w:ascii="Calibri" w:cs="Calibri" w:eastAsia="Calibri" w:hAnsi="Calibri"/>
-        </w:rPr>
-        <w:t xml:space="preserve">; </w:t>
-      </w:r>
+        <w:t xml:space="preserve">إنه في فراشه</w:t>
+      </w:r>
+      <w:r>
+        <w:rPr>
+          <w:rFonts w:ascii="Calibri" w:cs="Calibri" w:eastAsia="Calibri" w:hAnsi="Calibri"/>
+        </w:rPr>
+        <w:t xml:space="preserve"> or, depending on context, </w:t>
+      </w:r>
+      <w:r>
+        <w:rPr>
+          <w:rFonts w:ascii="Arial" w:cs="Arial" w:hAnsi="Arial"/>
+          <w:sz w:val="23"/>
+          <w:szCs w:val="24"/>
+          <w:rtl/>
+        </w:rPr>
+        <w:t xml:space="preserve">إنه نائم</w:t>
+      </w:r>
+      <w:r>
+        <w:rPr>
+          <w:rFonts w:ascii="Calibri" w:cs="Calibri" w:eastAsia="Calibri" w:hAnsi="Calibri"/>
+        </w:rPr>
+        <w:t xml:space="preserve"> (rather than </w:t>
+      </w:r>
+      <w:r>
+        <w:rPr>
+          <w:rFonts w:ascii="Arial" w:cs="Arial" w:hAnsi="Arial"/>
+          <w:sz w:val="23"/>
+          <w:szCs w:val="24"/>
+          <w:rtl/>
+        </w:rPr>
+        <w:t xml:space="preserve">إنه في السرير</w:t>
+      </w:r>
+      <w:r>
+        <w:rPr>
+          <w:rFonts w:ascii="Calibri" w:cs="Calibri" w:eastAsia="Calibri" w:hAnsi="Calibri"/>
+        </w:rPr>
+        <w:t xml:space="preserve">)</w:t>
+      </w:r>
+    </w:p>
+    <w:p>
+      <w:pPr>
+        <w:pStyle w:val="ListParagraph"/>
+        <w:numPr>
+          <w:ilvl w:val="0"/>
+          <w:numId w:val="2"/>
+        </w:numPr>
+        <w:spacing w:after="110" w:line="320"/>
+      </w:pPr>
       <w:r>
         <w:rPr>
           <w:rFonts w:ascii="Calibri" w:cs="Calibri" w:eastAsia="Calibri" w:hAnsi="Calibri"/>
           <w:i/>
           <w:iCs/>
         </w:rPr>
-        <w:t xml:space="preserve">As the manager of the company, I…</w:t>
+        <w:t xml:space="preserve">As an officer, I…</w:t>
       </w:r>
       <w:r>
         <w:rPr>
@@ -6332,13 +6371,13 @@
           <w:szCs w:val="24"/>
           <w:rtl/>
         </w:rPr>
-        <w:t xml:space="preserve">بصفتي مديرَ الشركة…</w:t>
-      </w:r>
-      <w:r>
-        <w:rPr>
-          <w:rFonts w:ascii="Calibri" w:cs="Calibri" w:eastAsia="Calibri" w:hAnsi="Calibri"/>
-        </w:rPr>
-        <w:t xml:space="preserve"> (here </w:t>
+        <w:t xml:space="preserve">بصفتي ضابطاً…</w:t>
+      </w:r>
+      <w:r>
+        <w:rPr>
+          <w:rFonts w:ascii="Calibri" w:cs="Calibri" w:eastAsia="Calibri" w:hAnsi="Calibri"/>
+        </w:rPr>
+        <w:t xml:space="preserve">; </w:t>
       </w:r>
       <w:r>
         <w:rPr>
@@ -6346,120 +6385,110 @@
           <w:i/>
           <w:iCs/>
         </w:rPr>
-        <w:t xml:space="preserve">as</w:t>
-      </w:r>
-      <w:r>
-        <w:rPr>
-          <w:rFonts w:ascii="Calibri" w:cs="Calibri" w:eastAsia="Calibri" w:hAnsi="Calibri"/>
-        </w:rPr>
-        <w:t xml:space="preserve"> means a role, not </w:t>
-      </w:r>
-      <w:r>
-        <w:rPr>
-          <w:rFonts w:ascii="Arial" w:cs="Arial" w:hAnsi="Arial"/>
-          <w:sz w:val="23"/>
-          <w:szCs w:val="24"/>
-          <w:rtl/>
-        </w:rPr>
-        <w:t xml:space="preserve">كـ</w:t>
-      </w:r>
-      <w:r>
-        <w:rPr>
-          <w:rFonts w:ascii="Calibri" w:cs="Calibri" w:eastAsia="Calibri" w:hAnsi="Calibri"/>
-        </w:rPr>
-        <w:t xml:space="preserve">)</w:t>
-      </w:r>
-    </w:p>
-    <w:p>
-      <w:pPr>
-        <w:pStyle w:val="ListParagraph"/>
-        <w:numPr>
-          <w:ilvl w:val="0"/>
-          <w:numId w:val="2"/>
-        </w:numPr>
-        <w:spacing w:after="110" w:line="320"/>
-      </w:pPr>
+        <w:t xml:space="preserve">As the manager of the company, I…</w:t>
+      </w:r>
+      <w:r>
+        <w:rPr>
+          <w:rFonts w:ascii="Calibri" w:cs="Calibri" w:eastAsia="Calibri" w:hAnsi="Calibri"/>
+        </w:rPr>
+        <w:t xml:space="preserve"> → </w:t>
+      </w:r>
+      <w:r>
+        <w:rPr>
+          <w:rFonts w:ascii="Arial" w:cs="Arial" w:hAnsi="Arial"/>
+          <w:sz w:val="23"/>
+          <w:szCs w:val="24"/>
+          <w:rtl/>
+        </w:rPr>
+        <w:t xml:space="preserve">بصفتي مديرَ الشركة…</w:t>
+      </w:r>
+      <w:r>
+        <w:rPr>
+          <w:rFonts w:ascii="Calibri" w:cs="Calibri" w:eastAsia="Calibri" w:hAnsi="Calibri"/>
+        </w:rPr>
+        <w:t xml:space="preserve"> (here </w:t>
+      </w:r>
       <w:r>
         <w:rPr>
           <w:rFonts w:ascii="Calibri" w:cs="Calibri" w:eastAsia="Calibri" w:hAnsi="Calibri"/>
           <w:i/>
           <w:iCs/>
         </w:rPr>
-        <w:t xml:space="preserve">Shops stay open.</w:t>
-      </w:r>
-      <w:r>
-        <w:rPr>
-          <w:rFonts w:ascii="Calibri" w:cs="Calibri" w:eastAsia="Calibri" w:hAnsi="Calibri"/>
-        </w:rPr>
-        <w:t xml:space="preserve"> → </w:t>
-      </w:r>
-      <w:r>
-        <w:rPr>
-          <w:rFonts w:ascii="Arial" w:cs="Arial" w:hAnsi="Arial"/>
-          <w:sz w:val="23"/>
-          <w:szCs w:val="24"/>
-          <w:rtl/>
-        </w:rPr>
-        <w:t xml:space="preserve">تظلّ المحلات التجارية مفتوحة</w:t>
-      </w:r>
-      <w:r>
-        <w:rPr>
-          <w:rFonts w:ascii="Calibri" w:cs="Calibri" w:eastAsia="Calibri" w:hAnsi="Calibri"/>
-        </w:rPr>
-        <w:t xml:space="preserve"> (</w:t>
-      </w:r>
+        <w:t xml:space="preserve">as</w:t>
+      </w:r>
+      <w:r>
+        <w:rPr>
+          <w:rFonts w:ascii="Calibri" w:cs="Calibri" w:eastAsia="Calibri" w:hAnsi="Calibri"/>
+        </w:rPr>
+        <w:t xml:space="preserve"> means a role, not </w:t>
+      </w:r>
+      <w:r>
+        <w:rPr>
+          <w:rFonts w:ascii="Arial" w:cs="Arial" w:hAnsi="Arial"/>
+          <w:sz w:val="23"/>
+          <w:szCs w:val="24"/>
+          <w:rtl/>
+        </w:rPr>
+        <w:t xml:space="preserve">كـ</w:t>
+      </w:r>
+      <w:r>
+        <w:rPr>
+          <w:rFonts w:ascii="Calibri" w:cs="Calibri" w:eastAsia="Calibri" w:hAnsi="Calibri"/>
+        </w:rPr>
+        <w:t xml:space="preserve">)</w:t>
+      </w:r>
+    </w:p>
+    <w:p>
+      <w:pPr>
+        <w:pStyle w:val="ListParagraph"/>
+        <w:numPr>
+          <w:ilvl w:val="0"/>
+          <w:numId w:val="2"/>
+        </w:numPr>
+        <w:spacing w:after="110" w:line="320"/>
+      </w:pPr>
       <w:r>
         <w:rPr>
           <w:rFonts w:ascii="Calibri" w:cs="Calibri" w:eastAsia="Calibri" w:hAnsi="Calibri"/>
           <w:i/>
           <w:iCs/>
         </w:rPr>
-        <w:t xml:space="preserve">stay</w:t>
-      </w:r>
-      <w:r>
-        <w:rPr>
-          <w:rFonts w:ascii="Calibri" w:cs="Calibri" w:eastAsia="Calibri" w:hAnsi="Calibri"/>
-        </w:rPr>
-        <w:t xml:space="preserve"> means “remain”, not “live”)</w:t>
-      </w:r>
-    </w:p>
-    <w:p>
-      <w:pPr>
-        <w:pStyle w:val="ListParagraph"/>
-        <w:numPr>
-          <w:ilvl w:val="0"/>
-          <w:numId w:val="2"/>
-        </w:numPr>
-        <w:spacing w:after="110" w:line="320"/>
-      </w:pPr>
+        <w:t xml:space="preserve">Shops stay open.</w:t>
+      </w:r>
+      <w:r>
+        <w:rPr>
+          <w:rFonts w:ascii="Calibri" w:cs="Calibri" w:eastAsia="Calibri" w:hAnsi="Calibri"/>
+        </w:rPr>
+        <w:t xml:space="preserve"> → </w:t>
+      </w:r>
+      <w:r>
+        <w:rPr>
+          <w:rFonts w:ascii="Arial" w:cs="Arial" w:hAnsi="Arial"/>
+          <w:sz w:val="23"/>
+          <w:szCs w:val="24"/>
+          <w:rtl/>
+        </w:rPr>
+        <w:t xml:space="preserve">تظلّ المحلات التجارية مفتوحة</w:t>
+      </w:r>
+      <w:r>
+        <w:rPr>
+          <w:rFonts w:ascii="Calibri" w:cs="Calibri" w:eastAsia="Calibri" w:hAnsi="Calibri"/>
+        </w:rPr>
+        <w:t xml:space="preserve"> (</w:t>
+      </w:r>
       <w:r>
         <w:rPr>
           <w:rFonts w:ascii="Calibri" w:cs="Calibri" w:eastAsia="Calibri" w:hAnsi="Calibri"/>
           <w:i/>
           <w:iCs/>
         </w:rPr>
-        <w:t xml:space="preserve">Eventually</w:t>
-      </w:r>
-      <w:r>
-        <w:rPr>
-          <w:rFonts w:ascii="Calibri" w:cs="Calibri" w:eastAsia="Calibri" w:hAnsi="Calibri"/>
-        </w:rPr>
-        <w:t xml:space="preserve"> → </w:t>
-      </w:r>
-      <w:r>
-        <w:rPr>
-          <w:rFonts w:ascii="Arial" w:cs="Arial" w:hAnsi="Arial"/>
-          <w:sz w:val="23"/>
-          <w:szCs w:val="24"/>
-          <w:rtl/>
-        </w:rPr>
-        <w:t xml:space="preserve">في نهاية المطاف</w:t>
-      </w:r>
-      <w:r>
-        <w:rPr>
-          <w:rFonts w:ascii="Calibri" w:cs="Calibri" w:eastAsia="Calibri" w:hAnsi="Calibri"/>
-        </w:rPr>
-        <w:t xml:space="preserve"> (it means “in the end”, not “possibly”)</w:t>
+        <w:t xml:space="preserve">stay</w:t>
+      </w:r>
+      <w:r>
+        <w:rPr>
+          <w:rFonts w:ascii="Calibri" w:cs="Calibri" w:eastAsia="Calibri" w:hAnsi="Calibri"/>
+        </w:rPr>
+        <w:t xml:space="preserve"> means “remain”, not “live”)</w:t>
       </w:r>
     </w:p>
     <w:p>
@@ -6477,7 +6506,7 @@
           <w:i/>
           <w:iCs/>
         </w:rPr>
-        <w:t xml:space="preserve">…to see the Roman ruins</w:t>
+        <w:t xml:space="preserve">Eventually</w:t>
       </w:r>
       <w:r>
         <w:rPr>
@@ -6492,58 +6521,83 @@
           <w:szCs w:val="24"/>
           <w:rtl/>
         </w:rPr>
-        <w:t xml:space="preserve">لزيارة الآثار الرومانية</w:t>
-      </w:r>
-      <w:r>
-        <w:rPr>
-          <w:rFonts w:ascii="Calibri" w:cs="Calibri" w:eastAsia="Calibri" w:hAnsi="Calibri"/>
-        </w:rPr>
-        <w:t xml:space="preserve"> (Arabic prefers “visit”)</w:t>
-      </w:r>
-    </w:p>
-    <w:p>
-      <w:pPr>
-        <w:spacing w:after="40"/>
-      </w:pPr>
-    </w:p>
-    <w:p>
-      <w:pPr>
-        <w:spacing w:after="170" w:line="330"/>
-      </w:pPr>
-      <w:r>
-        <w:rPr>
-          <w:rFonts w:ascii="Calibri" w:cs="Calibri" w:eastAsia="Calibri" w:hAnsi="Calibri"/>
-        </w:rPr>
-        <w:t xml:space="preserve">Arabic often places two synonyms side by side for emphasis; English does this much less often. So </w:t>
-      </w:r>
-      <w:r>
-        <w:rPr>
-          <w:rFonts w:ascii="Arial" w:cs="Arial" w:hAnsi="Arial"/>
-          <w:sz w:val="23"/>
-          <w:szCs w:val="24"/>
-          <w:rtl/>
-        </w:rPr>
-        <w:t xml:space="preserve">شجاعٌ مِغوار</w:t>
-      </w:r>
-      <w:r>
-        <w:rPr>
-          <w:rFonts w:ascii="Calibri" w:cs="Calibri" w:eastAsia="Calibri" w:hAnsi="Calibri"/>
-        </w:rPr>
-        <w:t xml:space="preserve"> becomes </w:t>
-      </w:r>
+        <w:t xml:space="preserve">في نهاية المطاف</w:t>
+      </w:r>
+      <w:r>
+        <w:rPr>
+          <w:rFonts w:ascii="Calibri" w:cs="Calibri" w:eastAsia="Calibri" w:hAnsi="Calibri"/>
+        </w:rPr>
+        <w:t xml:space="preserve"> (it means “in the end”, not “possibly”)</w:t>
+      </w:r>
+    </w:p>
+    <w:p>
+      <w:pPr>
+        <w:pStyle w:val="ListParagraph"/>
+        <w:numPr>
+          <w:ilvl w:val="0"/>
+          <w:numId w:val="2"/>
+        </w:numPr>
+        <w:spacing w:after="110" w:line="320"/>
+      </w:pPr>
       <w:r>
         <w:rPr>
           <w:rFonts w:ascii="Calibri" w:cs="Calibri" w:eastAsia="Calibri" w:hAnsi="Calibri"/>
           <w:i/>
           <w:iCs/>
         </w:rPr>
-        <w:t xml:space="preserve">very brave</w:t>
-      </w:r>
-      <w:r>
-        <w:rPr>
-          <w:rFonts w:ascii="Calibri" w:cs="Calibri" w:eastAsia="Calibri" w:hAnsi="Calibri"/>
-        </w:rPr>
-        <w:t xml:space="preserve">, not </w:t>
+        <w:t xml:space="preserve">…to see the Roman ruins</w:t>
+      </w:r>
+      <w:r>
+        <w:rPr>
+          <w:rFonts w:ascii="Calibri" w:cs="Calibri" w:eastAsia="Calibri" w:hAnsi="Calibri"/>
+        </w:rPr>
+        <w:t xml:space="preserve"> → </w:t>
+      </w:r>
+      <w:r>
+        <w:rPr>
+          <w:rFonts w:ascii="Arial" w:cs="Arial" w:hAnsi="Arial"/>
+          <w:sz w:val="23"/>
+          <w:szCs w:val="24"/>
+          <w:rtl/>
+        </w:rPr>
+        <w:t xml:space="preserve">لزيارة الآثار الرومانية</w:t>
+      </w:r>
+      <w:r>
+        <w:rPr>
+          <w:rFonts w:ascii="Calibri" w:cs="Calibri" w:eastAsia="Calibri" w:hAnsi="Calibri"/>
+        </w:rPr>
+        <w:t xml:space="preserve"> (Arabic prefers “visit”)</w:t>
+      </w:r>
+    </w:p>
+    <w:p>
+      <w:pPr>
+        <w:spacing w:after="40"/>
+      </w:pPr>
+    </w:p>
+    <w:p>
+      <w:pPr>
+        <w:spacing w:after="170" w:line="330"/>
+      </w:pPr>
+      <w:r>
+        <w:rPr>
+          <w:rFonts w:ascii="Calibri" w:cs="Calibri" w:eastAsia="Calibri" w:hAnsi="Calibri"/>
+        </w:rPr>
+        <w:t xml:space="preserve">Arabic often places two synonyms side by side for emphasis; English does this much less often. So </w:t>
+      </w:r>
+      <w:r>
+        <w:rPr>
+          <w:rFonts w:ascii="Arial" w:cs="Arial" w:hAnsi="Arial"/>
+          <w:sz w:val="23"/>
+          <w:szCs w:val="24"/>
+          <w:rtl/>
+        </w:rPr>
+        <w:t xml:space="preserve">شجاعٌ مِغوار</w:t>
+      </w:r>
+      <w:r>
+        <w:rPr>
+          <w:rFonts w:ascii="Calibri" w:cs="Calibri" w:eastAsia="Calibri" w:hAnsi="Calibri"/>
+        </w:rPr>
+        <w:t xml:space="preserve"> becomes </w:t>
       </w:r>
       <w:r>
         <w:rPr>
@@ -6551,6 +6605,20 @@
           <w:i/>
           <w:iCs/>
         </w:rPr>
+        <w:t xml:space="preserve">very brave</w:t>
+      </w:r>
+      <w:r>
+        <w:rPr>
+          <w:rFonts w:ascii="Calibri" w:cs="Calibri" w:eastAsia="Calibri" w:hAnsi="Calibri"/>
+        </w:rPr>
+        <w:t xml:space="preserve">, not </w:t>
+      </w:r>
+      <w:r>
+        <w:rPr>
+          <w:rFonts w:ascii="Calibri" w:cs="Calibri" w:eastAsia="Calibri" w:hAnsi="Calibri"/>
+          <w:i/>
+          <w:iCs/>
+        </w:rPr>
         <w:t xml:space="preserve">brave and daring</w:t>
       </w:r>
       <w:r>
@@ -6654,7 +6722,7 @@
         <w:rPr>
           <w:rFonts w:ascii="Calibri" w:cs="Calibri" w:eastAsia="Calibri" w:hAnsi="Calibri"/>
         </w:rPr>
-        <w:t xml:space="preserve">): the Arabic of newspapers, laws and education. Use it for written translation.</w:t>
+        <w:t xml:space="preserve">): the Arabic of newspapers, laws and education. In most written translation, this is the right choice.</w:t>
       </w:r>
     </w:p>
     <w:p>
@@ -6693,7 +6761,7 @@
         <w:rPr>
           <w:rFonts w:ascii="Calibri" w:cs="Calibri" w:eastAsia="Calibri" w:hAnsi="Calibri"/>
         </w:rPr>
-        <w:t xml:space="preserve">): everyday spoken Arabic. Use one only if the client asks, for example in dubbing a cartoon or a series.</w:t>
+        <w:t xml:space="preserve">): everyday spoken Arabic. Use one when the client, the audience or the medium calls for it, for example in dubbing a cartoon or a series, or in some advertising.</w:t>
       </w:r>
     </w:p>
     <w:p>
@@ -6990,7 +7058,7 @@
           <w:szCs w:val="24"/>
           <w:rtl/>
         </w:rPr>
-        <w:t xml:space="preserve">الطالب في المكتبة.</w:t>
+        <w:t xml:space="preserve">الطلاب في المختبر.</w:t>
       </w:r>
     </w:p>
     <w:p>
@@ -7113,7 +7181,7 @@
           <w:iCs/>
           <w:color w:val="6B6680"/>
         </w:rPr>
-        <w:t xml:space="preserve">The student is in the library.</w:t>
+        <w:t xml:space="preserve">The students are in the laboratory.</w:t>
       </w:r>
     </w:p>
     <w:p>
@@ -7201,7 +7269,7 @@
         <w:rPr>
           <w:rFonts w:ascii="Calibri" w:cs="Calibri" w:eastAsia="Calibri" w:hAnsi="Calibri"/>
         </w:rPr>
-        <w:t xml:space="preserve">: prefer a verbal sentence, do not translate a simple </w:t>
+        <w:t xml:space="preserve">, as a general tendency: a verbal sentence often sounds more natural; a simple </w:t>
       </w:r>
       <w:r>
         <w:rPr>
@@ -7215,7 +7283,7 @@
         <w:rPr>
           <w:rFonts w:ascii="Calibri" w:cs="Calibri" w:eastAsia="Calibri" w:hAnsi="Calibri"/>
         </w:rPr>
-        <w:t xml:space="preserve"> with </w:t>
+        <w:t xml:space="preserve"> is not translated with </w:t>
       </w:r>
       <w:r>
         <w:rPr>
@@ -7230,7 +7298,7 @@
         <w:rPr>
           <w:rFonts w:ascii="Calibri" w:cs="Calibri" w:eastAsia="Calibri" w:hAnsi="Calibri"/>
         </w:rPr>
-        <w:t xml:space="preserve">, join short sentences, use Arabic punctuation.</w:t>
+        <w:t xml:space="preserve">; short sentences can be joined; use Arabic punctuation.</w:t>
       </w:r>
     </w:p>
     <w:p>
@@ -7257,7 +7325,7 @@
         <w:rPr>
           <w:rFonts w:ascii="Calibri" w:cs="Calibri" w:eastAsia="Calibri" w:hAnsi="Calibri"/>
         </w:rPr>
-        <w:t xml:space="preserve">: start with the subject, split long sentences, turn a pair of synonyms into one expression, add “is”.</w:t>
+        <w:t xml:space="preserve">, as a general tendency: start with the subject, split long sentences, turn a pair of synonyms into one expression, add “is”.</w:t>
       </w:r>
     </w:p>
     <w:p>
@@ -7276,7 +7344,7 @@
         <w:rPr>
           <w:rFonts w:ascii="Calibri" w:cs="Calibri" w:eastAsia="Calibri" w:hAnsi="Calibri"/>
         </w:rPr>
-        <w:t xml:space="preserve">Use Modern Standard Arabic unless the client asks for a dialect.</w:t>
+        <w:t xml:space="preserve">In most written translation, use Modern Standard Arabic; the text type, the audience, the purpose and the medium can call for a dialect.</w:t>
       </w:r>
     </w:p>
     <w:p>
@@ -7563,7 +7631,7 @@
           <w:sz w:val="20"/>
           <w:szCs w:val="20"/>
         </w:rPr>
-        <w:t xml:space="preserve">Chapter 5: Form and meaning</w:t>
+        <w:t xml:space="preserve">The translator’s workflow</w:t>
       </w:r>
     </w:p>
     <w:p>
@@ -7578,44 +7646,7 @@
         <w:pageBreakBefore/>
       </w:pPr>
       <w:r>
-        <w:t xml:space="preserve">Part 2: Understanding meaning</w:t>
-      </w:r>
-    </w:p>
-    <w:p>
-      <w:pPr>
-        <w:pStyle w:val="Heading2"/>
-        <w:spacing w:before="0"/>
-      </w:pPr>
-      <w:r>
-        <w:t xml:space="preserve">Chapter 5: Form and meaning</w:t>
-      </w:r>
-    </w:p>
-    <w:p>
-      <w:pPr>
-        <w:spacing w:after="280" w:line="320"/>
-      </w:pPr>
-      <w:r>
-        <w:rPr>
-          <w:rFonts w:ascii="Calibri" w:cs="Calibri" w:eastAsia="Calibri" w:hAnsi="Calibri"/>
-          <w:b/>
-          <w:bCs/>
-          <w:color w:val="3D1591"/>
-        </w:rPr>
-        <w:t xml:space="preserve">Where we are. </w:t>
-      </w:r>
-      <w:r>
-        <w:rPr>
-          <w:rFonts w:ascii="Calibri" w:cs="Calibri" w:eastAsia="Calibri" w:hAnsi="Calibri"/>
-        </w:rPr>
-        <w:t xml:space="preserve">In Chapter 4 you often changed a sentence’s structure. This chapter gives you the rule that makes such changes safe, so you can change the form without losing the meaning.</w:t>
-      </w:r>
-    </w:p>
-    <w:p>
-      <w:pPr>
-        <w:pStyle w:val="Heading3"/>
-      </w:pPr>
-      <w:r>
-        <w:t xml:space="preserve">Step 1: meaning comes first</w:t>
+        <w:t xml:space="preserve">The translator’s workflow</w:t>
       </w:r>
     </w:p>
     <w:p>
@@ -7626,90 +7657,186 @@
         <w:rPr>
           <w:rFonts w:ascii="Calibri" w:cs="Calibri" w:eastAsia="Calibri" w:hAnsi="Calibri"/>
         </w:rPr>
-        <w:t xml:space="preserve">The shape of a sentence is its </w:t>
-      </w:r>
-      <w:r>
-        <w:rPr>
-          <w:rFonts w:ascii="Calibri" w:cs="Calibri" w:eastAsia="Calibri" w:hAnsi="Calibri"/>
-          <w:b/>
-          <w:bCs/>
-        </w:rPr>
-        <w:t xml:space="preserve">form</w:t>
-      </w:r>
-      <w:r>
-        <w:rPr>
-          <w:rFonts w:ascii="Calibri" w:cs="Calibri" w:eastAsia="Calibri" w:hAnsi="Calibri"/>
-        </w:rPr>
-        <w:t xml:space="preserve">; the idea behind it is its </w:t>
-      </w:r>
-      <w:r>
-        <w:rPr>
-          <w:rFonts w:ascii="Calibri" w:cs="Calibri" w:eastAsia="Calibri" w:hAnsi="Calibri"/>
-          <w:b/>
-          <w:bCs/>
-        </w:rPr>
-        <w:t xml:space="preserve">meaning</w:t>
-      </w:r>
-      <w:r>
-        <w:rPr>
-          <w:rFonts w:ascii="Calibri" w:cs="Calibri" w:eastAsia="Calibri" w:hAnsi="Calibri"/>
-        </w:rPr>
-        <w:t xml:space="preserve">. In translation we favour meaning over form (</w:t>
-      </w:r>
-      <w:r>
-        <w:rPr>
-          <w:rFonts w:ascii="Arial" w:cs="Arial" w:hAnsi="Arial"/>
-          <w:sz w:val="23"/>
-          <w:szCs w:val="24"/>
-          <w:rtl/>
-        </w:rPr>
-        <w:t xml:space="preserve">المعنى أهمّ من الشكل</w:t>
-      </w:r>
-      <w:r>
-        <w:rPr>
-          <w:rFonts w:ascii="Calibri" w:cs="Calibri" w:eastAsia="Calibri" w:hAnsi="Calibri"/>
-        </w:rPr>
-        <w:t xml:space="preserve">): you may change the form, but never the meaning.</w:t>
-      </w:r>
+        <w:t xml:space="preserve">Use these seven steps for every translation, from a sign to a report. Each step is explained in the chapter shown.</w:t>
+      </w:r>
+    </w:p>
+    <w:p>
+      <w:pPr>
+        <w:pStyle w:val="ListParagraph"/>
+        <w:numPr>
+          <w:ilvl w:val="0"/>
+          <w:numId w:val="17"/>
+        </w:numPr>
+        <w:spacing w:after="110" w:line="320"/>
+      </w:pPr>
+      <w:r>
+        <w:rPr>
+          <w:rFonts w:ascii="Calibri" w:cs="Calibri" w:eastAsia="Calibri" w:hAnsi="Calibri"/>
+          <w:b/>
+          <w:bCs/>
+        </w:rPr>
+        <w:t xml:space="preserve">Read</w:t>
+      </w:r>
+      <w:r>
+        <w:rPr>
+          <w:rFonts w:ascii="Calibri" w:cs="Calibri" w:eastAsia="Calibri" w:hAnsi="Calibri"/>
+        </w:rPr>
+        <w:t xml:space="preserve"> the whole text before you translate a word (Chapter 2).</w:t>
+      </w:r>
+    </w:p>
+    <w:p>
+      <w:pPr>
+        <w:pStyle w:val="ListParagraph"/>
+        <w:numPr>
+          <w:ilvl w:val="0"/>
+          <w:numId w:val="17"/>
+        </w:numPr>
+        <w:spacing w:after="110" w:line="320"/>
+      </w:pPr>
+      <w:r>
+        <w:rPr>
+          <w:rFonts w:ascii="Calibri" w:cs="Calibri" w:eastAsia="Calibri" w:hAnsi="Calibri"/>
+          <w:b/>
+          <w:bCs/>
+        </w:rPr>
+        <w:t xml:space="preserve">Analyse</w:t>
+      </w:r>
+      <w:r>
+        <w:rPr>
+          <w:rFonts w:ascii="Calibri" w:cs="Calibri" w:eastAsia="Calibri" w:hAnsi="Calibri"/>
+        </w:rPr>
+        <w:t xml:space="preserve"> it: who wrote it, for whom, why, and in what style (Chapter 18).</w:t>
+      </w:r>
+    </w:p>
+    <w:p>
+      <w:pPr>
+        <w:pStyle w:val="ListParagraph"/>
+        <w:numPr>
+          <w:ilvl w:val="0"/>
+          <w:numId w:val="17"/>
+        </w:numPr>
+        <w:spacing w:after="110" w:line="320"/>
+      </w:pPr>
+      <w:r>
+        <w:rPr>
+          <w:rFonts w:ascii="Calibri" w:cs="Calibri" w:eastAsia="Calibri" w:hAnsi="Calibri"/>
+          <w:b/>
+          <w:bCs/>
+        </w:rPr>
+        <w:t xml:space="preserve">Research</w:t>
+      </w:r>
+      <w:r>
+        <w:rPr>
+          <w:rFonts w:ascii="Calibri" w:cs="Calibri" w:eastAsia="Calibri" w:hAnsi="Calibri"/>
+        </w:rPr>
+        <w:t xml:space="preserve"> the words and terms you are not sure of (Chapters 3 and 21).</w:t>
+      </w:r>
+    </w:p>
+    <w:p>
+      <w:pPr>
+        <w:pStyle w:val="ListParagraph"/>
+        <w:numPr>
+          <w:ilvl w:val="0"/>
+          <w:numId w:val="17"/>
+        </w:numPr>
+        <w:spacing w:after="110" w:line="320"/>
+      </w:pPr>
+      <w:r>
+        <w:rPr>
+          <w:rFonts w:ascii="Calibri" w:cs="Calibri" w:eastAsia="Calibri" w:hAnsi="Calibri"/>
+          <w:b/>
+          <w:bCs/>
+        </w:rPr>
+        <w:t xml:space="preserve">Draft</w:t>
+      </w:r>
+      <w:r>
+        <w:rPr>
+          <w:rFonts w:ascii="Calibri" w:cs="Calibri" w:eastAsia="Calibri" w:hAnsi="Calibri"/>
+        </w:rPr>
+        <w:t xml:space="preserve"> your translation with the reader and the purpose in mind (Chapters 2 and 5).</w:t>
+      </w:r>
+    </w:p>
+    <w:p>
+      <w:pPr>
+        <w:pStyle w:val="ListParagraph"/>
+        <w:numPr>
+          <w:ilvl w:val="0"/>
+          <w:numId w:val="17"/>
+        </w:numPr>
+        <w:spacing w:after="110" w:line="320"/>
+      </w:pPr>
+      <w:r>
+        <w:rPr>
+          <w:rFonts w:ascii="Calibri" w:cs="Calibri" w:eastAsia="Calibri" w:hAnsi="Calibri"/>
+          <w:b/>
+          <w:bCs/>
+        </w:rPr>
+        <w:t xml:space="preserve">Check</w:t>
+      </w:r>
+      <w:r>
+        <w:rPr>
+          <w:rFonts w:ascii="Calibri" w:cs="Calibri" w:eastAsia="Calibri" w:hAnsi="Calibri"/>
+        </w:rPr>
+        <w:t xml:space="preserve"> it against the source: nothing missing, nothing added (Chapter 23).</w:t>
+      </w:r>
+    </w:p>
+    <w:p>
+      <w:pPr>
+        <w:pStyle w:val="ListParagraph"/>
+        <w:numPr>
+          <w:ilvl w:val="0"/>
+          <w:numId w:val="17"/>
+        </w:numPr>
+        <w:spacing w:after="110" w:line="320"/>
+      </w:pPr>
+      <w:r>
+        <w:rPr>
+          <w:rFonts w:ascii="Calibri" w:cs="Calibri" w:eastAsia="Calibri" w:hAnsi="Calibri"/>
+          <w:b/>
+          <w:bCs/>
+        </w:rPr>
+        <w:t xml:space="preserve">Revise</w:t>
+      </w:r>
+      <w:r>
+        <w:rPr>
+          <w:rFonts w:ascii="Calibri" w:cs="Calibri" w:eastAsia="Calibri" w:hAnsi="Calibri"/>
+        </w:rPr>
+        <w:t xml:space="preserve"> it until it reads naturally in the target language (Chapter 23).</w:t>
+      </w:r>
+    </w:p>
+    <w:p>
+      <w:pPr>
+        <w:pStyle w:val="ListParagraph"/>
+        <w:numPr>
+          <w:ilvl w:val="0"/>
+          <w:numId w:val="17"/>
+        </w:numPr>
+        <w:spacing w:after="110" w:line="320"/>
+      </w:pPr>
+      <w:r>
+        <w:rPr>
+          <w:rFonts w:ascii="Calibri" w:cs="Calibri" w:eastAsia="Calibri" w:hAnsi="Calibri"/>
+          <w:b/>
+          <w:bCs/>
+        </w:rPr>
+        <w:t xml:space="preserve">Deliver</w:t>
+      </w:r>
+      <w:r>
+        <w:rPr>
+          <w:rFonts w:ascii="Calibri" w:cs="Calibri" w:eastAsia="Calibri" w:hAnsi="Calibri"/>
+        </w:rPr>
+        <w:t xml:space="preserve"> it, with a short commentary if the client needs one (Chapter 25).</w:t>
+      </w:r>
+    </w:p>
+    <w:p>
+      <w:pPr>
+        <w:spacing w:after="40"/>
+      </w:pPr>
     </w:p>
     <w:p>
       <w:pPr>
         <w:spacing w:after="170" w:line="330"/>
-      </w:pPr>
-      <w:r>
-        <w:rPr>
-          <w:rFonts w:ascii="Calibri" w:cs="Calibri" w:eastAsia="Calibri" w:hAnsi="Calibri"/>
-        </w:rPr>
-        <w:t xml:space="preserve">Anything said in one language can be said in another, unless the form itself is part of the message, as in a poem’s rhyme (Nida &amp; Taber, 1969).</w:t>
-      </w:r>
-    </w:p>
-    <w:p>
-      <w:pPr>
-        <w:pStyle w:val="Heading3"/>
-      </w:pPr>
-      <w:r>
-        <w:t xml:space="preserve">Step 2: change the form when you need to</w:t>
-      </w:r>
-    </w:p>
-    <w:p>
-      <w:pPr>
-        <w:spacing w:after="170" w:line="330"/>
-      </w:pPr>
-      <w:r>
-        <w:rPr>
-          <w:rFonts w:ascii="Calibri" w:cs="Calibri" w:eastAsia="Calibri" w:hAnsi="Calibri"/>
-        </w:rPr>
-        <w:t xml:space="preserve">Copying the English form often gives clumsy Arabic, so change it. For example, a noun can become a verb:</w:t>
-      </w:r>
-    </w:p>
-    <w:p>
-      <w:pPr>
-        <w:pStyle w:val="ListParagraph"/>
-        <w:numPr>
-          <w:ilvl w:val="0"/>
-          <w:numId w:val="2"/>
-        </w:numPr>
-        <w:spacing w:after="110" w:line="320"/>
+        <w:ind w:left="567"/>
       </w:pPr>
       <w:r>
         <w:rPr>
@@ -7717,328 +7844,8 @@
           <w:i/>
           <w:iCs/>
         </w:rPr>
-        <w:t xml:space="preserve">He is a heavy smoker.</w:t>
-      </w:r>
-      <w:r>
-        <w:rPr>
-          <w:rFonts w:ascii="Calibri" w:cs="Calibri" w:eastAsia="Calibri" w:hAnsi="Calibri"/>
-        </w:rPr>
-        <w:t xml:space="preserve"> → </w:t>
-      </w:r>
-      <w:r>
-        <w:rPr>
-          <w:rFonts w:ascii="Arial" w:cs="Arial" w:hAnsi="Arial"/>
-          <w:sz w:val="23"/>
-          <w:szCs w:val="24"/>
-          <w:rtl/>
-        </w:rPr>
-        <w:t xml:space="preserve">يدخّن بشراهة</w:t>
-      </w:r>
-      <w:r>
-        <w:rPr>
-          <w:rFonts w:ascii="Calibri" w:cs="Calibri" w:eastAsia="Calibri" w:hAnsi="Calibri"/>
-        </w:rPr>
-        <w:t xml:space="preserve"> (the noun </w:t>
-      </w:r>
-      <w:r>
-        <w:rPr>
-          <w:rFonts w:ascii="Calibri" w:cs="Calibri" w:eastAsia="Calibri" w:hAnsi="Calibri"/>
-          <w:i/>
-          <w:iCs/>
-        </w:rPr>
-        <w:t xml:space="preserve">smoker</w:t>
-      </w:r>
-      <w:r>
-        <w:rPr>
-          <w:rFonts w:ascii="Calibri" w:cs="Calibri" w:eastAsia="Calibri" w:hAnsi="Calibri"/>
-        </w:rPr>
-        <w:t xml:space="preserve"> becomes the verb </w:t>
-      </w:r>
-      <w:r>
-        <w:rPr>
-          <w:rFonts w:ascii="Arial" w:cs="Arial" w:hAnsi="Arial"/>
-          <w:sz w:val="23"/>
-          <w:szCs w:val="24"/>
-          <w:rtl/>
-        </w:rPr>
-        <w:t xml:space="preserve">يدخّن</w:t>
-      </w:r>
-      <w:r>
-        <w:rPr>
-          <w:rFonts w:ascii="Calibri" w:cs="Calibri" w:eastAsia="Calibri" w:hAnsi="Calibri"/>
-        </w:rPr>
-        <w:t xml:space="preserve">, and the adjective </w:t>
-      </w:r>
-      <w:r>
-        <w:rPr>
-          <w:rFonts w:ascii="Calibri" w:cs="Calibri" w:eastAsia="Calibri" w:hAnsi="Calibri"/>
-          <w:i/>
-          <w:iCs/>
-        </w:rPr>
-        <w:t xml:space="preserve">heavy</w:t>
-      </w:r>
-      <w:r>
-        <w:rPr>
-          <w:rFonts w:ascii="Calibri" w:cs="Calibri" w:eastAsia="Calibri" w:hAnsi="Calibri"/>
-        </w:rPr>
-        <w:t xml:space="preserve"> becomes </w:t>
-      </w:r>
-      <w:r>
-        <w:rPr>
-          <w:rFonts w:ascii="Arial" w:cs="Arial" w:hAnsi="Arial"/>
-          <w:sz w:val="23"/>
-          <w:szCs w:val="24"/>
-          <w:rtl/>
-        </w:rPr>
-        <w:t xml:space="preserve">بشراهة</w:t>
-      </w:r>
-      <w:r>
-        <w:rPr>
-          <w:rFonts w:ascii="Calibri" w:cs="Calibri" w:eastAsia="Calibri" w:hAnsi="Calibri"/>
-        </w:rPr>
-        <w:t xml:space="preserve">)</w:t>
-      </w:r>
-    </w:p>
-    <w:p>
-      <w:pPr>
-        <w:pStyle w:val="ListParagraph"/>
-        <w:numPr>
-          <w:ilvl w:val="0"/>
-          <w:numId w:val="2"/>
-        </w:numPr>
-        <w:spacing w:after="110" w:line="320"/>
-      </w:pPr>
-      <w:r>
-        <w:rPr>
-          <w:rFonts w:ascii="Calibri" w:cs="Calibri" w:eastAsia="Calibri" w:hAnsi="Calibri"/>
-          <w:i/>
-          <w:iCs/>
-        </w:rPr>
-        <w:t xml:space="preserve">after his arrival</w:t>
-      </w:r>
-      <w:r>
-        <w:rPr>
-          <w:rFonts w:ascii="Calibri" w:cs="Calibri" w:eastAsia="Calibri" w:hAnsi="Calibri"/>
-        </w:rPr>
-        <w:t xml:space="preserve"> → </w:t>
-      </w:r>
-      <w:r>
-        <w:rPr>
-          <w:rFonts w:ascii="Arial" w:cs="Arial" w:hAnsi="Arial"/>
-          <w:sz w:val="23"/>
-          <w:szCs w:val="24"/>
-          <w:rtl/>
-        </w:rPr>
-        <w:t xml:space="preserve">بعد أن وصل</w:t>
-      </w:r>
-      <w:r>
-        <w:rPr>
-          <w:rFonts w:ascii="Calibri" w:cs="Calibri" w:eastAsia="Calibri" w:hAnsi="Calibri"/>
-        </w:rPr>
-        <w:t xml:space="preserve"> (the noun </w:t>
-      </w:r>
-      <w:r>
-        <w:rPr>
-          <w:rFonts w:ascii="Calibri" w:cs="Calibri" w:eastAsia="Calibri" w:hAnsi="Calibri"/>
-          <w:i/>
-          <w:iCs/>
-        </w:rPr>
-        <w:t xml:space="preserve">arrival</w:t>
-      </w:r>
-      <w:r>
-        <w:rPr>
-          <w:rFonts w:ascii="Calibri" w:cs="Calibri" w:eastAsia="Calibri" w:hAnsi="Calibri"/>
-        </w:rPr>
-        <w:t xml:space="preserve"> becomes a verb; see Chapter 13)</w:t>
-      </w:r>
-    </w:p>
-    <w:p>
-      <w:pPr>
-        <w:spacing w:after="40"/>
-      </w:pPr>
-    </w:p>
-    <w:p>
-      <w:pPr>
-        <w:pStyle w:val="Heading3"/>
-      </w:pPr>
-      <w:r>
-        <w:t xml:space="preserve">Step 3: when the image does not travel</w:t>
-      </w:r>
-    </w:p>
-    <w:p>
-      <w:pPr>
-        <w:spacing w:after="170" w:line="330"/>
-      </w:pPr>
-      <w:r>
-        <w:rPr>
-          <w:rFonts w:ascii="Calibri" w:cs="Calibri" w:eastAsia="Calibri" w:hAnsi="Calibri"/>
-        </w:rPr>
-        <w:t xml:space="preserve">Sometimes the problem is a picture. The British press called Tony Blair </w:t>
-      </w:r>
-      <w:r>
-        <w:rPr>
-          <w:rFonts w:ascii="Calibri" w:cs="Calibri" w:eastAsia="Calibri" w:hAnsi="Calibri"/>
-          <w:i/>
-          <w:iCs/>
-        </w:rPr>
-        <w:t xml:space="preserve">Bush’s poodle</w:t>
-      </w:r>
-      <w:r>
-        <w:rPr>
-          <w:rFonts w:ascii="Calibri" w:cs="Calibri" w:eastAsia="Calibri" w:hAnsi="Calibri"/>
-        </w:rPr>
-        <w:t xml:space="preserve">: someone who obediently follows George Bush. A poodle has no such meaning in Arabic, so the translator keeps the meaning and changes the form: </w:t>
-      </w:r>
-      <w:r>
-        <w:rPr>
-          <w:rFonts w:ascii="Arial" w:cs="Arial" w:hAnsi="Arial"/>
-          <w:sz w:val="23"/>
-          <w:szCs w:val="24"/>
-          <w:rtl/>
-        </w:rPr>
-        <w:t xml:space="preserve">بلير، تابعُ بوش</w:t>
-      </w:r>
-      <w:r>
-        <w:rPr>
-          <w:rFonts w:ascii="Calibri" w:cs="Calibri" w:eastAsia="Calibri" w:hAnsi="Calibri"/>
-        </w:rPr>
-        <w:t xml:space="preserve"> or </w:t>
-      </w:r>
-      <w:r>
-        <w:rPr>
-          <w:rFonts w:ascii="Arial" w:cs="Arial" w:hAnsi="Arial"/>
-          <w:sz w:val="23"/>
-          <w:szCs w:val="24"/>
-          <w:rtl/>
-        </w:rPr>
-        <w:t xml:space="preserve">بلير، المنقاد لبوش</w:t>
-      </w:r>
-      <w:r>
-        <w:rPr>
-          <w:rFonts w:ascii="Calibri" w:cs="Calibri" w:eastAsia="Calibri" w:hAnsi="Calibri"/>
-        </w:rPr>
-        <w:t xml:space="preserve">.</w:t>
-      </w:r>
-    </w:p>
-    <w:p>
-      <w:pPr>
-        <w:pStyle w:val="Heading3"/>
-      </w:pPr>
-      <w:r>
-        <w:t xml:space="preserve">Try it</w:t>
-      </w:r>
-    </w:p>
-    <w:p>
-      <w:pPr>
-        <w:pStyle w:val="ListParagraph"/>
-        <w:numPr>
-          <w:ilvl w:val="0"/>
-          <w:numId w:val="17"/>
-        </w:numPr>
-        <w:spacing w:after="110" w:line="320"/>
-      </w:pPr>
-      <w:r>
-        <w:rPr>
-          <w:rFonts w:ascii="Calibri" w:cs="Calibri" w:eastAsia="Calibri" w:hAnsi="Calibri"/>
-        </w:rPr>
-        <w:t xml:space="preserve">Translate by changing the form: </w:t>
-      </w:r>
-      <w:r>
-        <w:rPr>
-          <w:rFonts w:ascii="Calibri" w:cs="Calibri" w:eastAsia="Calibri" w:hAnsi="Calibri"/>
-          <w:i/>
-          <w:iCs/>
-        </w:rPr>
-        <w:t xml:space="preserve">He is a fast runner.</w:t>
-      </w:r>
-    </w:p>
-    <w:p>
-      <w:pPr>
-        <w:pStyle w:val="ListParagraph"/>
-        <w:numPr>
-          <w:ilvl w:val="0"/>
-          <w:numId w:val="17"/>
-        </w:numPr>
-        <w:spacing w:after="110" w:line="320"/>
-      </w:pPr>
-      <w:r>
-        <w:rPr>
-          <w:rFonts w:ascii="Calibri" w:cs="Calibri" w:eastAsia="Calibri" w:hAnsi="Calibri"/>
-        </w:rPr>
-        <w:t xml:space="preserve">Translate by changing the form: </w:t>
-      </w:r>
-      <w:r>
-        <w:rPr>
-          <w:rFonts w:ascii="Calibri" w:cs="Calibri" w:eastAsia="Calibri" w:hAnsi="Calibri"/>
-          <w:i/>
-          <w:iCs/>
-        </w:rPr>
-        <w:t xml:space="preserve">His arrival was late.</w:t>
-      </w:r>
-    </w:p>
-    <w:p>
-      <w:pPr>
-        <w:spacing w:after="40"/>
-      </w:pPr>
-    </w:p>
-    <w:p>
-      <w:pPr>
-        <w:spacing w:after="60" w:before="40" w:line="290"/>
-      </w:pPr>
-      <w:r>
-        <w:rPr>
-          <w:rFonts w:ascii="Calibri" w:cs="Calibri" w:eastAsia="Calibri" w:hAnsi="Calibri"/>
-          <w:b/>
-          <w:bCs/>
-          <w:color w:val="6B6680"/>
-        </w:rPr>
-        <w:t xml:space="preserve">Answers</w:t>
-      </w:r>
-    </w:p>
-    <w:p>
-      <w:pPr>
-        <w:pStyle w:val="ListParagraph"/>
-        <w:numPr>
-          <w:ilvl w:val="0"/>
-          <w:numId w:val="18"/>
-        </w:numPr>
-        <w:spacing w:after="110" w:line="320"/>
-      </w:pPr>
-      <w:r>
-        <w:rPr>
-          <w:rFonts w:ascii="Arial" w:cs="Arial" w:hAnsi="Arial"/>
-          <w:color w:val="6B6680"/>
-          <w:sz w:val="23"/>
-          <w:szCs w:val="24"/>
-          <w:rtl/>
-        </w:rPr>
-        <w:t xml:space="preserve">يركض بسرعة.</w:t>
-      </w:r>
-    </w:p>
-    <w:p>
-      <w:pPr>
-        <w:pStyle w:val="ListParagraph"/>
-        <w:numPr>
-          <w:ilvl w:val="0"/>
-          <w:numId w:val="18"/>
-        </w:numPr>
-        <w:spacing w:after="110" w:line="320"/>
-      </w:pPr>
-      <w:r>
-        <w:rPr>
-          <w:rFonts w:ascii="Arial" w:cs="Arial" w:hAnsi="Arial"/>
-          <w:color w:val="6B6680"/>
-          <w:sz w:val="23"/>
-          <w:szCs w:val="24"/>
-          <w:rtl/>
-        </w:rPr>
-        <w:t xml:space="preserve">وصل متأخراً.</w:t>
-      </w:r>
-    </w:p>
-    <w:p>
-      <w:pPr>
-        <w:spacing w:after="40"/>
-      </w:pPr>
+        <w:t xml:space="preserve">Never translate a word before you understand the text.</w:t>
+      </w:r>
     </w:p>
     <w:p>
       <w:pPr>
@@ -8056,52 +7863,95 @@
           <w:sz w:val="17"/>
           <w:szCs w:val="17"/>
         </w:rPr>
-        <w:t xml:space="preserve">REMEMBER</w:t>
-      </w:r>
-    </w:p>
-    <w:p>
-      <w:pPr>
-        <w:pStyle w:val="ListParagraph"/>
+        <w:t xml:space="preserve">DO</w:t>
+      </w:r>
+    </w:p>
+    <w:p>
+      <w:pPr>
         <w:keepNext/>
         <w:keepLines/>
-        <w:numPr>
-          <w:ilvl w:val="0"/>
-          <w:numId w:val="2"/>
-        </w:numPr>
         <w:shd w:fill="ECE9F7" w:color="auto" w:val="clear"/>
         <w:spacing w:after="0" w:line="300"/>
-      </w:pPr>
-      <w:r>
-        <w:rPr>
-          <w:rFonts w:ascii="Calibri" w:cs="Calibri" w:eastAsia="Calibri" w:hAnsi="Calibri"/>
-        </w:rPr>
-        <w:t xml:space="preserve">Meaning comes before form.</w:t>
-      </w:r>
-    </w:p>
-    <w:p>
-      <w:pPr>
-        <w:pStyle w:val="ListParagraph"/>
+        <w:ind w:left="170"/>
+      </w:pPr>
+      <w:r>
+        <w:rPr>
+          <w:rFonts w:ascii="Calibri" w:cs="Calibri" w:eastAsia="Calibri" w:hAnsi="Calibri"/>
+        </w:rPr>
+        <w:t xml:space="preserve">✓ Read the whole text first.</w:t>
+      </w:r>
+    </w:p>
+    <w:p>
+      <w:pPr>
         <w:keepNext/>
         <w:keepLines/>
-        <w:numPr>
-          <w:ilvl w:val="0"/>
-          <w:numId w:val="2"/>
-        </w:numPr>
         <w:shd w:fill="ECE9F7" w:color="auto" w:val="clear"/>
         <w:spacing w:after="0" w:line="300"/>
-      </w:pPr>
-      <w:r>
-        <w:rPr>
-          <w:rFonts w:ascii="Calibri" w:cs="Calibri" w:eastAsia="Calibri" w:hAnsi="Calibri"/>
-        </w:rPr>
-        <w:t xml:space="preserve">You may change the structure, but never the meaning.</w:t>
-      </w:r>
+        <w:ind w:left="170"/>
+      </w:pPr>
+      <w:r>
+        <w:rPr>
+          <w:rFonts w:ascii="Calibri" w:cs="Calibri" w:eastAsia="Calibri" w:hAnsi="Calibri"/>
+        </w:rPr>
+        <w:t xml:space="preserve">✓ Check the context of every word.</w:t>
+      </w:r>
+    </w:p>
+    <w:p>
+      <w:pPr>
+        <w:keepNext/>
+        <w:keepLines/>
+        <w:shd w:fill="ECE9F7" w:color="auto" w:val="clear"/>
+        <w:spacing w:after="0" w:line="300"/>
+        <w:ind w:left="170"/>
+      </w:pPr>
+      <w:r>
+        <w:rPr>
+          <w:rFonts w:ascii="Calibri" w:cs="Calibri" w:eastAsia="Calibri" w:hAnsi="Calibri"/>
+        </w:rPr>
+        <w:t xml:space="preserve">✓ Research terms in reliable sources.</w:t>
+      </w:r>
+    </w:p>
+    <w:p>
+      <w:pPr>
+        <w:keepNext/>
+        <w:keepLines/>
+        <w:shd w:fill="ECE9F7" w:color="auto" w:val="clear"/>
+        <w:spacing w:after="0" w:line="300"/>
+        <w:ind w:left="170"/>
+      </w:pPr>
+      <w:r>
+        <w:rPr>
+          <w:rFonts w:ascii="Calibri" w:cs="Calibri" w:eastAsia="Calibri" w:hAnsi="Calibri"/>
+        </w:rPr>
+        <w:t xml:space="preserve">✓ Keep one term for one idea.</w:t>
+      </w:r>
+    </w:p>
+    <w:p>
+      <w:pPr>
+        <w:keepNext/>
+        <w:keepLines/>
+        <w:shd w:fill="ECE9F7" w:color="auto" w:val="clear"/>
+        <w:spacing w:after="0" w:line="300"/>
+        <w:ind w:left="170"/>
+      </w:pPr>
+      <w:r>
+        <w:rPr>
+          <w:rFonts w:ascii="Calibri" w:cs="Calibri" w:eastAsia="Calibri" w:hAnsi="Calibri"/>
+        </w:rPr>
+        <w:t xml:space="preserve">✓ Revise before you deliver.</w:t>
+      </w:r>
+    </w:p>
+    <w:p>
+      <w:pPr>
+        <w:shd w:fill="ECE9F7" w:color="auto" w:val="clear"/>
+        <w:spacing w:after="160" w:line="120"/>
+      </w:pPr>
     </w:p>
     <w:p>
       <w:pPr>
         <w:keepNext/>
         <w:shd w:fill="ECE9F7" w:color="auto" w:val="clear"/>
-        <w:spacing w:after="40" w:before="160" w:line="290"/>
+        <w:spacing w:after="0" w:before="240" w:line="290"/>
       </w:pPr>
       <w:r>
         <w:rPr>
@@ -8113,109 +7963,563 @@
           <w:sz w:val="17"/>
           <w:szCs w:val="17"/>
         </w:rPr>
-        <w:t xml:space="preserve">WORDS TO REMEMBER</w:t>
-      </w:r>
-    </w:p>
-    <w:p>
-      <w:pPr>
-        <w:pStyle w:val="ListParagraph"/>
+        <w:t xml:space="preserve">DON’T</w:t>
+      </w:r>
+    </w:p>
+    <w:p>
+      <w:pPr>
         <w:keepNext/>
         <w:keepLines/>
-        <w:numPr>
-          <w:ilvl w:val="0"/>
-          <w:numId w:val="2"/>
-        </w:numPr>
         <w:shd w:fill="ECE9F7" w:color="auto" w:val="clear"/>
-        <w:spacing w:after="40" w:line="300"/>
-      </w:pPr>
-      <w:r>
-        <w:rPr>
-          <w:rFonts w:ascii="Calibri" w:cs="Calibri" w:eastAsia="Calibri" w:hAnsi="Calibri"/>
-          <w:b/>
-          <w:bCs/>
-        </w:rPr>
-        <w:t xml:space="preserve">Form</w:t>
-      </w:r>
-      <w:r>
-        <w:rPr>
-          <w:rFonts w:ascii="Calibri" w:cs="Calibri" w:eastAsia="Calibri" w:hAnsi="Calibri"/>
-        </w:rPr>
-        <w:t xml:space="preserve"> (</w:t>
-      </w:r>
-      <w:r>
-        <w:rPr>
-          <w:rFonts w:ascii="Arial" w:cs="Arial" w:hAnsi="Arial"/>
-          <w:sz w:val="23"/>
-          <w:szCs w:val="24"/>
-          <w:rtl/>
-        </w:rPr>
-        <w:t xml:space="preserve">الشكل</w:t>
-      </w:r>
-      <w:r>
-        <w:rPr>
-          <w:rFonts w:ascii="Calibri" w:cs="Calibri" w:eastAsia="Calibri" w:hAnsi="Calibri"/>
-        </w:rPr>
-        <w:t xml:space="preserve">): </w:t>
-      </w:r>
-      <w:r>
-        <w:rPr>
-          <w:rFonts w:ascii="Calibri" w:cs="Calibri" w:eastAsia="Calibri" w:hAnsi="Calibri"/>
-        </w:rPr>
-        <w:t xml:space="preserve">The structure of language: a word, phrase, clause, sentence or text.</w:t>
-      </w:r>
-    </w:p>
-    <w:p>
-      <w:pPr>
-        <w:pStyle w:val="ListParagraph"/>
+        <w:spacing w:after="0" w:line="300"/>
+        <w:ind w:left="170"/>
+      </w:pPr>
+      <w:r>
+        <w:rPr>
+          <w:rFonts w:ascii="Calibri" w:cs="Calibri" w:eastAsia="Calibri" w:hAnsi="Calibri"/>
+        </w:rPr>
+        <w:t xml:space="preserve">✗ Translate word by word.</w:t>
+      </w:r>
+    </w:p>
+    <w:p>
+      <w:pPr>
         <w:keepNext/>
         <w:keepLines/>
+        <w:shd w:fill="ECE9F7" w:color="auto" w:val="clear"/>
+        <w:spacing w:after="0" w:line="300"/>
+        <w:ind w:left="170"/>
+      </w:pPr>
+      <w:r>
+        <w:rPr>
+          <w:rFonts w:ascii="Calibri" w:cs="Calibri" w:eastAsia="Calibri" w:hAnsi="Calibri"/>
+        </w:rPr>
+        <w:t xml:space="preserve">✗ Trust the first meaning in the dictionary.</w:t>
+      </w:r>
+    </w:p>
+    <w:p>
+      <w:pPr>
+        <w:keepNext/>
+        <w:keepLines/>
+        <w:shd w:fill="ECE9F7" w:color="auto" w:val="clear"/>
+        <w:spacing w:after="0" w:line="300"/>
+        <w:ind w:left="170"/>
+      </w:pPr>
+      <w:r>
+        <w:rPr>
+          <w:rFonts w:ascii="Calibri" w:cs="Calibri" w:eastAsia="Calibri" w:hAnsi="Calibri"/>
+        </w:rPr>
+        <w:t xml:space="preserve">✗ Assume that a machine translation is correct.</w:t>
+      </w:r>
+    </w:p>
+    <w:p>
+      <w:pPr>
+        <w:keepNext/>
+        <w:keepLines/>
+        <w:shd w:fill="ECE9F7" w:color="auto" w:val="clear"/>
+        <w:spacing w:after="0" w:line="300"/>
+        <w:ind w:left="170"/>
+      </w:pPr>
+      <w:r>
+        <w:rPr>
+          <w:rFonts w:ascii="Calibri" w:cs="Calibri" w:eastAsia="Calibri" w:hAnsi="Calibri"/>
+        </w:rPr>
+        <w:t xml:space="preserve">✗ Change a term only for variety.</w:t>
+      </w:r>
+    </w:p>
+    <w:p>
+      <w:pPr>
+        <w:keepNext/>
+        <w:keepLines/>
+        <w:shd w:fill="ECE9F7" w:color="auto" w:val="clear"/>
+        <w:spacing w:after="0" w:line="300"/>
+        <w:ind w:left="170"/>
+      </w:pPr>
+      <w:r>
+        <w:rPr>
+          <w:rFonts w:ascii="Calibri" w:cs="Calibri" w:eastAsia="Calibri" w:hAnsi="Calibri"/>
+        </w:rPr>
+        <w:t xml:space="preserve">✗ Submit your first draft.</w:t>
+      </w:r>
+    </w:p>
+    <w:p>
+      <w:pPr>
+        <w:shd w:fill="ECE9F7" w:color="auto" w:val="clear"/>
+        <w:spacing w:after="160" w:line="120"/>
+      </w:pPr>
+    </w:p>
+    <w:p>
+      <w:pPr>
+        <w:pStyle w:val="Heading1"/>
+        <w:pageBreakBefore/>
+      </w:pPr>
+      <w:r>
+        <w:t xml:space="preserve">Part 2: Understanding meaning</w:t>
+      </w:r>
+    </w:p>
+    <w:p>
+      <w:pPr>
+        <w:pStyle w:val="Heading2"/>
+        <w:spacing w:before="0"/>
+      </w:pPr>
+      <w:r>
+        <w:t xml:space="preserve">Chapter 5: Form and meaning</w:t>
+      </w:r>
+    </w:p>
+    <w:p>
+      <w:pPr>
+        <w:spacing w:after="280" w:line="320"/>
+      </w:pPr>
+      <w:r>
+        <w:rPr>
+          <w:rFonts w:ascii="Calibri" w:cs="Calibri" w:eastAsia="Calibri" w:hAnsi="Calibri"/>
+          <w:b/>
+          <w:bCs/>
+          <w:color w:val="3D1591"/>
+        </w:rPr>
+        <w:t xml:space="preserve">Where we are. </w:t>
+      </w:r>
+      <w:r>
+        <w:rPr>
+          <w:rFonts w:ascii="Calibri" w:cs="Calibri" w:eastAsia="Calibri" w:hAnsi="Calibri"/>
+        </w:rPr>
+        <w:t xml:space="preserve">In Chapter 4 you often changed a sentence’s structure. This chapter gives you the rule that makes such changes safe, so you can change the form without losing the meaning.</w:t>
+      </w:r>
+    </w:p>
+    <w:p>
+      <w:pPr>
+        <w:pStyle w:val="Heading3"/>
+      </w:pPr>
+      <w:r>
+        <w:t xml:space="preserve">Step 1: meaning comes first</w:t>
+      </w:r>
+    </w:p>
+    <w:p>
+      <w:pPr>
+        <w:spacing w:after="170" w:line="330"/>
+      </w:pPr>
+      <w:r>
+        <w:rPr>
+          <w:rFonts w:ascii="Calibri" w:cs="Calibri" w:eastAsia="Calibri" w:hAnsi="Calibri"/>
+        </w:rPr>
+        <w:t xml:space="preserve">The shape of a sentence is its </w:t>
+      </w:r>
+      <w:r>
+        <w:rPr>
+          <w:rFonts w:ascii="Calibri" w:cs="Calibri" w:eastAsia="Calibri" w:hAnsi="Calibri"/>
+          <w:b/>
+          <w:bCs/>
+        </w:rPr>
+        <w:t xml:space="preserve">form</w:t>
+      </w:r>
+      <w:r>
+        <w:rPr>
+          <w:rFonts w:ascii="Calibri" w:cs="Calibri" w:eastAsia="Calibri" w:hAnsi="Calibri"/>
+        </w:rPr>
+        <w:t xml:space="preserve">; the idea behind it is its </w:t>
+      </w:r>
+      <w:r>
+        <w:rPr>
+          <w:rFonts w:ascii="Calibri" w:cs="Calibri" w:eastAsia="Calibri" w:hAnsi="Calibri"/>
+          <w:b/>
+          <w:bCs/>
+        </w:rPr>
+        <w:t xml:space="preserve">meaning</w:t>
+      </w:r>
+      <w:r>
+        <w:rPr>
+          <w:rFonts w:ascii="Calibri" w:cs="Calibri" w:eastAsia="Calibri" w:hAnsi="Calibri"/>
+        </w:rPr>
+        <w:t xml:space="preserve">. In translation we favour meaning over form (</w:t>
+      </w:r>
+      <w:r>
+        <w:rPr>
+          <w:rFonts w:ascii="Arial" w:cs="Arial" w:hAnsi="Arial"/>
+          <w:sz w:val="23"/>
+          <w:szCs w:val="24"/>
+          <w:rtl/>
+        </w:rPr>
+        <w:t xml:space="preserve">المعنى أهمّ من الشكل</w:t>
+      </w:r>
+      <w:r>
+        <w:rPr>
+          <w:rFonts w:ascii="Calibri" w:cs="Calibri" w:eastAsia="Calibri" w:hAnsi="Calibri"/>
+        </w:rPr>
+        <w:t xml:space="preserve">): you may change the form, but never the meaning.</w:t>
+      </w:r>
+    </w:p>
+    <w:p>
+      <w:pPr>
+        <w:spacing w:after="170" w:line="330"/>
+      </w:pPr>
+      <w:r>
+        <w:rPr>
+          <w:rFonts w:ascii="Calibri" w:cs="Calibri" w:eastAsia="Calibri" w:hAnsi="Calibri"/>
+        </w:rPr>
+        <w:t xml:space="preserve">Anything said in one language can be said in another, unless the form itself is part of the message, as in a poem’s rhyme (Nida &amp; Taber, 1969).</w:t>
+      </w:r>
+    </w:p>
+    <w:p>
+      <w:pPr>
+        <w:pStyle w:val="Heading3"/>
+      </w:pPr>
+      <w:r>
+        <w:t xml:space="preserve">Step 2: change the form when you need to</w:t>
+      </w:r>
+    </w:p>
+    <w:p>
+      <w:pPr>
+        <w:spacing w:after="170" w:line="330"/>
+      </w:pPr>
+      <w:r>
+        <w:rPr>
+          <w:rFonts w:ascii="Calibri" w:cs="Calibri" w:eastAsia="Calibri" w:hAnsi="Calibri"/>
+        </w:rPr>
+        <w:t xml:space="preserve">Copying the English form often gives clumsy Arabic, so change it. For example, a noun can become a verb:</w:t>
+      </w:r>
+    </w:p>
+    <w:p>
+      <w:pPr>
+        <w:pStyle w:val="ListParagraph"/>
         <w:numPr>
           <w:ilvl w:val="0"/>
           <w:numId w:val="2"/>
         </w:numPr>
+        <w:spacing w:after="110" w:line="320"/>
+      </w:pPr>
+      <w:r>
+        <w:rPr>
+          <w:rFonts w:ascii="Calibri" w:cs="Calibri" w:eastAsia="Calibri" w:hAnsi="Calibri"/>
+          <w:i/>
+          <w:iCs/>
+        </w:rPr>
+        <w:t xml:space="preserve">He is a heavy smoker.</w:t>
+      </w:r>
+      <w:r>
+        <w:rPr>
+          <w:rFonts w:ascii="Calibri" w:cs="Calibri" w:eastAsia="Calibri" w:hAnsi="Calibri"/>
+        </w:rPr>
+        <w:t xml:space="preserve"> → </w:t>
+      </w:r>
+      <w:r>
+        <w:rPr>
+          <w:rFonts w:ascii="Arial" w:cs="Arial" w:hAnsi="Arial"/>
+          <w:sz w:val="23"/>
+          <w:szCs w:val="24"/>
+          <w:rtl/>
+        </w:rPr>
+        <w:t xml:space="preserve">يدخّن بشراهة</w:t>
+      </w:r>
+      <w:r>
+        <w:rPr>
+          <w:rFonts w:ascii="Calibri" w:cs="Calibri" w:eastAsia="Calibri" w:hAnsi="Calibri"/>
+        </w:rPr>
+        <w:t xml:space="preserve"> (the noun </w:t>
+      </w:r>
+      <w:r>
+        <w:rPr>
+          <w:rFonts w:ascii="Calibri" w:cs="Calibri" w:eastAsia="Calibri" w:hAnsi="Calibri"/>
+          <w:i/>
+          <w:iCs/>
+        </w:rPr>
+        <w:t xml:space="preserve">smoker</w:t>
+      </w:r>
+      <w:r>
+        <w:rPr>
+          <w:rFonts w:ascii="Calibri" w:cs="Calibri" w:eastAsia="Calibri" w:hAnsi="Calibri"/>
+        </w:rPr>
+        <w:t xml:space="preserve"> becomes the verb </w:t>
+      </w:r>
+      <w:r>
+        <w:rPr>
+          <w:rFonts w:ascii="Arial" w:cs="Arial" w:hAnsi="Arial"/>
+          <w:sz w:val="23"/>
+          <w:szCs w:val="24"/>
+          <w:rtl/>
+        </w:rPr>
+        <w:t xml:space="preserve">يدخّن</w:t>
+      </w:r>
+      <w:r>
+        <w:rPr>
+          <w:rFonts w:ascii="Calibri" w:cs="Calibri" w:eastAsia="Calibri" w:hAnsi="Calibri"/>
+        </w:rPr>
+        <w:t xml:space="preserve">, and the adjective </w:t>
+      </w:r>
+      <w:r>
+        <w:rPr>
+          <w:rFonts w:ascii="Calibri" w:cs="Calibri" w:eastAsia="Calibri" w:hAnsi="Calibri"/>
+          <w:i/>
+          <w:iCs/>
+        </w:rPr>
+        <w:t xml:space="preserve">heavy</w:t>
+      </w:r>
+      <w:r>
+        <w:rPr>
+          <w:rFonts w:ascii="Calibri" w:cs="Calibri" w:eastAsia="Calibri" w:hAnsi="Calibri"/>
+        </w:rPr>
+        <w:t xml:space="preserve"> becomes </w:t>
+      </w:r>
+      <w:r>
+        <w:rPr>
+          <w:rFonts w:ascii="Arial" w:cs="Arial" w:hAnsi="Arial"/>
+          <w:sz w:val="23"/>
+          <w:szCs w:val="24"/>
+          <w:rtl/>
+        </w:rPr>
+        <w:t xml:space="preserve">بشراهة</w:t>
+      </w:r>
+      <w:r>
+        <w:rPr>
+          <w:rFonts w:ascii="Calibri" w:cs="Calibri" w:eastAsia="Calibri" w:hAnsi="Calibri"/>
+        </w:rPr>
+        <w:t xml:space="preserve">)</w:t>
+      </w:r>
+    </w:p>
+    <w:p>
+      <w:pPr>
+        <w:pStyle w:val="ListParagraph"/>
+        <w:numPr>
+          <w:ilvl w:val="0"/>
+          <w:numId w:val="2"/>
+        </w:numPr>
+        <w:spacing w:after="110" w:line="320"/>
+      </w:pPr>
+      <w:r>
+        <w:rPr>
+          <w:rFonts w:ascii="Calibri" w:cs="Calibri" w:eastAsia="Calibri" w:hAnsi="Calibri"/>
+          <w:i/>
+          <w:iCs/>
+        </w:rPr>
+        <w:t xml:space="preserve">after his arrival</w:t>
+      </w:r>
+      <w:r>
+        <w:rPr>
+          <w:rFonts w:ascii="Calibri" w:cs="Calibri" w:eastAsia="Calibri" w:hAnsi="Calibri"/>
+        </w:rPr>
+        <w:t xml:space="preserve"> → </w:t>
+      </w:r>
+      <w:r>
+        <w:rPr>
+          <w:rFonts w:ascii="Arial" w:cs="Arial" w:hAnsi="Arial"/>
+          <w:sz w:val="23"/>
+          <w:szCs w:val="24"/>
+          <w:rtl/>
+        </w:rPr>
+        <w:t xml:space="preserve">بعد أن وصل</w:t>
+      </w:r>
+      <w:r>
+        <w:rPr>
+          <w:rFonts w:ascii="Calibri" w:cs="Calibri" w:eastAsia="Calibri" w:hAnsi="Calibri"/>
+        </w:rPr>
+        <w:t xml:space="preserve"> (the noun </w:t>
+      </w:r>
+      <w:r>
+        <w:rPr>
+          <w:rFonts w:ascii="Calibri" w:cs="Calibri" w:eastAsia="Calibri" w:hAnsi="Calibri"/>
+          <w:i/>
+          <w:iCs/>
+        </w:rPr>
+        <w:t xml:space="preserve">arrival</w:t>
+      </w:r>
+      <w:r>
+        <w:rPr>
+          <w:rFonts w:ascii="Calibri" w:cs="Calibri" w:eastAsia="Calibri" w:hAnsi="Calibri"/>
+        </w:rPr>
+        <w:t xml:space="preserve"> becomes a verb; see Chapter 13)</w:t>
+      </w:r>
+    </w:p>
+    <w:p>
+      <w:pPr>
+        <w:spacing w:after="40"/>
+      </w:pPr>
+    </w:p>
+    <w:p>
+      <w:pPr>
+        <w:pStyle w:val="Heading3"/>
+      </w:pPr>
+      <w:r>
+        <w:t xml:space="preserve">Step 3: when the image does not travel</w:t>
+      </w:r>
+    </w:p>
+    <w:p>
+      <w:pPr>
+        <w:spacing w:after="170" w:line="330"/>
+      </w:pPr>
+      <w:r>
+        <w:rPr>
+          <w:rFonts w:ascii="Calibri" w:cs="Calibri" w:eastAsia="Calibri" w:hAnsi="Calibri"/>
+        </w:rPr>
+        <w:t xml:space="preserve">Sometimes the problem is a picture. The British press called Tony Blair </w:t>
+      </w:r>
+      <w:r>
+        <w:rPr>
+          <w:rFonts w:ascii="Calibri" w:cs="Calibri" w:eastAsia="Calibri" w:hAnsi="Calibri"/>
+          <w:i/>
+          <w:iCs/>
+        </w:rPr>
+        <w:t xml:space="preserve">Bush’s poodle</w:t>
+      </w:r>
+      <w:r>
+        <w:rPr>
+          <w:rFonts w:ascii="Calibri" w:cs="Calibri" w:eastAsia="Calibri" w:hAnsi="Calibri"/>
+        </w:rPr>
+        <w:t xml:space="preserve">: someone who obediently follows George Bush. A poodle has no such meaning in Arabic, so the translator keeps the meaning and changes the form: </w:t>
+      </w:r>
+      <w:r>
+        <w:rPr>
+          <w:rFonts w:ascii="Arial" w:cs="Arial" w:hAnsi="Arial"/>
+          <w:sz w:val="23"/>
+          <w:szCs w:val="24"/>
+          <w:rtl/>
+        </w:rPr>
+        <w:t xml:space="preserve">بلير، تابعُ بوش</w:t>
+      </w:r>
+      <w:r>
+        <w:rPr>
+          <w:rFonts w:ascii="Calibri" w:cs="Calibri" w:eastAsia="Calibri" w:hAnsi="Calibri"/>
+        </w:rPr>
+        <w:t xml:space="preserve"> or </w:t>
+      </w:r>
+      <w:r>
+        <w:rPr>
+          <w:rFonts w:ascii="Arial" w:cs="Arial" w:hAnsi="Arial"/>
+          <w:sz w:val="23"/>
+          <w:szCs w:val="24"/>
+          <w:rtl/>
+        </w:rPr>
+        <w:t xml:space="preserve">بلير، المنقاد لبوش</w:t>
+      </w:r>
+      <w:r>
+        <w:rPr>
+          <w:rFonts w:ascii="Calibri" w:cs="Calibri" w:eastAsia="Calibri" w:hAnsi="Calibri"/>
+        </w:rPr>
+        <w:t xml:space="preserve">.</w:t>
+      </w:r>
+    </w:p>
+    <w:p>
+      <w:pPr>
+        <w:pStyle w:val="Heading3"/>
+      </w:pPr>
+      <w:r>
+        <w:t xml:space="preserve">Try it</w:t>
+      </w:r>
+    </w:p>
+    <w:p>
+      <w:pPr>
+        <w:pStyle w:val="ListParagraph"/>
+        <w:numPr>
+          <w:ilvl w:val="0"/>
+          <w:numId w:val="18"/>
+        </w:numPr>
+        <w:spacing w:after="110" w:line="320"/>
+      </w:pPr>
+      <w:r>
+        <w:rPr>
+          <w:rFonts w:ascii="Calibri" w:cs="Calibri" w:eastAsia="Calibri" w:hAnsi="Calibri"/>
+        </w:rPr>
+        <w:t xml:space="preserve">Translate by changing the form: </w:t>
+      </w:r>
+      <w:r>
+        <w:rPr>
+          <w:rFonts w:ascii="Calibri" w:cs="Calibri" w:eastAsia="Calibri" w:hAnsi="Calibri"/>
+          <w:i/>
+          <w:iCs/>
+        </w:rPr>
+        <w:t xml:space="preserve">He is a fast runner.</w:t>
+      </w:r>
+    </w:p>
+    <w:p>
+      <w:pPr>
+        <w:pStyle w:val="ListParagraph"/>
+        <w:numPr>
+          <w:ilvl w:val="0"/>
+          <w:numId w:val="18"/>
+        </w:numPr>
+        <w:spacing w:after="110" w:line="320"/>
+      </w:pPr>
+      <w:r>
+        <w:rPr>
+          <w:rFonts w:ascii="Calibri" w:cs="Calibri" w:eastAsia="Calibri" w:hAnsi="Calibri"/>
+        </w:rPr>
+        <w:t xml:space="preserve">Translate by changing the form: </w:t>
+      </w:r>
+      <w:r>
+        <w:rPr>
+          <w:rFonts w:ascii="Calibri" w:cs="Calibri" w:eastAsia="Calibri" w:hAnsi="Calibri"/>
+          <w:i/>
+          <w:iCs/>
+        </w:rPr>
+        <w:t xml:space="preserve">His arrival was late.</w:t>
+      </w:r>
+    </w:p>
+    <w:p>
+      <w:pPr>
+        <w:spacing w:after="40"/>
+      </w:pPr>
+    </w:p>
+    <w:p>
+      <w:pPr>
+        <w:spacing w:after="60" w:before="40" w:line="290"/>
+      </w:pPr>
+      <w:r>
+        <w:rPr>
+          <w:rFonts w:ascii="Calibri" w:cs="Calibri" w:eastAsia="Calibri" w:hAnsi="Calibri"/>
+          <w:b/>
+          <w:bCs/>
+          <w:color w:val="6B6680"/>
+        </w:rPr>
+        <w:t xml:space="preserve">Answers</w:t>
+      </w:r>
+    </w:p>
+    <w:p>
+      <w:pPr>
+        <w:pStyle w:val="ListParagraph"/>
+        <w:numPr>
+          <w:ilvl w:val="0"/>
+          <w:numId w:val="19"/>
+        </w:numPr>
+        <w:spacing w:after="110" w:line="320"/>
+      </w:pPr>
+      <w:r>
+        <w:rPr>
+          <w:rFonts w:ascii="Arial" w:cs="Arial" w:hAnsi="Arial"/>
+          <w:color w:val="6B6680"/>
+          <w:sz w:val="23"/>
+          <w:szCs w:val="24"/>
+          <w:rtl/>
+        </w:rPr>
+        <w:t xml:space="preserve">يركض بسرعة.</w:t>
+      </w:r>
+    </w:p>
+    <w:p>
+      <w:pPr>
+        <w:pStyle w:val="ListParagraph"/>
+        <w:numPr>
+          <w:ilvl w:val="0"/>
+          <w:numId w:val="19"/>
+        </w:numPr>
+        <w:spacing w:after="110" w:line="320"/>
+      </w:pPr>
+      <w:r>
+        <w:rPr>
+          <w:rFonts w:ascii="Arial" w:cs="Arial" w:hAnsi="Arial"/>
+          <w:color w:val="6B6680"/>
+          <w:sz w:val="23"/>
+          <w:szCs w:val="24"/>
+          <w:rtl/>
+        </w:rPr>
+        <w:t xml:space="preserve">وصل متأخراً.</w:t>
+      </w:r>
+    </w:p>
+    <w:p>
+      <w:pPr>
+        <w:spacing w:after="40"/>
+      </w:pPr>
+    </w:p>
+    <w:p>
+      <w:pPr>
+        <w:keepNext/>
         <w:shd w:fill="ECE9F7" w:color="auto" w:val="clear"/>
-        <w:spacing w:after="40" w:line="300"/>
-      </w:pPr>
-      <w:r>
-        <w:rPr>
-          <w:rFonts w:ascii="Calibri" w:cs="Calibri" w:eastAsia="Calibri" w:hAnsi="Calibri"/>
-          <w:b/>
-          <w:bCs/>
-        </w:rPr>
-        <w:t xml:space="preserve">Meaning</w:t>
-      </w:r>
-      <w:r>
-        <w:rPr>
-          <w:rFonts w:ascii="Calibri" w:cs="Calibri" w:eastAsia="Calibri" w:hAnsi="Calibri"/>
-        </w:rPr>
-        <w:t xml:space="preserve"> (</w:t>
-      </w:r>
-      <w:r>
-        <w:rPr>
-          <w:rFonts w:ascii="Arial" w:cs="Arial" w:hAnsi="Arial"/>
-          <w:sz w:val="23"/>
-          <w:szCs w:val="24"/>
-          <w:rtl/>
-        </w:rPr>
-        <w:t xml:space="preserve">المعنى</w:t>
-      </w:r>
-      <w:r>
-        <w:rPr>
-          <w:rFonts w:ascii="Calibri" w:cs="Calibri" w:eastAsia="Calibri" w:hAnsi="Calibri"/>
-        </w:rPr>
-        <w:t xml:space="preserve">): </w:t>
-      </w:r>
-      <w:r>
-        <w:rPr>
-          <w:rFonts w:ascii="Calibri" w:cs="Calibri" w:eastAsia="Calibri" w:hAnsi="Calibri"/>
-        </w:rPr>
-        <w:t xml:space="preserve">The idea that a form expresses.</w:t>
-      </w:r>
-    </w:p>
-    <w:p>
-      <w:pPr>
-        <w:shd w:fill="ECE9F7" w:color="auto" w:val="clear"/>
-        <w:spacing w:after="0" w:before="120" w:line="290"/>
+        <w:spacing w:after="0" w:before="240" w:line="290"/>
       </w:pPr>
       <w:r>
         <w:rPr>
@@ -8227,6 +8531,177 @@
           <w:sz w:val="17"/>
           <w:szCs w:val="17"/>
         </w:rPr>
+        <w:t xml:space="preserve">REMEMBER</w:t>
+      </w:r>
+    </w:p>
+    <w:p>
+      <w:pPr>
+        <w:pStyle w:val="ListParagraph"/>
+        <w:keepNext/>
+        <w:keepLines/>
+        <w:numPr>
+          <w:ilvl w:val="0"/>
+          <w:numId w:val="2"/>
+        </w:numPr>
+        <w:shd w:fill="ECE9F7" w:color="auto" w:val="clear"/>
+        <w:spacing w:after="0" w:line="300"/>
+      </w:pPr>
+      <w:r>
+        <w:rPr>
+          <w:rFonts w:ascii="Calibri" w:cs="Calibri" w:eastAsia="Calibri" w:hAnsi="Calibri"/>
+        </w:rPr>
+        <w:t xml:space="preserve">Meaning comes before form.</w:t>
+      </w:r>
+    </w:p>
+    <w:p>
+      <w:pPr>
+        <w:pStyle w:val="ListParagraph"/>
+        <w:keepNext/>
+        <w:keepLines/>
+        <w:numPr>
+          <w:ilvl w:val="0"/>
+          <w:numId w:val="2"/>
+        </w:numPr>
+        <w:shd w:fill="ECE9F7" w:color="auto" w:val="clear"/>
+        <w:spacing w:after="0" w:line="300"/>
+      </w:pPr>
+      <w:r>
+        <w:rPr>
+          <w:rFonts w:ascii="Calibri" w:cs="Calibri" w:eastAsia="Calibri" w:hAnsi="Calibri"/>
+        </w:rPr>
+        <w:t xml:space="preserve">You may change the structure, but never the meaning.</w:t>
+      </w:r>
+    </w:p>
+    <w:p>
+      <w:pPr>
+        <w:keepNext/>
+        <w:shd w:fill="ECE9F7" w:color="auto" w:val="clear"/>
+        <w:spacing w:after="40" w:before="160" w:line="290"/>
+      </w:pPr>
+      <w:r>
+        <w:rPr>
+          <w:rFonts w:ascii="Calibri" w:cs="Calibri" w:eastAsia="Calibri" w:hAnsi="Calibri"/>
+          <w:b/>
+          <w:bCs/>
+          <w:color w:val="3D1591"/>
+          <w:spacing w:val="30"/>
+          <w:sz w:val="17"/>
+          <w:szCs w:val="17"/>
+        </w:rPr>
+        <w:t xml:space="preserve">WORDS TO REMEMBER</w:t>
+      </w:r>
+    </w:p>
+    <w:p>
+      <w:pPr>
+        <w:pStyle w:val="ListParagraph"/>
+        <w:keepNext/>
+        <w:keepLines/>
+        <w:numPr>
+          <w:ilvl w:val="0"/>
+          <w:numId w:val="2"/>
+        </w:numPr>
+        <w:shd w:fill="ECE9F7" w:color="auto" w:val="clear"/>
+        <w:spacing w:after="40" w:line="300"/>
+      </w:pPr>
+      <w:r>
+        <w:rPr>
+          <w:rFonts w:ascii="Calibri" w:cs="Calibri" w:eastAsia="Calibri" w:hAnsi="Calibri"/>
+          <w:b/>
+          <w:bCs/>
+        </w:rPr>
+        <w:t xml:space="preserve">Form</w:t>
+      </w:r>
+      <w:r>
+        <w:rPr>
+          <w:rFonts w:ascii="Calibri" w:cs="Calibri" w:eastAsia="Calibri" w:hAnsi="Calibri"/>
+        </w:rPr>
+        <w:t xml:space="preserve"> (</w:t>
+      </w:r>
+      <w:r>
+        <w:rPr>
+          <w:rFonts w:ascii="Arial" w:cs="Arial" w:hAnsi="Arial"/>
+          <w:sz w:val="23"/>
+          <w:szCs w:val="24"/>
+          <w:rtl/>
+        </w:rPr>
+        <w:t xml:space="preserve">الشكل</w:t>
+      </w:r>
+      <w:r>
+        <w:rPr>
+          <w:rFonts w:ascii="Calibri" w:cs="Calibri" w:eastAsia="Calibri" w:hAnsi="Calibri"/>
+        </w:rPr>
+        <w:t xml:space="preserve">): </w:t>
+      </w:r>
+      <w:r>
+        <w:rPr>
+          <w:rFonts w:ascii="Calibri" w:cs="Calibri" w:eastAsia="Calibri" w:hAnsi="Calibri"/>
+        </w:rPr>
+        <w:t xml:space="preserve">The structure of language: a word, phrase, clause, sentence or text.</w:t>
+      </w:r>
+    </w:p>
+    <w:p>
+      <w:pPr>
+        <w:pStyle w:val="ListParagraph"/>
+        <w:keepNext/>
+        <w:keepLines/>
+        <w:numPr>
+          <w:ilvl w:val="0"/>
+          <w:numId w:val="2"/>
+        </w:numPr>
+        <w:shd w:fill="ECE9F7" w:color="auto" w:val="clear"/>
+        <w:spacing w:after="40" w:line="300"/>
+      </w:pPr>
+      <w:r>
+        <w:rPr>
+          <w:rFonts w:ascii="Calibri" w:cs="Calibri" w:eastAsia="Calibri" w:hAnsi="Calibri"/>
+          <w:b/>
+          <w:bCs/>
+        </w:rPr>
+        <w:t xml:space="preserve">Meaning</w:t>
+      </w:r>
+      <w:r>
+        <w:rPr>
+          <w:rFonts w:ascii="Calibri" w:cs="Calibri" w:eastAsia="Calibri" w:hAnsi="Calibri"/>
+        </w:rPr>
+        <w:t xml:space="preserve"> (</w:t>
+      </w:r>
+      <w:r>
+        <w:rPr>
+          <w:rFonts w:ascii="Arial" w:cs="Arial" w:hAnsi="Arial"/>
+          <w:sz w:val="23"/>
+          <w:szCs w:val="24"/>
+          <w:rtl/>
+        </w:rPr>
+        <w:t xml:space="preserve">المعنى</w:t>
+      </w:r>
+      <w:r>
+        <w:rPr>
+          <w:rFonts w:ascii="Calibri" w:cs="Calibri" w:eastAsia="Calibri" w:hAnsi="Calibri"/>
+        </w:rPr>
+        <w:t xml:space="preserve">): </w:t>
+      </w:r>
+      <w:r>
+        <w:rPr>
+          <w:rFonts w:ascii="Calibri" w:cs="Calibri" w:eastAsia="Calibri" w:hAnsi="Calibri"/>
+        </w:rPr>
+        <w:t xml:space="preserve">The idea that a form expresses.</w:t>
+      </w:r>
+    </w:p>
+    <w:p>
+      <w:pPr>
+        <w:shd w:fill="ECE9F7" w:color="auto" w:val="clear"/>
+        <w:spacing w:after="0" w:before="120" w:line="290"/>
+      </w:pPr>
+      <w:r>
+        <w:rPr>
+          <w:rFonts w:ascii="Calibri" w:cs="Calibri" w:eastAsia="Calibri" w:hAnsi="Calibri"/>
+          <w:b/>
+          <w:bCs/>
+          <w:color w:val="3D1591"/>
+          <w:spacing w:val="30"/>
+          <w:sz w:val="17"/>
+          <w:szCs w:val="17"/>
+        </w:rPr>
         <w:t xml:space="preserve">NEXT  </w:t>
       </w:r>
       <w:r>
@@ -8997,7 +9472,7 @@
         <w:pStyle w:val="ListParagraph"/>
         <w:numPr>
           <w:ilvl w:val="0"/>
-          <w:numId w:val="19"/>
+          <w:numId w:val="20"/>
         </w:numPr>
         <w:spacing w:after="110" w:line="320"/>
       </w:pPr>
@@ -9043,7 +9518,7 @@
         <w:pStyle w:val="ListParagraph"/>
         <w:numPr>
           <w:ilvl w:val="0"/>
-          <w:numId w:val="19"/>
+          <w:numId w:val="20"/>
         </w:numPr>
         <w:spacing w:after="110" w:line="320"/>
       </w:pPr>
@@ -9092,7 +9567,7 @@
         <w:pStyle w:val="ListParagraph"/>
         <w:numPr>
           <w:ilvl w:val="0"/>
-          <w:numId w:val="20"/>
+          <w:numId w:val="21"/>
         </w:numPr>
         <w:spacing w:after="110" w:line="320"/>
       </w:pPr>
@@ -9119,7 +9594,7 @@
         <w:pStyle w:val="ListParagraph"/>
         <w:numPr>
           <w:ilvl w:val="0"/>
-          <w:numId w:val="20"/>
+          <w:numId w:val="21"/>
         </w:numPr>
         <w:spacing w:after="110" w:line="320"/>
       </w:pPr>
@@ -10147,7 +10622,7 @@
         <w:pStyle w:val="ListParagraph"/>
         <w:numPr>
           <w:ilvl w:val="0"/>
-          <w:numId w:val="21"/>
+          <w:numId w:val="22"/>
         </w:numPr>
         <w:spacing w:after="110" w:line="320"/>
       </w:pPr>
@@ -10185,7 +10660,7 @@
         <w:pStyle w:val="ListParagraph"/>
         <w:numPr>
           <w:ilvl w:val="0"/>
-          <w:numId w:val="21"/>
+          <w:numId w:val="22"/>
         </w:numPr>
         <w:spacing w:after="110" w:line="320"/>
       </w:pPr>
@@ -10244,7 +10719,7 @@
         <w:pStyle w:val="ListParagraph"/>
         <w:numPr>
           <w:ilvl w:val="0"/>
-          <w:numId w:val="22"/>
+          <w:numId w:val="23"/>
         </w:numPr>
         <w:spacing w:after="110" w:line="320"/>
       </w:pPr>
@@ -10271,7 +10746,7 @@
         <w:pStyle w:val="ListParagraph"/>
         <w:numPr>
           <w:ilvl w:val="0"/>
-          <w:numId w:val="22"/>
+          <w:numId w:val="23"/>
         </w:numPr>
         <w:spacing w:after="110" w:line="320"/>
       </w:pPr>
@@ -11551,7 +12026,22 @@
           <w:szCs w:val="24"/>
           <w:rtl/>
         </w:rPr>
-        <w:t xml:space="preserve">اتّخذ قراراً</w:t>
+        <w:t xml:space="preserve">يقطع</w:t>
+      </w:r>
+      <w:r>
+        <w:rPr>
+          <w:rFonts w:ascii="Calibri" w:cs="Calibri" w:eastAsia="Calibri" w:hAnsi="Calibri"/>
+        </w:rPr>
+        <w:t xml:space="preserve"> needs a different English verb with each partner: </w:t>
+      </w:r>
+      <w:r>
+        <w:rPr>
+          <w:rFonts w:ascii="Arial" w:cs="Arial" w:hAnsi="Arial"/>
+          <w:sz w:val="23"/>
+          <w:szCs w:val="24"/>
+          <w:rtl/>
+        </w:rPr>
+        <w:t xml:space="preserve">يقطع العلاقات الدبلوماسية</w:t>
       </w:r>
       <w:r>
         <w:rPr>
@@ -11565,26 +12055,22 @@
           <w:i/>
           <w:iCs/>
         </w:rPr>
-        <w:t xml:space="preserve">he made a decision</w:t>
-      </w:r>
-    </w:p>
-    <w:p>
-      <w:pPr>
-        <w:pStyle w:val="ListParagraph"/>
-        <w:numPr>
-          <w:ilvl w:val="0"/>
-          <w:numId w:val="2"/>
-        </w:numPr>
-        <w:spacing w:after="110" w:line="320"/>
-      </w:pPr>
-      <w:r>
-        <w:rPr>
-          <w:rFonts w:ascii="Arial" w:cs="Arial" w:hAnsi="Arial"/>
-          <w:sz w:val="23"/>
-          <w:szCs w:val="24"/>
-          <w:rtl/>
-        </w:rPr>
-        <w:t xml:space="preserve">عقد اجتماعاً</w:t>
+        <w:t xml:space="preserve">to sever diplomatic relations</w:t>
+      </w:r>
+      <w:r>
+        <w:rPr>
+          <w:rFonts w:ascii="Calibri" w:cs="Calibri" w:eastAsia="Calibri" w:hAnsi="Calibri"/>
+        </w:rPr>
+        <w:t xml:space="preserve">; </w:t>
+      </w:r>
+      <w:r>
+        <w:rPr>
+          <w:rFonts w:ascii="Arial" w:cs="Arial" w:hAnsi="Arial"/>
+          <w:sz w:val="23"/>
+          <w:szCs w:val="24"/>
+          <w:rtl/>
+        </w:rPr>
+        <w:t xml:space="preserve">يقطع الإشارة الضوئية</w:t>
       </w:r>
       <w:r>
         <w:rPr>
@@ -11598,36 +12084,28 @@
           <w:i/>
           <w:iCs/>
         </w:rPr>
-        <w:t xml:space="preserve">he held a meeting</w:t>
-      </w:r>
-    </w:p>
-    <w:p>
-      <w:pPr>
-        <w:spacing w:after="40"/>
-      </w:pPr>
-    </w:p>
-    <w:p>
-      <w:pPr>
-        <w:pStyle w:val="Heading3"/>
-      </w:pPr>
-      <w:r>
-        <w:t xml:space="preserve">Try it</w:t>
-      </w:r>
-    </w:p>
-    <w:p>
-      <w:pPr>
-        <w:pStyle w:val="ListParagraph"/>
-        <w:numPr>
-          <w:ilvl w:val="0"/>
-          <w:numId w:val="23"/>
-        </w:numPr>
-        <w:spacing w:after="110" w:line="320"/>
-      </w:pPr>
-      <w:r>
-        <w:rPr>
-          <w:rFonts w:ascii="Calibri" w:cs="Calibri" w:eastAsia="Calibri" w:hAnsi="Calibri"/>
-        </w:rPr>
-        <w:t xml:space="preserve">Translate: </w:t>
+        <w:t xml:space="preserve">to run a red light</w:t>
+      </w:r>
+      <w:r>
+        <w:rPr>
+          <w:rFonts w:ascii="Calibri" w:cs="Calibri" w:eastAsia="Calibri" w:hAnsi="Calibri"/>
+        </w:rPr>
+        <w:t xml:space="preserve">; </w:t>
+      </w:r>
+      <w:r>
+        <w:rPr>
+          <w:rFonts w:ascii="Arial" w:cs="Arial" w:hAnsi="Arial"/>
+          <w:sz w:val="23"/>
+          <w:szCs w:val="24"/>
+          <w:rtl/>
+        </w:rPr>
+        <w:t xml:space="preserve">يقطع عهداً على نفسه</w:t>
+      </w:r>
+      <w:r>
+        <w:rPr>
+          <w:rFonts w:ascii="Calibri" w:cs="Calibri" w:eastAsia="Calibri" w:hAnsi="Calibri"/>
+        </w:rPr>
+        <w:t xml:space="preserve"> → </w:t>
       </w:r>
       <w:r>
         <w:rPr>
@@ -11635,23 +12113,32 @@
           <w:i/>
           <w:iCs/>
         </w:rPr>
-        <w:t xml:space="preserve">heavy rain</w:t>
-      </w:r>
-    </w:p>
-    <w:p>
-      <w:pPr>
-        <w:pStyle w:val="ListParagraph"/>
-        <w:numPr>
-          <w:ilvl w:val="0"/>
-          <w:numId w:val="23"/>
-        </w:numPr>
-        <w:spacing w:after="110" w:line="320"/>
-      </w:pPr>
-      <w:r>
-        <w:rPr>
-          <w:rFonts w:ascii="Calibri" w:cs="Calibri" w:eastAsia="Calibri" w:hAnsi="Calibri"/>
-        </w:rPr>
-        <w:t xml:space="preserve">Translate: </w:t>
+        <w:t xml:space="preserve">to make a solemn promise</w:t>
+      </w:r>
+    </w:p>
+    <w:p>
+      <w:pPr>
+        <w:pStyle w:val="ListParagraph"/>
+        <w:numPr>
+          <w:ilvl w:val="0"/>
+          <w:numId w:val="2"/>
+        </w:numPr>
+        <w:spacing w:after="110" w:line="320"/>
+      </w:pPr>
+      <w:r>
+        <w:rPr>
+          <w:rFonts w:ascii="Arial" w:cs="Arial" w:hAnsi="Arial"/>
+          <w:sz w:val="23"/>
+          <w:szCs w:val="24"/>
+          <w:rtl/>
+        </w:rPr>
+        <w:t xml:space="preserve">عقد اجتماعاً</w:t>
+      </w:r>
+      <w:r>
+        <w:rPr>
+          <w:rFonts w:ascii="Calibri" w:cs="Calibri" w:eastAsia="Calibri" w:hAnsi="Calibri"/>
+        </w:rPr>
+        <w:t xml:space="preserve"> → </w:t>
       </w:r>
       <w:r>
         <w:rPr>
@@ -11659,6 +12146,67 @@
           <w:i/>
           <w:iCs/>
         </w:rPr>
+        <w:t xml:space="preserve">he held a meeting</w:t>
+      </w:r>
+    </w:p>
+    <w:p>
+      <w:pPr>
+        <w:spacing w:after="40"/>
+      </w:pPr>
+    </w:p>
+    <w:p>
+      <w:pPr>
+        <w:pStyle w:val="Heading3"/>
+      </w:pPr>
+      <w:r>
+        <w:t xml:space="preserve">Try it</w:t>
+      </w:r>
+    </w:p>
+    <w:p>
+      <w:pPr>
+        <w:pStyle w:val="ListParagraph"/>
+        <w:numPr>
+          <w:ilvl w:val="0"/>
+          <w:numId w:val="24"/>
+        </w:numPr>
+        <w:spacing w:after="110" w:line="320"/>
+      </w:pPr>
+      <w:r>
+        <w:rPr>
+          <w:rFonts w:ascii="Calibri" w:cs="Calibri" w:eastAsia="Calibri" w:hAnsi="Calibri"/>
+        </w:rPr>
+        <w:t xml:space="preserve">Translate: </w:t>
+      </w:r>
+      <w:r>
+        <w:rPr>
+          <w:rFonts w:ascii="Calibri" w:cs="Calibri" w:eastAsia="Calibri" w:hAnsi="Calibri"/>
+          <w:i/>
+          <w:iCs/>
+        </w:rPr>
+        <w:t xml:space="preserve">heavy rain</w:t>
+      </w:r>
+    </w:p>
+    <w:p>
+      <w:pPr>
+        <w:pStyle w:val="ListParagraph"/>
+        <w:numPr>
+          <w:ilvl w:val="0"/>
+          <w:numId w:val="24"/>
+        </w:numPr>
+        <w:spacing w:after="110" w:line="320"/>
+      </w:pPr>
+      <w:r>
+        <w:rPr>
+          <w:rFonts w:ascii="Calibri" w:cs="Calibri" w:eastAsia="Calibri" w:hAnsi="Calibri"/>
+        </w:rPr>
+        <w:t xml:space="preserve">Translate: </w:t>
+      </w:r>
+      <w:r>
+        <w:rPr>
+          <w:rFonts w:ascii="Calibri" w:cs="Calibri" w:eastAsia="Calibri" w:hAnsi="Calibri"/>
+          <w:i/>
+          <w:iCs/>
+        </w:rPr>
         <w:t xml:space="preserve">deliver a lecture</w:t>
       </w:r>
     </w:p>
@@ -11667,7 +12215,7 @@
         <w:pStyle w:val="ListParagraph"/>
         <w:numPr>
           <w:ilvl w:val="0"/>
-          <w:numId w:val="23"/>
+          <w:numId w:val="24"/>
         </w:numPr>
         <w:spacing w:after="110" w:line="320"/>
       </w:pPr>
@@ -11711,7 +12259,7 @@
         <w:pStyle w:val="ListParagraph"/>
         <w:numPr>
           <w:ilvl w:val="0"/>
-          <w:numId w:val="24"/>
+          <w:numId w:val="25"/>
         </w:numPr>
         <w:spacing w:after="110" w:line="320"/>
       </w:pPr>
@@ -11755,7 +12303,7 @@
         <w:pStyle w:val="ListParagraph"/>
         <w:numPr>
           <w:ilvl w:val="0"/>
-          <w:numId w:val="24"/>
+          <w:numId w:val="25"/>
         </w:numPr>
         <w:spacing w:after="110" w:line="320"/>
       </w:pPr>
@@ -11798,7 +12346,7 @@
         <w:pStyle w:val="ListParagraph"/>
         <w:numPr>
           <w:ilvl w:val="0"/>
-          <w:numId w:val="24"/>
+          <w:numId w:val="25"/>
         </w:numPr>
         <w:spacing w:after="110" w:line="320"/>
       </w:pPr>
@@ -12388,7 +12936,7 @@
         <w:pStyle w:val="ListParagraph"/>
         <w:numPr>
           <w:ilvl w:val="0"/>
-          <w:numId w:val="25"/>
+          <w:numId w:val="26"/>
         </w:numPr>
         <w:spacing w:after="110" w:line="320"/>
       </w:pPr>
@@ -12433,7 +12981,7 @@
         <w:pStyle w:val="ListParagraph"/>
         <w:numPr>
           <w:ilvl w:val="0"/>
-          <w:numId w:val="25"/>
+          <w:numId w:val="26"/>
         </w:numPr>
         <w:spacing w:after="110" w:line="320"/>
       </w:pPr>
@@ -12478,7 +13026,7 @@
         <w:pStyle w:val="ListParagraph"/>
         <w:numPr>
           <w:ilvl w:val="0"/>
-          <w:numId w:val="25"/>
+          <w:numId w:val="26"/>
         </w:numPr>
         <w:spacing w:after="110" w:line="320"/>
       </w:pPr>
@@ -12494,7 +13042,7 @@
         <w:pStyle w:val="ListParagraph"/>
         <w:numPr>
           <w:ilvl w:val="0"/>
-          <w:numId w:val="25"/>
+          <w:numId w:val="26"/>
         </w:numPr>
         <w:spacing w:after="110" w:line="320"/>
       </w:pPr>
@@ -12510,7 +13058,7 @@
         <w:pStyle w:val="ListParagraph"/>
         <w:numPr>
           <w:ilvl w:val="0"/>
-          <w:numId w:val="25"/>
+          <w:numId w:val="26"/>
         </w:numPr>
         <w:spacing w:after="110" w:line="320"/>
       </w:pPr>
@@ -13234,7 +13782,7 @@
           <w:szCs w:val="24"/>
           <w:rtl/>
         </w:rPr>
-        <w:t xml:space="preserve">تعاشروا كالإخوة وتعاملوا كالأجانب</w:t>
+        <w:t xml:space="preserve">الشغل شغل</w:t>
       </w:r>
     </w:p>
     <w:p>
@@ -13255,7 +13803,7 @@
         <w:pStyle w:val="ListParagraph"/>
         <w:numPr>
           <w:ilvl w:val="0"/>
-          <w:numId w:val="26"/>
+          <w:numId w:val="27"/>
         </w:numPr>
         <w:spacing w:after="110" w:line="320"/>
       </w:pPr>
@@ -13285,7 +13833,7 @@
         <w:pStyle w:val="ListParagraph"/>
         <w:numPr>
           <w:ilvl w:val="0"/>
-          <w:numId w:val="26"/>
+          <w:numId w:val="27"/>
         </w:numPr>
         <w:spacing w:after="110" w:line="320"/>
       </w:pPr>
@@ -13309,7 +13857,7 @@
         <w:pStyle w:val="ListParagraph"/>
         <w:numPr>
           <w:ilvl w:val="0"/>
-          <w:numId w:val="26"/>
+          <w:numId w:val="27"/>
         </w:numPr>
         <w:spacing w:after="110" w:line="320"/>
       </w:pPr>
@@ -13353,7 +13901,7 @@
         <w:pStyle w:val="ListParagraph"/>
         <w:numPr>
           <w:ilvl w:val="0"/>
-          <w:numId w:val="27"/>
+          <w:numId w:val="28"/>
         </w:numPr>
         <w:spacing w:after="110" w:line="320"/>
       </w:pPr>
@@ -13373,7 +13921,7 @@
         <w:pStyle w:val="ListParagraph"/>
         <w:numPr>
           <w:ilvl w:val="0"/>
-          <w:numId w:val="27"/>
+          <w:numId w:val="28"/>
         </w:numPr>
         <w:spacing w:after="110" w:line="320"/>
       </w:pPr>
@@ -13393,7 +13941,7 @@
         <w:pStyle w:val="ListParagraph"/>
         <w:numPr>
           <w:ilvl w:val="0"/>
-          <w:numId w:val="27"/>
+          <w:numId w:val="28"/>
         </w:numPr>
         <w:spacing w:after="110" w:line="320"/>
       </w:pPr>
@@ -14133,7 +14681,7 @@
         <w:pStyle w:val="ListParagraph"/>
         <w:numPr>
           <w:ilvl w:val="0"/>
-          <w:numId w:val="28"/>
+          <w:numId w:val="29"/>
         </w:numPr>
         <w:spacing w:after="110" w:line="320"/>
       </w:pPr>
@@ -14172,7 +14720,7 @@
         <w:pStyle w:val="ListParagraph"/>
         <w:numPr>
           <w:ilvl w:val="0"/>
-          <w:numId w:val="28"/>
+          <w:numId w:val="29"/>
         </w:numPr>
         <w:spacing w:after="110" w:line="320"/>
       </w:pPr>
@@ -14193,6 +14741,60 @@
     </w:p>
     <w:p>
       <w:pPr>
+        <w:pStyle w:val="ListParagraph"/>
+        <w:numPr>
+          <w:ilvl w:val="0"/>
+          <w:numId w:val="29"/>
+        </w:numPr>
+        <w:spacing w:after="110" w:line="320"/>
+      </w:pPr>
+      <w:r>
+        <w:rPr>
+          <w:rFonts w:ascii="Calibri" w:cs="Calibri" w:eastAsia="Calibri" w:hAnsi="Calibri"/>
+        </w:rPr>
+        <w:t xml:space="preserve">Challenge: </w:t>
+      </w:r>
+      <w:r>
+        <w:rPr>
+          <w:rFonts w:ascii="Calibri" w:cs="Calibri" w:eastAsia="Calibri" w:hAnsi="Calibri"/>
+          <w:i/>
+          <w:iCs/>
+        </w:rPr>
+        <w:t xml:space="preserve">The new law is still a dead letter.</w:t>
+      </w:r>
+      <w:r>
+        <w:rPr>
+          <w:rFonts w:ascii="Calibri" w:cs="Calibri" w:eastAsia="Calibri" w:hAnsi="Calibri"/>
+        </w:rPr>
+        <w:t xml:space="preserve"> Which version suits a formal legal report, and which a newspaper column? (a) </w:t>
+      </w:r>
+      <w:r>
+        <w:rPr>
+          <w:rFonts w:ascii="Arial" w:cs="Arial" w:hAnsi="Arial"/>
+          <w:sz w:val="23"/>
+          <w:szCs w:val="24"/>
+          <w:rtl/>
+        </w:rPr>
+        <w:t xml:space="preserve">لا يزال القانون الجديد حبراً على ورق</w:t>
+      </w:r>
+      <w:r>
+        <w:rPr>
+          <w:rFonts w:ascii="Calibri" w:cs="Calibri" w:eastAsia="Calibri" w:hAnsi="Calibri"/>
+        </w:rPr>
+        <w:t xml:space="preserve"> (b) </w:t>
+      </w:r>
+      <w:r>
+        <w:rPr>
+          <w:rFonts w:ascii="Arial" w:cs="Arial" w:hAnsi="Arial"/>
+          <w:sz w:val="23"/>
+          <w:szCs w:val="24"/>
+          <w:rtl/>
+        </w:rPr>
+        <w:t xml:space="preserve">لم يُطبَّق القانون الجديد بعد</w:t>
+      </w:r>
+    </w:p>
+    <w:p>
+      <w:pPr>
         <w:spacing w:after="40"/>
       </w:pPr>
     </w:p>
@@ -14215,7 +14817,7 @@
         <w:pStyle w:val="ListParagraph"/>
         <w:numPr>
           <w:ilvl w:val="0"/>
-          <w:numId w:val="29"/>
+          <w:numId w:val="30"/>
         </w:numPr>
         <w:spacing w:after="110" w:line="320"/>
       </w:pPr>
@@ -14232,7 +14834,7 @@
         <w:pStyle w:val="ListParagraph"/>
         <w:numPr>
           <w:ilvl w:val="0"/>
-          <w:numId w:val="29"/>
+          <w:numId w:val="30"/>
         </w:numPr>
         <w:spacing w:after="110" w:line="320"/>
       </w:pPr>
@@ -14245,6 +14847,23 @@
           <w:rtl/>
         </w:rPr>
         <w:t xml:space="preserve">بقيت الاتفاقية حبراً على ورق.</w:t>
+      </w:r>
+    </w:p>
+    <w:p>
+      <w:pPr>
+        <w:pStyle w:val="ListParagraph"/>
+        <w:numPr>
+          <w:ilvl w:val="0"/>
+          <w:numId w:val="30"/>
+        </w:numPr>
+        <w:spacing w:after="110" w:line="320"/>
+      </w:pPr>
+      <w:r>
+        <w:rPr>
+          <w:rFonts w:ascii="Calibri" w:cs="Calibri" w:eastAsia="Calibri" w:hAnsi="Calibri"/>
+          <w:color w:val="6B6680"/>
+        </w:rPr>
+        <w:t xml:space="preserve">(b) for the legal report: plain and precise. (a) for the column: the idiom keeps the colour.</w:t>
       </w:r>
     </w:p>
     <w:p>
@@ -15197,7 +15816,7 @@
         <w:rPr>
           <w:rFonts w:ascii="Calibri" w:cs="Calibri" w:eastAsia="Calibri" w:hAnsi="Calibri"/>
         </w:rPr>
-        <w:t xml:space="preserve">.</w:t>
+        <w:t xml:space="preserve">: an Arabic notice gives the warning, not a description.</w:t>
       </w:r>
     </w:p>
     <w:p>
@@ -15218,7 +15837,7 @@
         <w:pStyle w:val="ListParagraph"/>
         <w:numPr>
           <w:ilvl w:val="0"/>
-          <w:numId w:val="30"/>
+          <w:numId w:val="31"/>
         </w:numPr>
         <w:spacing w:after="110" w:line="320"/>
       </w:pPr>
@@ -15257,7 +15876,7 @@
         <w:pStyle w:val="ListParagraph"/>
         <w:numPr>
           <w:ilvl w:val="0"/>
-          <w:numId w:val="30"/>
+          <w:numId w:val="31"/>
         </w:numPr>
         <w:spacing w:after="110" w:line="320"/>
       </w:pPr>
@@ -15315,7 +15934,7 @@
         <w:pStyle w:val="ListParagraph"/>
         <w:numPr>
           <w:ilvl w:val="0"/>
-          <w:numId w:val="31"/>
+          <w:numId w:val="32"/>
         </w:numPr>
         <w:spacing w:after="110" w:line="320"/>
       </w:pPr>
@@ -15332,7 +15951,7 @@
         <w:pStyle w:val="ListParagraph"/>
         <w:numPr>
           <w:ilvl w:val="0"/>
-          <w:numId w:val="31"/>
+          <w:numId w:val="32"/>
         </w:numPr>
         <w:spacing w:after="110" w:line="320"/>
       </w:pPr>
@@ -15937,7 +16556,7 @@
         <w:pStyle w:val="ListParagraph"/>
         <w:numPr>
           <w:ilvl w:val="0"/>
-          <w:numId w:val="32"/>
+          <w:numId w:val="33"/>
         </w:numPr>
         <w:spacing w:after="110" w:line="320"/>
       </w:pPr>
@@ -16077,7 +16696,7 @@
         <w:pStyle w:val="ListParagraph"/>
         <w:numPr>
           <w:ilvl w:val="0"/>
-          <w:numId w:val="32"/>
+          <w:numId w:val="33"/>
         </w:numPr>
         <w:spacing w:after="110" w:line="320"/>
       </w:pPr>
@@ -16174,7 +16793,7 @@
         <w:pStyle w:val="ListParagraph"/>
         <w:numPr>
           <w:ilvl w:val="0"/>
-          <w:numId w:val="32"/>
+          <w:numId w:val="33"/>
         </w:numPr>
         <w:spacing w:after="110" w:line="320"/>
       </w:pPr>
@@ -16227,7 +16846,7 @@
         <w:pStyle w:val="ListParagraph"/>
         <w:numPr>
           <w:ilvl w:val="0"/>
-          <w:numId w:val="32"/>
+          <w:numId w:val="33"/>
         </w:numPr>
         <w:spacing w:after="110" w:line="320"/>
       </w:pPr>
@@ -16293,7 +16912,7 @@
         <w:pStyle w:val="ListParagraph"/>
         <w:numPr>
           <w:ilvl w:val="0"/>
-          <w:numId w:val="33"/>
+          <w:numId w:val="34"/>
         </w:numPr>
         <w:spacing w:after="110" w:line="320"/>
       </w:pPr>
@@ -16317,7 +16936,7 @@
         <w:pStyle w:val="ListParagraph"/>
         <w:numPr>
           <w:ilvl w:val="0"/>
-          <w:numId w:val="33"/>
+          <w:numId w:val="34"/>
         </w:numPr>
         <w:spacing w:after="110" w:line="320"/>
       </w:pPr>
@@ -16366,7 +16985,7 @@
         <w:pStyle w:val="ListParagraph"/>
         <w:numPr>
           <w:ilvl w:val="0"/>
-          <w:numId w:val="34"/>
+          <w:numId w:val="35"/>
         </w:numPr>
         <w:spacing w:after="110" w:line="320"/>
       </w:pPr>
@@ -16386,7 +17005,7 @@
         <w:pStyle w:val="ListParagraph"/>
         <w:numPr>
           <w:ilvl w:val="0"/>
-          <w:numId w:val="34"/>
+          <w:numId w:val="35"/>
         </w:numPr>
         <w:spacing w:after="110" w:line="320"/>
       </w:pPr>
@@ -16758,7 +17377,7 @@
         <w:pStyle w:val="ListParagraph"/>
         <w:numPr>
           <w:ilvl w:val="0"/>
-          <w:numId w:val="35"/>
+          <w:numId w:val="36"/>
         </w:numPr>
         <w:spacing w:after="110" w:line="320"/>
       </w:pPr>
@@ -16814,13 +17433,34 @@
         </w:rPr>
         <w:t xml:space="preserve">كمبيوتر</w:t>
       </w:r>
-    </w:p>
-    <w:p>
-      <w:pPr>
-        <w:pStyle w:val="ListParagraph"/>
-        <w:numPr>
-          <w:ilvl w:val="0"/>
-          <w:numId w:val="35"/>
+      <w:r>
+        <w:rPr>
+          <w:rFonts w:ascii="Calibri" w:cs="Calibri" w:eastAsia="Calibri" w:hAnsi="Calibri"/>
+        </w:rPr>
+        <w:t xml:space="preserve"> (common in everyday Arabic; formal texts prefer </w:t>
+      </w:r>
+      <w:r>
+        <w:rPr>
+          <w:rFonts w:ascii="Arial" w:cs="Arial" w:hAnsi="Arial"/>
+          <w:sz w:val="23"/>
+          <w:szCs w:val="24"/>
+          <w:rtl/>
+        </w:rPr>
+        <w:t xml:space="preserve">حاسوب</w:t>
+      </w:r>
+      <w:r>
+        <w:rPr>
+          <w:rFonts w:ascii="Calibri" w:cs="Calibri" w:eastAsia="Calibri" w:hAnsi="Calibri"/>
+        </w:rPr>
+        <w:t xml:space="preserve">)</w:t>
+      </w:r>
+    </w:p>
+    <w:p>
+      <w:pPr>
+        <w:pStyle w:val="ListParagraph"/>
+        <w:numPr>
+          <w:ilvl w:val="0"/>
+          <w:numId w:val="36"/>
         </w:numPr>
         <w:spacing w:after="110" w:line="320"/>
       </w:pPr>
@@ -16859,7 +17499,7 @@
           <w:i/>
           <w:iCs/>
         </w:rPr>
-        <w:t xml:space="preserve">skyscraper</w:t>
+        <w:t xml:space="preserve">shadow government</w:t>
       </w:r>
       <w:r>
         <w:rPr>
@@ -16874,15 +17514,21 @@
           <w:szCs w:val="24"/>
           <w:rtl/>
         </w:rPr>
-        <w:t xml:space="preserve">ناطحة سحاب</w:t>
-      </w:r>
-    </w:p>
-    <w:p>
-      <w:pPr>
-        <w:pStyle w:val="ListParagraph"/>
-        <w:numPr>
-          <w:ilvl w:val="0"/>
-          <w:numId w:val="35"/>
+        <w:t xml:space="preserve">حكومة الظل</w:t>
+      </w:r>
+      <w:r>
+        <w:rPr>
+          <w:rFonts w:ascii="Calibri" w:cs="Calibri" w:eastAsia="Calibri" w:hAnsi="Calibri"/>
+        </w:rPr>
+        <w:t xml:space="preserve"> (the established term, so the translator does not invent another)</w:t>
+      </w:r>
+    </w:p>
+    <w:p>
+      <w:pPr>
+        <w:pStyle w:val="ListParagraph"/>
+        <w:numPr>
+          <w:ilvl w:val="0"/>
+          <w:numId w:val="36"/>
         </w:numPr>
         <w:spacing w:after="110" w:line="320"/>
       </w:pPr>
@@ -16921,7 +17567,7 @@
           <w:i/>
           <w:iCs/>
         </w:rPr>
-        <w:t xml:space="preserve">The book is on the table.</w:t>
+        <w:t xml:space="preserve">My friend speaks German fluently.</w:t>
       </w:r>
       <w:r>
         <w:rPr>
@@ -16936,15 +17582,21 @@
           <w:szCs w:val="24"/>
           <w:rtl/>
         </w:rPr>
-        <w:t xml:space="preserve">الكتاب على الطاولة</w:t>
-      </w:r>
-    </w:p>
-    <w:p>
-      <w:pPr>
-        <w:pStyle w:val="ListParagraph"/>
-        <w:numPr>
-          <w:ilvl w:val="0"/>
-          <w:numId w:val="35"/>
+        <w:t xml:space="preserve">يتحدث صديقي الألمانية بطلاقة</w:t>
+      </w:r>
+      <w:r>
+        <w:rPr>
+          <w:rFonts w:ascii="Calibri" w:cs="Calibri" w:eastAsia="Calibri" w:hAnsi="Calibri"/>
+        </w:rPr>
+        <w:t xml:space="preserve"> (only the word order changes, as Arabic grammar requires)</w:t>
+      </w:r>
+    </w:p>
+    <w:p>
+      <w:pPr>
+        <w:pStyle w:val="ListParagraph"/>
+        <w:numPr>
+          <w:ilvl w:val="0"/>
+          <w:numId w:val="36"/>
         </w:numPr>
         <w:spacing w:after="110" w:line="320"/>
       </w:pPr>
@@ -17006,7 +17658,7 @@
         <w:pStyle w:val="ListParagraph"/>
         <w:numPr>
           <w:ilvl w:val="0"/>
-          <w:numId w:val="35"/>
+          <w:numId w:val="36"/>
         </w:numPr>
         <w:spacing w:after="110" w:line="320"/>
       </w:pPr>
@@ -17045,30 +17697,51 @@
           <w:i/>
           <w:iCs/>
         </w:rPr>
-        <w:t xml:space="preserve">It is not difficult.</w:t>
-      </w:r>
-      <w:r>
-        <w:rPr>
-          <w:rFonts w:ascii="Calibri" w:cs="Calibri" w:eastAsia="Calibri" w:hAnsi="Calibri"/>
-        </w:rPr>
-        <w:t xml:space="preserve"> → </w:t>
-      </w:r>
-      <w:r>
-        <w:rPr>
-          <w:rFonts w:ascii="Arial" w:cs="Arial" w:hAnsi="Arial"/>
-          <w:sz w:val="23"/>
-          <w:szCs w:val="24"/>
-          <w:rtl/>
-        </w:rPr>
-        <w:t xml:space="preserve">إنه سهل</w:t>
-      </w:r>
-    </w:p>
-    <w:p>
-      <w:pPr>
-        <w:pStyle w:val="ListParagraph"/>
-        <w:numPr>
-          <w:ilvl w:val="0"/>
-          <w:numId w:val="35"/>
+        <w:t xml:space="preserve">You can’t miss it.</w:t>
+      </w:r>
+      <w:r>
+        <w:rPr>
+          <w:rFonts w:ascii="Calibri" w:cs="Calibri" w:eastAsia="Calibri" w:hAnsi="Calibri"/>
+        </w:rPr>
+        <w:t xml:space="preserve"> (giving directions) → </w:t>
+      </w:r>
+      <w:r>
+        <w:rPr>
+          <w:rFonts w:ascii="Arial" w:cs="Arial" w:hAnsi="Arial"/>
+          <w:sz w:val="23"/>
+          <w:szCs w:val="24"/>
+          <w:rtl/>
+        </w:rPr>
+        <w:t xml:space="preserve">ستجده بسهولة</w:t>
+      </w:r>
+      <w:r>
+        <w:rPr>
+          <w:rFonts w:ascii="Calibri" w:cs="Calibri" w:eastAsia="Calibri" w:hAnsi="Calibri"/>
+        </w:rPr>
+        <w:t xml:space="preserve"> (the literal </w:t>
+      </w:r>
+      <w:r>
+        <w:rPr>
+          <w:rFonts w:ascii="Arial" w:cs="Arial" w:hAnsi="Arial"/>
+          <w:sz w:val="23"/>
+          <w:szCs w:val="24"/>
+          <w:rtl/>
+        </w:rPr>
+        <w:t xml:space="preserve">لا يمكنك أن تفوّته</w:t>
+      </w:r>
+      <w:r>
+        <w:rPr>
+          <w:rFonts w:ascii="Calibri" w:cs="Calibri" w:eastAsia="Calibri" w:hAnsi="Calibri"/>
+        </w:rPr>
+        <w:t xml:space="preserve"> sounds foreign)</w:t>
+      </w:r>
+    </w:p>
+    <w:p>
+      <w:pPr>
+        <w:pStyle w:val="ListParagraph"/>
+        <w:numPr>
+          <w:ilvl w:val="0"/>
+          <w:numId w:val="36"/>
         </w:numPr>
         <w:spacing w:after="110" w:line="320"/>
       </w:pPr>
@@ -17107,7 +17780,7 @@
           <w:i/>
           <w:iCs/>
         </w:rPr>
-        <w:t xml:space="preserve">Like father, like son.</w:t>
+        <w:t xml:space="preserve">A burnt child dreads the fire.</w:t>
       </w:r>
       <w:r>
         <w:rPr>
@@ -17122,15 +17795,21 @@
           <w:szCs w:val="24"/>
           <w:rtl/>
         </w:rPr>
-        <w:t xml:space="preserve">هذا الشبل من ذاك الأسد</w:t>
-      </w:r>
-    </w:p>
-    <w:p>
-      <w:pPr>
-        <w:pStyle w:val="ListParagraph"/>
-        <w:numPr>
-          <w:ilvl w:val="0"/>
-          <w:numId w:val="35"/>
+        <w:t xml:space="preserve">من تلدغه الحيّة يخاف من جرّة الحبل</w:t>
+      </w:r>
+      <w:r>
+        <w:rPr>
+          <w:rFonts w:ascii="Calibri" w:cs="Calibri" w:eastAsia="Calibri" w:hAnsi="Calibri"/>
+        </w:rPr>
+        <w:t xml:space="preserve"> (a proverb is translated by a proverb, whatever its image)</w:t>
+      </w:r>
+    </w:p>
+    <w:p>
+      <w:pPr>
+        <w:pStyle w:val="ListParagraph"/>
+        <w:numPr>
+          <w:ilvl w:val="0"/>
+          <w:numId w:val="36"/>
         </w:numPr>
         <w:spacing w:after="110" w:line="320"/>
       </w:pPr>
@@ -17258,7 +17937,7 @@
           <w:i/>
           <w:iCs/>
         </w:rPr>
-        <w:t xml:space="preserve">After his arrival in Kuwait, the minister held a press conference at the Sheraton and said the reforms were not impossible.</w:t>
+        <w:t xml:space="preserve">After his arrival in Kuwait, the minister held a press conference at the Sheraton.</w:t>
       </w:r>
     </w:p>
     <w:p>
@@ -17274,7 +17953,7 @@
           <w:szCs w:val="24"/>
           <w:rtl/>
         </w:rPr>
-        <w:t xml:space="preserve">بعد أن وصل الوزير إلى الكويت، عقد مؤتمراً صحفياً في فندق شيراتون، وقال إنّ الإصلاحات ممكنة.</w:t>
+        <w:t xml:space="preserve">بعد أن وصل الوزير إلى الكويت، عقد مؤتمراً صحفياً في فندق شيراتون.</w:t>
       </w:r>
     </w:p>
     <w:p>
@@ -17411,20 +18090,39 @@
     </w:p>
     <w:p>
       <w:pPr>
-        <w:pStyle w:val="ListParagraph"/>
-        <w:numPr>
-          <w:ilvl w:val="0"/>
-          <w:numId w:val="2"/>
-        </w:numPr>
-        <w:spacing w:after="110" w:line="320"/>
-      </w:pPr>
+        <w:spacing w:after="40"/>
+      </w:pPr>
+    </w:p>
+    <w:p>
+      <w:pPr>
+        <w:pStyle w:val="Heading3"/>
+      </w:pPr>
+      <w:r>
+        <w:t xml:space="preserve">Try it</w:t>
+      </w:r>
+    </w:p>
+    <w:p>
+      <w:pPr>
+        <w:pStyle w:val="ListParagraph"/>
+        <w:numPr>
+          <w:ilvl w:val="0"/>
+          <w:numId w:val="37"/>
+        </w:numPr>
+        <w:spacing w:after="110" w:line="320"/>
+      </w:pPr>
+      <w:r>
+        <w:rPr>
+          <w:rFonts w:ascii="Calibri" w:cs="Calibri" w:eastAsia="Calibri" w:hAnsi="Calibri"/>
+        </w:rPr>
+        <w:t xml:space="preserve">Which procedure? </w:t>
+      </w:r>
       <w:r>
         <w:rPr>
           <w:rFonts w:ascii="Calibri" w:cs="Calibri" w:eastAsia="Calibri" w:hAnsi="Calibri"/>
           <w:i/>
           <w:iCs/>
         </w:rPr>
-        <w:t xml:space="preserve">not impossible</w:t>
+        <w:t xml:space="preserve">garage</w:t>
       </w:r>
       <w:r>
         <w:rPr>
@@ -17439,34 +18137,15 @@
           <w:szCs w:val="24"/>
           <w:rtl/>
         </w:rPr>
-        <w:t xml:space="preserve">ممكنة</w:t>
-      </w:r>
-      <w:r>
-        <w:rPr>
-          <w:rFonts w:ascii="Calibri" w:cs="Calibri" w:eastAsia="Calibri" w:hAnsi="Calibri"/>
-        </w:rPr>
-        <w:t xml:space="preserve">: modulation</w:t>
-      </w:r>
-    </w:p>
-    <w:p>
-      <w:pPr>
-        <w:spacing w:after="40"/>
-      </w:pPr>
-    </w:p>
-    <w:p>
-      <w:pPr>
-        <w:pStyle w:val="Heading3"/>
-      </w:pPr>
-      <w:r>
-        <w:t xml:space="preserve">Try it</w:t>
-      </w:r>
-    </w:p>
-    <w:p>
-      <w:pPr>
-        <w:pStyle w:val="ListParagraph"/>
-        <w:numPr>
-          <w:ilvl w:val="0"/>
-          <w:numId w:val="36"/>
+        <w:t xml:space="preserve">كراج</w:t>
+      </w:r>
+    </w:p>
+    <w:p>
+      <w:pPr>
+        <w:pStyle w:val="ListParagraph"/>
+        <w:numPr>
+          <w:ilvl w:val="0"/>
+          <w:numId w:val="37"/>
         </w:numPr>
         <w:spacing w:after="110" w:line="320"/>
       </w:pPr>
@@ -17482,7 +18161,7 @@
           <w:i/>
           <w:iCs/>
         </w:rPr>
-        <w:t xml:space="preserve">email</w:t>
+        <w:t xml:space="preserve">the White House</w:t>
       </w:r>
       <w:r>
         <w:rPr>
@@ -17497,15 +18176,15 @@
           <w:szCs w:val="24"/>
           <w:rtl/>
         </w:rPr>
-        <w:t xml:space="preserve">إيميل</w:t>
-      </w:r>
-    </w:p>
-    <w:p>
-      <w:pPr>
-        <w:pStyle w:val="ListParagraph"/>
-        <w:numPr>
-          <w:ilvl w:val="0"/>
-          <w:numId w:val="36"/>
+        <w:t xml:space="preserve">البيت الأبيض</w:t>
+      </w:r>
+    </w:p>
+    <w:p>
+      <w:pPr>
+        <w:pStyle w:val="ListParagraph"/>
+        <w:numPr>
+          <w:ilvl w:val="0"/>
+          <w:numId w:val="37"/>
         </w:numPr>
         <w:spacing w:after="110" w:line="320"/>
       </w:pPr>
@@ -17521,7 +18200,7 @@
           <w:i/>
           <w:iCs/>
         </w:rPr>
-        <w:t xml:space="preserve">honeymoon</w:t>
+        <w:t xml:space="preserve">Parking for residents only.</w:t>
       </w:r>
       <w:r>
         <w:rPr>
@@ -17536,46 +18215,7 @@
           <w:szCs w:val="24"/>
           <w:rtl/>
         </w:rPr>
-        <w:t xml:space="preserve">شهر العسل</w:t>
-      </w:r>
-    </w:p>
-    <w:p>
-      <w:pPr>
-        <w:pStyle w:val="ListParagraph"/>
-        <w:numPr>
-          <w:ilvl w:val="0"/>
-          <w:numId w:val="36"/>
-        </w:numPr>
-        <w:spacing w:after="110" w:line="320"/>
-      </w:pPr>
-      <w:r>
-        <w:rPr>
-          <w:rFonts w:ascii="Calibri" w:cs="Calibri" w:eastAsia="Calibri" w:hAnsi="Calibri"/>
-        </w:rPr>
-        <w:t xml:space="preserve">Which procedure? </w:t>
-      </w:r>
-      <w:r>
-        <w:rPr>
-          <w:rFonts w:ascii="Calibri" w:cs="Calibri" w:eastAsia="Calibri" w:hAnsi="Calibri"/>
-          <w:i/>
-          <w:iCs/>
-        </w:rPr>
-        <w:t xml:space="preserve">It is not easy.</w:t>
-      </w:r>
-      <w:r>
-        <w:rPr>
-          <w:rFonts w:ascii="Calibri" w:cs="Calibri" w:eastAsia="Calibri" w:hAnsi="Calibri"/>
-        </w:rPr>
-        <w:t xml:space="preserve"> → </w:t>
-      </w:r>
-      <w:r>
-        <w:rPr>
-          <w:rFonts w:ascii="Arial" w:cs="Arial" w:hAnsi="Arial"/>
-          <w:sz w:val="23"/>
-          <w:szCs w:val="24"/>
-          <w:rtl/>
-        </w:rPr>
-        <w:t xml:space="preserve">إنه صعب</w:t>
+        <w:t xml:space="preserve">ممنوع الوقوف لغير السكان</w:t>
       </w:r>
     </w:p>
     <w:p>
@@ -17602,7 +18242,7 @@
         <w:pStyle w:val="ListParagraph"/>
         <w:numPr>
           <w:ilvl w:val="0"/>
-          <w:numId w:val="37"/>
+          <w:numId w:val="38"/>
         </w:numPr>
         <w:spacing w:after="110" w:line="320"/>
       </w:pPr>
@@ -17611,41 +18251,58 @@
           <w:rFonts w:ascii="Calibri" w:cs="Calibri" w:eastAsia="Calibri" w:hAnsi="Calibri"/>
           <w:color w:val="6B6680"/>
         </w:rPr>
-        <w:t xml:space="preserve">Borrowing.</w:t>
-      </w:r>
-    </w:p>
-    <w:p>
-      <w:pPr>
-        <w:pStyle w:val="ListParagraph"/>
-        <w:numPr>
-          <w:ilvl w:val="0"/>
-          <w:numId w:val="37"/>
-        </w:numPr>
-        <w:spacing w:after="110" w:line="320"/>
-      </w:pPr>
-      <w:r>
-        <w:rPr>
-          <w:rFonts w:ascii="Calibri" w:cs="Calibri" w:eastAsia="Calibri" w:hAnsi="Calibri"/>
+        <w:t xml:space="preserve">Borrowing (the Arabic word </w:t>
+      </w:r>
+      <w:r>
+        <w:rPr>
+          <w:rFonts w:ascii="Arial" w:cs="Arial" w:hAnsi="Arial"/>
           <w:color w:val="6B6680"/>
-        </w:rPr>
-        <w:t xml:space="preserve">Calque.</w:t>
-      </w:r>
-    </w:p>
-    <w:p>
-      <w:pPr>
-        <w:pStyle w:val="ListParagraph"/>
-        <w:numPr>
-          <w:ilvl w:val="0"/>
-          <w:numId w:val="37"/>
-        </w:numPr>
-        <w:spacing w:after="110" w:line="320"/>
-      </w:pPr>
+          <w:sz w:val="23"/>
+          <w:szCs w:val="24"/>
+          <w:rtl/>
+        </w:rPr>
+        <w:t xml:space="preserve">مرآب</w:t>
+      </w:r>
       <w:r>
         <w:rPr>
           <w:rFonts w:ascii="Calibri" w:cs="Calibri" w:eastAsia="Calibri" w:hAnsi="Calibri"/>
           <w:color w:val="6B6680"/>
         </w:rPr>
-        <w:t xml:space="preserve">Modulation.</w:t>
+        <w:t xml:space="preserve"> also exists).</w:t>
+      </w:r>
+    </w:p>
+    <w:p>
+      <w:pPr>
+        <w:pStyle w:val="ListParagraph"/>
+        <w:numPr>
+          <w:ilvl w:val="0"/>
+          <w:numId w:val="38"/>
+        </w:numPr>
+        <w:spacing w:after="110" w:line="320"/>
+      </w:pPr>
+      <w:r>
+        <w:rPr>
+          <w:rFonts w:ascii="Calibri" w:cs="Calibri" w:eastAsia="Calibri" w:hAnsi="Calibri"/>
+          <w:color w:val="6B6680"/>
+        </w:rPr>
+        <w:t xml:space="preserve">Calque: it is the established equivalent, not a free choice.</w:t>
+      </w:r>
+    </w:p>
+    <w:p>
+      <w:pPr>
+        <w:pStyle w:val="ListParagraph"/>
+        <w:numPr>
+          <w:ilvl w:val="0"/>
+          <w:numId w:val="38"/>
+        </w:numPr>
+        <w:spacing w:after="110" w:line="320"/>
+      </w:pPr>
+      <w:r>
+        <w:rPr>
+          <w:rFonts w:ascii="Calibri" w:cs="Calibri" w:eastAsia="Calibri" w:hAnsi="Calibri"/>
+          <w:color w:val="6B6680"/>
+        </w:rPr>
+        <w:t xml:space="preserve">Modulation: the same rule, seen from the other side.</w:t>
       </w:r>
     </w:p>
     <w:p>
@@ -18166,7 +18823,7 @@
         <w:pStyle w:val="ListParagraph"/>
         <w:numPr>
           <w:ilvl w:val="0"/>
-          <w:numId w:val="38"/>
+          <w:numId w:val="39"/>
         </w:numPr>
         <w:spacing w:after="110" w:line="320"/>
       </w:pPr>
@@ -18234,7 +18891,7 @@
         <w:pStyle w:val="ListParagraph"/>
         <w:numPr>
           <w:ilvl w:val="0"/>
-          <w:numId w:val="38"/>
+          <w:numId w:val="39"/>
         </w:numPr>
         <w:spacing w:after="110" w:line="320"/>
       </w:pPr>
@@ -18308,7 +18965,7 @@
         <w:rPr>
           <w:rFonts w:ascii="Calibri" w:cs="Calibri" w:eastAsia="Calibri" w:hAnsi="Calibri"/>
         </w:rPr>
-        <w:t xml:space="preserve"> When there is no matching expression, give the plain meaning, as in ideational equivalence (Chapter 10): </w:t>
+        <w:t xml:space="preserve">. When there is no matching expression, give the plain meaning, as in ideational equivalence (Chapter 10): </w:t>
       </w:r>
       <w:r>
         <w:rPr>
@@ -18374,7 +19031,7 @@
         <w:pStyle w:val="ListParagraph"/>
         <w:numPr>
           <w:ilvl w:val="0"/>
-          <w:numId w:val="38"/>
+          <w:numId w:val="39"/>
         </w:numPr>
         <w:spacing w:after="110" w:line="320"/>
       </w:pPr>
@@ -18469,7 +19126,7 @@
         <w:pStyle w:val="ListParagraph"/>
         <w:numPr>
           <w:ilvl w:val="0"/>
-          <w:numId w:val="39"/>
+          <w:numId w:val="40"/>
         </w:numPr>
         <w:spacing w:after="110" w:line="320"/>
       </w:pPr>
@@ -18537,7 +19194,7 @@
         <w:pStyle w:val="ListParagraph"/>
         <w:numPr>
           <w:ilvl w:val="0"/>
-          <w:numId w:val="39"/>
+          <w:numId w:val="40"/>
         </w:numPr>
         <w:spacing w:after="110" w:line="320"/>
       </w:pPr>
@@ -18590,7 +19247,7 @@
         <w:pStyle w:val="ListParagraph"/>
         <w:numPr>
           <w:ilvl w:val="0"/>
-          <w:numId w:val="39"/>
+          <w:numId w:val="40"/>
         </w:numPr>
         <w:spacing w:after="110" w:line="320"/>
       </w:pPr>
@@ -18944,7 +19601,7 @@
         <w:pStyle w:val="ListParagraph"/>
         <w:numPr>
           <w:ilvl w:val="0"/>
-          <w:numId w:val="40"/>
+          <w:numId w:val="41"/>
         </w:numPr>
         <w:spacing w:after="110" w:line="320"/>
       </w:pPr>
@@ -18961,6 +19618,36 @@
           <w:rFonts w:ascii="Calibri" w:cs="Calibri" w:eastAsia="Calibri" w:hAnsi="Calibri"/>
         </w:rPr>
         <w:t xml:space="preserve">: when the target language has no exact word. </w:t>
+      </w:r>
+      <w:r>
+        <w:rPr>
+          <w:rFonts w:ascii="Arial" w:cs="Arial" w:hAnsi="Arial"/>
+          <w:sz w:val="23"/>
+          <w:szCs w:val="24"/>
+          <w:rtl/>
+        </w:rPr>
+        <w:t xml:space="preserve">خال</w:t>
+      </w:r>
+      <w:r>
+        <w:rPr>
+          <w:rFonts w:ascii="Calibri" w:cs="Calibri" w:eastAsia="Calibri" w:hAnsi="Calibri"/>
+        </w:rPr>
+        <w:t xml:space="preserve"> and </w:t>
+      </w:r>
+      <w:r>
+        <w:rPr>
+          <w:rFonts w:ascii="Arial" w:cs="Arial" w:hAnsi="Arial"/>
+          <w:sz w:val="23"/>
+          <w:szCs w:val="24"/>
+          <w:rtl/>
+        </w:rPr>
+        <w:t xml:space="preserve">عمّ</w:t>
+      </w:r>
+      <w:r>
+        <w:rPr>
+          <w:rFonts w:ascii="Calibri" w:cs="Calibri" w:eastAsia="Calibri" w:hAnsi="Calibri"/>
+        </w:rPr>
+        <w:t xml:space="preserve"> → </w:t>
       </w:r>
       <w:r>
         <w:rPr>
@@ -18968,13 +19655,61 @@
           <w:i/>
           <w:iCs/>
         </w:rPr>
-        <w:t xml:space="preserve">prawns</w:t>
-      </w:r>
-      <w:r>
-        <w:rPr>
-          <w:rFonts w:ascii="Calibri" w:cs="Calibri" w:eastAsia="Calibri" w:hAnsi="Calibri"/>
-        </w:rPr>
-        <w:t xml:space="preserve"> and </w:t>
+        <w:t xml:space="preserve">uncle</w:t>
+      </w:r>
+      <w:r>
+        <w:rPr>
+          <w:rFonts w:ascii="Calibri" w:cs="Calibri" w:eastAsia="Calibri" w:hAnsi="Calibri"/>
+        </w:rPr>
+        <w:t xml:space="preserve">, when it does not matter which side of the family he is on.</w:t>
+      </w:r>
+    </w:p>
+    <w:p>
+      <w:pPr>
+        <w:pStyle w:val="ListParagraph"/>
+        <w:numPr>
+          <w:ilvl w:val="0"/>
+          <w:numId w:val="41"/>
+        </w:numPr>
+        <w:spacing w:after="110" w:line="320"/>
+      </w:pPr>
+      <w:r>
+        <w:rPr>
+          <w:rFonts w:ascii="Calibri" w:cs="Calibri" w:eastAsia="Calibri" w:hAnsi="Calibri"/>
+          <w:b/>
+          <w:bCs/>
+        </w:rPr>
+        <w:t xml:space="preserve">A more neutral word</w:t>
+      </w:r>
+      <w:r>
+        <w:rPr>
+          <w:rFonts w:ascii="Calibri" w:cs="Calibri" w:eastAsia="Calibri" w:hAnsi="Calibri"/>
+        </w:rPr>
+        <w:t xml:space="preserve">: when the source word carries a feeling that would sound wrong in the target text.</w:t>
+      </w:r>
+    </w:p>
+    <w:p>
+      <w:pPr>
+        <w:pStyle w:val="ListParagraph"/>
+        <w:numPr>
+          <w:ilvl w:val="0"/>
+          <w:numId w:val="41"/>
+        </w:numPr>
+        <w:spacing w:after="110" w:line="320"/>
+      </w:pPr>
+      <w:r>
+        <w:rPr>
+          <w:rFonts w:ascii="Calibri" w:cs="Calibri" w:eastAsia="Calibri" w:hAnsi="Calibri"/>
+          <w:b/>
+          <w:bCs/>
+        </w:rPr>
+        <w:t xml:space="preserve">Paraphrase</w:t>
+      </w:r>
+      <w:r>
+        <w:rPr>
+          <w:rFonts w:ascii="Calibri" w:cs="Calibri" w:eastAsia="Calibri" w:hAnsi="Calibri"/>
+        </w:rPr>
+        <w:t xml:space="preserve">: explaining the meaning in other words. </w:t>
       </w:r>
       <w:r>
         <w:rPr>
@@ -18982,7 +19717,7 @@
           <w:i/>
           <w:iCs/>
         </w:rPr>
-        <w:t xml:space="preserve">shrimps</w:t>
+        <w:t xml:space="preserve">jet lag</w:t>
       </w:r>
       <w:r>
         <w:rPr>
@@ -18997,7 +19732,7 @@
           <w:szCs w:val="24"/>
           <w:rtl/>
         </w:rPr>
-        <w:t xml:space="preserve">روبيان</w:t>
+        <w:t xml:space="preserve">الإرهاق الناتج عن فارق التوقيت</w:t>
       </w:r>
       <w:r>
         <w:rPr>
@@ -19011,47 +19746,23 @@
         <w:pStyle w:val="ListParagraph"/>
         <w:numPr>
           <w:ilvl w:val="0"/>
-          <w:numId w:val="40"/>
-        </w:numPr>
-        <w:spacing w:after="110" w:line="320"/>
-      </w:pPr>
-      <w:r>
-        <w:rPr>
-          <w:rFonts w:ascii="Calibri" w:cs="Calibri" w:eastAsia="Calibri" w:hAnsi="Calibri"/>
-          <w:b/>
-          <w:bCs/>
-        </w:rPr>
-        <w:t xml:space="preserve">A more neutral word</w:t>
-      </w:r>
-      <w:r>
-        <w:rPr>
-          <w:rFonts w:ascii="Calibri" w:cs="Calibri" w:eastAsia="Calibri" w:hAnsi="Calibri"/>
-        </w:rPr>
-        <w:t xml:space="preserve">: when the source word carries a feeling that would sound wrong in the target text.</w:t>
-      </w:r>
-    </w:p>
-    <w:p>
-      <w:pPr>
-        <w:pStyle w:val="ListParagraph"/>
-        <w:numPr>
-          <w:ilvl w:val="0"/>
-          <w:numId w:val="40"/>
-        </w:numPr>
-        <w:spacing w:after="110" w:line="320"/>
-      </w:pPr>
-      <w:r>
-        <w:rPr>
-          <w:rFonts w:ascii="Calibri" w:cs="Calibri" w:eastAsia="Calibri" w:hAnsi="Calibri"/>
-          <w:b/>
-          <w:bCs/>
-        </w:rPr>
-        <w:t xml:space="preserve">Paraphrase</w:t>
-      </w:r>
-      <w:r>
-        <w:rPr>
-          <w:rFonts w:ascii="Calibri" w:cs="Calibri" w:eastAsia="Calibri" w:hAnsi="Calibri"/>
-        </w:rPr>
-        <w:t xml:space="preserve">: explaining the meaning in other words. </w:t>
+          <w:numId w:val="41"/>
+        </w:numPr>
+        <w:spacing w:after="110" w:line="320"/>
+      </w:pPr>
+      <w:r>
+        <w:rPr>
+          <w:rFonts w:ascii="Calibri" w:cs="Calibri" w:eastAsia="Calibri" w:hAnsi="Calibri"/>
+          <w:b/>
+          <w:bCs/>
+        </w:rPr>
+        <w:t xml:space="preserve">Loan word plus explanation</w:t>
+      </w:r>
+      <w:r>
+        <w:rPr>
+          <w:rFonts w:ascii="Calibri" w:cs="Calibri" w:eastAsia="Calibri" w:hAnsi="Calibri"/>
+        </w:rPr>
+        <w:t xml:space="preserve">: explain the word the first time, then use it alone: </w:t>
       </w:r>
       <w:r>
         <w:rPr>
@@ -19059,52 +19770,13 @@
           <w:i/>
           <w:iCs/>
         </w:rPr>
-        <w:t xml:space="preserve">jet lag</w:t>
-      </w:r>
-      <w:r>
-        <w:rPr>
-          <w:rFonts w:ascii="Calibri" w:cs="Calibri" w:eastAsia="Calibri" w:hAnsi="Calibri"/>
-        </w:rPr>
-        <w:t xml:space="preserve"> → </w:t>
-      </w:r>
-      <w:r>
-        <w:rPr>
-          <w:rFonts w:ascii="Arial" w:cs="Arial" w:hAnsi="Arial"/>
-          <w:sz w:val="23"/>
-          <w:szCs w:val="24"/>
-          <w:rtl/>
-        </w:rPr>
-        <w:t xml:space="preserve">الإرهاق الناتج عن فارق التوقيت</w:t>
-      </w:r>
-      <w:r>
-        <w:rPr>
-          <w:rFonts w:ascii="Calibri" w:cs="Calibri" w:eastAsia="Calibri" w:hAnsi="Calibri"/>
-        </w:rPr>
-        <w:t xml:space="preserve">.</w:t>
-      </w:r>
-    </w:p>
-    <w:p>
-      <w:pPr>
-        <w:pStyle w:val="ListParagraph"/>
-        <w:numPr>
-          <w:ilvl w:val="0"/>
-          <w:numId w:val="40"/>
-        </w:numPr>
-        <w:spacing w:after="110" w:line="320"/>
-      </w:pPr>
-      <w:r>
-        <w:rPr>
-          <w:rFonts w:ascii="Calibri" w:cs="Calibri" w:eastAsia="Calibri" w:hAnsi="Calibri"/>
-          <w:b/>
-          <w:bCs/>
-        </w:rPr>
-        <w:t xml:space="preserve">Loan word plus explanation</w:t>
-      </w:r>
-      <w:r>
-        <w:rPr>
-          <w:rFonts w:ascii="Calibri" w:cs="Calibri" w:eastAsia="Calibri" w:hAnsi="Calibri"/>
-        </w:rPr>
-        <w:t xml:space="preserve">: explain the word the first time, then use it alone: </w:t>
+        <w:t xml:space="preserve">waqf</w:t>
+      </w:r>
+      <w:r>
+        <w:rPr>
+          <w:rFonts w:ascii="Calibri" w:cs="Calibri" w:eastAsia="Calibri" w:hAnsi="Calibri"/>
+        </w:rPr>
+        <w:t xml:space="preserve"> (a charitable endowment in Islam). English has also borrowed many Arabic words: </w:t>
       </w:r>
       <w:r>
         <w:rPr>
@@ -19112,13 +19784,13 @@
           <w:i/>
           <w:iCs/>
         </w:rPr>
-        <w:t xml:space="preserve">waqf</w:t>
-      </w:r>
-      <w:r>
-        <w:rPr>
-          <w:rFonts w:ascii="Calibri" w:cs="Calibri" w:eastAsia="Calibri" w:hAnsi="Calibri"/>
-        </w:rPr>
-        <w:t xml:space="preserve"> (a charitable endowment in Islam). English has also borrowed many Arabic words: </w:t>
+        <w:t xml:space="preserve">algebra</w:t>
+      </w:r>
+      <w:r>
+        <w:rPr>
+          <w:rFonts w:ascii="Calibri" w:cs="Calibri" w:eastAsia="Calibri" w:hAnsi="Calibri"/>
+        </w:rPr>
+        <w:t xml:space="preserve">, </w:t>
       </w:r>
       <w:r>
         <w:rPr>
@@ -19126,7 +19798,7 @@
           <w:i/>
           <w:iCs/>
         </w:rPr>
-        <w:t xml:space="preserve">algebra</w:t>
+        <w:t xml:space="preserve">algorithm</w:t>
       </w:r>
       <w:r>
         <w:rPr>
@@ -19140,13 +19812,104 @@
           <w:i/>
           <w:iCs/>
         </w:rPr>
-        <w:t xml:space="preserve">algorithm</w:t>
-      </w:r>
-      <w:r>
-        <w:rPr>
-          <w:rFonts w:ascii="Calibri" w:cs="Calibri" w:eastAsia="Calibri" w:hAnsi="Calibri"/>
-        </w:rPr>
-        <w:t xml:space="preserve">, </w:t>
+        <w:t xml:space="preserve">hijab</w:t>
+      </w:r>
+      <w:r>
+        <w:rPr>
+          <w:rFonts w:ascii="Calibri" w:cs="Calibri" w:eastAsia="Calibri" w:hAnsi="Calibri"/>
+        </w:rPr>
+        <w:t xml:space="preserve">.</w:t>
+      </w:r>
+    </w:p>
+    <w:p>
+      <w:pPr>
+        <w:pStyle w:val="ListParagraph"/>
+        <w:numPr>
+          <w:ilvl w:val="0"/>
+          <w:numId w:val="41"/>
+        </w:numPr>
+        <w:spacing w:after="110" w:line="320"/>
+      </w:pPr>
+      <w:r>
+        <w:rPr>
+          <w:rFonts w:ascii="Calibri" w:cs="Calibri" w:eastAsia="Calibri" w:hAnsi="Calibri"/>
+          <w:b/>
+          <w:bCs/>
+        </w:rPr>
+        <w:t xml:space="preserve">Compensation</w:t>
+      </w:r>
+      <w:r>
+        <w:rPr>
+          <w:rFonts w:ascii="Calibri" w:cs="Calibri" w:eastAsia="Calibri" w:hAnsi="Calibri"/>
+        </w:rPr>
+        <w:t xml:space="preserve">: if a pun or a rhyme is lost in one sentence, create a similar effect elsewhere (Dickins et al., 2016).</w:t>
+      </w:r>
+    </w:p>
+    <w:p>
+      <w:pPr>
+        <w:spacing w:after="40"/>
+      </w:pPr>
+    </w:p>
+    <w:p>
+      <w:pPr>
+        <w:pStyle w:val="Heading3"/>
+      </w:pPr>
+      <w:r>
+        <w:t xml:space="preserve">Step 5: how local should the text feel?</w:t>
+      </w:r>
+    </w:p>
+    <w:p>
+      <w:pPr>
+        <w:spacing w:after="170" w:line="330"/>
+      </w:pPr>
+      <w:r>
+        <w:rPr>
+          <w:rFonts w:ascii="Calibri" w:cs="Calibri" w:eastAsia="Calibri" w:hAnsi="Calibri"/>
+        </w:rPr>
+        <w:t xml:space="preserve">For the text as a whole, </w:t>
+      </w:r>
+      <w:r>
+        <w:rPr>
+          <w:rFonts w:ascii="Calibri" w:cs="Calibri" w:eastAsia="Calibri" w:hAnsi="Calibri"/>
+          <w:b/>
+          <w:bCs/>
+        </w:rPr>
+        <w:t xml:space="preserve">domestication</w:t>
+      </w:r>
+      <w:r>
+        <w:rPr>
+          <w:rFonts w:ascii="Calibri" w:cs="Calibri" w:eastAsia="Calibri" w:hAnsi="Calibri"/>
+        </w:rPr>
+        <w:t xml:space="preserve"> makes it feel local to the reader, and </w:t>
+      </w:r>
+      <w:r>
+        <w:rPr>
+          <w:rFonts w:ascii="Calibri" w:cs="Calibri" w:eastAsia="Calibri" w:hAnsi="Calibri"/>
+          <w:b/>
+          <w:bCs/>
+        </w:rPr>
+        <w:t xml:space="preserve">foreignisation</w:t>
+      </w:r>
+      <w:r>
+        <w:rPr>
+          <w:rFonts w:ascii="Calibri" w:cs="Calibri" w:eastAsia="Calibri" w:hAnsi="Calibri"/>
+        </w:rPr>
+        <w:t xml:space="preserve"> keeps its foreign flavour (Venuti, 1995). For example, in an English text, </w:t>
+      </w:r>
+      <w:r>
+        <w:rPr>
+          <w:rFonts w:ascii="Arial" w:cs="Arial" w:hAnsi="Arial"/>
+          <w:sz w:val="23"/>
+          <w:szCs w:val="24"/>
+          <w:rtl/>
+        </w:rPr>
+        <w:t xml:space="preserve">الديوانية</w:t>
+      </w:r>
+      <w:r>
+        <w:rPr>
+          <w:rFonts w:ascii="Calibri" w:cs="Calibri" w:eastAsia="Calibri" w:hAnsi="Calibri"/>
+        </w:rPr>
+        <w:t xml:space="preserve"> can become </w:t>
       </w:r>
       <w:r>
         <w:rPr>
@@ -19154,104 +19917,13 @@
           <w:i/>
           <w:iCs/>
         </w:rPr>
-        <w:t xml:space="preserve">hijab</w:t>
-      </w:r>
-      <w:r>
-        <w:rPr>
-          <w:rFonts w:ascii="Calibri" w:cs="Calibri" w:eastAsia="Calibri" w:hAnsi="Calibri"/>
-        </w:rPr>
-        <w:t xml:space="preserve">.</w:t>
-      </w:r>
-    </w:p>
-    <w:p>
-      <w:pPr>
-        <w:pStyle w:val="ListParagraph"/>
-        <w:numPr>
-          <w:ilvl w:val="0"/>
-          <w:numId w:val="40"/>
-        </w:numPr>
-        <w:spacing w:after="110" w:line="320"/>
-      </w:pPr>
-      <w:r>
-        <w:rPr>
-          <w:rFonts w:ascii="Calibri" w:cs="Calibri" w:eastAsia="Calibri" w:hAnsi="Calibri"/>
-          <w:b/>
-          <w:bCs/>
-        </w:rPr>
-        <w:t xml:space="preserve">Compensation</w:t>
-      </w:r>
-      <w:r>
-        <w:rPr>
-          <w:rFonts w:ascii="Calibri" w:cs="Calibri" w:eastAsia="Calibri" w:hAnsi="Calibri"/>
-        </w:rPr>
-        <w:t xml:space="preserve">: if a pun or a rhyme is lost in one sentence, create a similar effect elsewhere (Dickins et al., 2016).</w:t>
-      </w:r>
-    </w:p>
-    <w:p>
-      <w:pPr>
-        <w:spacing w:after="40"/>
-      </w:pPr>
-    </w:p>
-    <w:p>
-      <w:pPr>
-        <w:pStyle w:val="Heading3"/>
-      </w:pPr>
-      <w:r>
-        <w:t xml:space="preserve">Step 5: how local should the text feel?</w:t>
-      </w:r>
-    </w:p>
-    <w:p>
-      <w:pPr>
-        <w:spacing w:after="170" w:line="330"/>
-      </w:pPr>
-      <w:r>
-        <w:rPr>
-          <w:rFonts w:ascii="Calibri" w:cs="Calibri" w:eastAsia="Calibri" w:hAnsi="Calibri"/>
-        </w:rPr>
-        <w:t xml:space="preserve">For the text as a whole, </w:t>
-      </w:r>
-      <w:r>
-        <w:rPr>
-          <w:rFonts w:ascii="Calibri" w:cs="Calibri" w:eastAsia="Calibri" w:hAnsi="Calibri"/>
-          <w:b/>
-          <w:bCs/>
-        </w:rPr>
-        <w:t xml:space="preserve">domestication</w:t>
-      </w:r>
-      <w:r>
-        <w:rPr>
-          <w:rFonts w:ascii="Calibri" w:cs="Calibri" w:eastAsia="Calibri" w:hAnsi="Calibri"/>
-        </w:rPr>
-        <w:t xml:space="preserve"> makes it feel local to the reader, and </w:t>
-      </w:r>
-      <w:r>
-        <w:rPr>
-          <w:rFonts w:ascii="Calibri" w:cs="Calibri" w:eastAsia="Calibri" w:hAnsi="Calibri"/>
-          <w:b/>
-          <w:bCs/>
-        </w:rPr>
-        <w:t xml:space="preserve">foreignisation</w:t>
-      </w:r>
-      <w:r>
-        <w:rPr>
-          <w:rFonts w:ascii="Calibri" w:cs="Calibri" w:eastAsia="Calibri" w:hAnsi="Calibri"/>
-        </w:rPr>
-        <w:t xml:space="preserve"> keeps its foreign flavour (Venuti, 1995). For example, in an English text, </w:t>
-      </w:r>
-      <w:r>
-        <w:rPr>
-          <w:rFonts w:ascii="Arial" w:cs="Arial" w:hAnsi="Arial"/>
-          <w:sz w:val="23"/>
-          <w:szCs w:val="24"/>
-          <w:rtl/>
-        </w:rPr>
-        <w:t xml:space="preserve">الديوانية</w:t>
-      </w:r>
-      <w:r>
-        <w:rPr>
-          <w:rFonts w:ascii="Calibri" w:cs="Calibri" w:eastAsia="Calibri" w:hAnsi="Calibri"/>
-        </w:rPr>
-        <w:t xml:space="preserve"> can become </w:t>
+        <w:t xml:space="preserve">a men’s evening gathering</w:t>
+      </w:r>
+      <w:r>
+        <w:rPr>
+          <w:rFonts w:ascii="Calibri" w:cs="Calibri" w:eastAsia="Calibri" w:hAnsi="Calibri"/>
+        </w:rPr>
+        <w:t xml:space="preserve"> (domestication) or stay </w:t>
       </w:r>
       <w:r>
         <w:rPr>
@@ -19259,13 +19931,52 @@
           <w:i/>
           <w:iCs/>
         </w:rPr>
-        <w:t xml:space="preserve">a men’s evening gathering</w:t>
-      </w:r>
-      <w:r>
-        <w:rPr>
-          <w:rFonts w:ascii="Calibri" w:cs="Calibri" w:eastAsia="Calibri" w:hAnsi="Calibri"/>
-        </w:rPr>
-        <w:t xml:space="preserve"> (domestication) or stay </w:t>
+        <w:t xml:space="preserve">the diwaniya</w:t>
+      </w:r>
+      <w:r>
+        <w:rPr>
+          <w:rFonts w:ascii="Calibri" w:cs="Calibri" w:eastAsia="Calibri" w:hAnsi="Calibri"/>
+        </w:rPr>
+        <w:t xml:space="preserve"> (foreignisation). Let the brief decide (Chapter 2).</w:t>
+      </w:r>
+    </w:p>
+    <w:p>
+      <w:pPr>
+        <w:pStyle w:val="Heading3"/>
+      </w:pPr>
+      <w:r>
+        <w:t xml:space="preserve">Try it</w:t>
+      </w:r>
+    </w:p>
+    <w:p>
+      <w:pPr>
+        <w:pStyle w:val="ListParagraph"/>
+        <w:numPr>
+          <w:ilvl w:val="0"/>
+          <w:numId w:val="42"/>
+        </w:numPr>
+        <w:spacing w:after="110" w:line="320"/>
+      </w:pPr>
+      <w:r>
+        <w:rPr>
+          <w:rFonts w:ascii="Calibri" w:cs="Calibri" w:eastAsia="Calibri" w:hAnsi="Calibri"/>
+        </w:rPr>
+        <w:t xml:space="preserve">Which strategy? </w:t>
+      </w:r>
+      <w:r>
+        <w:rPr>
+          <w:rFonts w:ascii="Arial" w:cs="Arial" w:hAnsi="Arial"/>
+          <w:sz w:val="23"/>
+          <w:szCs w:val="24"/>
+          <w:rtl/>
+        </w:rPr>
+        <w:t xml:space="preserve">شجاعٌ مِغوار</w:t>
+      </w:r>
+      <w:r>
+        <w:rPr>
+          <w:rFonts w:ascii="Calibri" w:cs="Calibri" w:eastAsia="Calibri" w:hAnsi="Calibri"/>
+        </w:rPr>
+        <w:t xml:space="preserve"> → </w:t>
       </w:r>
       <w:r>
         <w:rPr>
@@ -19273,29 +19984,15 @@
           <w:i/>
           <w:iCs/>
         </w:rPr>
-        <w:t xml:space="preserve">the diwaniya</w:t>
-      </w:r>
-      <w:r>
-        <w:rPr>
-          <w:rFonts w:ascii="Calibri" w:cs="Calibri" w:eastAsia="Calibri" w:hAnsi="Calibri"/>
-        </w:rPr>
-        <w:t xml:space="preserve"> (foreignisation). Let the brief decide (Chapter 2).</w:t>
-      </w:r>
-    </w:p>
-    <w:p>
-      <w:pPr>
-        <w:pStyle w:val="Heading3"/>
-      </w:pPr>
-      <w:r>
-        <w:t xml:space="preserve">Try it</w:t>
-      </w:r>
-    </w:p>
-    <w:p>
-      <w:pPr>
-        <w:pStyle w:val="ListParagraph"/>
-        <w:numPr>
-          <w:ilvl w:val="0"/>
-          <w:numId w:val="41"/>
+        <w:t xml:space="preserve">very brave</w:t>
+      </w:r>
+    </w:p>
+    <w:p>
+      <w:pPr>
+        <w:pStyle w:val="ListParagraph"/>
+        <w:numPr>
+          <w:ilvl w:val="0"/>
+          <w:numId w:val="42"/>
         </w:numPr>
         <w:spacing w:after="110" w:line="320"/>
       </w:pPr>
@@ -19304,21 +20001,6 @@
           <w:rFonts w:ascii="Calibri" w:cs="Calibri" w:eastAsia="Calibri" w:hAnsi="Calibri"/>
         </w:rPr>
         <w:t xml:space="preserve">Which strategy? </w:t>
-      </w:r>
-      <w:r>
-        <w:rPr>
-          <w:rFonts w:ascii="Arial" w:cs="Arial" w:hAnsi="Arial"/>
-          <w:sz w:val="23"/>
-          <w:szCs w:val="24"/>
-          <w:rtl/>
-        </w:rPr>
-        <w:t xml:space="preserve">شجاعٌ مِغوار</w:t>
-      </w:r>
-      <w:r>
-        <w:rPr>
-          <w:rFonts w:ascii="Calibri" w:cs="Calibri" w:eastAsia="Calibri" w:hAnsi="Calibri"/>
-        </w:rPr>
-        <w:t xml:space="preserve"> → </w:t>
       </w:r>
       <w:r>
         <w:rPr>
@@ -19326,23 +20008,54 @@
           <w:i/>
           <w:iCs/>
         </w:rPr>
-        <w:t xml:space="preserve">very brave</w:t>
-      </w:r>
-    </w:p>
-    <w:p>
-      <w:pPr>
-        <w:pStyle w:val="ListParagraph"/>
-        <w:numPr>
-          <w:ilvl w:val="0"/>
-          <w:numId w:val="41"/>
-        </w:numPr>
-        <w:spacing w:after="110" w:line="320"/>
-      </w:pPr>
-      <w:r>
-        <w:rPr>
-          <w:rFonts w:ascii="Calibri" w:cs="Calibri" w:eastAsia="Calibri" w:hAnsi="Calibri"/>
-        </w:rPr>
-        <w:t xml:space="preserve">Which strategy? </w:t>
+        <w:t xml:space="preserve">Romeo and Juliet</w:t>
+      </w:r>
+      <w:r>
+        <w:rPr>
+          <w:rFonts w:ascii="Calibri" w:cs="Calibri" w:eastAsia="Calibri" w:hAnsi="Calibri"/>
+        </w:rPr>
+        <w:t xml:space="preserve"> → </w:t>
+      </w:r>
+      <w:r>
+        <w:rPr>
+          <w:rFonts w:ascii="Arial" w:cs="Arial" w:hAnsi="Arial"/>
+          <w:sz w:val="23"/>
+          <w:szCs w:val="24"/>
+          <w:rtl/>
+        </w:rPr>
+        <w:t xml:space="preserve">قيس وليلى</w:t>
+      </w:r>
+    </w:p>
+    <w:p>
+      <w:pPr>
+        <w:pStyle w:val="ListParagraph"/>
+        <w:numPr>
+          <w:ilvl w:val="0"/>
+          <w:numId w:val="42"/>
+        </w:numPr>
+        <w:spacing w:after="110" w:line="320"/>
+      </w:pPr>
+      <w:r>
+        <w:rPr>
+          <w:rFonts w:ascii="Calibri" w:cs="Calibri" w:eastAsia="Calibri" w:hAnsi="Calibri"/>
+        </w:rPr>
+        <w:t xml:space="preserve">Why is addition common from English into Arabic?</w:t>
+      </w:r>
+    </w:p>
+    <w:p>
+      <w:pPr>
+        <w:pStyle w:val="ListParagraph"/>
+        <w:numPr>
+          <w:ilvl w:val="0"/>
+          <w:numId w:val="42"/>
+        </w:numPr>
+        <w:spacing w:after="110" w:line="320"/>
+      </w:pPr>
+      <w:r>
+        <w:rPr>
+          <w:rFonts w:ascii="Calibri" w:cs="Calibri" w:eastAsia="Calibri" w:hAnsi="Calibri"/>
+        </w:rPr>
+        <w:t xml:space="preserve">Challenge: </w:t>
       </w:r>
       <w:r>
         <w:rPr>
@@ -19350,38 +20063,43 @@
           <w:i/>
           <w:iCs/>
         </w:rPr>
-        <w:t xml:space="preserve">Romeo and Juliet</w:t>
-      </w:r>
-      <w:r>
-        <w:rPr>
-          <w:rFonts w:ascii="Calibri" w:cs="Calibri" w:eastAsia="Calibri" w:hAnsi="Calibri"/>
-        </w:rPr>
-        <w:t xml:space="preserve"> → </w:t>
-      </w:r>
-      <w:r>
-        <w:rPr>
-          <w:rFonts w:ascii="Arial" w:cs="Arial" w:hAnsi="Arial"/>
-          <w:sz w:val="23"/>
-          <w:szCs w:val="24"/>
-          <w:rtl/>
-        </w:rPr>
-        <w:t xml:space="preserve">قيس وليلى</w:t>
-      </w:r>
-    </w:p>
-    <w:p>
-      <w:pPr>
-        <w:pStyle w:val="ListParagraph"/>
-        <w:numPr>
-          <w:ilvl w:val="0"/>
-          <w:numId w:val="41"/>
-        </w:numPr>
-        <w:spacing w:after="110" w:line="320"/>
-      </w:pPr>
-      <w:r>
-        <w:rPr>
-          <w:rFonts w:ascii="Calibri" w:cs="Calibri" w:eastAsia="Calibri" w:hAnsi="Calibri"/>
-        </w:rPr>
-        <w:t xml:space="preserve">Why is addition common from English into Arabic?</w:t>
+        <w:t xml:space="preserve">The Fed raised interest rates.</w:t>
+      </w:r>
+      <w:r>
+        <w:rPr>
+          <w:rFonts w:ascii="Calibri" w:cs="Calibri" w:eastAsia="Calibri" w:hAnsi="Calibri"/>
+        </w:rPr>
+        <w:t xml:space="preserve"> For a general Arab newspaper, (a) </w:t>
+      </w:r>
+      <w:r>
+        <w:rPr>
+          <w:rFonts w:ascii="Arial" w:cs="Arial" w:hAnsi="Arial"/>
+          <w:sz w:val="23"/>
+          <w:szCs w:val="24"/>
+          <w:rtl/>
+        </w:rPr>
+        <w:t xml:space="preserve">رفع الفيدرالي أسعار الفائدة</w:t>
+      </w:r>
+      <w:r>
+        <w:rPr>
+          <w:rFonts w:ascii="Calibri" w:cs="Calibri" w:eastAsia="Calibri" w:hAnsi="Calibri"/>
+        </w:rPr>
+        <w:t xml:space="preserve"> or (b) </w:t>
+      </w:r>
+      <w:r>
+        <w:rPr>
+          <w:rFonts w:ascii="Arial" w:cs="Arial" w:hAnsi="Arial"/>
+          <w:sz w:val="23"/>
+          <w:szCs w:val="24"/>
+          <w:rtl/>
+        </w:rPr>
+        <w:t xml:space="preserve">رفع مجلس الاحتياطي الفيدرالي الأمريكي أسعار الفائدة</w:t>
+      </w:r>
+      <w:r>
+        <w:rPr>
+          <w:rFonts w:ascii="Calibri" w:cs="Calibri" w:eastAsia="Calibri" w:hAnsi="Calibri"/>
+        </w:rPr>
+        <w:t xml:space="preserve">?</w:t>
       </w:r>
     </w:p>
     <w:p>
@@ -19408,7 +20126,7 @@
         <w:pStyle w:val="ListParagraph"/>
         <w:numPr>
           <w:ilvl w:val="0"/>
-          <w:numId w:val="42"/>
+          <w:numId w:val="43"/>
         </w:numPr>
         <w:spacing w:after="110" w:line="320"/>
       </w:pPr>
@@ -19425,7 +20143,7 @@
         <w:pStyle w:val="ListParagraph"/>
         <w:numPr>
           <w:ilvl w:val="0"/>
-          <w:numId w:val="42"/>
+          <w:numId w:val="43"/>
         </w:numPr>
         <w:spacing w:after="110" w:line="320"/>
       </w:pPr>
@@ -19442,7 +20160,7 @@
         <w:pStyle w:val="ListParagraph"/>
         <w:numPr>
           <w:ilvl w:val="0"/>
-          <w:numId w:val="42"/>
+          <w:numId w:val="43"/>
         </w:numPr>
         <w:spacing w:after="110" w:line="320"/>
       </w:pPr>
@@ -19452,6 +20170,39 @@
           <w:color w:val="6B6680"/>
         </w:rPr>
         <w:t xml:space="preserve">Because Arabic style often favours fuller expression, and Arab readers may need extra information.</w:t>
+      </w:r>
+    </w:p>
+    <w:p>
+      <w:pPr>
+        <w:pStyle w:val="ListParagraph"/>
+        <w:numPr>
+          <w:ilvl w:val="0"/>
+          <w:numId w:val="43"/>
+        </w:numPr>
+        <w:spacing w:after="110" w:line="320"/>
+      </w:pPr>
+      <w:r>
+        <w:rPr>
+          <w:rFonts w:ascii="Calibri" w:cs="Calibri" w:eastAsia="Calibri" w:hAnsi="Calibri"/>
+          <w:color w:val="6B6680"/>
+        </w:rPr>
+        <w:t xml:space="preserve">(b): general readers may not know </w:t>
+      </w:r>
+      <w:r>
+        <w:rPr>
+          <w:rFonts w:ascii="Calibri" w:cs="Calibri" w:eastAsia="Calibri" w:hAnsi="Calibri"/>
+          <w:i/>
+          <w:iCs/>
+          <w:color w:val="6B6680"/>
+        </w:rPr>
+        <w:t xml:space="preserve">the Fed</w:t>
+      </w:r>
+      <w:r>
+        <w:rPr>
+          <w:rFonts w:ascii="Calibri" w:cs="Calibri" w:eastAsia="Calibri" w:hAnsi="Calibri"/>
+          <w:color w:val="6B6680"/>
+        </w:rPr>
+        <w:t xml:space="preserve">. A specialist financial readership may accept the short form (a).</w:t>
       </w:r>
     </w:p>
     <w:p>
@@ -21063,7 +21814,7 @@
         <w:pStyle w:val="ListParagraph"/>
         <w:numPr>
           <w:ilvl w:val="0"/>
-          <w:numId w:val="43"/>
+          <w:numId w:val="44"/>
         </w:numPr>
         <w:spacing w:after="110" w:line="320"/>
       </w:pPr>
@@ -21087,7 +21838,7 @@
         <w:pStyle w:val="ListParagraph"/>
         <w:numPr>
           <w:ilvl w:val="0"/>
-          <w:numId w:val="43"/>
+          <w:numId w:val="44"/>
         </w:numPr>
         <w:spacing w:after="110" w:line="320"/>
       </w:pPr>
@@ -21117,7 +21868,7 @@
         <w:pStyle w:val="ListParagraph"/>
         <w:numPr>
           <w:ilvl w:val="0"/>
-          <w:numId w:val="43"/>
+          <w:numId w:val="44"/>
         </w:numPr>
         <w:spacing w:after="110" w:line="320"/>
       </w:pPr>
@@ -21159,6 +21910,66 @@
     </w:p>
     <w:p>
       <w:pPr>
+        <w:pStyle w:val="ListParagraph"/>
+        <w:numPr>
+          <w:ilvl w:val="0"/>
+          <w:numId w:val="44"/>
+        </w:numPr>
+        <w:spacing w:after="110" w:line="320"/>
+      </w:pPr>
+      <w:r>
+        <w:rPr>
+          <w:rFonts w:ascii="Calibri" w:cs="Calibri" w:eastAsia="Calibri" w:hAnsi="Calibri"/>
+        </w:rPr>
+        <w:t xml:space="preserve">Challenge: </w:t>
+      </w:r>
+      <w:r>
+        <w:rPr>
+          <w:rFonts w:ascii="Calibri" w:cs="Calibri" w:eastAsia="Calibri" w:hAnsi="Calibri"/>
+          <w:i/>
+          <w:iCs/>
+        </w:rPr>
+        <w:t xml:space="preserve">I am sorry for your loss.</w:t>
+      </w:r>
+      <w:r>
+        <w:rPr>
+          <w:rFonts w:ascii="Calibri" w:cs="Calibri" w:eastAsia="Calibri" w:hAnsi="Calibri"/>
+        </w:rPr>
+        <w:t xml:space="preserve"> in a formal condolence letter from a Kuwaiti ministry: (a) </w:t>
+      </w:r>
+      <w:r>
+        <w:rPr>
+          <w:rFonts w:ascii="Arial" w:cs="Arial" w:hAnsi="Arial"/>
+          <w:sz w:val="23"/>
+          <w:szCs w:val="24"/>
+          <w:rtl/>
+        </w:rPr>
+        <w:t xml:space="preserve">عظّم الله أجركم</w:t>
+      </w:r>
+      <w:r>
+        <w:rPr>
+          <w:rFonts w:ascii="Calibri" w:cs="Calibri" w:eastAsia="Calibri" w:hAnsi="Calibri"/>
+        </w:rPr>
+        <w:t xml:space="preserve"> or (b) </w:t>
+      </w:r>
+      <w:r>
+        <w:rPr>
+          <w:rFonts w:ascii="Arial" w:cs="Arial" w:hAnsi="Arial"/>
+          <w:sz w:val="23"/>
+          <w:szCs w:val="24"/>
+          <w:rtl/>
+        </w:rPr>
+        <w:t xml:space="preserve">البقية في حياتك</w:t>
+      </w:r>
+      <w:r>
+        <w:rPr>
+          <w:rFonts w:ascii="Calibri" w:cs="Calibri" w:eastAsia="Calibri" w:hAnsi="Calibri"/>
+        </w:rPr>
+        <w:t xml:space="preserve">?</w:t>
+      </w:r>
+    </w:p>
+    <w:p>
+      <w:pPr>
         <w:spacing w:after="40"/>
       </w:pPr>
     </w:p>
@@ -21181,7 +21992,7 @@
         <w:pStyle w:val="ListParagraph"/>
         <w:numPr>
           <w:ilvl w:val="0"/>
-          <w:numId w:val="44"/>
+          <w:numId w:val="45"/>
         </w:numPr>
         <w:spacing w:after="110" w:line="320"/>
       </w:pPr>
@@ -21208,7 +22019,7 @@
         <w:pStyle w:val="ListParagraph"/>
         <w:numPr>
           <w:ilvl w:val="0"/>
-          <w:numId w:val="44"/>
+          <w:numId w:val="45"/>
         </w:numPr>
         <w:spacing w:after="110" w:line="320"/>
       </w:pPr>
@@ -21235,7 +22046,7 @@
         <w:pStyle w:val="ListParagraph"/>
         <w:numPr>
           <w:ilvl w:val="0"/>
-          <w:numId w:val="44"/>
+          <w:numId w:val="45"/>
         </w:numPr>
         <w:spacing w:after="110" w:line="320"/>
       </w:pPr>
@@ -21245,6 +22056,23 @@
           <w:color w:val="6B6680"/>
         </w:rPr>
         <w:t xml:space="preserve">In a hot climate, relief is linked with coolness, not warmth.</w:t>
+      </w:r>
+    </w:p>
+    <w:p>
+      <w:pPr>
+        <w:pStyle w:val="ListParagraph"/>
+        <w:numPr>
+          <w:ilvl w:val="0"/>
+          <w:numId w:val="45"/>
+        </w:numPr>
+        <w:spacing w:after="110" w:line="320"/>
+      </w:pPr>
+      <w:r>
+        <w:rPr>
+          <w:rFonts w:ascii="Calibri" w:cs="Calibri" w:eastAsia="Calibri" w:hAnsi="Calibri"/>
+          <w:color w:val="6B6680"/>
+        </w:rPr>
+        <w:t xml:space="preserve">(a): it is formal and used in the Gulf. (b) is Egyptian spoken Arabic.</w:t>
       </w:r>
     </w:p>
     <w:p>
@@ -21540,7 +22368,7 @@
         <w:pStyle w:val="ListParagraph"/>
         <w:numPr>
           <w:ilvl w:val="0"/>
-          <w:numId w:val="45"/>
+          <w:numId w:val="46"/>
         </w:numPr>
         <w:spacing w:after="110" w:line="320"/>
       </w:pPr>
@@ -21578,7 +22406,7 @@
         <w:pStyle w:val="ListParagraph"/>
         <w:numPr>
           <w:ilvl w:val="0"/>
-          <w:numId w:val="45"/>
+          <w:numId w:val="46"/>
         </w:numPr>
         <w:spacing w:after="110" w:line="320"/>
       </w:pPr>
@@ -21602,7 +22430,7 @@
         <w:pStyle w:val="ListParagraph"/>
         <w:numPr>
           <w:ilvl w:val="0"/>
-          <w:numId w:val="45"/>
+          <w:numId w:val="46"/>
         </w:numPr>
         <w:spacing w:after="110" w:line="320"/>
       </w:pPr>
@@ -21944,7 +22772,7 @@
         <w:pStyle w:val="ListParagraph"/>
         <w:numPr>
           <w:ilvl w:val="0"/>
-          <w:numId w:val="46"/>
+          <w:numId w:val="47"/>
         </w:numPr>
         <w:spacing w:after="110" w:line="320"/>
       </w:pPr>
@@ -21969,7 +22797,7 @@
         <w:pStyle w:val="ListParagraph"/>
         <w:numPr>
           <w:ilvl w:val="0"/>
-          <w:numId w:val="46"/>
+          <w:numId w:val="47"/>
         </w:numPr>
         <w:spacing w:after="110" w:line="320"/>
       </w:pPr>
@@ -22004,7 +22832,7 @@
         <w:pStyle w:val="ListParagraph"/>
         <w:numPr>
           <w:ilvl w:val="0"/>
-          <w:numId w:val="47"/>
+          <w:numId w:val="48"/>
         </w:numPr>
         <w:spacing w:after="110" w:line="320"/>
       </w:pPr>
@@ -22030,7 +22858,7 @@
         <w:pStyle w:val="ListParagraph"/>
         <w:numPr>
           <w:ilvl w:val="0"/>
-          <w:numId w:val="47"/>
+          <w:numId w:val="48"/>
         </w:numPr>
         <w:spacing w:after="110" w:line="320"/>
       </w:pPr>
@@ -22410,7 +23238,7 @@
         <w:pStyle w:val="ListParagraph"/>
         <w:numPr>
           <w:ilvl w:val="0"/>
-          <w:numId w:val="48"/>
+          <w:numId w:val="49"/>
         </w:numPr>
         <w:spacing w:after="110" w:line="320"/>
       </w:pPr>
@@ -22552,7 +23380,7 @@
         <w:pStyle w:val="ListParagraph"/>
         <w:numPr>
           <w:ilvl w:val="0"/>
-          <w:numId w:val="48"/>
+          <w:numId w:val="49"/>
         </w:numPr>
         <w:spacing w:after="110" w:line="320"/>
       </w:pPr>
@@ -22657,7 +23485,7 @@
         <w:pStyle w:val="ListParagraph"/>
         <w:numPr>
           <w:ilvl w:val="0"/>
-          <w:numId w:val="48"/>
+          <w:numId w:val="49"/>
         </w:numPr>
         <w:spacing w:after="110" w:line="320"/>
       </w:pPr>
@@ -22806,7 +23634,7 @@
         <w:pStyle w:val="ListParagraph"/>
         <w:numPr>
           <w:ilvl w:val="0"/>
-          <w:numId w:val="48"/>
+          <w:numId w:val="49"/>
         </w:numPr>
         <w:spacing w:after="110" w:line="320"/>
       </w:pPr>
@@ -22859,7 +23687,7 @@
         <w:pStyle w:val="ListParagraph"/>
         <w:numPr>
           <w:ilvl w:val="0"/>
-          <w:numId w:val="48"/>
+          <w:numId w:val="49"/>
         </w:numPr>
         <w:spacing w:after="110" w:line="320"/>
       </w:pPr>
@@ -23385,7 +24213,7 @@
         <w:pStyle w:val="ListParagraph"/>
         <w:numPr>
           <w:ilvl w:val="0"/>
-          <w:numId w:val="49"/>
+          <w:numId w:val="50"/>
         </w:numPr>
         <w:spacing w:after="110" w:line="320"/>
       </w:pPr>
@@ -23424,7 +24252,7 @@
         <w:pStyle w:val="ListParagraph"/>
         <w:numPr>
           <w:ilvl w:val="0"/>
-          <w:numId w:val="49"/>
+          <w:numId w:val="50"/>
         </w:numPr>
         <w:spacing w:after="110" w:line="320"/>
       </w:pPr>
@@ -23459,7 +24287,7 @@
         <w:pStyle w:val="ListParagraph"/>
         <w:numPr>
           <w:ilvl w:val="0"/>
-          <w:numId w:val="50"/>
+          <w:numId w:val="51"/>
         </w:numPr>
         <w:spacing w:after="110" w:line="320"/>
       </w:pPr>
@@ -23476,7 +24304,7 @@
         <w:pStyle w:val="ListParagraph"/>
         <w:numPr>
           <w:ilvl w:val="0"/>
-          <w:numId w:val="50"/>
+          <w:numId w:val="51"/>
         </w:numPr>
         <w:spacing w:after="110" w:line="320"/>
       </w:pPr>
@@ -24323,7 +25151,7 @@
         <w:pStyle w:val="ListParagraph"/>
         <w:numPr>
           <w:ilvl w:val="0"/>
-          <w:numId w:val="51"/>
+          <w:numId w:val="52"/>
         </w:numPr>
         <w:spacing w:after="110" w:line="320"/>
       </w:pPr>
@@ -24339,7 +25167,7 @@
         <w:pStyle w:val="ListParagraph"/>
         <w:numPr>
           <w:ilvl w:val="0"/>
-          <w:numId w:val="51"/>
+          <w:numId w:val="52"/>
         </w:numPr>
         <w:spacing w:after="110" w:line="320"/>
       </w:pPr>
@@ -24355,7 +25183,7 @@
         <w:pStyle w:val="ListParagraph"/>
         <w:numPr>
           <w:ilvl w:val="0"/>
-          <w:numId w:val="51"/>
+          <w:numId w:val="52"/>
         </w:numPr>
         <w:spacing w:after="110" w:line="320"/>
       </w:pPr>
@@ -24371,7 +25199,7 @@
         <w:pStyle w:val="ListParagraph"/>
         <w:numPr>
           <w:ilvl w:val="0"/>
-          <w:numId w:val="51"/>
+          <w:numId w:val="52"/>
         </w:numPr>
         <w:spacing w:after="110" w:line="320"/>
       </w:pPr>
@@ -24387,7 +25215,7 @@
         <w:pStyle w:val="ListParagraph"/>
         <w:numPr>
           <w:ilvl w:val="0"/>
-          <w:numId w:val="51"/>
+          <w:numId w:val="52"/>
         </w:numPr>
         <w:spacing w:after="110" w:line="320"/>
       </w:pPr>
@@ -24403,7 +25231,7 @@
         <w:pStyle w:val="ListParagraph"/>
         <w:numPr>
           <w:ilvl w:val="0"/>
-          <w:numId w:val="51"/>
+          <w:numId w:val="52"/>
         </w:numPr>
         <w:spacing w:after="110" w:line="320"/>
       </w:pPr>
@@ -24419,7 +25247,7 @@
         <w:pStyle w:val="ListParagraph"/>
         <w:numPr>
           <w:ilvl w:val="0"/>
-          <w:numId w:val="51"/>
+          <w:numId w:val="52"/>
         </w:numPr>
         <w:spacing w:after="110" w:line="320"/>
       </w:pPr>
@@ -24435,7 +25263,7 @@
         <w:pStyle w:val="ListParagraph"/>
         <w:numPr>
           <w:ilvl w:val="0"/>
-          <w:numId w:val="51"/>
+          <w:numId w:val="52"/>
         </w:numPr>
         <w:spacing w:after="110" w:line="320"/>
       </w:pPr>
@@ -24672,7 +25500,7 @@
         <w:pStyle w:val="ListParagraph"/>
         <w:numPr>
           <w:ilvl w:val="0"/>
-          <w:numId w:val="52"/>
+          <w:numId w:val="53"/>
         </w:numPr>
         <w:spacing w:after="110" w:line="320"/>
       </w:pPr>
@@ -24688,7 +25516,7 @@
         <w:pStyle w:val="ListParagraph"/>
         <w:numPr>
           <w:ilvl w:val="0"/>
-          <w:numId w:val="52"/>
+          <w:numId w:val="53"/>
         </w:numPr>
         <w:spacing w:after="110" w:line="320"/>
       </w:pPr>
@@ -24723,7 +25551,7 @@
         <w:pStyle w:val="ListParagraph"/>
         <w:numPr>
           <w:ilvl w:val="0"/>
-          <w:numId w:val="53"/>
+          <w:numId w:val="54"/>
         </w:numPr>
         <w:spacing w:after="110" w:line="320"/>
       </w:pPr>
@@ -24740,7 +25568,7 @@
         <w:pStyle w:val="ListParagraph"/>
         <w:numPr>
           <w:ilvl w:val="0"/>
-          <w:numId w:val="53"/>
+          <w:numId w:val="54"/>
         </w:numPr>
         <w:spacing w:after="110" w:line="320"/>
       </w:pPr>
@@ -25147,7 +25975,7 @@
         <w:rPr>
           <w:rFonts w:ascii="Calibri" w:cs="Calibri" w:eastAsia="Calibri" w:hAnsi="Calibri"/>
         </w:rPr>
-        <w:t xml:space="preserve">In Chapter 18 you learned to name a text’s genre. This chapter shows you why the genre matters, with an example of each main genre.</w:t>
+        <w:t xml:space="preserve">In Chapter 18 you learned to name a text’s genre. This chapter shows you why the genre matters, with examples of the main genres.</w:t>
       </w:r>
     </w:p>
     <w:p>
@@ -25326,6 +26154,27 @@
         </w:rPr>
         <w:t xml:space="preserve">تخضع هذه الاتفاقية لقوانين دولة الكويت.</w:t>
       </w:r>
+      <w:r>
+        <w:rPr>
+          <w:rFonts w:ascii="Calibri" w:cs="Calibri" w:eastAsia="Calibri" w:hAnsi="Calibri"/>
+        </w:rPr>
+        <w:t xml:space="preserve"> (the Arabic present tense, not </w:t>
+      </w:r>
+      <w:r>
+        <w:rPr>
+          <w:rFonts w:ascii="Arial" w:cs="Arial" w:hAnsi="Arial"/>
+          <w:sz w:val="23"/>
+          <w:szCs w:val="24"/>
+          <w:rtl/>
+        </w:rPr>
+        <w:t xml:space="preserve">سوف</w:t>
+      </w:r>
+      <w:r>
+        <w:rPr>
+          <w:rFonts w:ascii="Calibri" w:cs="Calibri" w:eastAsia="Calibri" w:hAnsi="Calibri"/>
+        </w:rPr>
+        <w:t xml:space="preserve">)</w:t>
+      </w:r>
     </w:p>
     <w:p>
       <w:pPr>
@@ -25583,7 +26432,47 @@
         <w:rPr>
           <w:rFonts w:ascii="Calibri" w:cs="Calibri" w:eastAsia="Calibri" w:hAnsi="Calibri"/>
         </w:rPr>
-        <w:t xml:space="preserve">: persuasion and rhythm. </w:t>
+        <w:t xml:space="preserve">: persuasion and rhythm.</w:t>
+      </w:r>
+    </w:p>
+    <w:p>
+      <w:pPr>
+        <w:spacing w:after="40"/>
+      </w:pPr>
+    </w:p>
+    <w:p>
+      <w:pPr>
+        <w:pStyle w:val="Heading3"/>
+      </w:pPr>
+      <w:r>
+        <w:t xml:space="preserve">Step 3: translating news</w:t>
+      </w:r>
+    </w:p>
+    <w:p>
+      <w:pPr>
+        <w:spacing w:after="170" w:line="330"/>
+      </w:pPr>
+      <w:r>
+        <w:rPr>
+          <w:rFonts w:ascii="Calibri" w:cs="Calibri" w:eastAsia="Calibri" w:hAnsi="Calibri"/>
+        </w:rPr>
+        <w:t xml:space="preserve">English headlines have their own grammar:</w:t>
+      </w:r>
+    </w:p>
+    <w:p>
+      <w:pPr>
+        <w:pStyle w:val="ListParagraph"/>
+        <w:numPr>
+          <w:ilvl w:val="0"/>
+          <w:numId w:val="2"/>
+        </w:numPr>
+        <w:spacing w:after="110" w:line="320"/>
+      </w:pPr>
+      <w:r>
+        <w:rPr>
+          <w:rFonts w:ascii="Calibri" w:cs="Calibri" w:eastAsia="Calibri" w:hAnsi="Calibri"/>
+        </w:rPr>
+        <w:t xml:space="preserve">No </w:t>
       </w:r>
       <w:r>
         <w:rPr>
@@ -25591,62 +26480,13 @@
           <w:i/>
           <w:iCs/>
         </w:rPr>
-        <w:t xml:space="preserve">Save more. Smile more.</w:t>
-      </w:r>
-      <w:r>
-        <w:rPr>
-          <w:rFonts w:ascii="Calibri" w:cs="Calibri" w:eastAsia="Calibri" w:hAnsi="Calibri"/>
-        </w:rPr>
-        <w:t xml:space="preserve"> → </w:t>
-      </w:r>
-      <w:r>
-        <w:rPr>
-          <w:rFonts w:ascii="Arial" w:cs="Arial" w:hAnsi="Arial"/>
-          <w:sz w:val="23"/>
-          <w:szCs w:val="24"/>
-          <w:rtl/>
-        </w:rPr>
-        <w:t xml:space="preserve">وفّر أكثر… وابتسم أكثر!</w:t>
-      </w:r>
-    </w:p>
-    <w:p>
-      <w:pPr>
-        <w:spacing w:after="40"/>
-      </w:pPr>
-    </w:p>
-    <w:p>
-      <w:pPr>
-        <w:pStyle w:val="Heading3"/>
-      </w:pPr>
-      <w:r>
-        <w:t xml:space="preserve">Step 3: translating news</w:t>
-      </w:r>
-    </w:p>
-    <w:p>
-      <w:pPr>
-        <w:spacing w:after="170" w:line="330"/>
-      </w:pPr>
-      <w:r>
-        <w:rPr>
-          <w:rFonts w:ascii="Calibri" w:cs="Calibri" w:eastAsia="Calibri" w:hAnsi="Calibri"/>
-        </w:rPr>
-        <w:t xml:space="preserve">English headlines have their own grammar:</w:t>
-      </w:r>
-    </w:p>
-    <w:p>
-      <w:pPr>
-        <w:pStyle w:val="ListParagraph"/>
-        <w:numPr>
-          <w:ilvl w:val="0"/>
-          <w:numId w:val="2"/>
-        </w:numPr>
-        <w:spacing w:after="110" w:line="320"/>
-      </w:pPr>
-      <w:r>
-        <w:rPr>
-          <w:rFonts w:ascii="Calibri" w:cs="Calibri" w:eastAsia="Calibri" w:hAnsi="Calibri"/>
-        </w:rPr>
-        <w:t xml:space="preserve">No </w:t>
+        <w:t xml:space="preserve">a</w:t>
+      </w:r>
+      <w:r>
+        <w:rPr>
+          <w:rFonts w:ascii="Calibri" w:cs="Calibri" w:eastAsia="Calibri" w:hAnsi="Calibri"/>
+        </w:rPr>
+        <w:t xml:space="preserve">, </w:t>
       </w:r>
       <w:r>
         <w:rPr>
@@ -25654,13 +26494,13 @@
           <w:i/>
           <w:iCs/>
         </w:rPr>
-        <w:t xml:space="preserve">a</w:t>
-      </w:r>
-      <w:r>
-        <w:rPr>
-          <w:rFonts w:ascii="Calibri" w:cs="Calibri" w:eastAsia="Calibri" w:hAnsi="Calibri"/>
-        </w:rPr>
-        <w:t xml:space="preserve">, </w:t>
+        <w:t xml:space="preserve">the</w:t>
+      </w:r>
+      <w:r>
+        <w:rPr>
+          <w:rFonts w:ascii="Calibri" w:cs="Calibri" w:eastAsia="Calibri" w:hAnsi="Calibri"/>
+        </w:rPr>
+        <w:t xml:space="preserve"> or </w:t>
       </w:r>
       <w:r>
         <w:rPr>
@@ -25668,13 +26508,28 @@
           <w:i/>
           <w:iCs/>
         </w:rPr>
-        <w:t xml:space="preserve">the</w:t>
-      </w:r>
-      <w:r>
-        <w:rPr>
-          <w:rFonts w:ascii="Calibri" w:cs="Calibri" w:eastAsia="Calibri" w:hAnsi="Calibri"/>
-        </w:rPr>
-        <w:t xml:space="preserve"> or </w:t>
+        <w:t xml:space="preserve">is</w:t>
+      </w:r>
+      <w:r>
+        <w:rPr>
+          <w:rFonts w:ascii="Calibri" w:cs="Calibri" w:eastAsia="Calibri" w:hAnsi="Calibri"/>
+        </w:rPr>
+        <w:t xml:space="preserve">. A passive headline often becomes a verbal noun (</w:t>
+      </w:r>
+      <w:r>
+        <w:rPr>
+          <w:rFonts w:ascii="Arial" w:cs="Arial" w:hAnsi="Arial"/>
+          <w:sz w:val="23"/>
+          <w:szCs w:val="24"/>
+          <w:rtl/>
+        </w:rPr>
+        <w:t xml:space="preserve">مصدر</w:t>
+      </w:r>
+      <w:r>
+        <w:rPr>
+          <w:rFonts w:ascii="Calibri" w:cs="Calibri" w:eastAsia="Calibri" w:hAnsi="Calibri"/>
+        </w:rPr>
+        <w:t xml:space="preserve">) in Arabic: </w:t>
       </w:r>
       <w:r>
         <w:rPr>
@@ -25682,28 +26537,44 @@
           <w:i/>
           <w:iCs/>
         </w:rPr>
-        <w:t xml:space="preserve">is</w:t>
-      </w:r>
-      <w:r>
-        <w:rPr>
-          <w:rFonts w:ascii="Calibri" w:cs="Calibri" w:eastAsia="Calibri" w:hAnsi="Calibri"/>
-        </w:rPr>
-        <w:t xml:space="preserve">. A passive headline often becomes a verbal noun (</w:t>
-      </w:r>
-      <w:r>
-        <w:rPr>
-          <w:rFonts w:ascii="Arial" w:cs="Arial" w:hAnsi="Arial"/>
-          <w:sz w:val="23"/>
-          <w:szCs w:val="24"/>
-          <w:rtl/>
-        </w:rPr>
-        <w:t xml:space="preserve">مصدر</w:t>
-      </w:r>
-      <w:r>
-        <w:rPr>
-          <w:rFonts w:ascii="Calibri" w:cs="Calibri" w:eastAsia="Calibri" w:hAnsi="Calibri"/>
-        </w:rPr>
-        <w:t xml:space="preserve">) in Arabic: </w:t>
+        <w:t xml:space="preserve">Man killed, woman wounded in shooting</w:t>
+      </w:r>
+      <w:r>
+        <w:rPr>
+          <w:rFonts w:ascii="Calibri" w:cs="Calibri" w:eastAsia="Calibri" w:hAnsi="Calibri"/>
+        </w:rPr>
+        <w:t xml:space="preserve"> → </w:t>
+      </w:r>
+      <w:r>
+        <w:rPr>
+          <w:rFonts w:ascii="Arial" w:cs="Arial" w:hAnsi="Arial"/>
+          <w:sz w:val="23"/>
+          <w:szCs w:val="24"/>
+          <w:rtl/>
+        </w:rPr>
+        <w:t xml:space="preserve">مقتل رجل وإصابة امرأة في إطلاق نار</w:t>
+      </w:r>
+      <w:r>
+        <w:rPr>
+          <w:rFonts w:ascii="Calibri" w:cs="Calibri" w:eastAsia="Calibri" w:hAnsi="Calibri"/>
+        </w:rPr>
+        <w:t xml:space="preserve">.</w:t>
+      </w:r>
+    </w:p>
+    <w:p>
+      <w:pPr>
+        <w:pStyle w:val="ListParagraph"/>
+        <w:numPr>
+          <w:ilvl w:val="0"/>
+          <w:numId w:val="2"/>
+        </w:numPr>
+        <w:spacing w:after="110" w:line="320"/>
+      </w:pPr>
+      <w:r>
+        <w:rPr>
+          <w:rFonts w:ascii="Calibri" w:cs="Calibri" w:eastAsia="Calibri" w:hAnsi="Calibri"/>
+        </w:rPr>
+        <w:t xml:space="preserve">The simple present reports a recent event: </w:t>
       </w:r>
       <w:r>
         <w:rPr>
@@ -25711,7 +26582,7 @@
           <w:i/>
           <w:iCs/>
         </w:rPr>
-        <w:t xml:space="preserve">Man killed, woman wounded in shooting</w:t>
+        <w:t xml:space="preserve">US launches air raids in Iraq</w:t>
       </w:r>
       <w:r>
         <w:rPr>
@@ -25726,7 +26597,7 @@
           <w:szCs w:val="24"/>
           <w:rtl/>
         </w:rPr>
-        <w:t xml:space="preserve">مقتل رجل وإصابة امرأة في إطلاق نار</w:t>
+        <w:t xml:space="preserve">الولايات المتحدة تشنّ غارات جوية في العراق</w:t>
       </w:r>
       <w:r>
         <w:rPr>
@@ -25744,64 +26615,64 @@
         </w:numPr>
         <w:spacing w:after="110" w:line="320"/>
       </w:pPr>
-      <w:r>
-        <w:rPr>
-          <w:rFonts w:ascii="Calibri" w:cs="Calibri" w:eastAsia="Calibri" w:hAnsi="Calibri"/>
-        </w:rPr>
-        <w:t xml:space="preserve">The simple present reports a recent event: </w:t>
-      </w:r>
       <w:r>
         <w:rPr>
           <w:rFonts w:ascii="Calibri" w:cs="Calibri" w:eastAsia="Calibri" w:hAnsi="Calibri"/>
           <w:i/>
           <w:iCs/>
         </w:rPr>
-        <w:t xml:space="preserve">Minister opens new hospital</w:t>
-      </w:r>
-      <w:r>
-        <w:rPr>
-          <w:rFonts w:ascii="Calibri" w:cs="Calibri" w:eastAsia="Calibri" w:hAnsi="Calibri"/>
-        </w:rPr>
-        <w:t xml:space="preserve"> → </w:t>
-      </w:r>
-      <w:r>
-        <w:rPr>
-          <w:rFonts w:ascii="Arial" w:cs="Arial" w:hAnsi="Arial"/>
-          <w:sz w:val="23"/>
-          <w:szCs w:val="24"/>
-          <w:rtl/>
-        </w:rPr>
-        <w:t xml:space="preserve">الوزير يفتتح مستشفى جديداً</w:t>
-      </w:r>
-      <w:r>
-        <w:rPr>
-          <w:rFonts w:ascii="Calibri" w:cs="Calibri" w:eastAsia="Calibri" w:hAnsi="Calibri"/>
-        </w:rPr>
-        <w:t xml:space="preserve">.</w:t>
-      </w:r>
-    </w:p>
-    <w:p>
-      <w:pPr>
-        <w:pStyle w:val="ListParagraph"/>
-        <w:numPr>
-          <w:ilvl w:val="0"/>
-          <w:numId w:val="2"/>
-        </w:numPr>
-        <w:spacing w:after="110" w:line="320"/>
-      </w:pPr>
+        <w:t xml:space="preserve">to</w:t>
+      </w:r>
+      <w:r>
+        <w:rPr>
+          <w:rFonts w:ascii="Calibri" w:cs="Calibri" w:eastAsia="Calibri" w:hAnsi="Calibri"/>
+        </w:rPr>
+        <w:t xml:space="preserve"> + verb means the future: </w:t>
+      </w:r>
       <w:r>
         <w:rPr>
           <w:rFonts w:ascii="Calibri" w:cs="Calibri" w:eastAsia="Calibri" w:hAnsi="Calibri"/>
           <w:i/>
           <w:iCs/>
         </w:rPr>
-        <w:t xml:space="preserve">to</w:t>
-      </w:r>
-      <w:r>
-        <w:rPr>
-          <w:rFonts w:ascii="Calibri" w:cs="Calibri" w:eastAsia="Calibri" w:hAnsi="Calibri"/>
-        </w:rPr>
-        <w:t xml:space="preserve"> + verb means the future: </w:t>
+        <w:t xml:space="preserve">Saudi Arabia to extend visa validity for expats</w:t>
+      </w:r>
+      <w:r>
+        <w:rPr>
+          <w:rFonts w:ascii="Calibri" w:cs="Calibri" w:eastAsia="Calibri" w:hAnsi="Calibri"/>
+        </w:rPr>
+        <w:t xml:space="preserve"> → </w:t>
+      </w:r>
+      <w:r>
+        <w:rPr>
+          <w:rFonts w:ascii="Arial" w:cs="Arial" w:hAnsi="Arial"/>
+          <w:sz w:val="23"/>
+          <w:szCs w:val="24"/>
+          <w:rtl/>
+        </w:rPr>
+        <w:t xml:space="preserve">السعودية ستمدّد فترة صلاحية تأشيرات الوافدين</w:t>
+      </w:r>
+      <w:r>
+        <w:rPr>
+          <w:rFonts w:ascii="Calibri" w:cs="Calibri" w:eastAsia="Calibri" w:hAnsi="Calibri"/>
+        </w:rPr>
+        <w:t xml:space="preserve">.</w:t>
+      </w:r>
+    </w:p>
+    <w:p>
+      <w:pPr>
+        <w:pStyle w:val="ListParagraph"/>
+        <w:numPr>
+          <w:ilvl w:val="0"/>
+          <w:numId w:val="2"/>
+        </w:numPr>
+        <w:spacing w:after="110" w:line="320"/>
+      </w:pPr>
+      <w:r>
+        <w:rPr>
+          <w:rFonts w:ascii="Calibri" w:cs="Calibri" w:eastAsia="Calibri" w:hAnsi="Calibri"/>
+        </w:rPr>
+        <w:t xml:space="preserve">Add what Arab readers may not know: </w:t>
       </w:r>
       <w:r>
         <w:rPr>
@@ -25809,7 +26680,7 @@
           <w:i/>
           <w:iCs/>
         </w:rPr>
-        <w:t xml:space="preserve">Saudi Arabia to extend visas for expats</w:t>
+        <w:t xml:space="preserve">Mustang Referral Customer Complaint</w:t>
       </w:r>
       <w:r>
         <w:rPr>
@@ -25824,29 +26695,13 @@
           <w:szCs w:val="24"/>
           <w:rtl/>
         </w:rPr>
-        <w:t xml:space="preserve">السعودية ستمدّد تأشيرات الوافدين</w:t>
-      </w:r>
-      <w:r>
-        <w:rPr>
-          <w:rFonts w:ascii="Calibri" w:cs="Calibri" w:eastAsia="Calibri" w:hAnsi="Calibri"/>
-        </w:rPr>
-        <w:t xml:space="preserve">.</w:t>
-      </w:r>
-    </w:p>
-    <w:p>
-      <w:pPr>
-        <w:pStyle w:val="ListParagraph"/>
-        <w:numPr>
-          <w:ilvl w:val="0"/>
-          <w:numId w:val="2"/>
-        </w:numPr>
-        <w:spacing w:after="110" w:line="320"/>
-      </w:pPr>
-      <w:r>
-        <w:rPr>
-          <w:rFonts w:ascii="Calibri" w:cs="Calibri" w:eastAsia="Calibri" w:hAnsi="Calibri"/>
-        </w:rPr>
-        <w:t xml:space="preserve">Add what Arab readers may not know: </w:t>
+        <w:t xml:space="preserve">شكوى زبون فورد موستنج من برنامج الإحالة</w:t>
+      </w:r>
+      <w:r>
+        <w:rPr>
+          <w:rFonts w:ascii="Calibri" w:cs="Calibri" w:eastAsia="Calibri" w:hAnsi="Calibri"/>
+        </w:rPr>
+        <w:t xml:space="preserve"> (</w:t>
       </w:r>
       <w:r>
         <w:rPr>
@@ -25854,28 +26709,28 @@
           <w:i/>
           <w:iCs/>
         </w:rPr>
-        <w:t xml:space="preserve">Mustang customer complaint</w:t>
-      </w:r>
-      <w:r>
-        <w:rPr>
-          <w:rFonts w:ascii="Calibri" w:cs="Calibri" w:eastAsia="Calibri" w:hAnsi="Calibri"/>
-        </w:rPr>
-        <w:t xml:space="preserve"> → </w:t>
-      </w:r>
-      <w:r>
-        <w:rPr>
-          <w:rFonts w:ascii="Arial" w:cs="Arial" w:hAnsi="Arial"/>
-          <w:sz w:val="23"/>
-          <w:szCs w:val="24"/>
-          <w:rtl/>
-        </w:rPr>
-        <w:t xml:space="preserve">شكوى زبون من سيارة فورد موستانج</w:t>
-      </w:r>
-      <w:r>
-        <w:rPr>
-          <w:rFonts w:ascii="Calibri" w:cs="Calibri" w:eastAsia="Calibri" w:hAnsi="Calibri"/>
-        </w:rPr>
-        <w:t xml:space="preserve">.</w:t>
+        <w:t xml:space="preserve">Ford</w:t>
+      </w:r>
+      <w:r>
+        <w:rPr>
+          <w:rFonts w:ascii="Calibri" w:cs="Calibri" w:eastAsia="Calibri" w:hAnsi="Calibri"/>
+        </w:rPr>
+        <w:t xml:space="preserve"> and </w:t>
+      </w:r>
+      <w:r>
+        <w:rPr>
+          <w:rFonts w:ascii="Arial" w:cs="Arial" w:hAnsi="Arial"/>
+          <w:sz w:val="23"/>
+          <w:szCs w:val="24"/>
+          <w:rtl/>
+        </w:rPr>
+        <w:t xml:space="preserve">برنامج</w:t>
+      </w:r>
+      <w:r>
+        <w:rPr>
+          <w:rFonts w:ascii="Calibri" w:cs="Calibri" w:eastAsia="Calibri" w:hAnsi="Calibri"/>
+        </w:rPr>
+        <w:t xml:space="preserve"> are added).</w:t>
       </w:r>
     </w:p>
     <w:p>
@@ -26057,7 +26912,7 @@
         <w:pStyle w:val="ListParagraph"/>
         <w:numPr>
           <w:ilvl w:val="0"/>
-          <w:numId w:val="54"/>
+          <w:numId w:val="55"/>
         </w:numPr>
         <w:spacing w:after="110" w:line="320"/>
       </w:pPr>
@@ -26073,7 +26928,7 @@
         <w:pStyle w:val="ListParagraph"/>
         <w:numPr>
           <w:ilvl w:val="0"/>
-          <w:numId w:val="54"/>
+          <w:numId w:val="55"/>
         </w:numPr>
         <w:spacing w:after="110" w:line="320"/>
       </w:pPr>
@@ -26108,7 +26963,7 @@
         <w:pStyle w:val="ListParagraph"/>
         <w:numPr>
           <w:ilvl w:val="0"/>
-          <w:numId w:val="55"/>
+          <w:numId w:val="56"/>
         </w:numPr>
         <w:spacing w:after="110" w:line="320"/>
       </w:pPr>
@@ -26125,7 +26980,7 @@
         <w:pStyle w:val="ListParagraph"/>
         <w:numPr>
           <w:ilvl w:val="0"/>
-          <w:numId w:val="55"/>
+          <w:numId w:val="56"/>
         </w:numPr>
         <w:spacing w:after="110" w:line="320"/>
       </w:pPr>
@@ -26729,7 +27584,7 @@
         <w:pStyle w:val="ListParagraph"/>
         <w:numPr>
           <w:ilvl w:val="0"/>
-          <w:numId w:val="56"/>
+          <w:numId w:val="57"/>
         </w:numPr>
         <w:spacing w:after="110" w:line="320"/>
       </w:pPr>
@@ -26753,7 +27608,7 @@
         <w:pStyle w:val="ListParagraph"/>
         <w:numPr>
           <w:ilvl w:val="0"/>
-          <w:numId w:val="56"/>
+          <w:numId w:val="57"/>
         </w:numPr>
         <w:spacing w:after="110" w:line="320"/>
       </w:pPr>
@@ -26777,7 +27632,7 @@
         <w:pStyle w:val="ListParagraph"/>
         <w:numPr>
           <w:ilvl w:val="0"/>
-          <w:numId w:val="56"/>
+          <w:numId w:val="57"/>
         </w:numPr>
         <w:spacing w:after="110" w:line="320"/>
       </w:pPr>
@@ -26814,7 +27669,7 @@
         <w:pStyle w:val="ListParagraph"/>
         <w:numPr>
           <w:ilvl w:val="0"/>
-          <w:numId w:val="57"/>
+          <w:numId w:val="58"/>
         </w:numPr>
         <w:spacing w:after="110" w:line="320"/>
       </w:pPr>
@@ -26844,7 +27699,7 @@
         <w:pStyle w:val="ListParagraph"/>
         <w:numPr>
           <w:ilvl w:val="0"/>
-          <w:numId w:val="57"/>
+          <w:numId w:val="58"/>
         </w:numPr>
         <w:spacing w:after="110" w:line="320"/>
       </w:pPr>
@@ -26893,7 +27748,7 @@
         <w:pStyle w:val="ListParagraph"/>
         <w:numPr>
           <w:ilvl w:val="0"/>
-          <w:numId w:val="58"/>
+          <w:numId w:val="59"/>
         </w:numPr>
         <w:spacing w:after="110" w:line="320"/>
       </w:pPr>
@@ -26910,7 +27765,7 @@
         <w:pStyle w:val="ListParagraph"/>
         <w:numPr>
           <w:ilvl w:val="0"/>
-          <w:numId w:val="58"/>
+          <w:numId w:val="59"/>
         </w:numPr>
         <w:spacing w:after="110" w:line="320"/>
       </w:pPr>
@@ -27578,7 +28433,7 @@
         <w:pStyle w:val="ListParagraph"/>
         <w:numPr>
           <w:ilvl w:val="0"/>
-          <w:numId w:val="59"/>
+          <w:numId w:val="60"/>
         </w:numPr>
         <w:spacing w:after="110" w:line="320"/>
       </w:pPr>
@@ -27704,7 +28559,7 @@
         <w:pStyle w:val="ListParagraph"/>
         <w:numPr>
           <w:ilvl w:val="0"/>
-          <w:numId w:val="59"/>
+          <w:numId w:val="60"/>
         </w:numPr>
         <w:spacing w:after="110" w:line="320"/>
       </w:pPr>
@@ -27742,7 +28597,7 @@
         <w:pStyle w:val="ListParagraph"/>
         <w:numPr>
           <w:ilvl w:val="0"/>
-          <w:numId w:val="59"/>
+          <w:numId w:val="60"/>
         </w:numPr>
         <w:spacing w:after="110" w:line="320"/>
       </w:pPr>
@@ -27766,7 +28621,7 @@
         <w:pStyle w:val="ListParagraph"/>
         <w:numPr>
           <w:ilvl w:val="0"/>
-          <w:numId w:val="59"/>
+          <w:numId w:val="60"/>
         </w:numPr>
         <w:spacing w:after="110" w:line="320"/>
       </w:pPr>
@@ -27805,7 +28660,7 @@
         <w:pStyle w:val="ListParagraph"/>
         <w:numPr>
           <w:ilvl w:val="0"/>
-          <w:numId w:val="59"/>
+          <w:numId w:val="60"/>
         </w:numPr>
         <w:spacing w:after="110" w:line="320"/>
       </w:pPr>
@@ -28834,7 +29689,7 @@
         <w:pStyle w:val="ListParagraph"/>
         <w:numPr>
           <w:ilvl w:val="0"/>
-          <w:numId w:val="60"/>
+          <w:numId w:val="61"/>
         </w:numPr>
         <w:spacing w:after="110" w:line="320"/>
       </w:pPr>
@@ -28850,7 +29705,7 @@
         <w:pStyle w:val="ListParagraph"/>
         <w:numPr>
           <w:ilvl w:val="0"/>
-          <w:numId w:val="60"/>
+          <w:numId w:val="61"/>
         </w:numPr>
         <w:spacing w:after="110" w:line="320"/>
       </w:pPr>
@@ -28880,7 +29735,7 @@
         <w:pStyle w:val="ListParagraph"/>
         <w:numPr>
           <w:ilvl w:val="0"/>
-          <w:numId w:val="60"/>
+          <w:numId w:val="61"/>
         </w:numPr>
         <w:spacing w:after="110" w:line="320"/>
       </w:pPr>
@@ -28915,7 +29770,7 @@
         <w:pStyle w:val="ListParagraph"/>
         <w:numPr>
           <w:ilvl w:val="0"/>
-          <w:numId w:val="61"/>
+          <w:numId w:val="62"/>
         </w:numPr>
         <w:spacing w:after="110" w:line="320"/>
       </w:pPr>
@@ -28932,7 +29787,7 @@
         <w:pStyle w:val="ListParagraph"/>
         <w:numPr>
           <w:ilvl w:val="0"/>
-          <w:numId w:val="61"/>
+          <w:numId w:val="62"/>
         </w:numPr>
         <w:spacing w:after="110" w:line="320"/>
       </w:pPr>
@@ -28949,7 +29804,7 @@
         <w:pStyle w:val="ListParagraph"/>
         <w:numPr>
           <w:ilvl w:val="0"/>
-          <w:numId w:val="61"/>
+          <w:numId w:val="62"/>
         </w:numPr>
         <w:spacing w:after="110" w:line="320"/>
       </w:pPr>
@@ -29142,7 +29997,24 @@
           <w:szCs w:val="24"/>
           <w:rtl/>
         </w:rPr>
-        <w:t xml:space="preserve">علم المصطلح (المصطلحية)</w:t>
+        <w:t xml:space="preserve">علم المصطلح</w:t>
+      </w:r>
+      <w:r>
+        <w:rPr>
+          <w:rFonts w:ascii="Calibri" w:cs="Calibri" w:eastAsia="Calibri" w:hAnsi="Calibri"/>
+          <w:i/>
+          <w:iCs/>
+        </w:rPr>
+        <w:t xml:space="preserve">; also </w:t>
+      </w:r>
+      <w:r>
+        <w:rPr>
+          <w:rFonts w:ascii="Arial" w:cs="Arial" w:hAnsi="Arial"/>
+          <w:sz w:val="23"/>
+          <w:szCs w:val="24"/>
+          <w:rtl/>
+        </w:rPr>
+        <w:t xml:space="preserve">المصطلحية</w:t>
       </w:r>
       <w:r>
         <w:rPr>
@@ -29190,7 +30062,24 @@
           <w:szCs w:val="24"/>
           <w:rtl/>
         </w:rPr>
-        <w:t xml:space="preserve">المصطلحي (خبير المصطلحات)</w:t>
+        <w:t xml:space="preserve">المصطلحي</w:t>
+      </w:r>
+      <w:r>
+        <w:rPr>
+          <w:rFonts w:ascii="Calibri" w:cs="Calibri" w:eastAsia="Calibri" w:hAnsi="Calibri"/>
+          <w:i/>
+          <w:iCs/>
+        </w:rPr>
+        <w:t xml:space="preserve">; also </w:t>
+      </w:r>
+      <w:r>
+        <w:rPr>
+          <w:rFonts w:ascii="Arial" w:cs="Arial" w:hAnsi="Arial"/>
+          <w:sz w:val="23"/>
+          <w:szCs w:val="24"/>
+          <w:rtl/>
+        </w:rPr>
+        <w:t xml:space="preserve">خبير المصطلحات</w:t>
       </w:r>
       <w:r>
         <w:rPr>
@@ -29286,7 +30175,24 @@
           <w:szCs w:val="24"/>
           <w:rtl/>
         </w:rPr>
-        <w:t xml:space="preserve">قاعدة بيانات المصطلحات (بنك المصطلحات)</w:t>
+        <w:t xml:space="preserve">قاعدة بيانات المصطلحات</w:t>
+      </w:r>
+      <w:r>
+        <w:rPr>
+          <w:rFonts w:ascii="Calibri" w:cs="Calibri" w:eastAsia="Calibri" w:hAnsi="Calibri"/>
+          <w:i/>
+          <w:iCs/>
+        </w:rPr>
+        <w:t xml:space="preserve">; also </w:t>
+      </w:r>
+      <w:r>
+        <w:rPr>
+          <w:rFonts w:ascii="Arial" w:cs="Arial" w:hAnsi="Arial"/>
+          <w:sz w:val="23"/>
+          <w:szCs w:val="24"/>
+          <w:rtl/>
+        </w:rPr>
+        <w:t xml:space="preserve">بنك المصطلحات</w:t>
       </w:r>
       <w:r>
         <w:rPr>
@@ -29997,7 +30903,7 @@
         <w:pStyle w:val="ListParagraph"/>
         <w:numPr>
           <w:ilvl w:val="0"/>
-          <w:numId w:val="62"/>
+          <w:numId w:val="63"/>
         </w:numPr>
         <w:spacing w:after="110" w:line="320"/>
       </w:pPr>
@@ -30013,7 +30919,7 @@
         <w:pStyle w:val="ListParagraph"/>
         <w:numPr>
           <w:ilvl w:val="0"/>
-          <w:numId w:val="62"/>
+          <w:numId w:val="63"/>
         </w:numPr>
         <w:spacing w:after="110" w:line="320"/>
       </w:pPr>
@@ -30029,7 +30935,7 @@
         <w:pStyle w:val="ListParagraph"/>
         <w:numPr>
           <w:ilvl w:val="0"/>
-          <w:numId w:val="62"/>
+          <w:numId w:val="63"/>
         </w:numPr>
         <w:spacing w:after="110" w:line="320"/>
       </w:pPr>
@@ -30045,7 +30951,7 @@
         <w:pStyle w:val="ListParagraph"/>
         <w:numPr>
           <w:ilvl w:val="0"/>
-          <w:numId w:val="62"/>
+          <w:numId w:val="63"/>
         </w:numPr>
         <w:spacing w:after="110" w:line="320"/>
       </w:pPr>
@@ -30112,7 +31018,7 @@
         <w:pStyle w:val="ListParagraph"/>
         <w:numPr>
           <w:ilvl w:val="0"/>
-          <w:numId w:val="63"/>
+          <w:numId w:val="64"/>
         </w:numPr>
         <w:spacing w:after="110" w:line="320"/>
       </w:pPr>
@@ -30128,7 +31034,7 @@
         <w:pStyle w:val="ListParagraph"/>
         <w:numPr>
           <w:ilvl w:val="0"/>
-          <w:numId w:val="63"/>
+          <w:numId w:val="64"/>
         </w:numPr>
         <w:spacing w:after="110" w:line="320"/>
       </w:pPr>
@@ -30163,7 +31069,7 @@
         <w:pStyle w:val="ListParagraph"/>
         <w:numPr>
           <w:ilvl w:val="0"/>
-          <w:numId w:val="64"/>
+          <w:numId w:val="65"/>
         </w:numPr>
         <w:spacing w:after="110" w:line="320"/>
       </w:pPr>
@@ -30180,7 +31086,7 @@
         <w:pStyle w:val="ListParagraph"/>
         <w:numPr>
           <w:ilvl w:val="0"/>
-          <w:numId w:val="64"/>
+          <w:numId w:val="65"/>
         </w:numPr>
         <w:spacing w:after="110" w:line="320"/>
       </w:pPr>
@@ -30623,7 +31529,7 @@
         <w:pStyle w:val="ListParagraph"/>
         <w:numPr>
           <w:ilvl w:val="0"/>
-          <w:numId w:val="65"/>
+          <w:numId w:val="66"/>
         </w:numPr>
         <w:spacing w:after="110" w:line="320"/>
       </w:pPr>
@@ -30647,7 +31553,7 @@
         <w:pStyle w:val="ListParagraph"/>
         <w:numPr>
           <w:ilvl w:val="0"/>
-          <w:numId w:val="65"/>
+          <w:numId w:val="66"/>
         </w:numPr>
         <w:spacing w:after="110" w:line="320"/>
       </w:pPr>
@@ -30671,7 +31577,7 @@
         <w:pStyle w:val="ListParagraph"/>
         <w:numPr>
           <w:ilvl w:val="0"/>
-          <w:numId w:val="65"/>
+          <w:numId w:val="66"/>
         </w:numPr>
         <w:spacing w:after="110" w:line="320"/>
       </w:pPr>
@@ -31246,7 +32152,7 @@
         <w:pStyle w:val="ListParagraph"/>
         <w:numPr>
           <w:ilvl w:val="0"/>
-          <w:numId w:val="66"/>
+          <w:numId w:val="67"/>
         </w:numPr>
         <w:spacing w:after="110" w:line="320"/>
       </w:pPr>
@@ -31271,7 +32177,7 @@
         <w:pStyle w:val="ListParagraph"/>
         <w:numPr>
           <w:ilvl w:val="0"/>
-          <w:numId w:val="66"/>
+          <w:numId w:val="67"/>
         </w:numPr>
         <w:spacing w:after="110" w:line="320"/>
       </w:pPr>
@@ -31314,7 +32220,7 @@
         <w:pStyle w:val="ListParagraph"/>
         <w:numPr>
           <w:ilvl w:val="0"/>
-          <w:numId w:val="67"/>
+          <w:numId w:val="68"/>
         </w:numPr>
         <w:spacing w:after="110" w:line="320"/>
       </w:pPr>
@@ -31334,7 +32240,7 @@
         <w:pStyle w:val="ListParagraph"/>
         <w:numPr>
           <w:ilvl w:val="0"/>
-          <w:numId w:val="67"/>
+          <w:numId w:val="68"/>
         </w:numPr>
         <w:spacing w:after="110" w:line="320"/>
       </w:pPr>
@@ -32608,6 +33514,23 @@
                 <w:szCs w:val="18"/>
                 <w:rtl/>
               </w:rPr>
+              <w:t xml:space="preserve">أثلج صدري</w:t>
+            </w:r>
+            <w:r>
+              <w:rPr>
+                <w:rFonts w:ascii="Calibri" w:cs="Calibri" w:eastAsia="Calibri" w:hAnsi="Calibri"/>
+                <w:sz w:val="18"/>
+                <w:szCs w:val="18"/>
+              </w:rPr>
+              <w:t xml:space="preserve">, not </w:t>
+            </w:r>
+            <w:r>
+              <w:rPr>
+                <w:rFonts w:ascii="Arial" w:cs="Arial" w:hAnsi="Arial"/>
+                <w:sz w:val="18"/>
+                <w:szCs w:val="18"/>
+                <w:rtl/>
+              </w:rPr>
               <w:t xml:space="preserve">أدفأ قلبي</w:t>
             </w:r>
             <w:r>
@@ -32616,7 +33539,7 @@
                 <w:sz w:val="18"/>
                 <w:szCs w:val="18"/>
               </w:rPr>
-              <w:t xml:space="preserve"> ✗</w:t>
+              <w:t xml:space="preserve">: coolness, not warmth, brings comfort in Arab culture</w:t>
             </w:r>
           </w:p>
         </w:tc>
@@ -33051,7 +33974,7 @@
         <w:pStyle w:val="ListParagraph"/>
         <w:numPr>
           <w:ilvl w:val="0"/>
-          <w:numId w:val="68"/>
+          <w:numId w:val="69"/>
         </w:numPr>
         <w:spacing w:after="110" w:line="320"/>
       </w:pPr>
@@ -33067,7 +33990,7 @@
         <w:pStyle w:val="ListParagraph"/>
         <w:numPr>
           <w:ilvl w:val="0"/>
-          <w:numId w:val="68"/>
+          <w:numId w:val="69"/>
         </w:numPr>
         <w:spacing w:after="110" w:line="320"/>
       </w:pPr>
@@ -33083,7 +34006,7 @@
         <w:pStyle w:val="ListParagraph"/>
         <w:numPr>
           <w:ilvl w:val="0"/>
-          <w:numId w:val="68"/>
+          <w:numId w:val="69"/>
         </w:numPr>
         <w:spacing w:after="110" w:line="320"/>
       </w:pPr>
@@ -33219,7 +34142,7 @@
         <w:pStyle w:val="ListParagraph"/>
         <w:numPr>
           <w:ilvl w:val="0"/>
-          <w:numId w:val="69"/>
+          <w:numId w:val="70"/>
         </w:numPr>
         <w:spacing w:after="110" w:line="320"/>
       </w:pPr>
@@ -33249,7 +34172,7 @@
         <w:pStyle w:val="ListParagraph"/>
         <w:numPr>
           <w:ilvl w:val="0"/>
-          <w:numId w:val="69"/>
+          <w:numId w:val="70"/>
         </w:numPr>
         <w:spacing w:after="110" w:line="320"/>
       </w:pPr>
@@ -33284,7 +34207,7 @@
         <w:pStyle w:val="ListParagraph"/>
         <w:numPr>
           <w:ilvl w:val="0"/>
-          <w:numId w:val="70"/>
+          <w:numId w:val="71"/>
         </w:numPr>
         <w:spacing w:after="110" w:line="320"/>
       </w:pPr>
@@ -33301,7 +34224,7 @@
         <w:pStyle w:val="ListParagraph"/>
         <w:numPr>
           <w:ilvl w:val="0"/>
-          <w:numId w:val="70"/>
+          <w:numId w:val="71"/>
         </w:numPr>
         <w:spacing w:after="110" w:line="320"/>
       </w:pPr>
@@ -33647,7 +34570,7 @@
         <w:pStyle w:val="ListParagraph"/>
         <w:numPr>
           <w:ilvl w:val="0"/>
-          <w:numId w:val="71"/>
+          <w:numId w:val="72"/>
         </w:numPr>
         <w:spacing w:after="110" w:line="320"/>
       </w:pPr>
@@ -33671,7 +34594,7 @@
         <w:pStyle w:val="ListParagraph"/>
         <w:numPr>
           <w:ilvl w:val="0"/>
-          <w:numId w:val="71"/>
+          <w:numId w:val="72"/>
         </w:numPr>
         <w:spacing w:after="110" w:line="320"/>
       </w:pPr>
@@ -33719,7 +34642,7 @@
         <w:pStyle w:val="ListParagraph"/>
         <w:numPr>
           <w:ilvl w:val="0"/>
-          <w:numId w:val="72"/>
+          <w:numId w:val="73"/>
         </w:numPr>
         <w:spacing w:after="110" w:line="320"/>
       </w:pPr>
@@ -33743,7 +34666,7 @@
         <w:pStyle w:val="ListParagraph"/>
         <w:numPr>
           <w:ilvl w:val="0"/>
-          <w:numId w:val="72"/>
+          <w:numId w:val="73"/>
         </w:numPr>
         <w:spacing w:after="110" w:line="320"/>
       </w:pPr>
@@ -33767,7 +34690,7 @@
         <w:pStyle w:val="ListParagraph"/>
         <w:numPr>
           <w:ilvl w:val="0"/>
-          <w:numId w:val="72"/>
+          <w:numId w:val="73"/>
         </w:numPr>
         <w:spacing w:after="110" w:line="320"/>
       </w:pPr>
@@ -33791,7 +34714,7 @@
         <w:pStyle w:val="ListParagraph"/>
         <w:numPr>
           <w:ilvl w:val="0"/>
-          <w:numId w:val="72"/>
+          <w:numId w:val="73"/>
         </w:numPr>
         <w:spacing w:after="110" w:line="320"/>
       </w:pPr>
@@ -33815,7 +34738,7 @@
         <w:pStyle w:val="ListParagraph"/>
         <w:numPr>
           <w:ilvl w:val="0"/>
-          <w:numId w:val="72"/>
+          <w:numId w:val="73"/>
         </w:numPr>
         <w:spacing w:after="110" w:line="320"/>
       </w:pPr>
@@ -34034,7 +34957,7 @@
         <w:pStyle w:val="ListParagraph"/>
         <w:numPr>
           <w:ilvl w:val="0"/>
-          <w:numId w:val="73"/>
+          <w:numId w:val="74"/>
         </w:numPr>
         <w:spacing w:after="110" w:line="320"/>
       </w:pPr>
@@ -34098,7 +35021,7 @@
         <w:pStyle w:val="ListParagraph"/>
         <w:numPr>
           <w:ilvl w:val="0"/>
-          <w:numId w:val="74"/>
+          <w:numId w:val="75"/>
         </w:numPr>
         <w:spacing w:after="110" w:line="320"/>
       </w:pPr>
@@ -34818,7 +35741,7 @@
         <w:pStyle w:val="ListParagraph"/>
         <w:numPr>
           <w:ilvl w:val="0"/>
-          <w:numId w:val="75"/>
+          <w:numId w:val="76"/>
         </w:numPr>
         <w:spacing w:after="110" w:line="320"/>
       </w:pPr>
@@ -34834,7 +35757,7 @@
         <w:pStyle w:val="ListParagraph"/>
         <w:numPr>
           <w:ilvl w:val="0"/>
-          <w:numId w:val="75"/>
+          <w:numId w:val="76"/>
         </w:numPr>
         <w:spacing w:after="110" w:line="320"/>
       </w:pPr>
@@ -34850,7 +35773,7 @@
         <w:pStyle w:val="ListParagraph"/>
         <w:numPr>
           <w:ilvl w:val="0"/>
-          <w:numId w:val="75"/>
+          <w:numId w:val="76"/>
         </w:numPr>
         <w:spacing w:after="110" w:line="320"/>
       </w:pPr>
@@ -34866,7 +35789,7 @@
         <w:pStyle w:val="ListParagraph"/>
         <w:numPr>
           <w:ilvl w:val="0"/>
-          <w:numId w:val="75"/>
+          <w:numId w:val="76"/>
         </w:numPr>
         <w:spacing w:after="110" w:line="320"/>
       </w:pPr>
@@ -34947,7 +35870,7 @@
         <w:pStyle w:val="ListParagraph"/>
         <w:numPr>
           <w:ilvl w:val="0"/>
-          <w:numId w:val="76"/>
+          <w:numId w:val="77"/>
         </w:numPr>
         <w:spacing w:after="110" w:line="320"/>
       </w:pPr>
@@ -34963,7 +35886,7 @@
         <w:pStyle w:val="ListParagraph"/>
         <w:numPr>
           <w:ilvl w:val="0"/>
-          <w:numId w:val="76"/>
+          <w:numId w:val="77"/>
         </w:numPr>
         <w:spacing w:after="110" w:line="320"/>
       </w:pPr>
@@ -34979,7 +35902,7 @@
         <w:pStyle w:val="ListParagraph"/>
         <w:numPr>
           <w:ilvl w:val="0"/>
-          <w:numId w:val="76"/>
+          <w:numId w:val="77"/>
         </w:numPr>
         <w:spacing w:after="110" w:line="320"/>
       </w:pPr>
@@ -35014,7 +35937,7 @@
         <w:pStyle w:val="ListParagraph"/>
         <w:numPr>
           <w:ilvl w:val="0"/>
-          <w:numId w:val="77"/>
+          <w:numId w:val="78"/>
         </w:numPr>
         <w:spacing w:after="110" w:line="320"/>
       </w:pPr>
@@ -35031,7 +35954,7 @@
         <w:pStyle w:val="ListParagraph"/>
         <w:numPr>
           <w:ilvl w:val="0"/>
-          <w:numId w:val="77"/>
+          <w:numId w:val="78"/>
         </w:numPr>
         <w:spacing w:after="110" w:line="320"/>
       </w:pPr>
@@ -35048,7 +35971,7 @@
         <w:pStyle w:val="ListParagraph"/>
         <w:numPr>
           <w:ilvl w:val="0"/>
-          <w:numId w:val="77"/>
+          <w:numId w:val="78"/>
         </w:numPr>
         <w:spacing w:after="110" w:line="320"/>
       </w:pPr>
@@ -35663,7 +36586,7 @@
         <w:pStyle w:val="ListParagraph"/>
         <w:numPr>
           <w:ilvl w:val="0"/>
-          <w:numId w:val="78"/>
+          <w:numId w:val="79"/>
         </w:numPr>
         <w:spacing w:after="110" w:line="320"/>
       </w:pPr>
@@ -35679,7 +36602,7 @@
         <w:pStyle w:val="ListParagraph"/>
         <w:numPr>
           <w:ilvl w:val="0"/>
-          <w:numId w:val="78"/>
+          <w:numId w:val="79"/>
         </w:numPr>
         <w:spacing w:after="110" w:line="320"/>
       </w:pPr>
@@ -35703,7 +36626,7 @@
         <w:pStyle w:val="ListParagraph"/>
         <w:numPr>
           <w:ilvl w:val="0"/>
-          <w:numId w:val="78"/>
+          <w:numId w:val="79"/>
         </w:numPr>
         <w:spacing w:after="110" w:line="320"/>
       </w:pPr>
@@ -35719,7 +36642,7 @@
         <w:pStyle w:val="ListParagraph"/>
         <w:numPr>
           <w:ilvl w:val="0"/>
-          <w:numId w:val="78"/>
+          <w:numId w:val="79"/>
         </w:numPr>
         <w:spacing w:after="110" w:line="320"/>
       </w:pPr>
@@ -35771,7 +36694,7 @@
         <w:pStyle w:val="ListParagraph"/>
         <w:numPr>
           <w:ilvl w:val="0"/>
-          <w:numId w:val="78"/>
+          <w:numId w:val="79"/>
         </w:numPr>
         <w:spacing w:after="110" w:line="320"/>
       </w:pPr>
@@ -36074,7 +36997,7 @@
         <w:pStyle w:val="ListParagraph"/>
         <w:numPr>
           <w:ilvl w:val="0"/>
-          <w:numId w:val="79"/>
+          <w:numId w:val="80"/>
         </w:numPr>
         <w:spacing w:after="110" w:line="320"/>
       </w:pPr>
@@ -36098,7 +37021,7 @@
         <w:pStyle w:val="ListParagraph"/>
         <w:numPr>
           <w:ilvl w:val="0"/>
-          <w:numId w:val="79"/>
+          <w:numId w:val="80"/>
         </w:numPr>
         <w:spacing w:after="110" w:line="320"/>
       </w:pPr>
@@ -36122,7 +37045,7 @@
         <w:pStyle w:val="ListParagraph"/>
         <w:numPr>
           <w:ilvl w:val="0"/>
-          <w:numId w:val="79"/>
+          <w:numId w:val="80"/>
         </w:numPr>
         <w:spacing w:after="110" w:line="320"/>
       </w:pPr>
@@ -36146,7 +37069,7 @@
         <w:pStyle w:val="ListParagraph"/>
         <w:numPr>
           <w:ilvl w:val="0"/>
-          <w:numId w:val="79"/>
+          <w:numId w:val="80"/>
         </w:numPr>
         <w:spacing w:after="110" w:line="320"/>
       </w:pPr>
@@ -36170,7 +37093,7 @@
         <w:pStyle w:val="ListParagraph"/>
         <w:numPr>
           <w:ilvl w:val="0"/>
-          <w:numId w:val="79"/>
+          <w:numId w:val="80"/>
         </w:numPr>
         <w:spacing w:after="110" w:line="320"/>
       </w:pPr>
@@ -36194,7 +37117,7 @@
         <w:pStyle w:val="ListParagraph"/>
         <w:numPr>
           <w:ilvl w:val="0"/>
-          <w:numId w:val="79"/>
+          <w:numId w:val="80"/>
         </w:numPr>
         <w:spacing w:after="110" w:line="320"/>
       </w:pPr>
@@ -36218,7 +37141,7 @@
         <w:pStyle w:val="ListParagraph"/>
         <w:numPr>
           <w:ilvl w:val="0"/>
-          <w:numId w:val="79"/>
+          <w:numId w:val="80"/>
         </w:numPr>
         <w:spacing w:after="110" w:line="320"/>
       </w:pPr>
@@ -36242,7 +37165,7 @@
         <w:pStyle w:val="ListParagraph"/>
         <w:numPr>
           <w:ilvl w:val="0"/>
-          <w:numId w:val="79"/>
+          <w:numId w:val="80"/>
         </w:numPr>
         <w:spacing w:after="110" w:line="320"/>
       </w:pPr>
@@ -36337,7 +37260,7 @@
         <w:pStyle w:val="ListParagraph"/>
         <w:numPr>
           <w:ilvl w:val="0"/>
-          <w:numId w:val="80"/>
+          <w:numId w:val="81"/>
         </w:numPr>
         <w:spacing w:after="110" w:line="320"/>
       </w:pPr>
@@ -36353,7 +37276,7 @@
         <w:pStyle w:val="ListParagraph"/>
         <w:numPr>
           <w:ilvl w:val="0"/>
-          <w:numId w:val="80"/>
+          <w:numId w:val="81"/>
         </w:numPr>
         <w:spacing w:after="110" w:line="320"/>
       </w:pPr>
@@ -36369,7 +37292,7 @@
         <w:pStyle w:val="ListParagraph"/>
         <w:numPr>
           <w:ilvl w:val="0"/>
-          <w:numId w:val="80"/>
+          <w:numId w:val="81"/>
         </w:numPr>
         <w:spacing w:after="110" w:line="320"/>
       </w:pPr>
@@ -36404,7 +37327,7 @@
         <w:pStyle w:val="ListParagraph"/>
         <w:numPr>
           <w:ilvl w:val="0"/>
-          <w:numId w:val="81"/>
+          <w:numId w:val="82"/>
         </w:numPr>
         <w:spacing w:after="110" w:line="320"/>
       </w:pPr>
@@ -36421,7 +37344,7 @@
         <w:pStyle w:val="ListParagraph"/>
         <w:numPr>
           <w:ilvl w:val="0"/>
-          <w:numId w:val="81"/>
+          <w:numId w:val="82"/>
         </w:numPr>
         <w:spacing w:after="110" w:line="320"/>
       </w:pPr>
@@ -36438,7 +37361,7 @@
         <w:pStyle w:val="ListParagraph"/>
         <w:numPr>
           <w:ilvl w:val="0"/>
-          <w:numId w:val="81"/>
+          <w:numId w:val="82"/>
         </w:numPr>
         <w:spacing w:after="110" w:line="320"/>
       </w:pPr>
@@ -36583,7 +37506,24 @@
           <w:szCs w:val="24"/>
           <w:rtl/>
         </w:rPr>
-        <w:t xml:space="preserve">السترجة / الترجمة المرئية</w:t>
+        <w:t xml:space="preserve">السترجة</w:t>
+      </w:r>
+      <w:r>
+        <w:rPr>
+          <w:rFonts w:ascii="Calibri" w:cs="Calibri" w:eastAsia="Calibri" w:hAnsi="Calibri"/>
+          <w:i/>
+          <w:iCs/>
+        </w:rPr>
+        <w:t xml:space="preserve">; also </w:t>
+      </w:r>
+      <w:r>
+        <w:rPr>
+          <w:rFonts w:ascii="Arial" w:cs="Arial" w:hAnsi="Arial"/>
+          <w:sz w:val="23"/>
+          <w:szCs w:val="24"/>
+          <w:rtl/>
+        </w:rPr>
+        <w:t xml:space="preserve">الترجمة المرئية</w:t>
       </w:r>
       <w:r>
         <w:rPr>
@@ -36815,13 +37755,317 @@
           <w:sz w:val="20"/>
           <w:szCs w:val="20"/>
         </w:rPr>
-        <w:t xml:space="preserve">Your journey continues</w:t>
+        <w:t xml:space="preserve">When in doubt</w:t>
       </w:r>
     </w:p>
     <w:p>
       <w:pPr>
         <w:shd w:fill="ECE9F7" w:color="auto" w:val="clear"/>
         <w:spacing w:after="160" w:line="120"/>
+      </w:pPr>
+    </w:p>
+    <w:p>
+      <w:pPr>
+        <w:pStyle w:val="Heading1"/>
+        <w:pageBreakBefore/>
+      </w:pPr>
+      <w:r>
+        <w:t xml:space="preserve">When in doubt</w:t>
+      </w:r>
+    </w:p>
+    <w:p>
+      <w:pPr>
+        <w:pStyle w:val="Heading3"/>
+      </w:pPr>
+      <w:r>
+        <w:t xml:space="preserve">When you do not know a word</w:t>
+      </w:r>
+    </w:p>
+    <w:p>
+      <w:pPr>
+        <w:pStyle w:val="ListParagraph"/>
+        <w:numPr>
+          <w:ilvl w:val="0"/>
+          <w:numId w:val="83"/>
+        </w:numPr>
+        <w:spacing w:after="110" w:line="320"/>
+      </w:pPr>
+      <w:r>
+        <w:rPr>
+          <w:rFonts w:ascii="Calibri" w:cs="Calibri" w:eastAsia="Calibri" w:hAnsi="Calibri"/>
+        </w:rPr>
+        <w:t xml:space="preserve">Read the context around it (Chapter 7).</w:t>
+      </w:r>
+    </w:p>
+    <w:p>
+      <w:pPr>
+        <w:pStyle w:val="ListParagraph"/>
+        <w:numPr>
+          <w:ilvl w:val="0"/>
+          <w:numId w:val="83"/>
+        </w:numPr>
+        <w:spacing w:after="110" w:line="320"/>
+      </w:pPr>
+      <w:r>
+        <w:rPr>
+          <w:rFonts w:ascii="Calibri" w:cs="Calibri" w:eastAsia="Calibri" w:hAnsi="Calibri"/>
+        </w:rPr>
+        <w:t xml:space="preserve">Check a bilingual dictionary, then a monolingual one (Chapter 3).</w:t>
+      </w:r>
+    </w:p>
+    <w:p>
+      <w:pPr>
+        <w:pStyle w:val="ListParagraph"/>
+        <w:numPr>
+          <w:ilvl w:val="0"/>
+          <w:numId w:val="83"/>
+        </w:numPr>
+        <w:spacing w:after="110" w:line="320"/>
+      </w:pPr>
+      <w:r>
+        <w:rPr>
+          <w:rFonts w:ascii="Calibri" w:cs="Calibri" w:eastAsia="Calibri" w:hAnsi="Calibri"/>
+        </w:rPr>
+        <w:t xml:space="preserve">See how the word is used in texts written in the target language.</w:t>
+      </w:r>
+    </w:p>
+    <w:p>
+      <w:pPr>
+        <w:pStyle w:val="ListParagraph"/>
+        <w:numPr>
+          <w:ilvl w:val="0"/>
+          <w:numId w:val="83"/>
+        </w:numPr>
+        <w:spacing w:after="110" w:line="320"/>
+      </w:pPr>
+      <w:r>
+        <w:rPr>
+          <w:rFonts w:ascii="Calibri" w:cs="Calibri" w:eastAsia="Calibri" w:hAnsi="Calibri"/>
+        </w:rPr>
+        <w:t xml:space="preserve">For a term, check a specialist source such as UNTERM or Arabterm (Chapter 21).</w:t>
+      </w:r>
+    </w:p>
+    <w:p>
+      <w:pPr>
+        <w:pStyle w:val="ListParagraph"/>
+        <w:numPr>
+          <w:ilvl w:val="0"/>
+          <w:numId w:val="83"/>
+        </w:numPr>
+        <w:spacing w:after="110" w:line="320"/>
+      </w:pPr>
+      <w:r>
+        <w:rPr>
+          <w:rFonts w:ascii="Calibri" w:cs="Calibri" w:eastAsia="Calibri" w:hAnsi="Calibri"/>
+        </w:rPr>
+        <w:t xml:space="preserve">Compare the options, and choose the one that fits the context.</w:t>
+      </w:r>
+    </w:p>
+    <w:p>
+      <w:pPr>
+        <w:spacing w:after="40"/>
+      </w:pPr>
+    </w:p>
+    <w:p>
+      <w:pPr>
+        <w:pStyle w:val="Heading3"/>
+      </w:pPr>
+      <w:r>
+        <w:t xml:space="preserve">When two translations seem possible</w:t>
+      </w:r>
+    </w:p>
+    <w:p>
+      <w:pPr>
+        <w:pStyle w:val="ListParagraph"/>
+        <w:numPr>
+          <w:ilvl w:val="0"/>
+          <w:numId w:val="2"/>
+        </w:numPr>
+        <w:spacing w:after="110" w:line="320"/>
+      </w:pPr>
+      <w:r>
+        <w:rPr>
+          <w:rFonts w:ascii="Calibri" w:cs="Calibri" w:eastAsia="Calibri" w:hAnsi="Calibri"/>
+        </w:rPr>
+        <w:t xml:space="preserve">Which one fits the context?</w:t>
+      </w:r>
+    </w:p>
+    <w:p>
+      <w:pPr>
+        <w:pStyle w:val="ListParagraph"/>
+        <w:numPr>
+          <w:ilvl w:val="0"/>
+          <w:numId w:val="2"/>
+        </w:numPr>
+        <w:spacing w:after="110" w:line="320"/>
+      </w:pPr>
+      <w:r>
+        <w:rPr>
+          <w:rFonts w:ascii="Calibri" w:cs="Calibri" w:eastAsia="Calibri" w:hAnsi="Calibri"/>
+        </w:rPr>
+        <w:t xml:space="preserve">Which one fits the audience and the purpose (Chapter 2)?</w:t>
+      </w:r>
+    </w:p>
+    <w:p>
+      <w:pPr>
+        <w:pStyle w:val="ListParagraph"/>
+        <w:numPr>
+          <w:ilvl w:val="0"/>
+          <w:numId w:val="2"/>
+        </w:numPr>
+        <w:spacing w:after="110" w:line="320"/>
+      </w:pPr>
+      <w:r>
+        <w:rPr>
+          <w:rFonts w:ascii="Calibri" w:cs="Calibri" w:eastAsia="Calibri" w:hAnsi="Calibri"/>
+        </w:rPr>
+        <w:t xml:space="preserve">Which one keeps the function of the original (Chapter 10)?</w:t>
+      </w:r>
+    </w:p>
+    <w:p>
+      <w:pPr>
+        <w:pStyle w:val="ListParagraph"/>
+        <w:numPr>
+          <w:ilvl w:val="0"/>
+          <w:numId w:val="2"/>
+        </w:numPr>
+        <w:spacing w:after="110" w:line="320"/>
+      </w:pPr>
+      <w:r>
+        <w:rPr>
+          <w:rFonts w:ascii="Calibri" w:cs="Calibri" w:eastAsia="Calibri" w:hAnsi="Calibri"/>
+        </w:rPr>
+        <w:t xml:space="preserve">Which one sounds natural in the target language?</w:t>
+      </w:r>
+    </w:p>
+    <w:p>
+      <w:pPr>
+        <w:pStyle w:val="ListParagraph"/>
+        <w:numPr>
+          <w:ilvl w:val="0"/>
+          <w:numId w:val="2"/>
+        </w:numPr>
+        <w:spacing w:after="110" w:line="320"/>
+      </w:pPr>
+      <w:r>
+        <w:rPr>
+          <w:rFonts w:ascii="Calibri" w:cs="Calibri" w:eastAsia="Calibri" w:hAnsi="Calibri"/>
+        </w:rPr>
+        <w:t xml:space="preserve">Which one keeps your terms consistent (Chapter 21)?</w:t>
+      </w:r>
+    </w:p>
+    <w:p>
+      <w:pPr>
+        <w:spacing w:after="40"/>
+      </w:pPr>
+    </w:p>
+    <w:p>
+      <w:pPr>
+        <w:pStyle w:val="Heading3"/>
+      </w:pPr>
+      <w:r>
+        <w:t xml:space="preserve">When a machine or AI tool gives you an answer</w:t>
+      </w:r>
+    </w:p>
+    <w:p>
+      <w:pPr>
+        <w:pStyle w:val="ListParagraph"/>
+        <w:numPr>
+          <w:ilvl w:val="0"/>
+          <w:numId w:val="2"/>
+        </w:numPr>
+        <w:spacing w:after="110" w:line="320"/>
+      </w:pPr>
+      <w:r>
+        <w:rPr>
+          <w:rFonts w:ascii="Calibri" w:cs="Calibri" w:eastAsia="Calibri" w:hAnsi="Calibri"/>
+        </w:rPr>
+        <w:t xml:space="preserve">Check it against the source, sentence by sentence (Chapter 22).</w:t>
+      </w:r>
+    </w:p>
+    <w:p>
+      <w:pPr>
+        <w:pStyle w:val="ListParagraph"/>
+        <w:numPr>
+          <w:ilvl w:val="0"/>
+          <w:numId w:val="2"/>
+        </w:numPr>
+        <w:spacing w:after="110" w:line="320"/>
+      </w:pPr>
+      <w:r>
+        <w:rPr>
+          <w:rFonts w:ascii="Calibri" w:cs="Calibri" w:eastAsia="Calibri" w:hAnsi="Calibri"/>
+        </w:rPr>
+        <w:t xml:space="preserve">Check the terms.</w:t>
+      </w:r>
+    </w:p>
+    <w:p>
+      <w:pPr>
+        <w:pStyle w:val="ListParagraph"/>
+        <w:numPr>
+          <w:ilvl w:val="0"/>
+          <w:numId w:val="2"/>
+        </w:numPr>
+        <w:spacing w:after="110" w:line="320"/>
+      </w:pPr>
+      <w:r>
+        <w:rPr>
+          <w:rFonts w:ascii="Calibri" w:cs="Calibri" w:eastAsia="Calibri" w:hAnsi="Calibri"/>
+        </w:rPr>
+        <w:t xml:space="preserve">Look for anything missing or added.</w:t>
+      </w:r>
+    </w:p>
+    <w:p>
+      <w:pPr>
+        <w:pStyle w:val="ListParagraph"/>
+        <w:numPr>
+          <w:ilvl w:val="0"/>
+          <w:numId w:val="2"/>
+        </w:numPr>
+        <w:spacing w:after="110" w:line="320"/>
+      </w:pPr>
+      <w:r>
+        <w:rPr>
+          <w:rFonts w:ascii="Calibri" w:cs="Calibri" w:eastAsia="Calibri" w:hAnsi="Calibri"/>
+        </w:rPr>
+        <w:t xml:space="preserve">Look for invented facts, names or numbers.</w:t>
+      </w:r>
+    </w:p>
+    <w:p>
+      <w:pPr>
+        <w:pStyle w:val="ListParagraph"/>
+        <w:numPr>
+          <w:ilvl w:val="0"/>
+          <w:numId w:val="2"/>
+        </w:numPr>
+        <w:spacing w:after="110" w:line="320"/>
+      </w:pPr>
+      <w:r>
+        <w:rPr>
+          <w:rFonts w:ascii="Calibri" w:cs="Calibri" w:eastAsia="Calibri" w:hAnsi="Calibri"/>
+        </w:rPr>
+        <w:t xml:space="preserve">Check the style and the level of formality.</w:t>
+      </w:r>
+    </w:p>
+    <w:p>
+      <w:pPr>
+        <w:pStyle w:val="ListParagraph"/>
+        <w:numPr>
+          <w:ilvl w:val="0"/>
+          <w:numId w:val="2"/>
+        </w:numPr>
+        <w:spacing w:after="110" w:line="320"/>
+      </w:pPr>
+      <w:r>
+        <w:rPr>
+          <w:rFonts w:ascii="Calibri" w:cs="Calibri" w:eastAsia="Calibri" w:hAnsi="Calibri"/>
+        </w:rPr>
+        <w:t xml:space="preserve">Remember that a fluent sentence is not always an accurate one.</w:t>
+      </w:r>
+    </w:p>
+    <w:p>
+      <w:pPr>
+        <w:spacing w:after="40"/>
       </w:pPr>
     </w:p>
     <w:p>
@@ -37750,7 +38994,7 @@
           <w:iCs/>
           <w:color w:val="6B6680"/>
         </w:rPr>
-        <w:t xml:space="preserve">All the key terms defined in this handbook, in alphabetical order, with the chapter where each one is explained.</w:t>
+        <w:t xml:space="preserve">All the key terms defined in this handbook, in alphabetical order, with the chapter where each one is explained. Where two Arabic equivalents are given, the first is the one this handbook prefers.</w:t>
       </w:r>
     </w:p>
     <w:p>
@@ -41970,7 +43214,24 @@
           <w:szCs w:val="24"/>
           <w:rtl/>
         </w:rPr>
-        <w:t xml:space="preserve">السترجة / الترجمة المرئية</w:t>
+        <w:t xml:space="preserve">السترجة</w:t>
+      </w:r>
+      <w:r>
+        <w:rPr>
+          <w:rFonts w:ascii="Calibri" w:cs="Calibri" w:eastAsia="Calibri" w:hAnsi="Calibri"/>
+          <w:i/>
+          <w:iCs/>
+        </w:rPr>
+        <w:t xml:space="preserve">; also </w:t>
+      </w:r>
+      <w:r>
+        <w:rPr>
+          <w:rFonts w:ascii="Arial" w:cs="Arial" w:hAnsi="Arial"/>
+          <w:sz w:val="23"/>
+          <w:szCs w:val="24"/>
+          <w:rtl/>
+        </w:rPr>
+        <w:t xml:space="preserve">الترجمة المرئية</w:t>
       </w:r>
       <w:r>
         <w:rPr>
@@ -42252,7 +43513,24 @@
           <w:szCs w:val="24"/>
           <w:rtl/>
         </w:rPr>
-        <w:t xml:space="preserve">قاعدة بيانات المصطلحات (بنك المصطلحات)</w:t>
+        <w:t xml:space="preserve">قاعدة بيانات المصطلحات</w:t>
+      </w:r>
+      <w:r>
+        <w:rPr>
+          <w:rFonts w:ascii="Calibri" w:cs="Calibri" w:eastAsia="Calibri" w:hAnsi="Calibri"/>
+          <w:i/>
+          <w:iCs/>
+        </w:rPr>
+        <w:t xml:space="preserve">; also </w:t>
+      </w:r>
+      <w:r>
+        <w:rPr>
+          <w:rFonts w:ascii="Arial" w:cs="Arial" w:hAnsi="Arial"/>
+          <w:sz w:val="23"/>
+          <w:szCs w:val="24"/>
+          <w:rtl/>
+        </w:rPr>
+        <w:t xml:space="preserve">بنك المصطلحات</w:t>
       </w:r>
       <w:r>
         <w:rPr>
@@ -42299,7 +43577,24 @@
           <w:szCs w:val="24"/>
           <w:rtl/>
         </w:rPr>
-        <w:t xml:space="preserve">المصطلحي (خبير المصطلحات)</w:t>
+        <w:t xml:space="preserve">المصطلحي</w:t>
+      </w:r>
+      <w:r>
+        <w:rPr>
+          <w:rFonts w:ascii="Calibri" w:cs="Calibri" w:eastAsia="Calibri" w:hAnsi="Calibri"/>
+          <w:i/>
+          <w:iCs/>
+        </w:rPr>
+        <w:t xml:space="preserve">; also </w:t>
+      </w:r>
+      <w:r>
+        <w:rPr>
+          <w:rFonts w:ascii="Arial" w:cs="Arial" w:hAnsi="Arial"/>
+          <w:sz w:val="23"/>
+          <w:szCs w:val="24"/>
+          <w:rtl/>
+        </w:rPr>
+        <w:t xml:space="preserve">خبير المصطلحات</w:t>
       </w:r>
       <w:r>
         <w:rPr>
@@ -42346,7 +43641,24 @@
           <w:szCs w:val="24"/>
           <w:rtl/>
         </w:rPr>
-        <w:t xml:space="preserve">علم المصطلح (المصطلحية)</w:t>
+        <w:t xml:space="preserve">علم المصطلح</w:t>
+      </w:r>
+      <w:r>
+        <w:rPr>
+          <w:rFonts w:ascii="Calibri" w:cs="Calibri" w:eastAsia="Calibri" w:hAnsi="Calibri"/>
+          <w:i/>
+          <w:iCs/>
+        </w:rPr>
+        <w:t xml:space="preserve">; also </w:t>
+      </w:r>
+      <w:r>
+        <w:rPr>
+          <w:rFonts w:ascii="Arial" w:cs="Arial" w:hAnsi="Arial"/>
+          <w:sz w:val="23"/>
+          <w:szCs w:val="24"/>
+          <w:rtl/>
+        </w:rPr>
+        <w:t xml:space="preserve">المصطلحية</w:t>
       </w:r>
       <w:r>
         <w:rPr>
@@ -45293,6 +46605,18 @@
       <w:startOverride w:val="1"/>
     </w:lvlOverride>
   </w:num>
+  <w:num w:numId="82">
+    <w:abstractNumId w:val="2"/>
+    <w:lvlOverride w:ilvl="0">
+      <w:startOverride w:val="1"/>
+    </w:lvlOverride>
+  </w:num>
+  <w:num w:numId="83">
+    <w:abstractNumId w:val="2"/>
+    <w:lvlOverride w:ilvl="0">
+      <w:startOverride w:val="1"/>
+    </w:lvlOverride>
+  </w:num>
 </w:numbering>
 </file>
 

--- a/Translation-Handbook-Light.docx
+++ b/Translation-Handbook-Light.docx
@@ -288,7 +288,7 @@
           <w:sz w:val="18"/>
           <w:szCs w:val="18"/>
         </w:rPr>
-        <w:t xml:space="preserve">AI assistance: parts of this handbook were organised, drafted and edited with the help of an AI tool (Claude, by Anthropic) and reviewed by the Translation Team.</w:t>
+        <w:t xml:space="preserve">AI assistance: an AI tool (Claude, by Anthropic) was used to help organise, draft and edit parts of this handbook. The selection of content, the translation decisions, the checking and the final approval were the responsibility of the Translation Team.</w:t>
       </w:r>
     </w:p>
     <w:p>
@@ -812,7 +812,7 @@
         <w:rPr>
           <w:rFonts w:ascii="Calibri" w:cs="Calibri" w:eastAsia="Calibri" w:hAnsi="Calibri"/>
         </w:rPr>
-        <w:t xml:space="preserve">Whether you translate a sign, a letter or a book, you always do the same four things:</w:t>
+        <w:t xml:space="preserve">Whether you translate a sign, a letter or a book, the work usually goes through four steps:</w:t>
       </w:r>
     </w:p>
     <w:p>
@@ -2044,7 +2044,10 @@
     </w:p>
     <w:p>
       <w:pPr>
-        <w:spacing w:after="60" w:before="40" w:line="290"/>
+        <w:pBdr>
+          <w:top w:val="dotted" w:color="CFC9DE" w:sz="6" w:space="6"/>
+        </w:pBdr>
+        <w:spacing w:after="60" w:before="200" w:line="290"/>
       </w:pPr>
       <w:r>
         <w:rPr>
@@ -2053,7 +2056,7 @@
           <w:bCs/>
           <w:color w:val="6B6680"/>
         </w:rPr>
-        <w:t xml:space="preserve">Answers</w:t>
+        <w:t xml:space="preserve">Check your answers</w:t>
       </w:r>
     </w:p>
     <w:p>
@@ -3493,7 +3496,10 @@
     </w:p>
     <w:p>
       <w:pPr>
-        <w:spacing w:after="60" w:before="40" w:line="290"/>
+        <w:pBdr>
+          <w:top w:val="dotted" w:color="CFC9DE" w:sz="6" w:space="6"/>
+        </w:pBdr>
+        <w:spacing w:after="60" w:before="200" w:line="290"/>
       </w:pPr>
       <w:r>
         <w:rPr>
@@ -3502,7 +3508,7 @@
           <w:bCs/>
           <w:color w:val="6B6680"/>
         </w:rPr>
-        <w:t xml:space="preserve">Answers</w:t>
+        <w:t xml:space="preserve">Check your answers</w:t>
       </w:r>
     </w:p>
     <w:p>
@@ -4503,7 +4509,10 @@
     </w:p>
     <w:p>
       <w:pPr>
-        <w:spacing w:after="60" w:before="40" w:line="290"/>
+        <w:pBdr>
+          <w:top w:val="dotted" w:color="CFC9DE" w:sz="6" w:space="6"/>
+        </w:pBdr>
+        <w:spacing w:after="60" w:before="200" w:line="290"/>
       </w:pPr>
       <w:r>
         <w:rPr>
@@ -4512,7 +4521,7 @@
           <w:bCs/>
           <w:color w:val="6B6680"/>
         </w:rPr>
-        <w:t xml:space="preserve">Answers</w:t>
+        <w:t xml:space="preserve">Check your answers</w:t>
       </w:r>
     </w:p>
     <w:p>
@@ -7092,7 +7101,10 @@
     </w:p>
     <w:p>
       <w:pPr>
-        <w:spacing w:after="60" w:before="40" w:line="290"/>
+        <w:pBdr>
+          <w:top w:val="dotted" w:color="CFC9DE" w:sz="6" w:space="6"/>
+        </w:pBdr>
+        <w:spacing w:after="60" w:before="200" w:line="290"/>
       </w:pPr>
       <w:r>
         <w:rPr>
@@ -7101,7 +7113,7 @@
           <w:bCs/>
           <w:color w:val="6B6680"/>
         </w:rPr>
-        <w:t xml:space="preserve">Answers</w:t>
+        <w:t xml:space="preserve">Check your answers</w:t>
       </w:r>
     </w:p>
     <w:p>
@@ -8458,7 +8470,10 @@
     </w:p>
     <w:p>
       <w:pPr>
-        <w:spacing w:after="60" w:before="40" w:line="290"/>
+        <w:pBdr>
+          <w:top w:val="dotted" w:color="CFC9DE" w:sz="6" w:space="6"/>
+        </w:pBdr>
+        <w:spacing w:after="60" w:before="200" w:line="290"/>
       </w:pPr>
       <w:r>
         <w:rPr>
@@ -8467,7 +8482,7 @@
           <w:bCs/>
           <w:color w:val="6B6680"/>
         </w:rPr>
-        <w:t xml:space="preserve">Answers</w:t>
+        <w:t xml:space="preserve">Check your answers</w:t>
       </w:r>
     </w:p>
     <w:p>
@@ -9550,7 +9565,10 @@
     </w:p>
     <w:p>
       <w:pPr>
-        <w:spacing w:after="60" w:before="40" w:line="290"/>
+        <w:pBdr>
+          <w:top w:val="dotted" w:color="CFC9DE" w:sz="6" w:space="6"/>
+        </w:pBdr>
+        <w:spacing w:after="60" w:before="200" w:line="290"/>
       </w:pPr>
       <w:r>
         <w:rPr>
@@ -9559,7 +9577,7 @@
           <w:bCs/>
           <w:color w:val="6B6680"/>
         </w:rPr>
-        <w:t xml:space="preserve">Answers</w:t>
+        <w:t xml:space="preserve">Check your answers</w:t>
       </w:r>
     </w:p>
     <w:p>
@@ -10702,7 +10720,10 @@
     </w:p>
     <w:p>
       <w:pPr>
-        <w:spacing w:after="60" w:before="40" w:line="290"/>
+        <w:pBdr>
+          <w:top w:val="dotted" w:color="CFC9DE" w:sz="6" w:space="6"/>
+        </w:pBdr>
+        <w:spacing w:after="60" w:before="200" w:line="290"/>
       </w:pPr>
       <w:r>
         <w:rPr>
@@ -10711,7 +10732,7 @@
           <w:bCs/>
           <w:color w:val="6B6680"/>
         </w:rPr>
-        <w:t xml:space="preserve">Answers</w:t>
+        <w:t xml:space="preserve">Check your answers</w:t>
       </w:r>
     </w:p>
     <w:p>
@@ -12242,7 +12263,10 @@
     </w:p>
     <w:p>
       <w:pPr>
-        <w:spacing w:after="60" w:before="40" w:line="290"/>
+        <w:pBdr>
+          <w:top w:val="dotted" w:color="CFC9DE" w:sz="6" w:space="6"/>
+        </w:pBdr>
+        <w:spacing w:after="60" w:before="200" w:line="290"/>
       </w:pPr>
       <w:r>
         <w:rPr>
@@ -12251,7 +12275,7 @@
           <w:bCs/>
           <w:color w:val="6B6680"/>
         </w:rPr>
-        <w:t xml:space="preserve">Answers</w:t>
+        <w:t xml:space="preserve">Check your answers</w:t>
       </w:r>
     </w:p>
     <w:p>
@@ -13728,7 +13752,7 @@
           <w:i/>
           <w:iCs/>
         </w:rPr>
-        <w:t xml:space="preserve">Boys will be boys.</w:t>
+        <w:t xml:space="preserve">Business is business.</w:t>
       </w:r>
       <w:r>
         <w:rPr>
@@ -13743,59 +13767,56 @@
           <w:szCs w:val="24"/>
           <w:rtl/>
         </w:rPr>
-        <w:t xml:space="preserve">الولد ولد ولو صار قاضي بلد</w:t>
-      </w:r>
-      <w:r>
-        <w:rPr>
-          <w:rFonts w:ascii="Calibri" w:cs="Calibri" w:eastAsia="Calibri" w:hAnsi="Calibri"/>
-        </w:rPr>
-        <w:t xml:space="preserve"> (a colloquial proverb)</w:t>
-      </w:r>
-    </w:p>
-    <w:p>
-      <w:pPr>
-        <w:pStyle w:val="ListParagraph"/>
-        <w:numPr>
-          <w:ilvl w:val="0"/>
-          <w:numId w:val="2"/>
-        </w:numPr>
-        <w:spacing w:after="110" w:line="320"/>
-      </w:pPr>
+        <w:t xml:space="preserve">الشغل شغل</w:t>
+      </w:r>
+      <w:r>
+        <w:rPr>
+          <w:rFonts w:ascii="Calibri" w:cs="Calibri" w:eastAsia="Calibri" w:hAnsi="Calibri"/>
+        </w:rPr>
+        <w:t xml:space="preserve"> (informal)</w:t>
+      </w:r>
+    </w:p>
+    <w:p>
+      <w:pPr>
+        <w:spacing w:after="40"/>
+      </w:pPr>
+    </w:p>
+    <w:p>
+      <w:pPr>
+        <w:pStyle w:val="Heading3"/>
+      </w:pPr>
+      <w:r>
+        <w:t xml:space="preserve">Try it</w:t>
+      </w:r>
+    </w:p>
+    <w:p>
+      <w:pPr>
+        <w:pStyle w:val="ListParagraph"/>
+        <w:numPr>
+          <w:ilvl w:val="0"/>
+          <w:numId w:val="27"/>
+        </w:numPr>
+        <w:spacing w:after="110" w:line="320"/>
+      </w:pPr>
+      <w:r>
+        <w:rPr>
+          <w:rFonts w:ascii="Calibri" w:cs="Calibri" w:eastAsia="Calibri" w:hAnsi="Calibri"/>
+        </w:rPr>
+        <w:t xml:space="preserve">Translate: </w:t>
+      </w:r>
       <w:r>
         <w:rPr>
           <w:rFonts w:ascii="Calibri" w:cs="Calibri" w:eastAsia="Calibri" w:hAnsi="Calibri"/>
           <w:i/>
           <w:iCs/>
         </w:rPr>
-        <w:t xml:space="preserve">Business is business.</w:t>
-      </w:r>
-      <w:r>
-        <w:rPr>
-          <w:rFonts w:ascii="Calibri" w:cs="Calibri" w:eastAsia="Calibri" w:hAnsi="Calibri"/>
-        </w:rPr>
-        <w:t xml:space="preserve"> → </w:t>
-      </w:r>
-      <w:r>
-        <w:rPr>
-          <w:rFonts w:ascii="Arial" w:cs="Arial" w:hAnsi="Arial"/>
-          <w:sz w:val="23"/>
-          <w:szCs w:val="24"/>
-          <w:rtl/>
-        </w:rPr>
-        <w:t xml:space="preserve">الشغل شغل</w:t>
-      </w:r>
-    </w:p>
-    <w:p>
-      <w:pPr>
-        <w:spacing w:after="40"/>
-      </w:pPr>
-    </w:p>
-    <w:p>
-      <w:pPr>
-        <w:pStyle w:val="Heading3"/>
-      </w:pPr>
-      <w:r>
-        <w:t xml:space="preserve">Try it</w:t>
+        <w:t xml:space="preserve">It’s a piece of cake.</w:t>
+      </w:r>
+      <w:r>
+        <w:rPr>
+          <w:rFonts w:ascii="Calibri" w:cs="Calibri" w:eastAsia="Calibri" w:hAnsi="Calibri"/>
+        </w:rPr>
+        <w:t xml:space="preserve"> (about an exam)</w:t>
       </w:r>
     </w:p>
     <w:p>
@@ -13819,13 +13840,7 @@
           <w:i/>
           <w:iCs/>
         </w:rPr>
-        <w:t xml:space="preserve">It’s a piece of cake.</w:t>
-      </w:r>
-      <w:r>
-        <w:rPr>
-          <w:rFonts w:ascii="Calibri" w:cs="Calibri" w:eastAsia="Calibri" w:hAnsi="Calibri"/>
-        </w:rPr>
-        <w:t xml:space="preserve"> (about an exam)</w:t>
+        <w:t xml:space="preserve">to spill the beans</w:t>
       </w:r>
     </w:p>
     <w:p>
@@ -13845,30 +13860,6 @@
       </w:r>
       <w:r>
         <w:rPr>
-          <w:rFonts w:ascii="Calibri" w:cs="Calibri" w:eastAsia="Calibri" w:hAnsi="Calibri"/>
-          <w:i/>
-          <w:iCs/>
-        </w:rPr>
-        <w:t xml:space="preserve">to spill the beans</w:t>
-      </w:r>
-    </w:p>
-    <w:p>
-      <w:pPr>
-        <w:pStyle w:val="ListParagraph"/>
-        <w:numPr>
-          <w:ilvl w:val="0"/>
-          <w:numId w:val="27"/>
-        </w:numPr>
-        <w:spacing w:after="110" w:line="320"/>
-      </w:pPr>
-      <w:r>
-        <w:rPr>
-          <w:rFonts w:ascii="Calibri" w:cs="Calibri" w:eastAsia="Calibri" w:hAnsi="Calibri"/>
-        </w:rPr>
-        <w:t xml:space="preserve">Translate: </w:t>
-      </w:r>
-      <w:r>
-        <w:rPr>
           <w:rFonts w:ascii="Arial" w:cs="Arial" w:hAnsi="Arial"/>
           <w:sz w:val="23"/>
           <w:szCs w:val="24"/>
@@ -13884,7 +13875,10 @@
     </w:p>
     <w:p>
       <w:pPr>
-        <w:spacing w:after="60" w:before="40" w:line="290"/>
+        <w:pBdr>
+          <w:top w:val="dotted" w:color="CFC9DE" w:sz="6" w:space="6"/>
+        </w:pBdr>
+        <w:spacing w:after="60" w:before="200" w:line="290"/>
       </w:pPr>
       <w:r>
         <w:rPr>
@@ -13893,7 +13887,7 @@
           <w:bCs/>
           <w:color w:val="6B6680"/>
         </w:rPr>
-        <w:t xml:space="preserve">Answers</w:t>
+        <w:t xml:space="preserve">Check your answers</w:t>
       </w:r>
     </w:p>
     <w:p>
@@ -14654,7 +14648,7 @@
         <w:rPr>
           <w:rFonts w:ascii="Calibri" w:cs="Calibri" w:eastAsia="Calibri" w:hAnsi="Calibri"/>
         </w:rPr>
-        <w:t xml:space="preserve">Try formal equivalence first. If it does not work, look for a functional equivalent. If there is none, give the idea.</w:t>
+        <w:t xml:space="preserve">These three types are the framework this handbook uses (Farghal &amp; Shunnaq, 1999/2011). They are not steps to try in a fixed order: first consider the purpose, the context, the audience and the effect you need, then choose the type that serves them.</w:t>
       </w:r>
     </w:p>
     <w:p>
@@ -14800,7 +14794,10 @@
     </w:p>
     <w:p>
       <w:pPr>
-        <w:spacing w:after="60" w:before="40" w:line="290"/>
+        <w:pBdr>
+          <w:top w:val="dotted" w:color="CFC9DE" w:sz="6" w:space="6"/>
+        </w:pBdr>
+        <w:spacing w:after="60" w:before="200" w:line="290"/>
       </w:pPr>
       <w:r>
         <w:rPr>
@@ -14809,7 +14806,7 @@
           <w:bCs/>
           <w:color w:val="6B6680"/>
         </w:rPr>
-        <w:t xml:space="preserve">Answers</w:t>
+        <w:t xml:space="preserve">Check your answers</w:t>
       </w:r>
     </w:p>
     <w:p>
@@ -15500,18 +15497,8 @@
         <w:rPr>
           <w:rFonts w:ascii="Calibri" w:cs="Calibri" w:eastAsia="Calibri" w:hAnsi="Calibri"/>
         </w:rPr>
-        <w:t xml:space="preserve">, used for all kinds of texts, not only literary works. Compare:</w:t>
-      </w:r>
-    </w:p>
-    <w:p>
-      <w:pPr>
-        <w:pStyle w:val="ListParagraph"/>
-        <w:numPr>
-          <w:ilvl w:val="0"/>
-          <w:numId w:val="2"/>
-        </w:numPr>
-        <w:spacing w:after="110" w:line="320"/>
-      </w:pPr>
+        <w:t xml:space="preserve">. It works when the translation still says everything the source says, and nothing more. Compare three versions of one sentence: </w:t>
+      </w:r>
       <w:r>
         <w:rPr>
           <w:rFonts w:ascii="Calibri" w:cs="Calibri" w:eastAsia="Calibri" w:hAnsi="Calibri"/>
@@ -15520,11 +15507,107 @@
         </w:rPr>
         <w:t xml:space="preserve">Appointing new employees should be done on the basis of equal opportunity.</w:t>
       </w:r>
-      <w:r>
-        <w:rPr>
-          <w:rFonts w:ascii="Calibri" w:cs="Calibri" w:eastAsia="Calibri" w:hAnsi="Calibri"/>
-        </w:rPr>
-        <w:t xml:space="preserve"> → </w:t>
+    </w:p>
+    <w:p>
+      <w:pPr>
+        <w:pStyle w:val="ListParagraph"/>
+        <w:numPr>
+          <w:ilvl w:val="0"/>
+          <w:numId w:val="2"/>
+        </w:numPr>
+        <w:spacing w:after="110" w:line="320"/>
+      </w:pPr>
+      <w:r>
+        <w:rPr>
+          <w:rFonts w:ascii="Calibri" w:cs="Calibri" w:eastAsia="Calibri" w:hAnsi="Calibri"/>
+          <w:b/>
+          <w:bCs/>
+        </w:rPr>
+        <w:t xml:space="preserve">Too literal</w:t>
+      </w:r>
+      <w:r>
+        <w:rPr>
+          <w:rFonts w:ascii="Calibri" w:cs="Calibri" w:eastAsia="Calibri" w:hAnsi="Calibri"/>
+        </w:rPr>
+        <w:t xml:space="preserve">: </w:t>
+      </w:r>
+      <w:r>
+        <w:rPr>
+          <w:rFonts w:ascii="Arial" w:cs="Arial" w:hAnsi="Arial"/>
+          <w:sz w:val="23"/>
+          <w:szCs w:val="24"/>
+          <w:rtl/>
+        </w:rPr>
+        <w:t xml:space="preserve">يجب أن يتمّ تعيين الموظفين الجدد على أساس الفرصة المتساوية</w:t>
+      </w:r>
+      <w:r>
+        <w:rPr>
+          <w:rFonts w:ascii="Calibri" w:cs="Calibri" w:eastAsia="Calibri" w:hAnsi="Calibri"/>
+        </w:rPr>
+        <w:t xml:space="preserve">. Every word is there, but the Arabic is awkward.</w:t>
+      </w:r>
+    </w:p>
+    <w:p>
+      <w:pPr>
+        <w:pStyle w:val="ListParagraph"/>
+        <w:numPr>
+          <w:ilvl w:val="0"/>
+          <w:numId w:val="2"/>
+        </w:numPr>
+        <w:spacing w:after="110" w:line="320"/>
+      </w:pPr>
+      <w:r>
+        <w:rPr>
+          <w:rFonts w:ascii="Calibri" w:cs="Calibri" w:eastAsia="Calibri" w:hAnsi="Calibri"/>
+          <w:b/>
+          <w:bCs/>
+        </w:rPr>
+        <w:t xml:space="preserve">Natural</w:t>
+      </w:r>
+      <w:r>
+        <w:rPr>
+          <w:rFonts w:ascii="Calibri" w:cs="Calibri" w:eastAsia="Calibri" w:hAnsi="Calibri"/>
+        </w:rPr>
+        <w:t xml:space="preserve">: </w:t>
+      </w:r>
+      <w:r>
+        <w:rPr>
+          <w:rFonts w:ascii="Arial" w:cs="Arial" w:hAnsi="Arial"/>
+          <w:sz w:val="23"/>
+          <w:szCs w:val="24"/>
+          <w:rtl/>
+        </w:rPr>
+        <w:t xml:space="preserve">يجب تعيين الموظفين الجدد على أساس تكافؤ الفرص</w:t>
+      </w:r>
+      <w:r>
+        <w:rPr>
+          <w:rFonts w:ascii="Calibri" w:cs="Calibri" w:eastAsia="Calibri" w:hAnsi="Calibri"/>
+        </w:rPr>
+        <w:t xml:space="preserve">. The structure changes; the meaning stays.</w:t>
+      </w:r>
+    </w:p>
+    <w:p>
+      <w:pPr>
+        <w:pStyle w:val="ListParagraph"/>
+        <w:numPr>
+          <w:ilvl w:val="0"/>
+          <w:numId w:val="2"/>
+        </w:numPr>
+        <w:spacing w:after="110" w:line="320"/>
+      </w:pPr>
+      <w:r>
+        <w:rPr>
+          <w:rFonts w:ascii="Calibri" w:cs="Calibri" w:eastAsia="Calibri" w:hAnsi="Calibri"/>
+          <w:b/>
+          <w:bCs/>
+        </w:rPr>
+        <w:t xml:space="preserve">Too free</w:t>
+      </w:r>
+      <w:r>
+        <w:rPr>
+          <w:rFonts w:ascii="Calibri" w:cs="Calibri" w:eastAsia="Calibri" w:hAnsi="Calibri"/>
+        </w:rPr>
+        <w:t xml:space="preserve">: </w:t>
       </w:r>
       <w:r>
         <w:rPr>
@@ -15539,31 +15622,45 @@
         <w:rPr>
           <w:rFonts w:ascii="Calibri" w:cs="Calibri" w:eastAsia="Calibri" w:hAnsi="Calibri"/>
         </w:rPr>
-        <w:t xml:space="preserve">. A free translation that keeps the message.</w:t>
-      </w:r>
-    </w:p>
-    <w:p>
-      <w:pPr>
-        <w:pStyle w:val="ListParagraph"/>
-        <w:numPr>
-          <w:ilvl w:val="0"/>
-          <w:numId w:val="2"/>
-        </w:numPr>
-        <w:spacing w:after="110" w:line="320"/>
-      </w:pPr>
+        <w:t xml:space="preserve">. It sounds strong, but the source says nothing about favouritism or </w:t>
+      </w:r>
       <w:r>
         <w:rPr>
           <w:rFonts w:ascii="Calibri" w:cs="Calibri" w:eastAsia="Calibri" w:hAnsi="Calibri"/>
           <w:i/>
           <w:iCs/>
         </w:rPr>
-        <w:t xml:space="preserve">Going out can be risky these days.</w:t>
-      </w:r>
-      <w:r>
-        <w:rPr>
-          <w:rFonts w:ascii="Calibri" w:cs="Calibri" w:eastAsia="Calibri" w:hAnsi="Calibri"/>
-        </w:rPr>
-        <w:t xml:space="preserve"> → a translator who knows the context (for example, a time when a disease is spreading) might write a sentence about the risk of infection.</w:t>
+        <w:t xml:space="preserve">wasta</w:t>
+      </w:r>
+      <w:r>
+        <w:rPr>
+          <w:rFonts w:ascii="Calibri" w:cs="Calibri" w:eastAsia="Calibri" w:hAnsi="Calibri"/>
+        </w:rPr>
+        <w:t xml:space="preserve">: the translator has added ideas.</w:t>
+      </w:r>
+    </w:p>
+    <w:p>
+      <w:pPr>
+        <w:spacing w:after="40"/>
+      </w:pPr>
+    </w:p>
+    <w:p>
+      <w:pPr>
+        <w:pStyle w:val="Heading3"/>
+      </w:pPr>
+      <w:r>
+        <w:t xml:space="preserve">Step 3: how free is too free?</w:t>
+      </w:r>
+    </w:p>
+    <w:p>
+      <w:pPr>
+        <w:spacing w:after="170" w:line="330"/>
+      </w:pPr>
+      <w:r>
+        <w:rPr>
+          <w:rFonts w:ascii="Calibri" w:cs="Calibri" w:eastAsia="Calibri" w:hAnsi="Calibri"/>
+        </w:rPr>
+        <w:t xml:space="preserve">The freer the translation, the greater the risk of adding meaning. Each of these goes too far unless the context clearly supports it:</w:t>
       </w:r>
     </w:p>
     <w:p>
@@ -15581,28 +15678,13 @@
           <w:i/>
           <w:iCs/>
         </w:rPr>
-        <w:t xml:space="preserve">We have had heavy rainfall this winter.</w:t>
-      </w:r>
-      <w:r>
-        <w:rPr>
-          <w:rFonts w:ascii="Calibri" w:cs="Calibri" w:eastAsia="Calibri" w:hAnsi="Calibri"/>
-        </w:rPr>
-        <w:t xml:space="preserve"> → </w:t>
-      </w:r>
-      <w:r>
-        <w:rPr>
-          <w:rFonts w:ascii="Arial" w:cs="Arial" w:hAnsi="Arial"/>
-          <w:sz w:val="23"/>
-          <w:szCs w:val="24"/>
-          <w:rtl/>
-        </w:rPr>
-        <w:t xml:space="preserve">ينتظرنا هذا العام موسمٌ زراعيٌّ مبشّر بالخير</w:t>
-      </w:r>
-      <w:r>
-        <w:rPr>
-          <w:rFonts w:ascii="Calibri" w:cs="Calibri" w:eastAsia="Calibri" w:hAnsi="Calibri"/>
-        </w:rPr>
-        <w:t xml:space="preserve">.</w:t>
+        <w:t xml:space="preserve">Going out can be risky these days.</w:t>
+      </w:r>
+      <w:r>
+        <w:rPr>
+          <w:rFonts w:ascii="Calibri" w:cs="Calibri" w:eastAsia="Calibri" w:hAnsi="Calibri"/>
+        </w:rPr>
+        <w:t xml:space="preserve"> → a translator who knows the context (for example, a time when a disease is spreading) might write a sentence about the risk of infection.</w:t>
       </w:r>
     </w:p>
     <w:p>
@@ -15620,95 +15702,28 @@
           <w:i/>
           <w:iCs/>
         </w:rPr>
-        <w:t xml:space="preserve">His parents are not quite happy about what he said to them.</w:t>
-      </w:r>
-      <w:r>
-        <w:rPr>
-          <w:rFonts w:ascii="Calibri" w:cs="Calibri" w:eastAsia="Calibri" w:hAnsi="Calibri"/>
-        </w:rPr>
-        <w:t xml:space="preserve"> → a sentence about respecting one’s parents.</w:t>
-      </w:r>
-    </w:p>
-    <w:p>
-      <w:pPr>
-        <w:spacing w:after="40"/>
-      </w:pPr>
-    </w:p>
-    <w:p>
-      <w:pPr>
-        <w:pStyle w:val="Heading3"/>
-      </w:pPr>
-      <w:r>
-        <w:t xml:space="preserve">Step 3: how free is too free?</w:t>
-      </w:r>
-    </w:p>
-    <w:p>
-      <w:pPr>
-        <w:spacing w:after="170" w:line="330"/>
-      </w:pPr>
-      <w:r>
-        <w:rPr>
-          <w:rFonts w:ascii="Calibri" w:cs="Calibri" w:eastAsia="Calibri" w:hAnsi="Calibri"/>
-        </w:rPr>
-        <w:t xml:space="preserve">The freer the translation, the greater the risk of adding meaning. The last three examples are very free: they add an interpretation or a new idea. Translation this free comes close to </w:t>
-      </w:r>
-      <w:r>
-        <w:rPr>
-          <w:rFonts w:ascii="Calibri" w:cs="Calibri" w:eastAsia="Calibri" w:hAnsi="Calibri"/>
-          <w:b/>
-          <w:bCs/>
-        </w:rPr>
-        <w:t xml:space="preserve">adaptation</w:t>
+        <w:t xml:space="preserve">We have had heavy rainfall this winter.</w:t>
+      </w:r>
+      <w:r>
+        <w:rPr>
+          <w:rFonts w:ascii="Calibri" w:cs="Calibri" w:eastAsia="Calibri" w:hAnsi="Calibri"/>
+        </w:rPr>
+        <w:t xml:space="preserve"> → </w:t>
+      </w:r>
+      <w:r>
+        <w:rPr>
+          <w:rFonts w:ascii="Arial" w:cs="Arial" w:hAnsi="Arial"/>
+          <w:sz w:val="23"/>
+          <w:szCs w:val="24"/>
+          <w:rtl/>
+        </w:rPr>
+        <w:t xml:space="preserve">ينتظرنا هذا العام موسمٌ زراعيٌّ مبشّر بالخير</w:t>
       </w:r>
       <w:r>
         <w:rPr>
           <w:rFonts w:ascii="Calibri" w:cs="Calibri" w:eastAsia="Calibri" w:hAnsi="Calibri"/>
         </w:rPr>
         <w:t xml:space="preserve">.</w:t>
-      </w:r>
-    </w:p>
-    <w:p>
-      <w:pPr>
-        <w:spacing w:after="170" w:line="330"/>
-      </w:pPr>
-      <w:r>
-        <w:rPr>
-          <w:rFonts w:ascii="Calibri" w:cs="Calibri" w:eastAsia="Calibri" w:hAnsi="Calibri"/>
-        </w:rPr>
-        <w:t xml:space="preserve">The principle of translating “not word for word but sense for sense” is very old (Jerome, 395/2012), and some of the great Abbasid translators, such as Hunayn ibn Ishaq, followed it too (Baker &amp; Hanna, 2009). As a beginner, translate the meaning, but do not add ideas.</w:t>
-      </w:r>
-    </w:p>
-    <w:p>
-      <w:pPr>
-        <w:pStyle w:val="Heading3"/>
-      </w:pPr>
-      <w:r>
-        <w:t xml:space="preserve">Step 4: the middle way</w:t>
-      </w:r>
-    </w:p>
-    <w:p>
-      <w:pPr>
-        <w:spacing w:after="170" w:line="330"/>
-      </w:pPr>
-      <w:r>
-        <w:rPr>
-          <w:rFonts w:ascii="Calibri" w:cs="Calibri" w:eastAsia="Calibri" w:hAnsi="Calibri"/>
-        </w:rPr>
-        <w:t xml:space="preserve">Between the two, there is </w:t>
-      </w:r>
-      <w:r>
-        <w:rPr>
-          <w:rFonts w:ascii="Calibri" w:cs="Calibri" w:eastAsia="Calibri" w:hAnsi="Calibri"/>
-          <w:b/>
-          <w:bCs/>
-        </w:rPr>
-        <w:t xml:space="preserve">communicative translation</w:t>
-      </w:r>
-      <w:r>
-        <w:rPr>
-          <w:rFonts w:ascii="Calibri" w:cs="Calibri" w:eastAsia="Calibri" w:hAnsi="Calibri"/>
-        </w:rPr>
-        <w:t xml:space="preserve">. It “attempts to render the exact contextual meaning of the original in such a way that both content and language are readily acceptable and comprehensible to the readership” (Newmark, 1988, p. 47). In other words, keep all the meaning, but say it the way an Arab writer would. It suits most texts a beginner will meet, such as notices, instructions, news and letters:</w:t>
       </w:r>
     </w:p>
     <w:p>
@@ -15726,43 +15741,87 @@
           <w:i/>
           <w:iCs/>
         </w:rPr>
-        <w:t xml:space="preserve">No smoking</w:t>
-      </w:r>
-      <w:r>
-        <w:rPr>
-          <w:rFonts w:ascii="Calibri" w:cs="Calibri" w:eastAsia="Calibri" w:hAnsi="Calibri"/>
-        </w:rPr>
-        <w:t xml:space="preserve"> → </w:t>
-      </w:r>
-      <w:r>
-        <w:rPr>
-          <w:rFonts w:ascii="Arial" w:cs="Arial" w:hAnsi="Arial"/>
-          <w:sz w:val="23"/>
-          <w:szCs w:val="24"/>
-          <w:rtl/>
-        </w:rPr>
-        <w:t xml:space="preserve">ممنوع التدخين</w:t>
-      </w:r>
-      <w:r>
-        <w:rPr>
-          <w:rFonts w:ascii="Calibri" w:cs="Calibri" w:eastAsia="Calibri" w:hAnsi="Calibri"/>
-        </w:rPr>
-        <w:t xml:space="preserve">, not </w:t>
-      </w:r>
-      <w:r>
-        <w:rPr>
-          <w:rFonts w:ascii="Arial" w:cs="Arial" w:hAnsi="Arial"/>
-          <w:sz w:val="23"/>
-          <w:szCs w:val="24"/>
-          <w:rtl/>
-        </w:rPr>
-        <w:t xml:space="preserve">لا تدخين</w:t>
+        <w:t xml:space="preserve">His parents are not quite happy about what he said to them.</w:t>
+      </w:r>
+      <w:r>
+        <w:rPr>
+          <w:rFonts w:ascii="Calibri" w:cs="Calibri" w:eastAsia="Calibri" w:hAnsi="Calibri"/>
+        </w:rPr>
+        <w:t xml:space="preserve"> → a sentence about respecting one’s parents.</w:t>
+      </w:r>
+    </w:p>
+    <w:p>
+      <w:pPr>
+        <w:spacing w:after="40"/>
+      </w:pPr>
+    </w:p>
+    <w:p>
+      <w:pPr>
+        <w:spacing w:after="170" w:line="330"/>
+      </w:pPr>
+      <w:r>
+        <w:rPr>
+          <w:rFonts w:ascii="Calibri" w:cs="Calibri" w:eastAsia="Calibri" w:hAnsi="Calibri"/>
+        </w:rPr>
+        <w:t xml:space="preserve">They add an interpretation or a new idea. Translation this free comes close to </w:t>
+      </w:r>
+      <w:r>
+        <w:rPr>
+          <w:rFonts w:ascii="Calibri" w:cs="Calibri" w:eastAsia="Calibri" w:hAnsi="Calibri"/>
+          <w:b/>
+          <w:bCs/>
+        </w:rPr>
+        <w:t xml:space="preserve">adaptation</w:t>
       </w:r>
       <w:r>
         <w:rPr>
           <w:rFonts w:ascii="Calibri" w:cs="Calibri" w:eastAsia="Calibri" w:hAnsi="Calibri"/>
         </w:rPr>
         <w:t xml:space="preserve">.</w:t>
+      </w:r>
+    </w:p>
+    <w:p>
+      <w:pPr>
+        <w:spacing w:after="170" w:line="330"/>
+      </w:pPr>
+      <w:r>
+        <w:rPr>
+          <w:rFonts w:ascii="Calibri" w:cs="Calibri" w:eastAsia="Calibri" w:hAnsi="Calibri"/>
+        </w:rPr>
+        <w:t xml:space="preserve">The principle of translating “not word for word but sense for sense” is very old (Jerome, 395/2012), and some of the great Abbasid translators, such as Hunayn ibn Ishaq, followed it too (Baker &amp; Hanna, 2009). As a beginner, translate the meaning, but do not add ideas.</w:t>
+      </w:r>
+    </w:p>
+    <w:p>
+      <w:pPr>
+        <w:pStyle w:val="Heading3"/>
+      </w:pPr>
+      <w:r>
+        <w:t xml:space="preserve">Step 4: the middle way</w:t>
+      </w:r>
+    </w:p>
+    <w:p>
+      <w:pPr>
+        <w:spacing w:after="170" w:line="330"/>
+      </w:pPr>
+      <w:r>
+        <w:rPr>
+          <w:rFonts w:ascii="Calibri" w:cs="Calibri" w:eastAsia="Calibri" w:hAnsi="Calibri"/>
+        </w:rPr>
+        <w:t xml:space="preserve">Between the two, there is </w:t>
+      </w:r>
+      <w:r>
+        <w:rPr>
+          <w:rFonts w:ascii="Calibri" w:cs="Calibri" w:eastAsia="Calibri" w:hAnsi="Calibri"/>
+          <w:b/>
+          <w:bCs/>
+        </w:rPr>
+        <w:t xml:space="preserve">communicative translation</w:t>
+      </w:r>
+      <w:r>
+        <w:rPr>
+          <w:rFonts w:ascii="Calibri" w:cs="Calibri" w:eastAsia="Calibri" w:hAnsi="Calibri"/>
+        </w:rPr>
+        <w:t xml:space="preserve">. It “attempts to render the exact contextual meaning of the original in such a way that both content and language are readily acceptable and comprehensible to the readership” (Newmark, 1988, p. 47). In other words, keep all the meaning, but say it the way an Arab writer would. It suits most texts a beginner will meet, such as notices, instructions, news and letters:</w:t>
       </w:r>
     </w:p>
     <w:p>
@@ -15780,7 +15839,7 @@
           <w:i/>
           <w:iCs/>
         </w:rPr>
-        <w:t xml:space="preserve">Wet paint</w:t>
+        <w:t xml:space="preserve">No smoking</w:t>
       </w:r>
       <w:r>
         <w:rPr>
@@ -15795,7 +15854,7 @@
           <w:szCs w:val="24"/>
           <w:rtl/>
         </w:rPr>
-        <w:t xml:space="preserve">انتبه، الطلاء لم يجفّ</w:t>
+        <w:t xml:space="preserve">ممنوع التدخين</w:t>
       </w:r>
       <w:r>
         <w:rPr>
@@ -15810,50 +15869,31 @@
           <w:szCs w:val="24"/>
           <w:rtl/>
         </w:rPr>
-        <w:t xml:space="preserve">طلاء مبلّل</w:t>
-      </w:r>
-      <w:r>
-        <w:rPr>
-          <w:rFonts w:ascii="Calibri" w:cs="Calibri" w:eastAsia="Calibri" w:hAnsi="Calibri"/>
-        </w:rPr>
-        <w:t xml:space="preserve">: an Arabic notice gives the warning, not a description.</w:t>
-      </w:r>
-    </w:p>
-    <w:p>
-      <w:pPr>
-        <w:spacing w:after="40"/>
-      </w:pPr>
-    </w:p>
-    <w:p>
-      <w:pPr>
-        <w:pStyle w:val="Heading3"/>
-      </w:pPr>
-      <w:r>
-        <w:t xml:space="preserve">Try it</w:t>
-      </w:r>
-    </w:p>
-    <w:p>
-      <w:pPr>
-        <w:pStyle w:val="ListParagraph"/>
-        <w:numPr>
-          <w:ilvl w:val="0"/>
-          <w:numId w:val="31"/>
-        </w:numPr>
-        <w:spacing w:after="110" w:line="320"/>
-      </w:pPr>
-      <w:r>
-        <w:rPr>
-          <w:rFonts w:ascii="Calibri" w:cs="Calibri" w:eastAsia="Calibri" w:hAnsi="Calibri"/>
-        </w:rPr>
-        <w:t xml:space="preserve">Is this literal translation successful? </w:t>
-      </w:r>
+        <w:t xml:space="preserve">لا تدخين</w:t>
+      </w:r>
+      <w:r>
+        <w:rPr>
+          <w:rFonts w:ascii="Calibri" w:cs="Calibri" w:eastAsia="Calibri" w:hAnsi="Calibri"/>
+        </w:rPr>
+        <w:t xml:space="preserve">.</w:t>
+      </w:r>
+    </w:p>
+    <w:p>
+      <w:pPr>
+        <w:pStyle w:val="ListParagraph"/>
+        <w:numPr>
+          <w:ilvl w:val="0"/>
+          <w:numId w:val="2"/>
+        </w:numPr>
+        <w:spacing w:after="110" w:line="320"/>
+      </w:pPr>
       <w:r>
         <w:rPr>
           <w:rFonts w:ascii="Calibri" w:cs="Calibri" w:eastAsia="Calibri" w:hAnsi="Calibri"/>
           <w:i/>
           <w:iCs/>
         </w:rPr>
-        <w:t xml:space="preserve">to play a role</w:t>
+        <w:t xml:space="preserve">Wet paint</w:t>
       </w:r>
       <w:r>
         <w:rPr>
@@ -15868,7 +15908,41 @@
           <w:szCs w:val="24"/>
           <w:rtl/>
         </w:rPr>
-        <w:t xml:space="preserve">يلعب دوراً</w:t>
+        <w:t xml:space="preserve">انتبه، الطلاء لم يجفّ</w:t>
+      </w:r>
+      <w:r>
+        <w:rPr>
+          <w:rFonts w:ascii="Calibri" w:cs="Calibri" w:eastAsia="Calibri" w:hAnsi="Calibri"/>
+        </w:rPr>
+        <w:t xml:space="preserve">, not </w:t>
+      </w:r>
+      <w:r>
+        <w:rPr>
+          <w:rFonts w:ascii="Arial" w:cs="Arial" w:hAnsi="Arial"/>
+          <w:sz w:val="23"/>
+          <w:szCs w:val="24"/>
+          <w:rtl/>
+        </w:rPr>
+        <w:t xml:space="preserve">طلاء مبلّل</w:t>
+      </w:r>
+      <w:r>
+        <w:rPr>
+          <w:rFonts w:ascii="Calibri" w:cs="Calibri" w:eastAsia="Calibri" w:hAnsi="Calibri"/>
+        </w:rPr>
+        <w:t xml:space="preserve">: an Arabic notice gives the warning, not a description.</w:t>
+      </w:r>
+    </w:p>
+    <w:p>
+      <w:pPr>
+        <w:spacing w:after="40"/>
+      </w:pPr>
+    </w:p>
+    <w:p>
+      <w:pPr>
+        <w:pStyle w:val="Heading3"/>
+      </w:pPr>
+      <w:r>
+        <w:t xml:space="preserve">Try it</w:t>
       </w:r>
     </w:p>
     <w:p>
@@ -15884,7 +15958,7 @@
         <w:rPr>
           <w:rFonts w:ascii="Calibri" w:cs="Calibri" w:eastAsia="Calibri" w:hAnsi="Calibri"/>
         </w:rPr>
-        <w:t xml:space="preserve">Correct: </w:t>
+        <w:t xml:space="preserve">Is this literal translation successful? </w:t>
       </w:r>
       <w:r>
         <w:rPr>
@@ -15892,6 +15966,45 @@
           <w:i/>
           <w:iCs/>
         </w:rPr>
+        <w:t xml:space="preserve">to play a role</w:t>
+      </w:r>
+      <w:r>
+        <w:rPr>
+          <w:rFonts w:ascii="Calibri" w:cs="Calibri" w:eastAsia="Calibri" w:hAnsi="Calibri"/>
+        </w:rPr>
+        <w:t xml:space="preserve"> → </w:t>
+      </w:r>
+      <w:r>
+        <w:rPr>
+          <w:rFonts w:ascii="Arial" w:cs="Arial" w:hAnsi="Arial"/>
+          <w:sz w:val="23"/>
+          <w:szCs w:val="24"/>
+          <w:rtl/>
+        </w:rPr>
+        <w:t xml:space="preserve">يلعب دوراً</w:t>
+      </w:r>
+    </w:p>
+    <w:p>
+      <w:pPr>
+        <w:pStyle w:val="ListParagraph"/>
+        <w:numPr>
+          <w:ilvl w:val="0"/>
+          <w:numId w:val="31"/>
+        </w:numPr>
+        <w:spacing w:after="110" w:line="320"/>
+      </w:pPr>
+      <w:r>
+        <w:rPr>
+          <w:rFonts w:ascii="Calibri" w:cs="Calibri" w:eastAsia="Calibri" w:hAnsi="Calibri"/>
+        </w:rPr>
+        <w:t xml:space="preserve">Correct: </w:t>
+      </w:r>
+      <w:r>
+        <w:rPr>
+          <w:rFonts w:ascii="Calibri" w:cs="Calibri" w:eastAsia="Calibri" w:hAnsi="Calibri"/>
+          <w:i/>
+          <w:iCs/>
+        </w:rPr>
         <w:t xml:space="preserve">It has been a long day.</w:t>
       </w:r>
       <w:r>
@@ -15917,7 +16030,10 @@
     </w:p>
     <w:p>
       <w:pPr>
-        <w:spacing w:after="60" w:before="40" w:line="290"/>
+        <w:pBdr>
+          <w:top w:val="dotted" w:color="CFC9DE" w:sz="6" w:space="6"/>
+        </w:pBdr>
+        <w:spacing w:after="60" w:before="200" w:line="290"/>
       </w:pPr>
       <w:r>
         <w:rPr>
@@ -15926,7 +16042,7 @@
           <w:bCs/>
           <w:color w:val="6B6680"/>
         </w:rPr>
-        <w:t xml:space="preserve">Answers</w:t>
+        <w:t xml:space="preserve">Check your answers</w:t>
       </w:r>
     </w:p>
     <w:p>
@@ -16968,7 +17084,10 @@
     </w:p>
     <w:p>
       <w:pPr>
-        <w:spacing w:after="60" w:before="40" w:line="290"/>
+        <w:pBdr>
+          <w:top w:val="dotted" w:color="CFC9DE" w:sz="6" w:space="6"/>
+        </w:pBdr>
+        <w:spacing w:after="60" w:before="200" w:line="290"/>
       </w:pPr>
       <w:r>
         <w:rPr>
@@ -16977,7 +17096,7 @@
           <w:bCs/>
           <w:color w:val="6B6680"/>
         </w:rPr>
-        <w:t xml:space="preserve">Answers</w:t>
+        <w:t xml:space="preserve">Check your answers</w:t>
       </w:r>
     </w:p>
     <w:p>
@@ -18225,7 +18344,10 @@
     </w:p>
     <w:p>
       <w:pPr>
-        <w:spacing w:after="60" w:before="40" w:line="290"/>
+        <w:pBdr>
+          <w:top w:val="dotted" w:color="CFC9DE" w:sz="6" w:space="6"/>
+        </w:pBdr>
+        <w:spacing w:after="60" w:before="200" w:line="290"/>
       </w:pPr>
       <w:r>
         <w:rPr>
@@ -18234,7 +18356,7 @@
           <w:bCs/>
           <w:color w:val="6B6680"/>
         </w:rPr>
-        <w:t xml:space="preserve">Answers</w:t>
+        <w:t xml:space="preserve">Check your answers</w:t>
       </w:r>
     </w:p>
     <w:p>
@@ -20109,7 +20231,10 @@
     </w:p>
     <w:p>
       <w:pPr>
-        <w:spacing w:after="60" w:before="40" w:line="290"/>
+        <w:pBdr>
+          <w:top w:val="dotted" w:color="CFC9DE" w:sz="6" w:space="6"/>
+        </w:pBdr>
+        <w:spacing w:after="60" w:before="200" w:line="290"/>
       </w:pPr>
       <w:r>
         <w:rPr>
@@ -20118,7 +20243,7 @@
           <w:bCs/>
           <w:color w:val="6B6680"/>
         </w:rPr>
-        <w:t xml:space="preserve">Answers</w:t>
+        <w:t xml:space="preserve">Check your answers</w:t>
       </w:r>
     </w:p>
     <w:p>
@@ -20993,7 +21118,22 @@
         <w:rPr>
           <w:rFonts w:ascii="Calibri" w:cs="Calibri" w:eastAsia="Calibri" w:hAnsi="Calibri"/>
         </w:rPr>
-        <w:t xml:space="preserve"> (informal: it is guaranteed)</w:t>
+        <w:t xml:space="preserve"> (informal); in formal writing, </w:t>
+      </w:r>
+      <w:r>
+        <w:rPr>
+          <w:rFonts w:ascii="Arial" w:cs="Arial" w:hAnsi="Arial"/>
+          <w:sz w:val="23"/>
+          <w:szCs w:val="24"/>
+          <w:rtl/>
+        </w:rPr>
+        <w:t xml:space="preserve">النجاح في الامتحان مضمون</w:t>
+      </w:r>
+      <w:r>
+        <w:rPr>
+          <w:rFonts w:ascii="Calibri" w:cs="Calibri" w:eastAsia="Calibri" w:hAnsi="Calibri"/>
+        </w:rPr>
+        <w:t xml:space="preserve">: the image changes, the confidence stays</w:t>
       </w:r>
     </w:p>
     <w:p>
@@ -21026,28 +21166,22 @@
           <w:szCs w:val="24"/>
           <w:rtl/>
         </w:rPr>
+        <w:t xml:space="preserve">البنتُ تُشبه أمَّها</w:t>
+      </w:r>
+      <w:r>
+        <w:rPr>
+          <w:rFonts w:ascii="Calibri" w:cs="Calibri" w:eastAsia="Calibri" w:hAnsi="Calibri"/>
+        </w:rPr>
+        <w:t xml:space="preserve">; in informal speech, the Gulf proverb </w:t>
+      </w:r>
+      <w:r>
+        <w:rPr>
+          <w:rFonts w:ascii="Arial" w:cs="Arial" w:hAnsi="Arial"/>
+          <w:sz w:val="23"/>
+          <w:szCs w:val="24"/>
+          <w:rtl/>
+        </w:rPr>
         <w:t xml:space="preserve">اقلب الجرّة على فمها تطلع البنت لأمّها</w:t>
-      </w:r>
-      <w:r>
-        <w:rPr>
-          <w:rFonts w:ascii="Calibri" w:cs="Calibri" w:eastAsia="Calibri" w:hAnsi="Calibri"/>
-        </w:rPr>
-        <w:t xml:space="preserve"> (a colloquial proverb; in a formal text, give the meaning: </w:t>
-      </w:r>
-      <w:r>
-        <w:rPr>
-          <w:rFonts w:ascii="Arial" w:cs="Arial" w:hAnsi="Arial"/>
-          <w:sz w:val="23"/>
-          <w:szCs w:val="24"/>
-          <w:rtl/>
-        </w:rPr>
-        <w:t xml:space="preserve">البنتُ تُشبه أمَّها</w:t>
-      </w:r>
-      <w:r>
-        <w:rPr>
-          <w:rFonts w:ascii="Calibri" w:cs="Calibri" w:eastAsia="Calibri" w:hAnsi="Calibri"/>
-        </w:rPr>
-        <w:t xml:space="preserve">)</w:t>
       </w:r>
     </w:p>
     <w:p>
@@ -21975,7 +22109,10 @@
     </w:p>
     <w:p>
       <w:pPr>
-        <w:spacing w:after="60" w:before="40" w:line="290"/>
+        <w:pBdr>
+          <w:top w:val="dotted" w:color="CFC9DE" w:sz="6" w:space="6"/>
+        </w:pBdr>
+        <w:spacing w:after="60" w:before="200" w:line="290"/>
       </w:pPr>
       <w:r>
         <w:rPr>
@@ -21984,7 +22121,7 @@
           <w:bCs/>
           <w:color w:val="6B6680"/>
         </w:rPr>
-        <w:t xml:space="preserve">Answers</w:t>
+        <w:t xml:space="preserve">Check your answers</w:t>
       </w:r>
     </w:p>
     <w:p>
@@ -22714,6 +22851,12 @@
       <w:r>
         <w:rPr>
           <w:rFonts w:ascii="Calibri" w:cs="Calibri" w:eastAsia="Calibri" w:hAnsi="Calibri"/>
+        </w:rPr>
+        <w:t xml:space="preserve">EN → AR, a British legal term that Arab readers would not know: </w:t>
+      </w:r>
+      <w:r>
+        <w:rPr>
+          <w:rFonts w:ascii="Calibri" w:cs="Calibri" w:eastAsia="Calibri" w:hAnsi="Calibri"/>
           <w:i/>
           <w:iCs/>
         </w:rPr>
@@ -22723,7 +22866,7 @@
         <w:rPr>
           <w:rFonts w:ascii="Calibri" w:cs="Calibri" w:eastAsia="Calibri" w:hAnsi="Calibri"/>
         </w:rPr>
-        <w:t xml:space="preserve"> (UK) → </w:t>
+        <w:t xml:space="preserve"> → </w:t>
       </w:r>
       <w:r>
         <w:rPr>
@@ -22815,7 +22958,10 @@
     </w:p>
     <w:p>
       <w:pPr>
-        <w:spacing w:after="60" w:before="40" w:line="290"/>
+        <w:pBdr>
+          <w:top w:val="dotted" w:color="CFC9DE" w:sz="6" w:space="6"/>
+        </w:pBdr>
+        <w:spacing w:after="60" w:before="200" w:line="290"/>
       </w:pPr>
       <w:r>
         <w:rPr>
@@ -22824,7 +22970,7 @@
           <w:bCs/>
           <w:color w:val="6B6680"/>
         </w:rPr>
-        <w:t xml:space="preserve">Answers</w:t>
+        <w:t xml:space="preserve">Check your answers</w:t>
       </w:r>
     </w:p>
     <w:p>
@@ -23742,7 +23888,7 @@
         <w:rPr>
           <w:rFonts w:ascii="Calibri" w:cs="Calibri" w:eastAsia="Calibri" w:hAnsi="Calibri"/>
         </w:rPr>
-        <w:t xml:space="preserve">Arabic can also blend two words into one, called </w:t>
+        <w:t xml:space="preserve">Arabic can also blend words into one, called </w:t>
       </w:r>
       <w:r>
         <w:rPr>
@@ -23758,6 +23904,66 @@
           <w:rFonts w:ascii="Calibri" w:cs="Calibri" w:eastAsia="Calibri" w:hAnsi="Calibri"/>
         </w:rPr>
         <w:t xml:space="preserve">: </w:t>
+      </w:r>
+      <w:r>
+        <w:rPr>
+          <w:rFonts w:ascii="Arial" w:cs="Arial" w:hAnsi="Arial"/>
+          <w:sz w:val="23"/>
+          <w:szCs w:val="24"/>
+          <w:rtl/>
+        </w:rPr>
+        <w:t xml:space="preserve">البسملة</w:t>
+      </w:r>
+      <w:r>
+        <w:rPr>
+          <w:rFonts w:ascii="Calibri" w:cs="Calibri" w:eastAsia="Calibri" w:hAnsi="Calibri"/>
+        </w:rPr>
+        <w:t xml:space="preserve"> from </w:t>
+      </w:r>
+      <w:r>
+        <w:rPr>
+          <w:rFonts w:ascii="Arial" w:cs="Arial" w:hAnsi="Arial"/>
+          <w:sz w:val="23"/>
+          <w:szCs w:val="24"/>
+          <w:rtl/>
+        </w:rPr>
+        <w:t xml:space="preserve">بسم الله</w:t>
+      </w:r>
+      <w:r>
+        <w:rPr>
+          <w:rFonts w:ascii="Calibri" w:cs="Calibri" w:eastAsia="Calibri" w:hAnsi="Calibri"/>
+        </w:rPr>
+        <w:t xml:space="preserve">, </w:t>
+      </w:r>
+      <w:r>
+        <w:rPr>
+          <w:rFonts w:ascii="Arial" w:cs="Arial" w:hAnsi="Arial"/>
+          <w:sz w:val="23"/>
+          <w:szCs w:val="24"/>
+          <w:rtl/>
+        </w:rPr>
+        <w:t xml:space="preserve">الحمدلة</w:t>
+      </w:r>
+      <w:r>
+        <w:rPr>
+          <w:rFonts w:ascii="Calibri" w:cs="Calibri" w:eastAsia="Calibri" w:hAnsi="Calibri"/>
+        </w:rPr>
+        <w:t xml:space="preserve"> from </w:t>
+      </w:r>
+      <w:r>
+        <w:rPr>
+          <w:rFonts w:ascii="Arial" w:cs="Arial" w:hAnsi="Arial"/>
+          <w:sz w:val="23"/>
+          <w:szCs w:val="24"/>
+          <w:rtl/>
+        </w:rPr>
+        <w:t xml:space="preserve">الحمد لله</w:t>
+      </w:r>
+      <w:r>
+        <w:rPr>
+          <w:rFonts w:ascii="Calibri" w:cs="Calibri" w:eastAsia="Calibri" w:hAnsi="Calibri"/>
+        </w:rPr>
+        <w:t xml:space="preserve">, and in modern science, </w:t>
       </w:r>
       <w:r>
         <w:rPr>
@@ -24270,7 +24476,10 @@
     </w:p>
     <w:p>
       <w:pPr>
-        <w:spacing w:after="60" w:before="40" w:line="290"/>
+        <w:pBdr>
+          <w:top w:val="dotted" w:color="CFC9DE" w:sz="6" w:space="6"/>
+        </w:pBdr>
+        <w:spacing w:after="60" w:before="200" w:line="290"/>
       </w:pPr>
       <w:r>
         <w:rPr>
@@ -24279,7 +24488,7 @@
           <w:bCs/>
           <w:color w:val="6B6680"/>
         </w:rPr>
-        <w:t xml:space="preserve">Answers</w:t>
+        <w:t xml:space="preserve">Check your answers</w:t>
       </w:r>
     </w:p>
     <w:p>
@@ -25534,7 +25743,10 @@
     </w:p>
     <w:p>
       <w:pPr>
-        <w:spacing w:after="60" w:before="40" w:line="290"/>
+        <w:pBdr>
+          <w:top w:val="dotted" w:color="CFC9DE" w:sz="6" w:space="6"/>
+        </w:pBdr>
+        <w:spacing w:after="60" w:before="200" w:line="290"/>
       </w:pPr>
       <w:r>
         <w:rPr>
@@ -25543,7 +25755,7 @@
           <w:bCs/>
           <w:color w:val="6B6680"/>
         </w:rPr>
-        <w:t xml:space="preserve">Answers</w:t>
+        <w:t xml:space="preserve">Check your answers</w:t>
       </w:r>
     </w:p>
     <w:p>
@@ -26946,7 +27158,10 @@
     </w:p>
     <w:p>
       <w:pPr>
-        <w:spacing w:after="60" w:before="40" w:line="290"/>
+        <w:pBdr>
+          <w:top w:val="dotted" w:color="CFC9DE" w:sz="6" w:space="6"/>
+        </w:pBdr>
+        <w:spacing w:after="60" w:before="200" w:line="290"/>
       </w:pPr>
       <w:r>
         <w:rPr>
@@ -26955,7 +27170,7 @@
           <w:bCs/>
           <w:color w:val="6B6680"/>
         </w:rPr>
-        <w:t xml:space="preserve">Answers</w:t>
+        <w:t xml:space="preserve">Check your answers</w:t>
       </w:r>
     </w:p>
     <w:p>
@@ -27513,7 +27728,7 @@
         <w:rPr>
           <w:rFonts w:ascii="Calibri" w:cs="Calibri" w:eastAsia="Calibri" w:hAnsi="Calibri"/>
         </w:rPr>
-        <w:t xml:space="preserve">): in political texts, “regime” is negative.</w:t>
+        <w:t xml:space="preserve">): in many political texts, “regime” suggests criticism, but its meaning depends on the context and the source. Ask what judgement the word carries here.</w:t>
       </w:r>
     </w:p>
     <w:p>
@@ -27731,7 +27946,10 @@
     </w:p>
     <w:p>
       <w:pPr>
-        <w:spacing w:after="60" w:before="40" w:line="290"/>
+        <w:pBdr>
+          <w:top w:val="dotted" w:color="CFC9DE" w:sz="6" w:space="6"/>
+        </w:pBdr>
+        <w:spacing w:after="60" w:before="200" w:line="290"/>
       </w:pPr>
       <w:r>
         <w:rPr>
@@ -27740,7 +27958,7 @@
           <w:bCs/>
           <w:color w:val="6B6680"/>
         </w:rPr>
-        <w:t xml:space="preserve">Answers</w:t>
+        <w:t xml:space="preserve">Check your answers</w:t>
       </w:r>
     </w:p>
     <w:p>
@@ -27757,7 +27975,7 @@
           <w:rFonts w:ascii="Calibri" w:cs="Calibri" w:eastAsia="Calibri" w:hAnsi="Calibri"/>
           <w:color w:val="6B6680"/>
         </w:rPr>
-        <w:t xml:space="preserve">It suggests a harsh or illegitimate government.</w:t>
+        <w:t xml:space="preserve">In many contexts it suggests a harsh or illegitimate government; check the context.</w:t>
       </w:r>
     </w:p>
     <w:p>
@@ -29360,7 +29578,21 @@
         <w:rPr>
           <w:rFonts w:ascii="Calibri" w:cs="Calibri" w:eastAsia="Calibri" w:hAnsi="Calibri"/>
         </w:rPr>
-        <w:t xml:space="preserve">Other tools help too:</w:t>
+        <w:t xml:space="preserve">In your own list, add a column for the </w:t>
+      </w:r>
+      <w:r>
+        <w:rPr>
+          <w:rFonts w:ascii="Calibri" w:cs="Calibri" w:eastAsia="Calibri" w:hAnsi="Calibri"/>
+          <w:b/>
+          <w:bCs/>
+        </w:rPr>
+        <w:t xml:space="preserve">source</w:t>
+      </w:r>
+      <w:r>
+        <w:rPr>
+          <w:rFonts w:ascii="Calibri" w:cs="Calibri" w:eastAsia="Calibri" w:hAnsi="Calibri"/>
+        </w:rPr>
+        <w:t xml:space="preserve"> where you checked each term, so that you and your team can verify it later. Other tools help too:</w:t>
       </w:r>
     </w:p>
     <w:p>
@@ -29753,7 +29985,10 @@
     </w:p>
     <w:p>
       <w:pPr>
-        <w:spacing w:after="60" w:before="40" w:line="290"/>
+        <w:pBdr>
+          <w:top w:val="dotted" w:color="CFC9DE" w:sz="6" w:space="6"/>
+        </w:pBdr>
+        <w:spacing w:after="60" w:before="200" w:line="290"/>
       </w:pPr>
       <w:r>
         <w:rPr>
@@ -29762,7 +29997,7 @@
           <w:bCs/>
           <w:color w:val="6B6680"/>
         </w:rPr>
-        <w:t xml:space="preserve">Answers</w:t>
+        <w:t xml:space="preserve">Check your answers</w:t>
       </w:r>
     </w:p>
     <w:p>
@@ -30443,7 +30678,7 @@
         <w:rPr>
           <w:rFonts w:ascii="Calibri" w:cs="Calibri" w:eastAsia="Calibri" w:hAnsi="Calibri"/>
         </w:rPr>
-        <w:t xml:space="preserve">Machine translation can give a first draft of a simple text, or help you check your ideas. It is risky for legal, medical and religious texts, idioms, poetry and confidential texts.</w:t>
+        <w:t xml:space="preserve">Machine translation can help with some texts and tasks, but how reliable it is depends on the language pair, the field, the text type, the system and the quality needed. It is risky for legal, medical and religious texts, idioms, poetry and confidential texts. Human review is needed whenever accuracy and accountability matter.</w:t>
       </w:r>
     </w:p>
     <w:p>
@@ -31052,7 +31287,10 @@
     </w:p>
     <w:p>
       <w:pPr>
-        <w:spacing w:after="60" w:before="40" w:line="290"/>
+        <w:pBdr>
+          <w:top w:val="dotted" w:color="CFC9DE" w:sz="6" w:space="6"/>
+        </w:pBdr>
+        <w:spacing w:after="60" w:before="200" w:line="290"/>
       </w:pPr>
       <w:r>
         <w:rPr>
@@ -31061,7 +31299,7 @@
           <w:bCs/>
           <w:color w:val="6B6680"/>
         </w:rPr>
-        <w:t xml:space="preserve">Answers</w:t>
+        <w:t xml:space="preserve">Check your answers</w:t>
       </w:r>
     </w:p>
     <w:p>
@@ -32203,7 +32441,10 @@
     </w:p>
     <w:p>
       <w:pPr>
-        <w:spacing w:after="60" w:before="40" w:line="290"/>
+        <w:pBdr>
+          <w:top w:val="dotted" w:color="CFC9DE" w:sz="6" w:space="6"/>
+        </w:pBdr>
+        <w:spacing w:after="60" w:before="200" w:line="290"/>
       </w:pPr>
       <w:r>
         <w:rPr>
@@ -32212,7 +32453,7 @@
           <w:bCs/>
           <w:color w:val="6B6680"/>
         </w:rPr>
-        <w:t xml:space="preserve">Answers</w:t>
+        <w:t xml:space="preserve">Check your answers</w:t>
       </w:r>
     </w:p>
     <w:p>
@@ -34190,7 +34431,10 @@
     </w:p>
     <w:p>
       <w:pPr>
-        <w:spacing w:after="60" w:before="40" w:line="290"/>
+        <w:pBdr>
+          <w:top w:val="dotted" w:color="CFC9DE" w:sz="6" w:space="6"/>
+        </w:pBdr>
+        <w:spacing w:after="60" w:before="200" w:line="290"/>
       </w:pPr>
       <w:r>
         <w:rPr>
@@ -34199,7 +34443,7 @@
           <w:bCs/>
           <w:color w:val="6B6680"/>
         </w:rPr>
-        <w:t xml:space="preserve">Answers</w:t>
+        <w:t xml:space="preserve">Check your answers</w:t>
       </w:r>
     </w:p>
     <w:p>
@@ -35004,7 +35248,10 @@
     </w:p>
     <w:p>
       <w:pPr>
-        <w:spacing w:after="60" w:before="40" w:line="290"/>
+        <w:pBdr>
+          <w:top w:val="dotted" w:color="CFC9DE" w:sz="6" w:space="6"/>
+        </w:pBdr>
+        <w:spacing w:after="60" w:before="200" w:line="290"/>
       </w:pPr>
       <w:r>
         <w:rPr>
@@ -35013,7 +35260,7 @@
           <w:bCs/>
           <w:color w:val="6B6680"/>
         </w:rPr>
-        <w:t xml:space="preserve">Answers</w:t>
+        <w:t xml:space="preserve">Check your answers</w:t>
       </w:r>
     </w:p>
     <w:p>
@@ -35046,7 +35293,7 @@
           <w:rFonts w:ascii="Calibri" w:cs="Calibri" w:eastAsia="Calibri" w:hAnsi="Calibri"/>
           <w:color w:val="6B6680"/>
         </w:rPr>
-        <w:t xml:space="preserve"> is a collocation, so it could not be translated word by word; the translator used the Arabic partner </w:t>
+        <w:t xml:space="preserve"> is a collocation, so a word-for-word translation would sound unnatural in Arabic. The translator therefore used the conventional Arabic collocation </w:t>
       </w:r>
       <w:r>
         <w:rPr>
@@ -35063,7 +35310,7 @@
           <w:rFonts w:ascii="Calibri" w:cs="Calibri" w:eastAsia="Calibri" w:hAnsi="Calibri"/>
           <w:color w:val="6B6680"/>
         </w:rPr>
-        <w:t xml:space="preserve">, which sounds natural to Arab readers.”</w:t>
+        <w:t xml:space="preserve">.”</w:t>
       </w:r>
     </w:p>
     <w:p>
@@ -35268,7 +35515,7 @@
           <w:sz w:val="20"/>
           <w:szCs w:val="20"/>
         </w:rPr>
-        <w:t xml:space="preserve">Chapter 26: Introduction to audiovisual translation</w:t>
+        <w:t xml:space="preserve">Translation quality checklist</w:t>
       </w:r>
     </w:p>
     <w:p>
@@ -35283,6 +35530,270 @@
         <w:pageBreakBefore/>
       </w:pPr>
       <w:r>
+        <w:t xml:space="preserve">Translation quality checklist</w:t>
+      </w:r>
+    </w:p>
+    <w:p>
+      <w:pPr>
+        <w:spacing w:after="170" w:line="330"/>
+      </w:pPr>
+      <w:r>
+        <w:rPr>
+          <w:rFonts w:ascii="Calibri" w:cs="Calibri" w:eastAsia="Calibri" w:hAnsi="Calibri"/>
+        </w:rPr>
+        <w:t xml:space="preserve">Before you deliver any translation, go through this list. Each point is explained in Chapters 23 to 25.</w:t>
+      </w:r>
+    </w:p>
+    <w:p>
+      <w:pPr>
+        <w:pStyle w:val="Heading3"/>
+      </w:pPr>
+      <w:r>
+        <w:t xml:space="preserve">Meaning</w:t>
+      </w:r>
+    </w:p>
+    <w:p>
+      <w:pPr>
+        <w:pStyle w:val="ListParagraph"/>
+        <w:numPr>
+          <w:ilvl w:val="0"/>
+          <w:numId w:val="76"/>
+        </w:numPr>
+        <w:spacing w:after="110" w:line="320"/>
+      </w:pPr>
+      <w:r>
+        <w:rPr>
+          <w:rFonts w:ascii="Calibri" w:cs="Calibri" w:eastAsia="Calibri" w:hAnsi="Calibri"/>
+        </w:rPr>
+        <w:t xml:space="preserve">Nothing is added.</w:t>
+      </w:r>
+    </w:p>
+    <w:p>
+      <w:pPr>
+        <w:pStyle w:val="ListParagraph"/>
+        <w:numPr>
+          <w:ilvl w:val="0"/>
+          <w:numId w:val="76"/>
+        </w:numPr>
+        <w:spacing w:after="110" w:line="320"/>
+      </w:pPr>
+      <w:r>
+        <w:rPr>
+          <w:rFonts w:ascii="Calibri" w:cs="Calibri" w:eastAsia="Calibri" w:hAnsi="Calibri"/>
+        </w:rPr>
+        <w:t xml:space="preserve">Nothing is left out.</w:t>
+      </w:r>
+    </w:p>
+    <w:p>
+      <w:pPr>
+        <w:pStyle w:val="ListParagraph"/>
+        <w:numPr>
+          <w:ilvl w:val="0"/>
+          <w:numId w:val="76"/>
+        </w:numPr>
+        <w:spacing w:after="110" w:line="320"/>
+      </w:pPr>
+      <w:r>
+        <w:rPr>
+          <w:rFonts w:ascii="Calibri" w:cs="Calibri" w:eastAsia="Calibri" w:hAnsi="Calibri"/>
+        </w:rPr>
+        <w:t xml:space="preserve">The meaning is transferred accurately.</w:t>
+      </w:r>
+    </w:p>
+    <w:p>
+      <w:pPr>
+        <w:spacing w:after="40"/>
+      </w:pPr>
+    </w:p>
+    <w:p>
+      <w:pPr>
+        <w:pStyle w:val="Heading3"/>
+      </w:pPr>
+      <w:r>
+        <w:t xml:space="preserve">Language</w:t>
+      </w:r>
+    </w:p>
+    <w:p>
+      <w:pPr>
+        <w:pStyle w:val="ListParagraph"/>
+        <w:numPr>
+          <w:ilvl w:val="0"/>
+          <w:numId w:val="76"/>
+        </w:numPr>
+        <w:spacing w:after="110" w:line="320"/>
+      </w:pPr>
+      <w:r>
+        <w:rPr>
+          <w:rFonts w:ascii="Calibri" w:cs="Calibri" w:eastAsia="Calibri" w:hAnsi="Calibri"/>
+        </w:rPr>
+        <w:t xml:space="preserve">The target text reads naturally.</w:t>
+      </w:r>
+    </w:p>
+    <w:p>
+      <w:pPr>
+        <w:pStyle w:val="ListParagraph"/>
+        <w:numPr>
+          <w:ilvl w:val="0"/>
+          <w:numId w:val="76"/>
+        </w:numPr>
+        <w:spacing w:after="110" w:line="320"/>
+      </w:pPr>
+      <w:r>
+        <w:rPr>
+          <w:rFonts w:ascii="Calibri" w:cs="Calibri" w:eastAsia="Calibri" w:hAnsi="Calibri"/>
+        </w:rPr>
+        <w:t xml:space="preserve">The grammar and spelling are checked.</w:t>
+      </w:r>
+    </w:p>
+    <w:p>
+      <w:pPr>
+        <w:pStyle w:val="ListParagraph"/>
+        <w:numPr>
+          <w:ilvl w:val="0"/>
+          <w:numId w:val="76"/>
+        </w:numPr>
+        <w:spacing w:after="110" w:line="320"/>
+      </w:pPr>
+      <w:r>
+        <w:rPr>
+          <w:rFonts w:ascii="Calibri" w:cs="Calibri" w:eastAsia="Calibri" w:hAnsi="Calibri"/>
+        </w:rPr>
+        <w:t xml:space="preserve">The level of formality suits the reader.</w:t>
+      </w:r>
+    </w:p>
+    <w:p>
+      <w:pPr>
+        <w:spacing w:after="40"/>
+      </w:pPr>
+    </w:p>
+    <w:p>
+      <w:pPr>
+        <w:pStyle w:val="Heading3"/>
+      </w:pPr>
+      <w:r>
+        <w:t xml:space="preserve">Terms and names</w:t>
+      </w:r>
+    </w:p>
+    <w:p>
+      <w:pPr>
+        <w:pStyle w:val="ListParagraph"/>
+        <w:numPr>
+          <w:ilvl w:val="0"/>
+          <w:numId w:val="76"/>
+        </w:numPr>
+        <w:spacing w:after="110" w:line="320"/>
+      </w:pPr>
+      <w:r>
+        <w:rPr>
+          <w:rFonts w:ascii="Calibri" w:cs="Calibri" w:eastAsia="Calibri" w:hAnsi="Calibri"/>
+        </w:rPr>
+        <w:t xml:space="preserve">Every term is checked in a reliable source.</w:t>
+      </w:r>
+    </w:p>
+    <w:p>
+      <w:pPr>
+        <w:pStyle w:val="ListParagraph"/>
+        <w:numPr>
+          <w:ilvl w:val="0"/>
+          <w:numId w:val="76"/>
+        </w:numPr>
+        <w:spacing w:after="110" w:line="320"/>
+      </w:pPr>
+      <w:r>
+        <w:rPr>
+          <w:rFonts w:ascii="Calibri" w:cs="Calibri" w:eastAsia="Calibri" w:hAnsi="Calibri"/>
+        </w:rPr>
+        <w:t xml:space="preserve">Each term is used consistently.</w:t>
+      </w:r>
+    </w:p>
+    <w:p>
+      <w:pPr>
+        <w:pStyle w:val="ListParagraph"/>
+        <w:numPr>
+          <w:ilvl w:val="0"/>
+          <w:numId w:val="76"/>
+        </w:numPr>
+        <w:spacing w:after="110" w:line="320"/>
+      </w:pPr>
+      <w:r>
+        <w:rPr>
+          <w:rFonts w:ascii="Calibri" w:cs="Calibri" w:eastAsia="Calibri" w:hAnsi="Calibri"/>
+        </w:rPr>
+        <w:t xml:space="preserve">Names and titles are correct.</w:t>
+      </w:r>
+    </w:p>
+    <w:p>
+      <w:pPr>
+        <w:spacing w:after="40"/>
+      </w:pPr>
+    </w:p>
+    <w:p>
+      <w:pPr>
+        <w:pStyle w:val="Heading3"/>
+      </w:pPr>
+      <w:r>
+        <w:t xml:space="preserve">Details and final reading</w:t>
+      </w:r>
+    </w:p>
+    <w:p>
+      <w:pPr>
+        <w:pStyle w:val="ListParagraph"/>
+        <w:numPr>
+          <w:ilvl w:val="0"/>
+          <w:numId w:val="76"/>
+        </w:numPr>
+        <w:spacing w:after="110" w:line="320"/>
+      </w:pPr>
+      <w:r>
+        <w:rPr>
+          <w:rFonts w:ascii="Calibri" w:cs="Calibri" w:eastAsia="Calibri" w:hAnsi="Calibri"/>
+        </w:rPr>
+        <w:t xml:space="preserve">Numbers, dates, units and punctuation are correct.</w:t>
+      </w:r>
+    </w:p>
+    <w:p>
+      <w:pPr>
+        <w:pStyle w:val="ListParagraph"/>
+        <w:numPr>
+          <w:ilvl w:val="0"/>
+          <w:numId w:val="76"/>
+        </w:numPr>
+        <w:spacing w:after="110" w:line="320"/>
+      </w:pPr>
+      <w:r>
+        <w:rPr>
+          <w:rFonts w:ascii="Calibri" w:cs="Calibri" w:eastAsia="Calibri" w:hAnsi="Calibri"/>
+        </w:rPr>
+        <w:t xml:space="preserve">Headings and formatting match the source.</w:t>
+      </w:r>
+    </w:p>
+    <w:p>
+      <w:pPr>
+        <w:pStyle w:val="ListParagraph"/>
+        <w:numPr>
+          <w:ilvl w:val="0"/>
+          <w:numId w:val="76"/>
+        </w:numPr>
+        <w:spacing w:after="110" w:line="320"/>
+      </w:pPr>
+      <w:r>
+        <w:rPr>
+          <w:rFonts w:ascii="Calibri" w:cs="Calibri" w:eastAsia="Calibri" w:hAnsi="Calibri"/>
+        </w:rPr>
+        <w:t xml:space="preserve">You have read the translation on its own, then side by side with the source.</w:t>
+      </w:r>
+    </w:p>
+    <w:p>
+      <w:pPr>
+        <w:spacing w:after="40"/>
+      </w:pPr>
+    </w:p>
+    <w:p>
+      <w:pPr>
+        <w:pStyle w:val="Heading1"/>
+        <w:pageBreakBefore/>
+      </w:pPr>
+      <w:r>
         <w:t xml:space="preserve">Part 9: Audiovisual translation</w:t>
       </w:r>
     </w:p>
@@ -35741,7 +36252,7 @@
         <w:pStyle w:val="ListParagraph"/>
         <w:numPr>
           <w:ilvl w:val="0"/>
-          <w:numId w:val="76"/>
+          <w:numId w:val="77"/>
         </w:numPr>
         <w:spacing w:after="110" w:line="320"/>
       </w:pPr>
@@ -35757,7 +36268,7 @@
         <w:pStyle w:val="ListParagraph"/>
         <w:numPr>
           <w:ilvl w:val="0"/>
-          <w:numId w:val="76"/>
+          <w:numId w:val="77"/>
         </w:numPr>
         <w:spacing w:after="110" w:line="320"/>
       </w:pPr>
@@ -35773,7 +36284,7 @@
         <w:pStyle w:val="ListParagraph"/>
         <w:numPr>
           <w:ilvl w:val="0"/>
-          <w:numId w:val="76"/>
+          <w:numId w:val="77"/>
         </w:numPr>
         <w:spacing w:after="110" w:line="320"/>
       </w:pPr>
@@ -35789,7 +36300,7 @@
         <w:pStyle w:val="ListParagraph"/>
         <w:numPr>
           <w:ilvl w:val="0"/>
-          <w:numId w:val="76"/>
+          <w:numId w:val="77"/>
         </w:numPr>
         <w:spacing w:after="110" w:line="320"/>
       </w:pPr>
@@ -35870,7 +36381,7 @@
         <w:pStyle w:val="ListParagraph"/>
         <w:numPr>
           <w:ilvl w:val="0"/>
-          <w:numId w:val="77"/>
+          <w:numId w:val="78"/>
         </w:numPr>
         <w:spacing w:after="110" w:line="320"/>
       </w:pPr>
@@ -35886,7 +36397,7 @@
         <w:pStyle w:val="ListParagraph"/>
         <w:numPr>
           <w:ilvl w:val="0"/>
-          <w:numId w:val="77"/>
+          <w:numId w:val="78"/>
         </w:numPr>
         <w:spacing w:after="110" w:line="320"/>
       </w:pPr>
@@ -35902,7 +36413,7 @@
         <w:pStyle w:val="ListParagraph"/>
         <w:numPr>
           <w:ilvl w:val="0"/>
-          <w:numId w:val="77"/>
+          <w:numId w:val="78"/>
         </w:numPr>
         <w:spacing w:after="110" w:line="320"/>
       </w:pPr>
@@ -35920,7 +36431,10 @@
     </w:p>
     <w:p>
       <w:pPr>
-        <w:spacing w:after="60" w:before="40" w:line="290"/>
+        <w:pBdr>
+          <w:top w:val="dotted" w:color="CFC9DE" w:sz="6" w:space="6"/>
+        </w:pBdr>
+        <w:spacing w:after="60" w:before="200" w:line="290"/>
       </w:pPr>
       <w:r>
         <w:rPr>
@@ -35929,15 +36443,15 @@
           <w:bCs/>
           <w:color w:val="6B6680"/>
         </w:rPr>
-        <w:t xml:space="preserve">Answers</w:t>
-      </w:r>
-    </w:p>
-    <w:p>
-      <w:pPr>
-        <w:pStyle w:val="ListParagraph"/>
-        <w:numPr>
-          <w:ilvl w:val="0"/>
-          <w:numId w:val="78"/>
+        <w:t xml:space="preserve">Check your answers</w:t>
+      </w:r>
+    </w:p>
+    <w:p>
+      <w:pPr>
+        <w:pStyle w:val="ListParagraph"/>
+        <w:numPr>
+          <w:ilvl w:val="0"/>
+          <w:numId w:val="79"/>
         </w:numPr>
         <w:spacing w:after="110" w:line="320"/>
       </w:pPr>
@@ -35954,7 +36468,7 @@
         <w:pStyle w:val="ListParagraph"/>
         <w:numPr>
           <w:ilvl w:val="0"/>
-          <w:numId w:val="78"/>
+          <w:numId w:val="79"/>
         </w:numPr>
         <w:spacing w:after="110" w:line="320"/>
       </w:pPr>
@@ -35971,7 +36485,7 @@
         <w:pStyle w:val="ListParagraph"/>
         <w:numPr>
           <w:ilvl w:val="0"/>
-          <w:numId w:val="78"/>
+          <w:numId w:val="79"/>
         </w:numPr>
         <w:spacing w:after="110" w:line="320"/>
       </w:pPr>
@@ -36416,7 +36930,15 @@
         <w:rPr>
           <w:rFonts w:ascii="Calibri" w:cs="Calibri" w:eastAsia="Calibri" w:hAnsi="Calibri"/>
         </w:rPr>
-        <w:t xml:space="preserve"> (Díaz Cintas &amp; Remael, 2021). Always follow the client’s guidelines.</w:t>
+        <w:t xml:space="preserve"> (Díaz Cintas &amp; Remael, 2021). </w:t>
+      </w:r>
+      <w:r>
+        <w:rPr>
+          <w:rFonts w:ascii="Calibri" w:cs="Calibri" w:eastAsia="Calibri" w:hAnsi="Calibri"/>
+          <w:b/>
+          <w:bCs/>
+        </w:rPr>
+        <w:t xml:space="preserve">These are common conventions, not universal rules: always follow the client’s or the platform’s style guide.</w:t>
       </w:r>
     </w:p>
     <w:p>
@@ -36586,7 +37108,7 @@
         <w:pStyle w:val="ListParagraph"/>
         <w:numPr>
           <w:ilvl w:val="0"/>
-          <w:numId w:val="79"/>
+          <w:numId w:val="80"/>
         </w:numPr>
         <w:spacing w:after="110" w:line="320"/>
       </w:pPr>
@@ -36602,7 +37124,7 @@
         <w:pStyle w:val="ListParagraph"/>
         <w:numPr>
           <w:ilvl w:val="0"/>
-          <w:numId w:val="79"/>
+          <w:numId w:val="80"/>
         </w:numPr>
         <w:spacing w:after="110" w:line="320"/>
       </w:pPr>
@@ -36626,7 +37148,7 @@
         <w:pStyle w:val="ListParagraph"/>
         <w:numPr>
           <w:ilvl w:val="0"/>
-          <w:numId w:val="79"/>
+          <w:numId w:val="80"/>
         </w:numPr>
         <w:spacing w:after="110" w:line="320"/>
       </w:pPr>
@@ -36642,7 +37164,7 @@
         <w:pStyle w:val="ListParagraph"/>
         <w:numPr>
           <w:ilvl w:val="0"/>
-          <w:numId w:val="79"/>
+          <w:numId w:val="80"/>
         </w:numPr>
         <w:spacing w:after="110" w:line="320"/>
       </w:pPr>
@@ -36694,7 +37216,7 @@
         <w:pStyle w:val="ListParagraph"/>
         <w:numPr>
           <w:ilvl w:val="0"/>
-          <w:numId w:val="79"/>
+          <w:numId w:val="80"/>
         </w:numPr>
         <w:spacing w:after="110" w:line="320"/>
       </w:pPr>
@@ -36782,7 +37304,7 @@
         <w:rPr>
           <w:rFonts w:ascii="Calibri" w:cs="Calibri" w:eastAsia="Calibri" w:hAnsi="Calibri"/>
         </w:rPr>
-        <w:t xml:space="preserve">Write in Modern Standard Arabic, even when the characters speak a dialect, unless the client asks otherwise.</w:t>
+        <w:t xml:space="preserve">Choose the variety of Arabic for the audience, the genre, the characters and the platform, following the client’s guidelines: Modern Standard Arabic suits most content, while a dialect may be right when a character’s identity or way of speaking matters.</w:t>
       </w:r>
     </w:p>
     <w:p>
@@ -36997,7 +37519,7 @@
         <w:pStyle w:val="ListParagraph"/>
         <w:numPr>
           <w:ilvl w:val="0"/>
-          <w:numId w:val="80"/>
+          <w:numId w:val="81"/>
         </w:numPr>
         <w:spacing w:after="110" w:line="320"/>
       </w:pPr>
@@ -37021,7 +37543,7 @@
         <w:pStyle w:val="ListParagraph"/>
         <w:numPr>
           <w:ilvl w:val="0"/>
-          <w:numId w:val="80"/>
+          <w:numId w:val="81"/>
         </w:numPr>
         <w:spacing w:after="110" w:line="320"/>
       </w:pPr>
@@ -37045,7 +37567,7 @@
         <w:pStyle w:val="ListParagraph"/>
         <w:numPr>
           <w:ilvl w:val="0"/>
-          <w:numId w:val="80"/>
+          <w:numId w:val="81"/>
         </w:numPr>
         <w:spacing w:after="110" w:line="320"/>
       </w:pPr>
@@ -37069,7 +37591,7 @@
         <w:pStyle w:val="ListParagraph"/>
         <w:numPr>
           <w:ilvl w:val="0"/>
-          <w:numId w:val="80"/>
+          <w:numId w:val="81"/>
         </w:numPr>
         <w:spacing w:after="110" w:line="320"/>
       </w:pPr>
@@ -37093,7 +37615,7 @@
         <w:pStyle w:val="ListParagraph"/>
         <w:numPr>
           <w:ilvl w:val="0"/>
-          <w:numId w:val="80"/>
+          <w:numId w:val="81"/>
         </w:numPr>
         <w:spacing w:after="110" w:line="320"/>
       </w:pPr>
@@ -37117,7 +37639,7 @@
         <w:pStyle w:val="ListParagraph"/>
         <w:numPr>
           <w:ilvl w:val="0"/>
-          <w:numId w:val="80"/>
+          <w:numId w:val="81"/>
         </w:numPr>
         <w:spacing w:after="110" w:line="320"/>
       </w:pPr>
@@ -37141,7 +37663,7 @@
         <w:pStyle w:val="ListParagraph"/>
         <w:numPr>
           <w:ilvl w:val="0"/>
-          <w:numId w:val="80"/>
+          <w:numId w:val="81"/>
         </w:numPr>
         <w:spacing w:after="110" w:line="320"/>
       </w:pPr>
@@ -37165,7 +37687,7 @@
         <w:pStyle w:val="ListParagraph"/>
         <w:numPr>
           <w:ilvl w:val="0"/>
-          <w:numId w:val="80"/>
+          <w:numId w:val="81"/>
         </w:numPr>
         <w:spacing w:after="110" w:line="320"/>
       </w:pPr>
@@ -37260,7 +37782,7 @@
         <w:pStyle w:val="ListParagraph"/>
         <w:numPr>
           <w:ilvl w:val="0"/>
-          <w:numId w:val="81"/>
+          <w:numId w:val="82"/>
         </w:numPr>
         <w:spacing w:after="110" w:line="320"/>
       </w:pPr>
@@ -37276,7 +37798,7 @@
         <w:pStyle w:val="ListParagraph"/>
         <w:numPr>
           <w:ilvl w:val="0"/>
-          <w:numId w:val="81"/>
+          <w:numId w:val="82"/>
         </w:numPr>
         <w:spacing w:after="110" w:line="320"/>
       </w:pPr>
@@ -37292,7 +37814,7 @@
         <w:pStyle w:val="ListParagraph"/>
         <w:numPr>
           <w:ilvl w:val="0"/>
-          <w:numId w:val="81"/>
+          <w:numId w:val="82"/>
         </w:numPr>
         <w:spacing w:after="110" w:line="320"/>
       </w:pPr>
@@ -37310,7 +37832,10 @@
     </w:p>
     <w:p>
       <w:pPr>
-        <w:spacing w:after="60" w:before="40" w:line="290"/>
+        <w:pBdr>
+          <w:top w:val="dotted" w:color="CFC9DE" w:sz="6" w:space="6"/>
+        </w:pBdr>
+        <w:spacing w:after="60" w:before="200" w:line="290"/>
       </w:pPr>
       <w:r>
         <w:rPr>
@@ -37319,15 +37844,15 @@
           <w:bCs/>
           <w:color w:val="6B6680"/>
         </w:rPr>
-        <w:t xml:space="preserve">Answers</w:t>
-      </w:r>
-    </w:p>
-    <w:p>
-      <w:pPr>
-        <w:pStyle w:val="ListParagraph"/>
-        <w:numPr>
-          <w:ilvl w:val="0"/>
-          <w:numId w:val="82"/>
+        <w:t xml:space="preserve">Check your answers</w:t>
+      </w:r>
+    </w:p>
+    <w:p>
+      <w:pPr>
+        <w:pStyle w:val="ListParagraph"/>
+        <w:numPr>
+          <w:ilvl w:val="0"/>
+          <w:numId w:val="83"/>
         </w:numPr>
         <w:spacing w:after="110" w:line="320"/>
       </w:pPr>
@@ -37344,7 +37869,7 @@
         <w:pStyle w:val="ListParagraph"/>
         <w:numPr>
           <w:ilvl w:val="0"/>
-          <w:numId w:val="82"/>
+          <w:numId w:val="83"/>
         </w:numPr>
         <w:spacing w:after="110" w:line="320"/>
       </w:pPr>
@@ -37361,7 +37886,7 @@
         <w:pStyle w:val="ListParagraph"/>
         <w:numPr>
           <w:ilvl w:val="0"/>
-          <w:numId w:val="82"/>
+          <w:numId w:val="83"/>
         </w:numPr>
         <w:spacing w:after="110" w:line="320"/>
       </w:pPr>
@@ -37755,7 +38280,7 @@
           <w:sz w:val="20"/>
           <w:szCs w:val="20"/>
         </w:rPr>
-        <w:t xml:space="preserve">When in doubt</w:t>
+        <w:t xml:space="preserve">Put it all together</w:t>
       </w:r>
     </w:p>
     <w:p>
@@ -37770,6 +38295,335 @@
         <w:pageBreakBefore/>
       </w:pPr>
       <w:r>
+        <w:t xml:space="preserve">Put it all together</w:t>
+      </w:r>
+    </w:p>
+    <w:p>
+      <w:pPr>
+        <w:spacing w:after="170" w:line="330"/>
+      </w:pPr>
+      <w:r>
+        <w:rPr>
+          <w:rFonts w:ascii="Calibri" w:cs="Calibri" w:eastAsia="Calibri" w:hAnsi="Calibri"/>
+        </w:rPr>
+        <w:t xml:space="preserve">You have now met every step of the work. Translate this short press release into Arabic for a Kuwaiti newspaper, one step at a time.</w:t>
+      </w:r>
+    </w:p>
+    <w:p>
+      <w:pPr>
+        <w:spacing w:after="170" w:line="330"/>
+        <w:ind w:left="567"/>
+      </w:pPr>
+      <w:r>
+        <w:rPr>
+          <w:rFonts w:ascii="Calibri" w:cs="Calibri" w:eastAsia="Calibri" w:hAnsi="Calibri"/>
+          <w:i/>
+          <w:iCs/>
+        </w:rPr>
+        <w:t xml:space="preserve">The College of Arts will hold its first Translation Week from 3 to 7 March, bringing together students, professional translators and representatives of government ministries. The programme includes workshops on legal and medical translation, a panel discussion on machine translation, and a subtitling competition for undergraduate teams.</w:t>
+      </w:r>
+    </w:p>
+    <w:p>
+      <w:pPr>
+        <w:spacing w:after="170" w:line="330"/>
+        <w:ind w:left="567"/>
+      </w:pPr>
+      <w:r>
+        <w:rPr>
+          <w:rFonts w:ascii="Calibri" w:cs="Calibri" w:eastAsia="Calibri" w:hAnsi="Calibri"/>
+          <w:i/>
+          <w:iCs/>
+        </w:rPr>
+        <w:t xml:space="preserve">“Translation is no longer a quiet job done behind closed doors,” the organising committee said in a statement. “Every ministry, hospital and newsroom depends on it.”</w:t>
+      </w:r>
+    </w:p>
+    <w:p>
+      <w:pPr>
+        <w:spacing w:after="170" w:line="330"/>
+        <w:ind w:left="567"/>
+      </w:pPr>
+      <w:r>
+        <w:rPr>
+          <w:rFonts w:ascii="Calibri" w:cs="Calibri" w:eastAsia="Calibri" w:hAnsi="Calibri"/>
+          <w:i/>
+          <w:iCs/>
+        </w:rPr>
+        <w:t xml:space="preserve">Registration is free, but places are limited. Students must register through the university portal by 20 February, and all participants will receive a certificate of attendance.</w:t>
+      </w:r>
+    </w:p>
+    <w:p>
+      <w:pPr>
+        <w:pStyle w:val="ListParagraph"/>
+        <w:numPr>
+          <w:ilvl w:val="0"/>
+          <w:numId w:val="84"/>
+        </w:numPr>
+        <w:spacing w:after="110" w:line="320"/>
+      </w:pPr>
+      <w:r>
+        <w:rPr>
+          <w:rFonts w:ascii="Calibri" w:cs="Calibri" w:eastAsia="Calibri" w:hAnsi="Calibri"/>
+          <w:b/>
+          <w:bCs/>
+        </w:rPr>
+        <w:t xml:space="preserve">Brief</w:t>
+      </w:r>
+      <w:r>
+        <w:rPr>
+          <w:rFonts w:ascii="Calibri" w:cs="Calibri" w:eastAsia="Calibri" w:hAnsi="Calibri"/>
+        </w:rPr>
+        <w:t xml:space="preserve">: who might ask for this translation, for what purpose, and for which readers (Chapter 2)?</w:t>
+      </w:r>
+    </w:p>
+    <w:p>
+      <w:pPr>
+        <w:pStyle w:val="ListParagraph"/>
+        <w:numPr>
+          <w:ilvl w:val="0"/>
+          <w:numId w:val="84"/>
+        </w:numPr>
+        <w:spacing w:after="110" w:line="320"/>
+      </w:pPr>
+      <w:r>
+        <w:rPr>
+          <w:rFonts w:ascii="Calibri" w:cs="Calibri" w:eastAsia="Calibri" w:hAnsi="Calibri"/>
+          <w:b/>
+          <w:bCs/>
+        </w:rPr>
+        <w:t xml:space="preserve">Analysis</w:t>
+      </w:r>
+      <w:r>
+        <w:rPr>
+          <w:rFonts w:ascii="Calibri" w:cs="Calibri" w:eastAsia="Calibri" w:hAnsi="Calibri"/>
+        </w:rPr>
+        <w:t xml:space="preserve">: what is the genre, the tone and the level of formality (Chapters 18 and 19)?</w:t>
+      </w:r>
+    </w:p>
+    <w:p>
+      <w:pPr>
+        <w:pStyle w:val="ListParagraph"/>
+        <w:numPr>
+          <w:ilvl w:val="0"/>
+          <w:numId w:val="84"/>
+        </w:numPr>
+        <w:spacing w:after="110" w:line="320"/>
+      </w:pPr>
+      <w:r>
+        <w:rPr>
+          <w:rFonts w:ascii="Calibri" w:cs="Calibri" w:eastAsia="Calibri" w:hAnsi="Calibri"/>
+          <w:b/>
+          <w:bCs/>
+        </w:rPr>
+        <w:t xml:space="preserve">Research</w:t>
+      </w:r>
+      <w:r>
+        <w:rPr>
+          <w:rFonts w:ascii="Calibri" w:cs="Calibri" w:eastAsia="Calibri" w:hAnsi="Calibri"/>
+        </w:rPr>
+        <w:t xml:space="preserve">: check </w:t>
+      </w:r>
+      <w:r>
+        <w:rPr>
+          <w:rFonts w:ascii="Calibri" w:cs="Calibri" w:eastAsia="Calibri" w:hAnsi="Calibri"/>
+          <w:i/>
+          <w:iCs/>
+        </w:rPr>
+        <w:t xml:space="preserve">panel discussion</w:t>
+      </w:r>
+      <w:r>
+        <w:rPr>
+          <w:rFonts w:ascii="Calibri" w:cs="Calibri" w:eastAsia="Calibri" w:hAnsi="Calibri"/>
+        </w:rPr>
+        <w:t xml:space="preserve">, </w:t>
+      </w:r>
+      <w:r>
+        <w:rPr>
+          <w:rFonts w:ascii="Calibri" w:cs="Calibri" w:eastAsia="Calibri" w:hAnsi="Calibri"/>
+          <w:i/>
+          <w:iCs/>
+        </w:rPr>
+        <w:t xml:space="preserve">subtitling competition</w:t>
+      </w:r>
+      <w:r>
+        <w:rPr>
+          <w:rFonts w:ascii="Calibri" w:cs="Calibri" w:eastAsia="Calibri" w:hAnsi="Calibri"/>
+        </w:rPr>
+        <w:t xml:space="preserve">, </w:t>
+      </w:r>
+      <w:r>
+        <w:rPr>
+          <w:rFonts w:ascii="Calibri" w:cs="Calibri" w:eastAsia="Calibri" w:hAnsi="Calibri"/>
+          <w:i/>
+          <w:iCs/>
+        </w:rPr>
+        <w:t xml:space="preserve">university portal</w:t>
+      </w:r>
+      <w:r>
+        <w:rPr>
+          <w:rFonts w:ascii="Calibri" w:cs="Calibri" w:eastAsia="Calibri" w:hAnsi="Calibri"/>
+        </w:rPr>
+        <w:t xml:space="preserve"> and </w:t>
+      </w:r>
+      <w:r>
+        <w:rPr>
+          <w:rFonts w:ascii="Calibri" w:cs="Calibri" w:eastAsia="Calibri" w:hAnsi="Calibri"/>
+          <w:i/>
+          <w:iCs/>
+        </w:rPr>
+        <w:t xml:space="preserve">certificate of attendance</w:t>
+      </w:r>
+      <w:r>
+        <w:rPr>
+          <w:rFonts w:ascii="Calibri" w:cs="Calibri" w:eastAsia="Calibri" w:hAnsi="Calibri"/>
+        </w:rPr>
+        <w:t xml:space="preserve"> (Chapters 3 and 21).</w:t>
+      </w:r>
+    </w:p>
+    <w:p>
+      <w:pPr>
+        <w:pStyle w:val="ListParagraph"/>
+        <w:numPr>
+          <w:ilvl w:val="0"/>
+          <w:numId w:val="84"/>
+        </w:numPr>
+        <w:spacing w:after="110" w:line="320"/>
+      </w:pPr>
+      <w:r>
+        <w:rPr>
+          <w:rFonts w:ascii="Calibri" w:cs="Calibri" w:eastAsia="Calibri" w:hAnsi="Calibri"/>
+          <w:b/>
+          <w:bCs/>
+        </w:rPr>
+        <w:t xml:space="preserve">First draft</w:t>
+      </w:r>
+      <w:r>
+        <w:rPr>
+          <w:rFonts w:ascii="Calibri" w:cs="Calibri" w:eastAsia="Calibri" w:hAnsi="Calibri"/>
+        </w:rPr>
+        <w:t xml:space="preserve">: think about word order and natural collocations (Chapters 4 and 8).</w:t>
+      </w:r>
+    </w:p>
+    <w:p>
+      <w:pPr>
+        <w:pStyle w:val="ListParagraph"/>
+        <w:numPr>
+          <w:ilvl w:val="0"/>
+          <w:numId w:val="84"/>
+        </w:numPr>
+        <w:spacing w:after="110" w:line="320"/>
+      </w:pPr>
+      <w:r>
+        <w:rPr>
+          <w:rFonts w:ascii="Calibri" w:cs="Calibri" w:eastAsia="Calibri" w:hAnsi="Calibri"/>
+          <w:b/>
+          <w:bCs/>
+        </w:rPr>
+        <w:t xml:space="preserve">Problems</w:t>
+      </w:r>
+      <w:r>
+        <w:rPr>
+          <w:rFonts w:ascii="Calibri" w:cs="Calibri" w:eastAsia="Calibri" w:hAnsi="Calibri"/>
+        </w:rPr>
+        <w:t xml:space="preserve">: does Arabic share the image in </w:t>
+      </w:r>
+      <w:r>
+        <w:rPr>
+          <w:rFonts w:ascii="Calibri" w:cs="Calibri" w:eastAsia="Calibri" w:hAnsi="Calibri"/>
+          <w:i/>
+          <w:iCs/>
+        </w:rPr>
+        <w:t xml:space="preserve">behind closed doors</w:t>
+      </w:r>
+      <w:r>
+        <w:rPr>
+          <w:rFonts w:ascii="Calibri" w:cs="Calibri" w:eastAsia="Calibri" w:hAnsi="Calibri"/>
+        </w:rPr>
+        <w:t xml:space="preserve"> (Chapter 12)? How will you present the quotation and the dates (Chapter 24)?</w:t>
+      </w:r>
+    </w:p>
+    <w:p>
+      <w:pPr>
+        <w:pStyle w:val="ListParagraph"/>
+        <w:numPr>
+          <w:ilvl w:val="0"/>
+          <w:numId w:val="84"/>
+        </w:numPr>
+        <w:spacing w:after="110" w:line="320"/>
+      </w:pPr>
+      <w:r>
+        <w:rPr>
+          <w:rFonts w:ascii="Calibri" w:cs="Calibri" w:eastAsia="Calibri" w:hAnsi="Calibri"/>
+          <w:b/>
+          <w:bCs/>
+        </w:rPr>
+        <w:t xml:space="preserve">Solutions</w:t>
+      </w:r>
+      <w:r>
+        <w:rPr>
+          <w:rFonts w:ascii="Calibri" w:cs="Calibri" w:eastAsia="Calibri" w:hAnsi="Calibri"/>
+        </w:rPr>
+        <w:t xml:space="preserve">: name the procedure or strategy you used for each problem (Chapters 13 and 14).</w:t>
+      </w:r>
+    </w:p>
+    <w:p>
+      <w:pPr>
+        <w:pStyle w:val="ListParagraph"/>
+        <w:numPr>
+          <w:ilvl w:val="0"/>
+          <w:numId w:val="84"/>
+        </w:numPr>
+        <w:spacing w:after="110" w:line="320"/>
+      </w:pPr>
+      <w:r>
+        <w:rPr>
+          <w:rFonts w:ascii="Calibri" w:cs="Calibri" w:eastAsia="Calibri" w:hAnsi="Calibri"/>
+          <w:b/>
+          <w:bCs/>
+        </w:rPr>
+        <w:t xml:space="preserve">Revision</w:t>
+      </w:r>
+      <w:r>
+        <w:rPr>
+          <w:rFonts w:ascii="Calibri" w:cs="Calibri" w:eastAsia="Calibri" w:hAnsi="Calibri"/>
+        </w:rPr>
+        <w:t xml:space="preserve">: use the Translation quality checklist, then read your final version once more as an Arab reader would.</w:t>
+      </w:r>
+    </w:p>
+    <w:p>
+      <w:pPr>
+        <w:pStyle w:val="ListParagraph"/>
+        <w:numPr>
+          <w:ilvl w:val="0"/>
+          <w:numId w:val="84"/>
+        </w:numPr>
+        <w:spacing w:after="110" w:line="320"/>
+      </w:pPr>
+      <w:r>
+        <w:rPr>
+          <w:rFonts w:ascii="Calibri" w:cs="Calibri" w:eastAsia="Calibri" w:hAnsi="Calibri"/>
+          <w:b/>
+          <w:bCs/>
+        </w:rPr>
+        <w:t xml:space="preserve">Commentary</w:t>
+      </w:r>
+      <w:r>
+        <w:rPr>
+          <w:rFonts w:ascii="Calibri" w:cs="Calibri" w:eastAsia="Calibri" w:hAnsi="Calibri"/>
+        </w:rPr>
+        <w:t xml:space="preserve">: in about 100 words, explain your three most important decisions (Chapter 25).</w:t>
+      </w:r>
+    </w:p>
+    <w:p>
+      <w:pPr>
+        <w:spacing w:after="40"/>
+      </w:pPr>
+    </w:p>
+    <w:p>
+      <w:pPr>
+        <w:pStyle w:val="Heading1"/>
+        <w:pageBreakBefore/>
+      </w:pPr>
+      <w:r>
         <w:t xml:space="preserve">When in doubt</w:t>
       </w:r>
     </w:p>
@@ -37786,7 +38640,7 @@
         <w:pStyle w:val="ListParagraph"/>
         <w:numPr>
           <w:ilvl w:val="0"/>
-          <w:numId w:val="83"/>
+          <w:numId w:val="85"/>
         </w:numPr>
         <w:spacing w:after="110" w:line="320"/>
       </w:pPr>
@@ -37802,7 +38656,7 @@
         <w:pStyle w:val="ListParagraph"/>
         <w:numPr>
           <w:ilvl w:val="0"/>
-          <w:numId w:val="83"/>
+          <w:numId w:val="85"/>
         </w:numPr>
         <w:spacing w:after="110" w:line="320"/>
       </w:pPr>
@@ -37818,7 +38672,7 @@
         <w:pStyle w:val="ListParagraph"/>
         <w:numPr>
           <w:ilvl w:val="0"/>
-          <w:numId w:val="83"/>
+          <w:numId w:val="85"/>
         </w:numPr>
         <w:spacing w:after="110" w:line="320"/>
       </w:pPr>
@@ -37834,7 +38688,7 @@
         <w:pStyle w:val="ListParagraph"/>
         <w:numPr>
           <w:ilvl w:val="0"/>
-          <w:numId w:val="83"/>
+          <w:numId w:val="85"/>
         </w:numPr>
         <w:spacing w:after="110" w:line="320"/>
       </w:pPr>
@@ -37850,7 +38704,7 @@
         <w:pStyle w:val="ListParagraph"/>
         <w:numPr>
           <w:ilvl w:val="0"/>
-          <w:numId w:val="83"/>
+          <w:numId w:val="85"/>
         </w:numPr>
         <w:spacing w:after="110" w:line="320"/>
       </w:pPr>
@@ -46570,7 +47424,7 @@
     </w:lvlOverride>
   </w:num>
   <w:num w:numId="76">
-    <w:abstractNumId w:val="2"/>
+    <w:abstractNumId w:val="4"/>
     <w:lvlOverride w:ilvl="0">
       <w:startOverride w:val="1"/>
     </w:lvlOverride>
@@ -46612,6 +47466,18 @@
     </w:lvlOverride>
   </w:num>
   <w:num w:numId="83">
+    <w:abstractNumId w:val="2"/>
+    <w:lvlOverride w:ilvl="0">
+      <w:startOverride w:val="1"/>
+    </w:lvlOverride>
+  </w:num>
+  <w:num w:numId="84">
+    <w:abstractNumId w:val="2"/>
+    <w:lvlOverride w:ilvl="0">
+      <w:startOverride w:val="1"/>
+    </w:lvlOverride>
+  </w:num>
+  <w:num w:numId="85">
     <w:abstractNumId w:val="2"/>
     <w:lvlOverride w:ilvl="0">
       <w:startOverride w:val="1"/>
@@ -46809,11 +47675,11 @@
     <w:basedOn w:val="Normal"/>
     <w:next w:val="Normal"/>
     <w:pPr>
-      <w:spacing w:after="0" w:before="20" w:line="232"/>
+      <w:spacing w:after="0" w:before="14" w:line="222"/>
     </w:pPr>
     <w:rPr>
-      <w:sz w:val="19"/>
-      <w:szCs w:val="19"/>
+      <w:sz w:val="18"/>
+      <w:szCs w:val="18"/>
     </w:rPr>
   </w:style>
   <w:style w:type="paragraph" w:styleId="TOC2">
@@ -46821,12 +47687,12 @@
     <w:basedOn w:val="Normal"/>
     <w:next w:val="Normal"/>
     <w:pPr>
-      <w:spacing w:after="0" w:before="0" w:line="232"/>
+      <w:spacing w:after="0" w:before="0" w:line="222"/>
       <w:ind w:left="280"/>
     </w:pPr>
     <w:rPr>
-      <w:sz w:val="19"/>
-      <w:szCs w:val="19"/>
+      <w:sz w:val="18"/>
+      <w:szCs w:val="18"/>
     </w:rPr>
   </w:style>
   <w:style w:type="paragraph" w:styleId="Heading1">

--- a/Translation-Handbook-Light.docx
+++ b/Translation-Handbook-Light.docx
@@ -30,7 +30,7 @@
                     </pic:cNvPicPr>
                   </pic:nvPicPr>
                   <pic:blipFill>
-                    <a:blip r:embed="rId21" cstate="none"/>
+                    <a:blip r:embed="rId19" cstate="none"/>
                     <a:srcRect/>
                     <a:stretch>
                       <a:fillRect/>
@@ -88,7 +88,7 @@
                     </pic:cNvPicPr>
                   </pic:nvPicPr>
                   <pic:blipFill>
-                    <a:blip r:embed="rId22" cstate="none"/>
+                    <a:blip r:embed="rId20" cstate="none"/>
                     <a:srcRect/>
                     <a:stretch>
                       <a:fillRect/>
@@ -2044,6 +2044,7 @@
     </w:p>
     <w:p>
       <w:pPr>
+        <w:keepNext/>
         <w:pBdr>
           <w:top w:val="dotted" w:color="CFC9DE" w:sz="6" w:space="6"/>
         </w:pBdr>
@@ -3496,6 +3497,7 @@
     </w:p>
     <w:p>
       <w:pPr>
+        <w:keepNext/>
         <w:pBdr>
           <w:top w:val="dotted" w:color="CFC9DE" w:sz="6" w:space="6"/>
         </w:pBdr>
@@ -4509,6 +4511,7 @@
     </w:p>
     <w:p>
       <w:pPr>
+        <w:keepNext/>
         <w:pBdr>
           <w:top w:val="dotted" w:color="CFC9DE" w:sz="6" w:space="6"/>
         </w:pBdr>
@@ -7101,6 +7104,7 @@
     </w:p>
     <w:p>
       <w:pPr>
+        <w:keepNext/>
         <w:pBdr>
           <w:top w:val="dotted" w:color="CFC9DE" w:sz="6" w:space="6"/>
         </w:pBdr>
@@ -8470,6 +8474,7 @@
     </w:p>
     <w:p>
       <w:pPr>
+        <w:keepNext/>
         <w:pBdr>
           <w:top w:val="dotted" w:color="CFC9DE" w:sz="6" w:space="6"/>
         </w:pBdr>
@@ -9565,6 +9570,7 @@
     </w:p>
     <w:p>
       <w:pPr>
+        <w:keepNext/>
         <w:pBdr>
           <w:top w:val="dotted" w:color="CFC9DE" w:sz="6" w:space="6"/>
         </w:pBdr>
@@ -10720,6 +10726,7 @@
     </w:p>
     <w:p>
       <w:pPr>
+        <w:keepNext/>
         <w:pBdr>
           <w:top w:val="dotted" w:color="CFC9DE" w:sz="6" w:space="6"/>
         </w:pBdr>
@@ -12263,6 +12270,7 @@
     </w:p>
     <w:p>
       <w:pPr>
+        <w:keepNext/>
         <w:pBdr>
           <w:top w:val="dotted" w:color="CFC9DE" w:sz="6" w:space="6"/>
         </w:pBdr>
@@ -13786,23 +13794,18 @@
         <w:pStyle w:val="Heading3"/>
       </w:pPr>
       <w:r>
-        <w:t xml:space="preserve">Try it</w:t>
-      </w:r>
-    </w:p>
-    <w:p>
-      <w:pPr>
-        <w:pStyle w:val="ListParagraph"/>
-        <w:numPr>
-          <w:ilvl w:val="0"/>
-          <w:numId w:val="27"/>
-        </w:numPr>
-        <w:spacing w:after="110" w:line="320"/>
-      </w:pPr>
-      <w:r>
-        <w:rPr>
-          <w:rFonts w:ascii="Calibri" w:cs="Calibri" w:eastAsia="Calibri" w:hAnsi="Calibri"/>
-        </w:rPr>
-        <w:t xml:space="preserve">Translate: </w:t>
+        <w:t xml:space="preserve">Step 5: translate Kuwaiti expressions</w:t>
+      </w:r>
+    </w:p>
+    <w:p>
+      <w:pPr>
+        <w:spacing w:after="170" w:line="330"/>
+      </w:pPr>
+      <w:r>
+        <w:rPr>
+          <w:rFonts w:ascii="Calibri" w:cs="Calibri" w:eastAsia="Calibri" w:hAnsi="Calibri"/>
+        </w:rPr>
+        <w:t xml:space="preserve">Dialect expressions work like idioms: translate their function, not their words. A dictionary of Kuwaiti expressions gives these English equivalents (</w:t>
       </w:r>
       <w:r>
         <w:rPr>
@@ -13810,29 +13813,38 @@
           <w:i/>
           <w:iCs/>
         </w:rPr>
-        <w:t xml:space="preserve">It’s a piece of cake.</w:t>
-      </w:r>
-      <w:r>
-        <w:rPr>
-          <w:rFonts w:ascii="Calibri" w:cs="Calibri" w:eastAsia="Calibri" w:hAnsi="Calibri"/>
-        </w:rPr>
-        <w:t xml:space="preserve"> (about an exam)</w:t>
-      </w:r>
-    </w:p>
-    <w:p>
-      <w:pPr>
-        <w:pStyle w:val="ListParagraph"/>
-        <w:numPr>
-          <w:ilvl w:val="0"/>
-          <w:numId w:val="27"/>
-        </w:numPr>
-        <w:spacing w:after="110" w:line="320"/>
-      </w:pPr>
-      <w:r>
-        <w:rPr>
-          <w:rFonts w:ascii="Calibri" w:cs="Calibri" w:eastAsia="Calibri" w:hAnsi="Calibri"/>
-        </w:rPr>
-        <w:t xml:space="preserve">Translate: </w:t>
+        <w:t xml:space="preserve">Muʿjam al-taʿābīr</w:t>
+      </w:r>
+      <w:r>
+        <w:rPr>
+          <w:rFonts w:ascii="Calibri" w:cs="Calibri" w:eastAsia="Calibri" w:hAnsi="Calibri"/>
+        </w:rPr>
+        <w:t xml:space="preserve">, n.d.):</w:t>
+      </w:r>
+    </w:p>
+    <w:p>
+      <w:pPr>
+        <w:pStyle w:val="ListParagraph"/>
+        <w:numPr>
+          <w:ilvl w:val="0"/>
+          <w:numId w:val="2"/>
+        </w:numPr>
+        <w:spacing w:after="110" w:line="320"/>
+      </w:pPr>
+      <w:r>
+        <w:rPr>
+          <w:rFonts w:ascii="Arial" w:cs="Arial" w:hAnsi="Arial"/>
+          <w:sz w:val="23"/>
+          <w:szCs w:val="24"/>
+          <w:rtl/>
+        </w:rPr>
+        <w:t xml:space="preserve">الحجي سهل</w:t>
+      </w:r>
+      <w:r>
+        <w:rPr>
+          <w:rFonts w:ascii="Calibri" w:cs="Calibri" w:eastAsia="Calibri" w:hAnsi="Calibri"/>
+        </w:rPr>
+        <w:t xml:space="preserve"> → </w:t>
       </w:r>
       <w:r>
         <w:rPr>
@@ -13840,6 +13852,260 @@
           <w:i/>
           <w:iCs/>
         </w:rPr>
+        <w:t xml:space="preserve">Talk is cheap</w:t>
+      </w:r>
+      <w:r>
+        <w:rPr>
+          <w:rFonts w:ascii="Calibri" w:cs="Calibri" w:eastAsia="Calibri" w:hAnsi="Calibri"/>
+        </w:rPr>
+        <w:t xml:space="preserve"> or </w:t>
+      </w:r>
+      <w:r>
+        <w:rPr>
+          <w:rFonts w:ascii="Calibri" w:cs="Calibri" w:eastAsia="Calibri" w:hAnsi="Calibri"/>
+          <w:i/>
+          <w:iCs/>
+        </w:rPr>
+        <w:t xml:space="preserve">easier said than done</w:t>
+      </w:r>
+    </w:p>
+    <w:p>
+      <w:pPr>
+        <w:pStyle w:val="ListParagraph"/>
+        <w:numPr>
+          <w:ilvl w:val="0"/>
+          <w:numId w:val="2"/>
+        </w:numPr>
+        <w:spacing w:after="110" w:line="320"/>
+      </w:pPr>
+      <w:r>
+        <w:rPr>
+          <w:rFonts w:ascii="Arial" w:cs="Arial" w:hAnsi="Arial"/>
+          <w:sz w:val="23"/>
+          <w:szCs w:val="24"/>
+          <w:rtl/>
+        </w:rPr>
+        <w:t xml:space="preserve">الحجي معاك ضايع</w:t>
+      </w:r>
+      <w:r>
+        <w:rPr>
+          <w:rFonts w:ascii="Calibri" w:cs="Calibri" w:eastAsia="Calibri" w:hAnsi="Calibri"/>
+        </w:rPr>
+        <w:t xml:space="preserve"> → </w:t>
+      </w:r>
+      <w:r>
+        <w:rPr>
+          <w:rFonts w:ascii="Calibri" w:cs="Calibri" w:eastAsia="Calibri" w:hAnsi="Calibri"/>
+          <w:i/>
+          <w:iCs/>
+        </w:rPr>
+        <w:t xml:space="preserve">It is like talking to a brick wall</w:t>
+      </w:r>
+    </w:p>
+    <w:p>
+      <w:pPr>
+        <w:pStyle w:val="ListParagraph"/>
+        <w:numPr>
+          <w:ilvl w:val="0"/>
+          <w:numId w:val="2"/>
+        </w:numPr>
+        <w:spacing w:after="110" w:line="320"/>
+      </w:pPr>
+      <w:r>
+        <w:rPr>
+          <w:rFonts w:ascii="Arial" w:cs="Arial" w:hAnsi="Arial"/>
+          <w:sz w:val="23"/>
+          <w:szCs w:val="24"/>
+          <w:rtl/>
+        </w:rPr>
+        <w:t xml:space="preserve">السالفة أكبر من جدي</w:t>
+      </w:r>
+      <w:r>
+        <w:rPr>
+          <w:rFonts w:ascii="Calibri" w:cs="Calibri" w:eastAsia="Calibri" w:hAnsi="Calibri"/>
+        </w:rPr>
+        <w:t xml:space="preserve"> → </w:t>
+      </w:r>
+      <w:r>
+        <w:rPr>
+          <w:rFonts w:ascii="Calibri" w:cs="Calibri" w:eastAsia="Calibri" w:hAnsi="Calibri"/>
+          <w:i/>
+          <w:iCs/>
+        </w:rPr>
+        <w:t xml:space="preserve">There is more to it than meets the eye</w:t>
+      </w:r>
+    </w:p>
+    <w:p>
+      <w:pPr>
+        <w:pStyle w:val="ListParagraph"/>
+        <w:numPr>
+          <w:ilvl w:val="0"/>
+          <w:numId w:val="2"/>
+        </w:numPr>
+        <w:spacing w:after="110" w:line="320"/>
+      </w:pPr>
+      <w:r>
+        <w:rPr>
+          <w:rFonts w:ascii="Arial" w:cs="Arial" w:hAnsi="Arial"/>
+          <w:sz w:val="23"/>
+          <w:szCs w:val="24"/>
+          <w:rtl/>
+        </w:rPr>
+        <w:t xml:space="preserve">الدموع أربع أربع</w:t>
+      </w:r>
+      <w:r>
+        <w:rPr>
+          <w:rFonts w:ascii="Calibri" w:cs="Calibri" w:eastAsia="Calibri" w:hAnsi="Calibri"/>
+        </w:rPr>
+        <w:t xml:space="preserve"> → </w:t>
+      </w:r>
+      <w:r>
+        <w:rPr>
+          <w:rFonts w:ascii="Calibri" w:cs="Calibri" w:eastAsia="Calibri" w:hAnsi="Calibri"/>
+          <w:i/>
+          <w:iCs/>
+        </w:rPr>
+        <w:t xml:space="preserve">bathed in tears</w:t>
+      </w:r>
+    </w:p>
+    <w:p>
+      <w:pPr>
+        <w:pStyle w:val="ListParagraph"/>
+        <w:numPr>
+          <w:ilvl w:val="0"/>
+          <w:numId w:val="2"/>
+        </w:numPr>
+        <w:spacing w:after="110" w:line="320"/>
+      </w:pPr>
+      <w:r>
+        <w:rPr>
+          <w:rFonts w:ascii="Arial" w:cs="Arial" w:hAnsi="Arial"/>
+          <w:sz w:val="23"/>
+          <w:szCs w:val="24"/>
+          <w:rtl/>
+        </w:rPr>
+        <w:t xml:space="preserve">الشمس منين طالعة؟</w:t>
+      </w:r>
+      <w:r>
+        <w:rPr>
+          <w:rFonts w:ascii="Calibri" w:cs="Calibri" w:eastAsia="Calibri" w:hAnsi="Calibri"/>
+        </w:rPr>
+        <w:t xml:space="preserve"> (on seeing someone do something unusual) → </w:t>
+      </w:r>
+      <w:r>
+        <w:rPr>
+          <w:rFonts w:ascii="Calibri" w:cs="Calibri" w:eastAsia="Calibri" w:hAnsi="Calibri"/>
+          <w:i/>
+          <w:iCs/>
+        </w:rPr>
+        <w:t xml:space="preserve">Hell has frozen over!</w:t>
+      </w:r>
+    </w:p>
+    <w:p>
+      <w:pPr>
+        <w:spacing w:after="40"/>
+      </w:pPr>
+    </w:p>
+    <w:p>
+      <w:pPr>
+        <w:spacing w:after="170" w:line="330"/>
+      </w:pPr>
+      <w:r>
+        <w:rPr>
+          <w:rFonts w:ascii="Calibri" w:cs="Calibri" w:eastAsia="Calibri" w:hAnsi="Calibri"/>
+        </w:rPr>
+        <w:t xml:space="preserve">In an Arabic text written in Modern Standard Arabic, give the meaning instead: for </w:t>
+      </w:r>
+      <w:r>
+        <w:rPr>
+          <w:rFonts w:ascii="Arial" w:cs="Arial" w:hAnsi="Arial"/>
+          <w:sz w:val="23"/>
+          <w:szCs w:val="24"/>
+          <w:rtl/>
+        </w:rPr>
+        <w:t xml:space="preserve">الحجي سهل</w:t>
+      </w:r>
+      <w:r>
+        <w:rPr>
+          <w:rFonts w:ascii="Calibri" w:cs="Calibri" w:eastAsia="Calibri" w:hAnsi="Calibri"/>
+        </w:rPr>
+        <w:t xml:space="preserve">, write </w:t>
+      </w:r>
+      <w:r>
+        <w:rPr>
+          <w:rFonts w:ascii="Arial" w:cs="Arial" w:hAnsi="Arial"/>
+          <w:sz w:val="23"/>
+          <w:szCs w:val="24"/>
+          <w:rtl/>
+        </w:rPr>
+        <w:t xml:space="preserve">القول أيسر من الفعل</w:t>
+      </w:r>
+      <w:r>
+        <w:rPr>
+          <w:rFonts w:ascii="Calibri" w:cs="Calibri" w:eastAsia="Calibri" w:hAnsi="Calibri"/>
+        </w:rPr>
+        <w:t xml:space="preserve">.</w:t>
+      </w:r>
+    </w:p>
+    <w:p>
+      <w:pPr>
+        <w:pStyle w:val="Heading3"/>
+      </w:pPr>
+      <w:r>
+        <w:t xml:space="preserve">Try it</w:t>
+      </w:r>
+    </w:p>
+    <w:p>
+      <w:pPr>
+        <w:pStyle w:val="ListParagraph"/>
+        <w:numPr>
+          <w:ilvl w:val="0"/>
+          <w:numId w:val="27"/>
+        </w:numPr>
+        <w:spacing w:after="110" w:line="320"/>
+      </w:pPr>
+      <w:r>
+        <w:rPr>
+          <w:rFonts w:ascii="Calibri" w:cs="Calibri" w:eastAsia="Calibri" w:hAnsi="Calibri"/>
+        </w:rPr>
+        <w:t xml:space="preserve">Translate: </w:t>
+      </w:r>
+      <w:r>
+        <w:rPr>
+          <w:rFonts w:ascii="Calibri" w:cs="Calibri" w:eastAsia="Calibri" w:hAnsi="Calibri"/>
+          <w:i/>
+          <w:iCs/>
+        </w:rPr>
+        <w:t xml:space="preserve">It’s a piece of cake.</w:t>
+      </w:r>
+      <w:r>
+        <w:rPr>
+          <w:rFonts w:ascii="Calibri" w:cs="Calibri" w:eastAsia="Calibri" w:hAnsi="Calibri"/>
+        </w:rPr>
+        <w:t xml:space="preserve"> (about an exam)</w:t>
+      </w:r>
+    </w:p>
+    <w:p>
+      <w:pPr>
+        <w:pStyle w:val="ListParagraph"/>
+        <w:numPr>
+          <w:ilvl w:val="0"/>
+          <w:numId w:val="27"/>
+        </w:numPr>
+        <w:spacing w:after="110" w:line="320"/>
+      </w:pPr>
+      <w:r>
+        <w:rPr>
+          <w:rFonts w:ascii="Calibri" w:cs="Calibri" w:eastAsia="Calibri" w:hAnsi="Calibri"/>
+        </w:rPr>
+        <w:t xml:space="preserve">Translate: </w:t>
+      </w:r>
+      <w:r>
+        <w:rPr>
+          <w:rFonts w:ascii="Calibri" w:cs="Calibri" w:eastAsia="Calibri" w:hAnsi="Calibri"/>
+          <w:i/>
+          <w:iCs/>
+        </w:rPr>
         <w:t xml:space="preserve">to spill the beans</w:t>
       </w:r>
     </w:p>
@@ -13875,6 +14141,7 @@
     </w:p>
     <w:p>
       <w:pPr>
+        <w:keepNext/>
         <w:pBdr>
           <w:top w:val="dotted" w:color="CFC9DE" w:sz="6" w:space="6"/>
         </w:pBdr>
@@ -14794,6 +15061,7 @@
     </w:p>
     <w:p>
       <w:pPr>
+        <w:keepNext/>
         <w:pBdr>
           <w:top w:val="dotted" w:color="CFC9DE" w:sz="6" w:space="6"/>
         </w:pBdr>
@@ -16030,6 +16298,7 @@
     </w:p>
     <w:p>
       <w:pPr>
+        <w:keepNext/>
         <w:pBdr>
           <w:top w:val="dotted" w:color="CFC9DE" w:sz="6" w:space="6"/>
         </w:pBdr>
@@ -17084,6 +17353,7 @@
     </w:p>
     <w:p>
       <w:pPr>
+        <w:keepNext/>
         <w:pBdr>
           <w:top w:val="dotted" w:color="CFC9DE" w:sz="6" w:space="6"/>
         </w:pBdr>
@@ -18344,6 +18614,7 @@
     </w:p>
     <w:p>
       <w:pPr>
+        <w:keepNext/>
         <w:pBdr>
           <w:top w:val="dotted" w:color="CFC9DE" w:sz="6" w:space="6"/>
         </w:pBdr>
@@ -20231,6 +20502,7 @@
     </w:p>
     <w:p>
       <w:pPr>
+        <w:keepNext/>
         <w:pBdr>
           <w:top w:val="dotted" w:color="CFC9DE" w:sz="6" w:space="6"/>
         </w:pBdr>
@@ -21318,26 +21590,33 @@
     </w:p>
     <w:p>
       <w:pPr>
-        <w:spacing w:after="40"/>
-      </w:pPr>
-    </w:p>
-    <w:p>
-      <w:pPr>
-        <w:pStyle w:val="Heading3"/>
-      </w:pPr>
-      <w:r>
-        <w:t xml:space="preserve">Step 2: when the climate changes the meaning</w:t>
-      </w:r>
-    </w:p>
-    <w:p>
-      <w:pPr>
-        <w:spacing w:after="170" w:line="330"/>
-      </w:pPr>
-      <w:r>
-        <w:rPr>
-          <w:rFonts w:ascii="Calibri" w:cs="Calibri" w:eastAsia="Calibri" w:hAnsi="Calibri"/>
-        </w:rPr>
-        <w:t xml:space="preserve">In a hot climate, relief and joy are linked with coolness. So </w:t>
+        <w:pStyle w:val="ListParagraph"/>
+        <w:numPr>
+          <w:ilvl w:val="0"/>
+          <w:numId w:val="2"/>
+        </w:numPr>
+        <w:spacing w:after="110" w:line="320"/>
+      </w:pPr>
+      <w:r>
+        <w:rPr>
+          <w:rFonts w:ascii="Calibri" w:cs="Calibri" w:eastAsia="Calibri" w:hAnsi="Calibri"/>
+        </w:rPr>
+        <w:t xml:space="preserve">AR → EN: the Kuwaiti welcome </w:t>
+      </w:r>
+      <w:r>
+        <w:rPr>
+          <w:rFonts w:ascii="Arial" w:cs="Arial" w:hAnsi="Arial"/>
+          <w:sz w:val="23"/>
+          <w:szCs w:val="24"/>
+          <w:rtl/>
+        </w:rPr>
+        <w:t xml:space="preserve">العين أوسع من الدار</w:t>
+      </w:r>
+      <w:r>
+        <w:rPr>
+          <w:rFonts w:ascii="Calibri" w:cs="Calibri" w:eastAsia="Calibri" w:hAnsi="Calibri"/>
+        </w:rPr>
+        <w:t xml:space="preserve"> → </w:t>
       </w:r>
       <w:r>
         <w:rPr>
@@ -21345,136 +21624,122 @@
           <w:i/>
           <w:iCs/>
         </w:rPr>
-        <w:t xml:space="preserve">The news warmed my heart</w:t>
-      </w:r>
-      <w:r>
-        <w:rPr>
-          <w:rFonts w:ascii="Calibri" w:cs="Calibri" w:eastAsia="Calibri" w:hAnsi="Calibri"/>
-        </w:rPr>
-        <w:t xml:space="preserve"> becomes </w:t>
-      </w:r>
-      <w:r>
-        <w:rPr>
-          <w:rFonts w:ascii="Arial" w:cs="Arial" w:hAnsi="Arial"/>
-          <w:sz w:val="23"/>
-          <w:szCs w:val="24"/>
-          <w:rtl/>
-        </w:rPr>
-        <w:t xml:space="preserve">أثلجَ الخبرُ صدري</w:t>
-      </w:r>
-      <w:r>
-        <w:rPr>
-          <w:rFonts w:ascii="Calibri" w:cs="Calibri" w:eastAsia="Calibri" w:hAnsi="Calibri"/>
-        </w:rPr>
-        <w:t xml:space="preserve">. Likewise, a translator of Shakespeare’s line “Shall I compare thee to a summer’s day?” (Shakespeare, 1609) may choose spring for Arab readers: </w:t>
-      </w:r>
-      <w:r>
-        <w:rPr>
-          <w:rFonts w:ascii="Arial" w:cs="Arial" w:hAnsi="Arial"/>
-          <w:sz w:val="23"/>
-          <w:szCs w:val="24"/>
-          <w:rtl/>
-        </w:rPr>
-        <w:t xml:space="preserve">أأشبّهك بيومٍ ربيعيّ؟</w:t>
-      </w:r>
-    </w:p>
-    <w:p>
-      <w:pPr>
-        <w:pStyle w:val="Heading3"/>
-      </w:pPr>
-      <w:r>
-        <w:t xml:space="preserve">Step 3: titles, institutions and business words</w:t>
-      </w:r>
-    </w:p>
-    <w:p>
-      <w:pPr>
-        <w:spacing w:after="170" w:line="330"/>
-      </w:pPr>
-      <w:r>
-        <w:rPr>
-          <w:rFonts w:ascii="Calibri" w:cs="Calibri" w:eastAsia="Calibri" w:hAnsi="Calibri"/>
-        </w:rPr>
-        <w:t xml:space="preserve">Titles and offices are </w:t>
-      </w:r>
-      <w:r>
-        <w:rPr>
-          <w:rFonts w:ascii="Calibri" w:cs="Calibri" w:eastAsia="Calibri" w:hAnsi="Calibri"/>
-          <w:b/>
-          <w:bCs/>
-        </w:rPr>
-        <w:t xml:space="preserve">culture-specific items</w:t>
-      </w:r>
-      <w:r>
-        <w:rPr>
-          <w:rFonts w:ascii="Calibri" w:cs="Calibri" w:eastAsia="Calibri" w:hAnsi="Calibri"/>
-        </w:rPr>
-        <w:t xml:space="preserve">: each country names them in its own way. Translate the job, not the words:</w:t>
-      </w:r>
-    </w:p>
-    <w:p>
-      <w:pPr>
-        <w:pStyle w:val="ListParagraph"/>
-        <w:numPr>
-          <w:ilvl w:val="0"/>
-          <w:numId w:val="2"/>
-        </w:numPr>
-        <w:spacing w:after="110" w:line="320"/>
-      </w:pPr>
+        <w:t xml:space="preserve">Make yourself at home</w:t>
+      </w:r>
+      <w:r>
+        <w:rPr>
+          <w:rFonts w:ascii="Calibri" w:cs="Calibri" w:eastAsia="Calibri" w:hAnsi="Calibri"/>
+        </w:rPr>
+        <w:t xml:space="preserve"> (</w:t>
+      </w:r>
       <w:r>
         <w:rPr>
           <w:rFonts w:ascii="Calibri" w:cs="Calibri" w:eastAsia="Calibri" w:hAnsi="Calibri"/>
           <w:i/>
           <w:iCs/>
         </w:rPr>
-        <w:t xml:space="preserve">the Home Office</w:t>
-      </w:r>
-      <w:r>
-        <w:rPr>
-          <w:rFonts w:ascii="Calibri" w:cs="Calibri" w:eastAsia="Calibri" w:hAnsi="Calibri"/>
-        </w:rPr>
-        <w:t xml:space="preserve"> (UK) → </w:t>
-      </w:r>
-      <w:r>
-        <w:rPr>
-          <w:rFonts w:ascii="Arial" w:cs="Arial" w:hAnsi="Arial"/>
-          <w:sz w:val="23"/>
-          <w:szCs w:val="24"/>
-          <w:rtl/>
-        </w:rPr>
-        <w:t xml:space="preserve">وزارة الداخلية البريطانية</w:t>
-      </w:r>
-    </w:p>
-    <w:p>
-      <w:pPr>
-        <w:pStyle w:val="ListParagraph"/>
-        <w:numPr>
-          <w:ilvl w:val="0"/>
-          <w:numId w:val="2"/>
-        </w:numPr>
-        <w:spacing w:after="110" w:line="320"/>
-      </w:pPr>
+        <w:t xml:space="preserve">Muʿjam al-taʿābīr</w:t>
+      </w:r>
+      <w:r>
+        <w:rPr>
+          <w:rFonts w:ascii="Calibri" w:cs="Calibri" w:eastAsia="Calibri" w:hAnsi="Calibri"/>
+        </w:rPr>
+        <w:t xml:space="preserve">, n.d.): the image of the eye and the house is lost, but the hospitality stays</w:t>
+      </w:r>
+    </w:p>
+    <w:p>
+      <w:pPr>
+        <w:spacing w:after="40"/>
+      </w:pPr>
+    </w:p>
+    <w:p>
+      <w:pPr>
+        <w:pStyle w:val="Heading3"/>
+      </w:pPr>
+      <w:r>
+        <w:t xml:space="preserve">Step 2: when the climate changes the meaning</w:t>
+      </w:r>
+    </w:p>
+    <w:p>
+      <w:pPr>
+        <w:spacing w:after="170" w:line="330"/>
+      </w:pPr>
+      <w:r>
+        <w:rPr>
+          <w:rFonts w:ascii="Calibri" w:cs="Calibri" w:eastAsia="Calibri" w:hAnsi="Calibri"/>
+        </w:rPr>
+        <w:t xml:space="preserve">In a hot climate, relief and joy are linked with coolness. So </w:t>
+      </w:r>
       <w:r>
         <w:rPr>
           <w:rFonts w:ascii="Calibri" w:cs="Calibri" w:eastAsia="Calibri" w:hAnsi="Calibri"/>
           <w:i/>
           <w:iCs/>
         </w:rPr>
-        <w:t xml:space="preserve">the Chancellor of the Exchequer</w:t>
-      </w:r>
-      <w:r>
-        <w:rPr>
-          <w:rFonts w:ascii="Calibri" w:cs="Calibri" w:eastAsia="Calibri" w:hAnsi="Calibri"/>
-        </w:rPr>
-        <w:t xml:space="preserve"> (UK) → </w:t>
-      </w:r>
-      <w:r>
-        <w:rPr>
-          <w:rFonts w:ascii="Arial" w:cs="Arial" w:hAnsi="Arial"/>
-          <w:sz w:val="23"/>
-          <w:szCs w:val="24"/>
-          <w:rtl/>
-        </w:rPr>
-        <w:t xml:space="preserve">وزير المالية البريطاني</w:t>
+        <w:t xml:space="preserve">The news warmed my heart</w:t>
+      </w:r>
+      <w:r>
+        <w:rPr>
+          <w:rFonts w:ascii="Calibri" w:cs="Calibri" w:eastAsia="Calibri" w:hAnsi="Calibri"/>
+        </w:rPr>
+        <w:t xml:space="preserve"> becomes </w:t>
+      </w:r>
+      <w:r>
+        <w:rPr>
+          <w:rFonts w:ascii="Arial" w:cs="Arial" w:hAnsi="Arial"/>
+          <w:sz w:val="23"/>
+          <w:szCs w:val="24"/>
+          <w:rtl/>
+        </w:rPr>
+        <w:t xml:space="preserve">أثلجَ الخبرُ صدري</w:t>
+      </w:r>
+      <w:r>
+        <w:rPr>
+          <w:rFonts w:ascii="Calibri" w:cs="Calibri" w:eastAsia="Calibri" w:hAnsi="Calibri"/>
+        </w:rPr>
+        <w:t xml:space="preserve">. Likewise, a translator of Shakespeare’s line “Shall I compare thee to a summer’s day?” (Shakespeare, 1609) may choose spring for Arab readers: </w:t>
+      </w:r>
+      <w:r>
+        <w:rPr>
+          <w:rFonts w:ascii="Arial" w:cs="Arial" w:hAnsi="Arial"/>
+          <w:sz w:val="23"/>
+          <w:szCs w:val="24"/>
+          <w:rtl/>
+        </w:rPr>
+        <w:t xml:space="preserve">أأشبّهك بيومٍ ربيعيّ؟</w:t>
+      </w:r>
+    </w:p>
+    <w:p>
+      <w:pPr>
+        <w:pStyle w:val="Heading3"/>
+      </w:pPr>
+      <w:r>
+        <w:t xml:space="preserve">Step 3: titles, institutions and business words</w:t>
+      </w:r>
+    </w:p>
+    <w:p>
+      <w:pPr>
+        <w:spacing w:after="170" w:line="330"/>
+      </w:pPr>
+      <w:r>
+        <w:rPr>
+          <w:rFonts w:ascii="Calibri" w:cs="Calibri" w:eastAsia="Calibri" w:hAnsi="Calibri"/>
+        </w:rPr>
+        <w:t xml:space="preserve">Titles and offices are </w:t>
+      </w:r>
+      <w:r>
+        <w:rPr>
+          <w:rFonts w:ascii="Calibri" w:cs="Calibri" w:eastAsia="Calibri" w:hAnsi="Calibri"/>
+          <w:b/>
+          <w:bCs/>
+        </w:rPr>
+        <w:t xml:space="preserve">culture-specific items</w:t>
+      </w:r>
+      <w:r>
+        <w:rPr>
+          <w:rFonts w:ascii="Calibri" w:cs="Calibri" w:eastAsia="Calibri" w:hAnsi="Calibri"/>
+        </w:rPr>
+        <w:t xml:space="preserve">: each country names them in its own way. Translate the job, not the words:</w:t>
       </w:r>
     </w:p>
     <w:p>
@@ -21492,22 +21757,22 @@
           <w:i/>
           <w:iCs/>
         </w:rPr>
-        <w:t xml:space="preserve">the Secretary of the Treasury</w:t>
-      </w:r>
-      <w:r>
-        <w:rPr>
-          <w:rFonts w:ascii="Calibri" w:cs="Calibri" w:eastAsia="Calibri" w:hAnsi="Calibri"/>
-        </w:rPr>
-        <w:t xml:space="preserve"> (US) → </w:t>
-      </w:r>
-      <w:r>
-        <w:rPr>
-          <w:rFonts w:ascii="Arial" w:cs="Arial" w:hAnsi="Arial"/>
-          <w:sz w:val="23"/>
-          <w:szCs w:val="24"/>
-          <w:rtl/>
-        </w:rPr>
-        <w:t xml:space="preserve">وزير الخزانة الأمريكي</w:t>
+        <w:t xml:space="preserve">the Home Office</w:t>
+      </w:r>
+      <w:r>
+        <w:rPr>
+          <w:rFonts w:ascii="Calibri" w:cs="Calibri" w:eastAsia="Calibri" w:hAnsi="Calibri"/>
+        </w:rPr>
+        <w:t xml:space="preserve"> (UK) → </w:t>
+      </w:r>
+      <w:r>
+        <w:rPr>
+          <w:rFonts w:ascii="Arial" w:cs="Arial" w:hAnsi="Arial"/>
+          <w:sz w:val="23"/>
+          <w:szCs w:val="24"/>
+          <w:rtl/>
+        </w:rPr>
+        <w:t xml:space="preserve">وزارة الداخلية البريطانية</w:t>
       </w:r>
     </w:p>
     <w:p>
@@ -21525,22 +21790,22 @@
           <w:i/>
           <w:iCs/>
         </w:rPr>
-        <w:t xml:space="preserve">the Secretary of State</w:t>
-      </w:r>
-      <w:r>
-        <w:rPr>
-          <w:rFonts w:ascii="Calibri" w:cs="Calibri" w:eastAsia="Calibri" w:hAnsi="Calibri"/>
-        </w:rPr>
-        <w:t xml:space="preserve"> (US) → </w:t>
-      </w:r>
-      <w:r>
-        <w:rPr>
-          <w:rFonts w:ascii="Arial" w:cs="Arial" w:hAnsi="Arial"/>
-          <w:sz w:val="23"/>
-          <w:szCs w:val="24"/>
-          <w:rtl/>
-        </w:rPr>
-        <w:t xml:space="preserve">وزير الخارجية الأمريكي</w:t>
+        <w:t xml:space="preserve">the Chancellor of the Exchequer</w:t>
+      </w:r>
+      <w:r>
+        <w:rPr>
+          <w:rFonts w:ascii="Calibri" w:cs="Calibri" w:eastAsia="Calibri" w:hAnsi="Calibri"/>
+        </w:rPr>
+        <w:t xml:space="preserve"> (UK) → </w:t>
+      </w:r>
+      <w:r>
+        <w:rPr>
+          <w:rFonts w:ascii="Arial" w:cs="Arial" w:hAnsi="Arial"/>
+          <w:sz w:val="23"/>
+          <w:szCs w:val="24"/>
+          <w:rtl/>
+        </w:rPr>
+        <w:t xml:space="preserve">وزير المالية البريطاني</w:t>
       </w:r>
     </w:p>
     <w:p>
@@ -21558,7 +21823,7 @@
           <w:i/>
           <w:iCs/>
         </w:rPr>
-        <w:t xml:space="preserve">sheriff</w:t>
+        <w:t xml:space="preserve">the Secretary of the Treasury</w:t>
       </w:r>
       <w:r>
         <w:rPr>
@@ -21573,23 +21838,7 @@
           <w:szCs w:val="24"/>
           <w:rtl/>
         </w:rPr>
-        <w:t xml:space="preserve">رئيس شرطة المقاطعة</w:t>
-      </w:r>
-    </w:p>
-    <w:p>
-      <w:pPr>
-        <w:spacing w:after="40"/>
-      </w:pPr>
-    </w:p>
-    <w:p>
-      <w:pPr>
-        <w:spacing w:after="170" w:line="330"/>
-      </w:pPr>
-      <w:r>
-        <w:rPr>
-          <w:rFonts w:ascii="Calibri" w:cs="Calibri" w:eastAsia="Calibri" w:hAnsi="Calibri"/>
-        </w:rPr>
-        <w:t xml:space="preserve">Media and business words, too:</w:t>
+        <w:t xml:space="preserve">وزير الخزانة الأمريكي</w:t>
       </w:r>
     </w:p>
     <w:p>
@@ -21607,51 +21856,71 @@
           <w:i/>
           <w:iCs/>
         </w:rPr>
-        <w:t xml:space="preserve">watchdog press</w:t>
-      </w:r>
-      <w:r>
-        <w:rPr>
-          <w:rFonts w:ascii="Calibri" w:cs="Calibri" w:eastAsia="Calibri" w:hAnsi="Calibri"/>
-        </w:rPr>
-        <w:t xml:space="preserve"> → </w:t>
-      </w:r>
-      <w:r>
-        <w:rPr>
-          <w:rFonts w:ascii="Arial" w:cs="Arial" w:hAnsi="Arial"/>
-          <w:sz w:val="23"/>
-          <w:szCs w:val="24"/>
-          <w:rtl/>
-        </w:rPr>
-        <w:t xml:space="preserve">الصحافة الرقابية</w:t>
-      </w:r>
-      <w:r>
-        <w:rPr>
-          <w:rFonts w:ascii="Calibri" w:cs="Calibri" w:eastAsia="Calibri" w:hAnsi="Calibri"/>
-        </w:rPr>
-        <w:t xml:space="preserve">; </w:t>
-      </w:r>
+        <w:t xml:space="preserve">the Secretary of State</w:t>
+      </w:r>
+      <w:r>
+        <w:rPr>
+          <w:rFonts w:ascii="Calibri" w:cs="Calibri" w:eastAsia="Calibri" w:hAnsi="Calibri"/>
+        </w:rPr>
+        <w:t xml:space="preserve"> (US) → </w:t>
+      </w:r>
+      <w:r>
+        <w:rPr>
+          <w:rFonts w:ascii="Arial" w:cs="Arial" w:hAnsi="Arial"/>
+          <w:sz w:val="23"/>
+          <w:szCs w:val="24"/>
+          <w:rtl/>
+        </w:rPr>
+        <w:t xml:space="preserve">وزير الخارجية الأمريكي</w:t>
+      </w:r>
+    </w:p>
+    <w:p>
+      <w:pPr>
+        <w:pStyle w:val="ListParagraph"/>
+        <w:numPr>
+          <w:ilvl w:val="0"/>
+          <w:numId w:val="2"/>
+        </w:numPr>
+        <w:spacing w:after="110" w:line="320"/>
+      </w:pPr>
       <w:r>
         <w:rPr>
           <w:rFonts w:ascii="Calibri" w:cs="Calibri" w:eastAsia="Calibri" w:hAnsi="Calibri"/>
           <w:i/>
           <w:iCs/>
         </w:rPr>
-        <w:t xml:space="preserve">lapdog press</w:t>
-      </w:r>
-      <w:r>
-        <w:rPr>
-          <w:rFonts w:ascii="Calibri" w:cs="Calibri" w:eastAsia="Calibri" w:hAnsi="Calibri"/>
-        </w:rPr>
-        <w:t xml:space="preserve"> → </w:t>
-      </w:r>
-      <w:r>
-        <w:rPr>
-          <w:rFonts w:ascii="Arial" w:cs="Arial" w:hAnsi="Arial"/>
-          <w:sz w:val="23"/>
-          <w:szCs w:val="24"/>
-          <w:rtl/>
-        </w:rPr>
-        <w:t xml:space="preserve">الصحافة الموالية</w:t>
+        <w:t xml:space="preserve">sheriff</w:t>
+      </w:r>
+      <w:r>
+        <w:rPr>
+          <w:rFonts w:ascii="Calibri" w:cs="Calibri" w:eastAsia="Calibri" w:hAnsi="Calibri"/>
+        </w:rPr>
+        <w:t xml:space="preserve"> (US) → </w:t>
+      </w:r>
+      <w:r>
+        <w:rPr>
+          <w:rFonts w:ascii="Arial" w:cs="Arial" w:hAnsi="Arial"/>
+          <w:sz w:val="23"/>
+          <w:szCs w:val="24"/>
+          <w:rtl/>
+        </w:rPr>
+        <w:t xml:space="preserve">رئيس شرطة المقاطعة</w:t>
+      </w:r>
+    </w:p>
+    <w:p>
+      <w:pPr>
+        <w:spacing w:after="40"/>
+      </w:pPr>
+    </w:p>
+    <w:p>
+      <w:pPr>
+        <w:spacing w:after="170" w:line="330"/>
+      </w:pPr>
+      <w:r>
+        <w:rPr>
+          <w:rFonts w:ascii="Calibri" w:cs="Calibri" w:eastAsia="Calibri" w:hAnsi="Calibri"/>
+        </w:rPr>
+        <w:t xml:space="preserve">Media and business words, too:</w:t>
       </w:r>
     </w:p>
     <w:p>
@@ -21669,79 +21938,51 @@
           <w:i/>
           <w:iCs/>
         </w:rPr>
-        <w:t xml:space="preserve">mocktail</w:t>
-      </w:r>
-      <w:r>
-        <w:rPr>
-          <w:rFonts w:ascii="Calibri" w:cs="Calibri" w:eastAsia="Calibri" w:hAnsi="Calibri"/>
-        </w:rPr>
-        <w:t xml:space="preserve"> (a drink without alcohol) → </w:t>
-      </w:r>
-      <w:r>
-        <w:rPr>
-          <w:rFonts w:ascii="Arial" w:cs="Arial" w:hAnsi="Arial"/>
-          <w:sz w:val="23"/>
-          <w:szCs w:val="24"/>
-          <w:rtl/>
-        </w:rPr>
-        <w:t xml:space="preserve">مشروب مُنعش بلا كحول</w:t>
-      </w:r>
-    </w:p>
-    <w:p>
-      <w:pPr>
-        <w:pStyle w:val="ListParagraph"/>
-        <w:numPr>
-          <w:ilvl w:val="0"/>
-          <w:numId w:val="2"/>
-        </w:numPr>
-        <w:spacing w:after="110" w:line="320"/>
-      </w:pPr>
+        <w:t xml:space="preserve">watchdog press</w:t>
+      </w:r>
+      <w:r>
+        <w:rPr>
+          <w:rFonts w:ascii="Calibri" w:cs="Calibri" w:eastAsia="Calibri" w:hAnsi="Calibri"/>
+        </w:rPr>
+        <w:t xml:space="preserve"> → </w:t>
+      </w:r>
+      <w:r>
+        <w:rPr>
+          <w:rFonts w:ascii="Arial" w:cs="Arial" w:hAnsi="Arial"/>
+          <w:sz w:val="23"/>
+          <w:szCs w:val="24"/>
+          <w:rtl/>
+        </w:rPr>
+        <w:t xml:space="preserve">الصحافة الرقابية</w:t>
+      </w:r>
+      <w:r>
+        <w:rPr>
+          <w:rFonts w:ascii="Calibri" w:cs="Calibri" w:eastAsia="Calibri" w:hAnsi="Calibri"/>
+        </w:rPr>
+        <w:t xml:space="preserve">; </w:t>
+      </w:r>
       <w:r>
         <w:rPr>
           <w:rFonts w:ascii="Calibri" w:cs="Calibri" w:eastAsia="Calibri" w:hAnsi="Calibri"/>
           <w:i/>
           <w:iCs/>
         </w:rPr>
-        <w:t xml:space="preserve">product cannibalisation</w:t>
-      </w:r>
-      <w:r>
-        <w:rPr>
-          <w:rFonts w:ascii="Calibri" w:cs="Calibri" w:eastAsia="Calibri" w:hAnsi="Calibri"/>
-        </w:rPr>
-        <w:t xml:space="preserve"> (a new product takes sales from another product of the same company) → </w:t>
-      </w:r>
-      <w:r>
-        <w:rPr>
-          <w:rFonts w:ascii="Arial" w:cs="Arial" w:hAnsi="Arial"/>
-          <w:sz w:val="23"/>
-          <w:szCs w:val="24"/>
-          <w:rtl/>
-        </w:rPr>
-        <w:t xml:space="preserve">مزاحمةُ منتجٍ جديد لمنتجٍ آخر للشركة نفسها</w:t>
-      </w:r>
-    </w:p>
-    <w:p>
-      <w:pPr>
-        <w:spacing w:after="40"/>
-      </w:pPr>
-    </w:p>
-    <w:p>
-      <w:pPr>
-        <w:pStyle w:val="Heading3"/>
-      </w:pPr>
-      <w:r>
-        <w:t xml:space="preserve">Step 4: say what people really say</w:t>
-      </w:r>
-    </w:p>
-    <w:p>
-      <w:pPr>
-        <w:spacing w:after="170" w:line="330"/>
-      </w:pPr>
-      <w:r>
-        <w:rPr>
-          <w:rFonts w:ascii="Calibri" w:cs="Calibri" w:eastAsia="Calibri" w:hAnsi="Calibri"/>
-        </w:rPr>
-        <w:t xml:space="preserve">Use the phrase people actually say in the same situation, in the variety of Arabic that suits your reader:</w:t>
+        <w:t xml:space="preserve">lapdog press</w:t>
+      </w:r>
+      <w:r>
+        <w:rPr>
+          <w:rFonts w:ascii="Calibri" w:cs="Calibri" w:eastAsia="Calibri" w:hAnsi="Calibri"/>
+        </w:rPr>
+        <w:t xml:space="preserve"> → </w:t>
+      </w:r>
+      <w:r>
+        <w:rPr>
+          <w:rFonts w:ascii="Arial" w:cs="Arial" w:hAnsi="Arial"/>
+          <w:sz w:val="23"/>
+          <w:szCs w:val="24"/>
+          <w:rtl/>
+        </w:rPr>
+        <w:t xml:space="preserve">الصحافة الموالية</w:t>
       </w:r>
     </w:p>
     <w:p>
@@ -21759,22 +22000,22 @@
           <w:i/>
           <w:iCs/>
         </w:rPr>
-        <w:t xml:space="preserve">God willing.</w:t>
-      </w:r>
-      <w:r>
-        <w:rPr>
-          <w:rFonts w:ascii="Calibri" w:cs="Calibri" w:eastAsia="Calibri" w:hAnsi="Calibri"/>
-        </w:rPr>
-        <w:t xml:space="preserve"> → </w:t>
-      </w:r>
-      <w:r>
-        <w:rPr>
-          <w:rFonts w:ascii="Arial" w:cs="Arial" w:hAnsi="Arial"/>
-          <w:sz w:val="23"/>
-          <w:szCs w:val="24"/>
-          <w:rtl/>
-        </w:rPr>
-        <w:t xml:space="preserve">إن شاء الله</w:t>
+        <w:t xml:space="preserve">mocktail</w:t>
+      </w:r>
+      <w:r>
+        <w:rPr>
+          <w:rFonts w:ascii="Calibri" w:cs="Calibri" w:eastAsia="Calibri" w:hAnsi="Calibri"/>
+        </w:rPr>
+        <w:t xml:space="preserve"> (a drink without alcohol) → </w:t>
+      </w:r>
+      <w:r>
+        <w:rPr>
+          <w:rFonts w:ascii="Arial" w:cs="Arial" w:hAnsi="Arial"/>
+          <w:sz w:val="23"/>
+          <w:szCs w:val="24"/>
+          <w:rtl/>
+        </w:rPr>
+        <w:t xml:space="preserve">مشروب مُنعش بلا كحول</w:t>
       </w:r>
     </w:p>
     <w:p>
@@ -21792,22 +22033,46 @@
           <w:i/>
           <w:iCs/>
         </w:rPr>
-        <w:t xml:space="preserve">We are very well.</w:t>
-      </w:r>
-      <w:r>
-        <w:rPr>
-          <w:rFonts w:ascii="Calibri" w:cs="Calibri" w:eastAsia="Calibri" w:hAnsi="Calibri"/>
-        </w:rPr>
-        <w:t xml:space="preserve"> → </w:t>
-      </w:r>
-      <w:r>
-        <w:rPr>
-          <w:rFonts w:ascii="Arial" w:cs="Arial" w:hAnsi="Arial"/>
-          <w:sz w:val="23"/>
-          <w:szCs w:val="24"/>
-          <w:rtl/>
-        </w:rPr>
-        <w:t xml:space="preserve">الحمد لله، بخير</w:t>
+        <w:t xml:space="preserve">product cannibalisation</w:t>
+      </w:r>
+      <w:r>
+        <w:rPr>
+          <w:rFonts w:ascii="Calibri" w:cs="Calibri" w:eastAsia="Calibri" w:hAnsi="Calibri"/>
+        </w:rPr>
+        <w:t xml:space="preserve"> (a new product takes sales from another product of the same company) → </w:t>
+      </w:r>
+      <w:r>
+        <w:rPr>
+          <w:rFonts w:ascii="Arial" w:cs="Arial" w:hAnsi="Arial"/>
+          <w:sz w:val="23"/>
+          <w:szCs w:val="24"/>
+          <w:rtl/>
+        </w:rPr>
+        <w:t xml:space="preserve">مزاحمةُ منتجٍ جديد لمنتجٍ آخر للشركة نفسها</w:t>
+      </w:r>
+    </w:p>
+    <w:p>
+      <w:pPr>
+        <w:spacing w:after="40"/>
+      </w:pPr>
+    </w:p>
+    <w:p>
+      <w:pPr>
+        <w:pStyle w:val="Heading3"/>
+      </w:pPr>
+      <w:r>
+        <w:t xml:space="preserve">Step 4: say what people really say</w:t>
+      </w:r>
+    </w:p>
+    <w:p>
+      <w:pPr>
+        <w:spacing w:after="170" w:line="330"/>
+      </w:pPr>
+      <w:r>
+        <w:rPr>
+          <w:rFonts w:ascii="Calibri" w:cs="Calibri" w:eastAsia="Calibri" w:hAnsi="Calibri"/>
+        </w:rPr>
+        <w:t xml:space="preserve">Use the phrase people actually say in the same situation, in the variety of Arabic that suits your reader:</w:t>
       </w:r>
     </w:p>
     <w:p>
@@ -21825,7 +22090,7 @@
           <w:i/>
           <w:iCs/>
         </w:rPr>
-        <w:t xml:space="preserve">Welcome! It is an honour to have you here.</w:t>
+        <w:t xml:space="preserve">God willing.</w:t>
       </w:r>
       <w:r>
         <w:rPr>
@@ -21840,7 +22105,7 @@
           <w:szCs w:val="24"/>
           <w:rtl/>
         </w:rPr>
-        <w:t xml:space="preserve">أهلاً وسهلاً، شرّفتمونا</w:t>
+        <w:t xml:space="preserve">إن شاء الله</w:t>
       </w:r>
     </w:p>
     <w:p>
@@ -21858,7 +22123,7 @@
           <w:i/>
           <w:iCs/>
         </w:rPr>
-        <w:t xml:space="preserve">I am sorry for your loss.</w:t>
+        <w:t xml:space="preserve">We are very well.</w:t>
       </w:r>
       <w:r>
         <w:rPr>
@@ -21873,22 +22138,7 @@
           <w:szCs w:val="24"/>
           <w:rtl/>
         </w:rPr>
-        <w:t xml:space="preserve">عظّم الله أجركم</w:t>
-      </w:r>
-      <w:r>
-        <w:rPr>
-          <w:rFonts w:ascii="Calibri" w:cs="Calibri" w:eastAsia="Calibri" w:hAnsi="Calibri"/>
-        </w:rPr>
-        <w:t xml:space="preserve"> (formal); in Egyptian Arabic, </w:t>
-      </w:r>
-      <w:r>
-        <w:rPr>
-          <w:rFonts w:ascii="Arial" w:cs="Arial" w:hAnsi="Arial"/>
-          <w:sz w:val="23"/>
-          <w:szCs w:val="24"/>
-          <w:rtl/>
-        </w:rPr>
-        <w:t xml:space="preserve">البقية في حياتك</w:t>
+        <w:t xml:space="preserve">الحمد لله، بخير</w:t>
       </w:r>
     </w:p>
     <w:p>
@@ -21906,7 +22156,7 @@
           <w:i/>
           <w:iCs/>
         </w:rPr>
-        <w:t xml:space="preserve">Thank you for your hard work.</w:t>
+        <w:t xml:space="preserve">Welcome! It is an honour to have you here.</w:t>
       </w:r>
       <w:r>
         <w:rPr>
@@ -21921,80 +22171,107 @@
           <w:szCs w:val="24"/>
           <w:rtl/>
         </w:rPr>
-        <w:t xml:space="preserve">يعطيك العافية</w:t>
-      </w:r>
-      <w:r>
-        <w:rPr>
-          <w:rFonts w:ascii="Calibri" w:cs="Calibri" w:eastAsia="Calibri" w:hAnsi="Calibri"/>
-        </w:rPr>
-        <w:t xml:space="preserve"> (Gulf and Levantine spoken Arabic)</w:t>
-      </w:r>
-    </w:p>
-    <w:p>
-      <w:pPr>
-        <w:spacing w:after="40"/>
-      </w:pPr>
-    </w:p>
-    <w:p>
-      <w:pPr>
-        <w:pStyle w:val="Heading3"/>
-      </w:pPr>
-      <w:r>
-        <w:t xml:space="preserve">Try it</w:t>
-      </w:r>
-    </w:p>
-    <w:p>
-      <w:pPr>
-        <w:pStyle w:val="ListParagraph"/>
-        <w:numPr>
-          <w:ilvl w:val="0"/>
-          <w:numId w:val="44"/>
-        </w:numPr>
-        <w:spacing w:after="110" w:line="320"/>
-      </w:pPr>
-      <w:r>
-        <w:rPr>
-          <w:rFonts w:ascii="Calibri" w:cs="Calibri" w:eastAsia="Calibri" w:hAnsi="Calibri"/>
-        </w:rPr>
-        <w:t xml:space="preserve">Translate: </w:t>
-      </w:r>
+        <w:t xml:space="preserve">أهلاً وسهلاً، شرّفتمونا</w:t>
+      </w:r>
+    </w:p>
+    <w:p>
+      <w:pPr>
+        <w:pStyle w:val="ListParagraph"/>
+        <w:numPr>
+          <w:ilvl w:val="0"/>
+          <w:numId w:val="2"/>
+        </w:numPr>
+        <w:spacing w:after="110" w:line="320"/>
+      </w:pPr>
       <w:r>
         <w:rPr>
           <w:rFonts w:ascii="Calibri" w:cs="Calibri" w:eastAsia="Calibri" w:hAnsi="Calibri"/>
           <w:i/>
           <w:iCs/>
         </w:rPr>
-        <w:t xml:space="preserve">cut from the same cloth</w:t>
-      </w:r>
-    </w:p>
-    <w:p>
-      <w:pPr>
-        <w:pStyle w:val="ListParagraph"/>
-        <w:numPr>
-          <w:ilvl w:val="0"/>
-          <w:numId w:val="44"/>
-        </w:numPr>
-        <w:spacing w:after="110" w:line="320"/>
-      </w:pPr>
-      <w:r>
-        <w:rPr>
-          <w:rFonts w:ascii="Calibri" w:cs="Calibri" w:eastAsia="Calibri" w:hAnsi="Calibri"/>
-        </w:rPr>
-        <w:t xml:space="preserve">Translate: </w:t>
-      </w:r>
+        <w:t xml:space="preserve">I am sorry for your loss.</w:t>
+      </w:r>
+      <w:r>
+        <w:rPr>
+          <w:rFonts w:ascii="Calibri" w:cs="Calibri" w:eastAsia="Calibri" w:hAnsi="Calibri"/>
+        </w:rPr>
+        <w:t xml:space="preserve"> → </w:t>
+      </w:r>
+      <w:r>
+        <w:rPr>
+          <w:rFonts w:ascii="Arial" w:cs="Arial" w:hAnsi="Arial"/>
+          <w:sz w:val="23"/>
+          <w:szCs w:val="24"/>
+          <w:rtl/>
+        </w:rPr>
+        <w:t xml:space="preserve">عظّم الله أجركم</w:t>
+      </w:r>
+      <w:r>
+        <w:rPr>
+          <w:rFonts w:ascii="Calibri" w:cs="Calibri" w:eastAsia="Calibri" w:hAnsi="Calibri"/>
+        </w:rPr>
+        <w:t xml:space="preserve"> (formal); in Egyptian Arabic, </w:t>
+      </w:r>
+      <w:r>
+        <w:rPr>
+          <w:rFonts w:ascii="Arial" w:cs="Arial" w:hAnsi="Arial"/>
+          <w:sz w:val="23"/>
+          <w:szCs w:val="24"/>
+          <w:rtl/>
+        </w:rPr>
+        <w:t xml:space="preserve">البقية في حياتك</w:t>
+      </w:r>
+    </w:p>
+    <w:p>
+      <w:pPr>
+        <w:pStyle w:val="ListParagraph"/>
+        <w:numPr>
+          <w:ilvl w:val="0"/>
+          <w:numId w:val="2"/>
+        </w:numPr>
+        <w:spacing w:after="110" w:line="320"/>
+      </w:pPr>
       <w:r>
         <w:rPr>
           <w:rFonts w:ascii="Calibri" w:cs="Calibri" w:eastAsia="Calibri" w:hAnsi="Calibri"/>
           <w:i/>
           <w:iCs/>
         </w:rPr>
-        <w:t xml:space="preserve">the Secretary of State</w:t>
-      </w:r>
-      <w:r>
-        <w:rPr>
-          <w:rFonts w:ascii="Calibri" w:cs="Calibri" w:eastAsia="Calibri" w:hAnsi="Calibri"/>
-        </w:rPr>
-        <w:t xml:space="preserve"> (US)</w:t>
+        <w:t xml:space="preserve">Thank you for your hard work.</w:t>
+      </w:r>
+      <w:r>
+        <w:rPr>
+          <w:rFonts w:ascii="Calibri" w:cs="Calibri" w:eastAsia="Calibri" w:hAnsi="Calibri"/>
+        </w:rPr>
+        <w:t xml:space="preserve"> → </w:t>
+      </w:r>
+      <w:r>
+        <w:rPr>
+          <w:rFonts w:ascii="Arial" w:cs="Arial" w:hAnsi="Arial"/>
+          <w:sz w:val="23"/>
+          <w:szCs w:val="24"/>
+          <w:rtl/>
+        </w:rPr>
+        <w:t xml:space="preserve">يعطيك العافية</w:t>
+      </w:r>
+      <w:r>
+        <w:rPr>
+          <w:rFonts w:ascii="Calibri" w:cs="Calibri" w:eastAsia="Calibri" w:hAnsi="Calibri"/>
+        </w:rPr>
+        <w:t xml:space="preserve"> (Gulf and Levantine spoken Arabic)</w:t>
+      </w:r>
+    </w:p>
+    <w:p>
+      <w:pPr>
+        <w:spacing w:after="40"/>
+      </w:pPr>
+    </w:p>
+    <w:p>
+      <w:pPr>
+        <w:pStyle w:val="Heading3"/>
+      </w:pPr>
+      <w:r>
+        <w:t xml:space="preserve">Try it</w:t>
       </w:r>
     </w:p>
     <w:p>
@@ -22010,7 +22287,7 @@
         <w:rPr>
           <w:rFonts w:ascii="Calibri" w:cs="Calibri" w:eastAsia="Calibri" w:hAnsi="Calibri"/>
         </w:rPr>
-        <w:t xml:space="preserve">Why does </w:t>
+        <w:t xml:space="preserve">Translate: </w:t>
       </w:r>
       <w:r>
         <w:rPr>
@@ -22018,28 +22295,7 @@
           <w:i/>
           <w:iCs/>
         </w:rPr>
-        <w:t xml:space="preserve">warmed my heart</w:t>
-      </w:r>
-      <w:r>
-        <w:rPr>
-          <w:rFonts w:ascii="Calibri" w:cs="Calibri" w:eastAsia="Calibri" w:hAnsi="Calibri"/>
-        </w:rPr>
-        <w:t xml:space="preserve"> become </w:t>
-      </w:r>
-      <w:r>
-        <w:rPr>
-          <w:rFonts w:ascii="Arial" w:cs="Arial" w:hAnsi="Arial"/>
-          <w:sz w:val="23"/>
-          <w:szCs w:val="24"/>
-          <w:rtl/>
-        </w:rPr>
-        <w:t xml:space="preserve">أثلجَ صدري</w:t>
-      </w:r>
-      <w:r>
-        <w:rPr>
-          <w:rFonts w:ascii="Calibri" w:cs="Calibri" w:eastAsia="Calibri" w:hAnsi="Calibri"/>
-        </w:rPr>
-        <w:t xml:space="preserve">?</w:t>
+        <w:t xml:space="preserve">cut from the same cloth</w:t>
       </w:r>
     </w:p>
     <w:p>
@@ -22055,7 +22311,7 @@
         <w:rPr>
           <w:rFonts w:ascii="Calibri" w:cs="Calibri" w:eastAsia="Calibri" w:hAnsi="Calibri"/>
         </w:rPr>
-        <w:t xml:space="preserve">Challenge: </w:t>
+        <w:t xml:space="preserve">Translate: </w:t>
       </w:r>
       <w:r>
         <w:rPr>
@@ -22063,6 +22319,81 @@
           <w:i/>
           <w:iCs/>
         </w:rPr>
+        <w:t xml:space="preserve">the Secretary of State</w:t>
+      </w:r>
+      <w:r>
+        <w:rPr>
+          <w:rFonts w:ascii="Calibri" w:cs="Calibri" w:eastAsia="Calibri" w:hAnsi="Calibri"/>
+        </w:rPr>
+        <w:t xml:space="preserve"> (US)</w:t>
+      </w:r>
+    </w:p>
+    <w:p>
+      <w:pPr>
+        <w:pStyle w:val="ListParagraph"/>
+        <w:numPr>
+          <w:ilvl w:val="0"/>
+          <w:numId w:val="44"/>
+        </w:numPr>
+        <w:spacing w:after="110" w:line="320"/>
+      </w:pPr>
+      <w:r>
+        <w:rPr>
+          <w:rFonts w:ascii="Calibri" w:cs="Calibri" w:eastAsia="Calibri" w:hAnsi="Calibri"/>
+        </w:rPr>
+        <w:t xml:space="preserve">Why does </w:t>
+      </w:r>
+      <w:r>
+        <w:rPr>
+          <w:rFonts w:ascii="Calibri" w:cs="Calibri" w:eastAsia="Calibri" w:hAnsi="Calibri"/>
+          <w:i/>
+          <w:iCs/>
+        </w:rPr>
+        <w:t xml:space="preserve">warmed my heart</w:t>
+      </w:r>
+      <w:r>
+        <w:rPr>
+          <w:rFonts w:ascii="Calibri" w:cs="Calibri" w:eastAsia="Calibri" w:hAnsi="Calibri"/>
+        </w:rPr>
+        <w:t xml:space="preserve"> become </w:t>
+      </w:r>
+      <w:r>
+        <w:rPr>
+          <w:rFonts w:ascii="Arial" w:cs="Arial" w:hAnsi="Arial"/>
+          <w:sz w:val="23"/>
+          <w:szCs w:val="24"/>
+          <w:rtl/>
+        </w:rPr>
+        <w:t xml:space="preserve">أثلجَ صدري</w:t>
+      </w:r>
+      <w:r>
+        <w:rPr>
+          <w:rFonts w:ascii="Calibri" w:cs="Calibri" w:eastAsia="Calibri" w:hAnsi="Calibri"/>
+        </w:rPr>
+        <w:t xml:space="preserve">?</w:t>
+      </w:r>
+    </w:p>
+    <w:p>
+      <w:pPr>
+        <w:pStyle w:val="ListParagraph"/>
+        <w:numPr>
+          <w:ilvl w:val="0"/>
+          <w:numId w:val="44"/>
+        </w:numPr>
+        <w:spacing w:after="110" w:line="320"/>
+      </w:pPr>
+      <w:r>
+        <w:rPr>
+          <w:rFonts w:ascii="Calibri" w:cs="Calibri" w:eastAsia="Calibri" w:hAnsi="Calibri"/>
+        </w:rPr>
+        <w:t xml:space="preserve">Challenge: </w:t>
+      </w:r>
+      <w:r>
+        <w:rPr>
+          <w:rFonts w:ascii="Calibri" w:cs="Calibri" w:eastAsia="Calibri" w:hAnsi="Calibri"/>
+          <w:i/>
+          <w:iCs/>
+        </w:rPr>
         <w:t xml:space="preserve">I am sorry for your loss.</w:t>
       </w:r>
       <w:r>
@@ -22109,6 +22440,7 @@
     </w:p>
     <w:p>
       <w:pPr>
+        <w:keepNext/>
         <w:pBdr>
           <w:top w:val="dotted" w:color="CFC9DE" w:sz="6" w:space="6"/>
         </w:pBdr>
@@ -22958,6 +23290,7 @@
     </w:p>
     <w:p>
       <w:pPr>
+        <w:keepNext/>
         <w:pBdr>
           <w:top w:val="dotted" w:color="CFC9DE" w:sz="6" w:space="6"/>
         </w:pBdr>
@@ -24476,6 +24809,7 @@
     </w:p>
     <w:p>
       <w:pPr>
+        <w:keepNext/>
         <w:pBdr>
           <w:top w:val="dotted" w:color="CFC9DE" w:sz="6" w:space="6"/>
         </w:pBdr>
@@ -25743,6 +26077,7 @@
     </w:p>
     <w:p>
       <w:pPr>
+        <w:keepNext/>
         <w:pBdr>
           <w:top w:val="dotted" w:color="CFC9DE" w:sz="6" w:space="6"/>
         </w:pBdr>
@@ -27158,6 +27493,7 @@
     </w:p>
     <w:p>
       <w:pPr>
+        <w:keepNext/>
         <w:pBdr>
           <w:top w:val="dotted" w:color="CFC9DE" w:sz="6" w:space="6"/>
         </w:pBdr>
@@ -27946,6 +28282,7 @@
     </w:p>
     <w:p>
       <w:pPr>
+        <w:keepNext/>
         <w:pBdr>
           <w:top w:val="dotted" w:color="CFC9DE" w:sz="6" w:space="6"/>
         </w:pBdr>
@@ -29985,6 +30322,7 @@
     </w:p>
     <w:p>
       <w:pPr>
+        <w:keepNext/>
         <w:pBdr>
           <w:top w:val="dotted" w:color="CFC9DE" w:sz="6" w:space="6"/>
         </w:pBdr>
@@ -31287,6 +31625,7 @@
     </w:p>
     <w:p>
       <w:pPr>
+        <w:keepNext/>
         <w:pBdr>
           <w:top w:val="dotted" w:color="CFC9DE" w:sz="6" w:space="6"/>
         </w:pBdr>
@@ -32441,6 +32780,7 @@
     </w:p>
     <w:p>
       <w:pPr>
+        <w:keepNext/>
         <w:pBdr>
           <w:top w:val="dotted" w:color="CFC9DE" w:sz="6" w:space="6"/>
         </w:pBdr>
@@ -34431,6 +34771,7 @@
     </w:p>
     <w:p>
       <w:pPr>
+        <w:keepNext/>
         <w:pBdr>
           <w:top w:val="dotted" w:color="CFC9DE" w:sz="6" w:space="6"/>
         </w:pBdr>
@@ -35248,6 +35589,7 @@
     </w:p>
     <w:p>
       <w:pPr>
+        <w:keepNext/>
         <w:pBdr>
           <w:top w:val="dotted" w:color="CFC9DE" w:sz="6" w:space="6"/>
         </w:pBdr>
@@ -36431,6 +36773,7 @@
     </w:p>
     <w:p>
       <w:pPr>
+        <w:keepNext/>
         <w:pBdr>
           <w:top w:val="dotted" w:color="CFC9DE" w:sz="6" w:space="6"/>
         </w:pBdr>
@@ -37425,7 +37768,50 @@
         <w:rPr>
           <w:rFonts w:ascii="Calibri" w:cs="Calibri" w:eastAsia="Calibri" w:hAnsi="Calibri"/>
         </w:rPr>
-        <w:t xml:space="preserve"> (personal habits). Even in MSA, try to keep some of this through your choice of words.</w:t>
+        <w:t xml:space="preserve"> (personal habits). Even in MSA, try to keep some of this through your choice of words. Into English, look for an expression with the same tone: a Kuwaiti character who says </w:t>
+      </w:r>
+      <w:r>
+        <w:rPr>
+          <w:rFonts w:ascii="Arial" w:cs="Arial" w:hAnsi="Arial"/>
+          <w:sz w:val="23"/>
+          <w:szCs w:val="24"/>
+          <w:rtl/>
+        </w:rPr>
+        <w:t xml:space="preserve">الحجي معاك ضايع</w:t>
+      </w:r>
+      <w:r>
+        <w:rPr>
+          <w:rFonts w:ascii="Calibri" w:cs="Calibri" w:eastAsia="Calibri" w:hAnsi="Calibri"/>
+        </w:rPr>
+        <w:t xml:space="preserve"> can be subtitled </w:t>
+      </w:r>
+      <w:r>
+        <w:rPr>
+          <w:rFonts w:ascii="Calibri" w:cs="Calibri" w:eastAsia="Calibri" w:hAnsi="Calibri"/>
+          <w:i/>
+          <w:iCs/>
+        </w:rPr>
+        <w:t xml:space="preserve">It’s like talking to a brick wall</w:t>
+      </w:r>
+      <w:r>
+        <w:rPr>
+          <w:rFonts w:ascii="Calibri" w:cs="Calibri" w:eastAsia="Calibri" w:hAnsi="Calibri"/>
+        </w:rPr>
+        <w:t xml:space="preserve"> (</w:t>
+      </w:r>
+      <w:r>
+        <w:rPr>
+          <w:rFonts w:ascii="Calibri" w:cs="Calibri" w:eastAsia="Calibri" w:hAnsi="Calibri"/>
+          <w:i/>
+          <w:iCs/>
+        </w:rPr>
+        <w:t xml:space="preserve">Muʿjam al-taʿābīr</w:t>
+      </w:r>
+      <w:r>
+        <w:rPr>
+          <w:rFonts w:ascii="Calibri" w:cs="Calibri" w:eastAsia="Calibri" w:hAnsi="Calibri"/>
+        </w:rPr>
+        <w:t xml:space="preserve">, n.d.).</w:t>
       </w:r>
     </w:p>
     <w:p>
@@ -37832,6 +38218,7 @@
     </w:p>
     <w:p>
       <w:pPr>
+        <w:keepNext/>
         <w:pBdr>
           <w:top w:val="dotted" w:color="CFC9DE" w:sz="6" w:space="6"/>
         </w:pBdr>
@@ -45908,6 +46295,26 @@
           <w:rFonts w:ascii="Calibri" w:cs="Calibri" w:eastAsia="Calibri" w:hAnsi="Calibri"/>
         </w:rPr>
         <w:t xml:space="preserve"> (3rd ed.). Routledge.</w:t>
+      </w:r>
+    </w:p>
+    <w:p>
+      <w:pPr>
+        <w:spacing w:after="100" w:line="280"/>
+        <w:ind w:left="567" w:hanging="567"/>
+      </w:pPr>
+      <w:r>
+        <w:rPr>
+          <w:rFonts w:ascii="Calibri" w:cs="Calibri" w:eastAsia="Calibri" w:hAnsi="Calibri"/>
+          <w:i/>
+          <w:iCs/>
+        </w:rPr>
+        <w:t xml:space="preserve">Muʿjam al-taʿābīr al-iṣṭilāḥiyya al-Kuwaytiyya al-muqārana</w:t>
+      </w:r>
+      <w:r>
+        <w:rPr>
+          <w:rFonts w:ascii="Calibri" w:cs="Calibri" w:eastAsia="Calibri" w:hAnsi="Calibri"/>
+        </w:rPr>
+        <w:t xml:space="preserve"> [Dictionary of comparative Kuwaiti idiomatic expressions]. (n.d.).</w:t>
       </w:r>
     </w:p>
     <w:p>
@@ -46393,7 +46800,7 @@
                     </pic:cNvPicPr>
                   </pic:nvPicPr>
                   <pic:blipFill>
-                    <a:blip r:embed="rId23" cstate="none"/>
+                    <a:blip r:embed="rId21" cstate="none"/>
                     <a:srcRect/>
                     <a:stretch>
                       <a:fillRect/>
@@ -46453,19 +46860,6 @@
           <w:headerReference w:type="default" r:id="rId15"/>
           <w:footerReference w:type="default" r:id="rId16"/>
           <w:type w:val="continuous"/>
-          <w:pgSz w:w="9979" w:h="14175" w:orient="portrait"/>
-          <w:pgMar w:top="1134" w:right="1134" w:bottom="1134" w:left="1134" w:header="567" w:footer="510" w:gutter="0"/>
-          <w:pgNumType/>
-          <w:docGrid w:linePitch="360"/>
-        </w:sectPr>
-      </w:pPr>
-    </w:p>
-    <w:p/>
-    <w:p>
-      <w:pPr>
-        <w:sectPr>
-          <w:headerReference w:type="default" r:id="rId17"/>
-          <w:footerReference w:type="default" r:id="rId18"/>
           <w:pgSz w:w="9979" w:h="14175" w:orient="portrait"/>
           <w:pgMar w:top="1134" w:right="1134" w:bottom="1134" w:left="1134" w:header="567" w:footer="510" w:gutter="0"/>
           <w:pgNumType/>
@@ -46501,7 +46895,7 @@
                     </pic:cNvPicPr>
                   </pic:nvPicPr>
                   <pic:blipFill>
-                    <a:blip r:embed="rId24" cstate="none"/>
+                    <a:blip r:embed="rId22" cstate="none"/>
                     <a:srcRect/>
                     <a:stretch>
                       <a:fillRect/>
@@ -46524,8 +46918,8 @@
       </w:r>
     </w:p>
     <w:sectPr>
-      <w:headerReference w:type="default" r:id="rId19"/>
-      <w:footerReference w:type="default" r:id="rId20"/>
+      <w:headerReference w:type="default" r:id="rId17"/>
+      <w:footerReference w:type="default" r:id="rId18"/>
       <w:pgSz w:w="9979" w:h="14175" w:orient="portrait"/>
       <w:pgMar w:top="0" w:right="0" w:bottom="0" w:left="0" w:header="0" w:footer="0" w:gutter="0"/>
       <w:pgNumType/>
@@ -46671,12 +47065,6 @@
 </file>
 
 <file path=word/footer6.xml><?xml version="1.0" encoding="utf-8"?>
-<w:ftr xmlns:wpc="http://schemas.microsoft.com/office/word/2010/wordprocessingCanvas" xmlns:mc="http://schemas.openxmlformats.org/markup-compatibility/2006" xmlns:o="urn:schemas-microsoft-com:office:office" xmlns:r="http://schemas.openxmlformats.org/officeDocument/2006/relationships" xmlns:m="http://schemas.openxmlformats.org/officeDocument/2006/math" xmlns:v="urn:schemas-microsoft-com:vml" xmlns:wp14="http://schemas.microsoft.com/office/word/2010/wordprocessingDrawing" xmlns:wp="http://schemas.openxmlformats.org/drawingml/2006/wordprocessingDrawing" xmlns:w10="urn:schemas-microsoft-com:office:word" xmlns:w="http://schemas.openxmlformats.org/wordprocessingml/2006/main" xmlns:w14="http://schemas.microsoft.com/office/word/2010/wordml" xmlns:w15="http://schemas.microsoft.com/office/word/2012/wordml" xmlns:wpg="http://schemas.microsoft.com/office/word/2010/wordprocessingGroup" xmlns:wpi="http://schemas.microsoft.com/office/word/2010/wordprocessingInk" xmlns:wne="http://schemas.microsoft.com/office/word/2006/wordml" xmlns:wps="http://schemas.microsoft.com/office/word/2010/wordprocessingShape">
-  <w:p/>
-</w:ftr>
-</file>
-
-<file path=word/footer7.xml><?xml version="1.0" encoding="utf-8"?>
 <w:ftr xmlns:wpc="http://schemas.microsoft.com/office/word/2010/wordprocessingCanvas" xmlns:mc="http://schemas.openxmlformats.org/markup-compatibility/2006" xmlns:o="urn:schemas-microsoft-com:office:office" xmlns:r="http://schemas.openxmlformats.org/officeDocument/2006/relationships" xmlns:m="http://schemas.openxmlformats.org/officeDocument/2006/math" xmlns:v="urn:schemas-microsoft-com:vml" xmlns:wp14="http://schemas.microsoft.com/office/word/2010/wordprocessingDrawing" xmlns:wp="http://schemas.openxmlformats.org/drawingml/2006/wordprocessingDrawing" xmlns:w10="urn:schemas-microsoft-com:office:word" xmlns:w="http://schemas.openxmlformats.org/wordprocessingml/2006/main" xmlns:w14="http://schemas.microsoft.com/office/word/2010/wordml" xmlns:w15="http://schemas.microsoft.com/office/word/2012/wordml" xmlns:wpg="http://schemas.microsoft.com/office/word/2010/wordprocessingGroup" xmlns:wpi="http://schemas.microsoft.com/office/word/2010/wordprocessingInk" xmlns:wne="http://schemas.microsoft.com/office/word/2006/wordml" xmlns:wps="http://schemas.microsoft.com/office/word/2010/wordprocessingShape">
   <w:p/>
 </w:ftr>
@@ -46837,12 +47225,6 @@
 </file>
 
 <file path=word/header6.xml><?xml version="1.0" encoding="utf-8"?>
-<w:hdr xmlns:wpc="http://schemas.microsoft.com/office/word/2010/wordprocessingCanvas" xmlns:mc="http://schemas.openxmlformats.org/markup-compatibility/2006" xmlns:o="urn:schemas-microsoft-com:office:office" xmlns:r="http://schemas.openxmlformats.org/officeDocument/2006/relationships" xmlns:m="http://schemas.openxmlformats.org/officeDocument/2006/math" xmlns:v="urn:schemas-microsoft-com:vml" xmlns:wp14="http://schemas.microsoft.com/office/word/2010/wordprocessingDrawing" xmlns:wp="http://schemas.openxmlformats.org/drawingml/2006/wordprocessingDrawing" xmlns:w10="urn:schemas-microsoft-com:office:word" xmlns:w="http://schemas.openxmlformats.org/wordprocessingml/2006/main" xmlns:w14="http://schemas.microsoft.com/office/word/2010/wordml" xmlns:w15="http://schemas.microsoft.com/office/word/2012/wordml" xmlns:wpg="http://schemas.microsoft.com/office/word/2010/wordprocessingGroup" xmlns:wpi="http://schemas.microsoft.com/office/word/2010/wordprocessingInk" xmlns:wne="http://schemas.microsoft.com/office/word/2006/wordml" xmlns:wps="http://schemas.microsoft.com/office/word/2010/wordprocessingShape" xmlns:cx="http://schemas.microsoft.com/office/drawing/2014/chartex" xmlns:cx1="http://schemas.microsoft.com/office/drawing/2015/9/8/chartex" xmlns:cx2="http://schemas.microsoft.com/office/drawing/2015/10/21/chartex" xmlns:cx3="http://schemas.microsoft.com/office/drawing/2016/5/9/chartex" xmlns:cx4="http://schemas.microsoft.com/office/drawing/2016/5/10/chartex" xmlns:cx5="http://schemas.microsoft.com/office/drawing/2016/5/11/chartex" xmlns:cx6="http://schemas.microsoft.com/office/drawing/2016/5/12/chartex" xmlns:cx7="http://schemas.microsoft.com/office/drawing/2016/5/13/chartex" xmlns:cx8="http://schemas.microsoft.com/office/drawing/2016/5/14/chartex" xmlns:w16cid="http://schemas.microsoft.com/office/word/2016/wordml/cid" xmlns:w16se="http://schemas.microsoft.com/office/word/2015/wordml/symex">
-  <w:p/>
-</w:hdr>
-</file>
-
-<file path=word/header7.xml><?xml version="1.0" encoding="utf-8"?>
 <w:hdr xmlns:wpc="http://schemas.microsoft.com/office/word/2010/wordprocessingCanvas" xmlns:mc="http://schemas.openxmlformats.org/markup-compatibility/2006" xmlns:o="urn:schemas-microsoft-com:office:office" xmlns:r="http://schemas.openxmlformats.org/officeDocument/2006/relationships" xmlns:m="http://schemas.openxmlformats.org/officeDocument/2006/math" xmlns:v="urn:schemas-microsoft-com:vml" xmlns:wp14="http://schemas.microsoft.com/office/word/2010/wordprocessingDrawing" xmlns:wp="http://schemas.openxmlformats.org/drawingml/2006/wordprocessingDrawing" xmlns:w10="urn:schemas-microsoft-com:office:word" xmlns:w="http://schemas.openxmlformats.org/wordprocessingml/2006/main" xmlns:w14="http://schemas.microsoft.com/office/word/2010/wordml" xmlns:w15="http://schemas.microsoft.com/office/word/2012/wordml" xmlns:wpg="http://schemas.microsoft.com/office/word/2010/wordprocessingGroup" xmlns:wpi="http://schemas.microsoft.com/office/word/2010/wordprocessingInk" xmlns:wne="http://schemas.microsoft.com/office/word/2006/wordml" xmlns:wps="http://schemas.microsoft.com/office/word/2010/wordprocessingShape" xmlns:cx="http://schemas.microsoft.com/office/drawing/2014/chartex" xmlns:cx1="http://schemas.microsoft.com/office/drawing/2015/9/8/chartex" xmlns:cx2="http://schemas.microsoft.com/office/drawing/2015/10/21/chartex" xmlns:cx3="http://schemas.microsoft.com/office/drawing/2016/5/9/chartex" xmlns:cx4="http://schemas.microsoft.com/office/drawing/2016/5/10/chartex" xmlns:cx5="http://schemas.microsoft.com/office/drawing/2016/5/11/chartex" xmlns:cx6="http://schemas.microsoft.com/office/drawing/2016/5/12/chartex" xmlns:cx7="http://schemas.microsoft.com/office/drawing/2016/5/13/chartex" xmlns:cx8="http://schemas.microsoft.com/office/drawing/2016/5/14/chartex" xmlns:w16cid="http://schemas.microsoft.com/office/word/2016/wordml/cid" xmlns:w16se="http://schemas.microsoft.com/office/word/2015/wordml/symex">
   <w:p/>
 </w:hdr>

--- a/Translation-Handbook-Light.docx
+++ b/Translation-Handbook-Light.docx
@@ -1991,6 +1991,23 @@
     </w:p>
     <w:p>
       <w:pPr>
+        <w:keepNext/>
+        <w:spacing w:after="120" w:line="280"/>
+      </w:pPr>
+      <w:r>
+        <w:rPr>
+          <w:rFonts w:ascii="Calibri" w:cs="Calibri" w:eastAsia="Calibri" w:hAnsi="Calibri"/>
+          <w:i/>
+          <w:iCs/>
+          <w:color w:val="6B6680"/>
+          <w:sz w:val="20"/>
+          <w:szCs w:val="20"/>
+        </w:rPr>
+        <w:t xml:space="preserve">Practise what you have just learned. Answer on your own first, then check your answers below.</w:t>
+      </w:r>
+    </w:p>
+    <w:p>
+      <w:pPr>
         <w:pStyle w:val="ListParagraph"/>
         <w:numPr>
           <w:ilvl w:val="0"/>
@@ -3444,6 +3461,23 @@
     </w:p>
     <w:p>
       <w:pPr>
+        <w:keepNext/>
+        <w:spacing w:after="120" w:line="280"/>
+      </w:pPr>
+      <w:r>
+        <w:rPr>
+          <w:rFonts w:ascii="Calibri" w:cs="Calibri" w:eastAsia="Calibri" w:hAnsi="Calibri"/>
+          <w:i/>
+          <w:iCs/>
+          <w:color w:val="6B6680"/>
+          <w:sz w:val="20"/>
+          <w:szCs w:val="20"/>
+        </w:rPr>
+        <w:t xml:space="preserve">Practise what you have just learned. Answer on your own first, then check your answers below.</w:t>
+      </w:r>
+    </w:p>
+    <w:p>
+      <w:pPr>
         <w:pStyle w:val="ListParagraph"/>
         <w:numPr>
           <w:ilvl w:val="0"/>
@@ -4474,6 +4508,23 @@
     </w:p>
     <w:p>
       <w:pPr>
+        <w:keepNext/>
+        <w:spacing w:after="120" w:line="280"/>
+      </w:pPr>
+      <w:r>
+        <w:rPr>
+          <w:rFonts w:ascii="Calibri" w:cs="Calibri" w:eastAsia="Calibri" w:hAnsi="Calibri"/>
+          <w:i/>
+          <w:iCs/>
+          <w:color w:val="6B6680"/>
+          <w:sz w:val="20"/>
+          <w:szCs w:val="20"/>
+        </w:rPr>
+        <w:t xml:space="preserve">Practise what you have just learned. Answer on your own first, then check your answers below.</w:t>
+      </w:r>
+    </w:p>
+    <w:p>
+      <w:pPr>
         <w:pStyle w:val="ListParagraph"/>
         <w:numPr>
           <w:ilvl w:val="0"/>
@@ -7025,6 +7076,23 @@
     </w:p>
     <w:p>
       <w:pPr>
+        <w:keepNext/>
+        <w:spacing w:after="120" w:line="280"/>
+      </w:pPr>
+      <w:r>
+        <w:rPr>
+          <w:rFonts w:ascii="Calibri" w:cs="Calibri" w:eastAsia="Calibri" w:hAnsi="Calibri"/>
+          <w:i/>
+          <w:iCs/>
+          <w:color w:val="6B6680"/>
+          <w:sz w:val="20"/>
+          <w:szCs w:val="20"/>
+        </w:rPr>
+        <w:t xml:space="preserve">Practise what you have just learned. Answer on your own first, then check your answers below.</w:t>
+      </w:r>
+    </w:p>
+    <w:p>
+      <w:pPr>
         <w:pStyle w:val="ListParagraph"/>
         <w:numPr>
           <w:ilvl w:val="0"/>
@@ -8421,6 +8489,23 @@
     </w:p>
     <w:p>
       <w:pPr>
+        <w:keepNext/>
+        <w:spacing w:after="120" w:line="280"/>
+      </w:pPr>
+      <w:r>
+        <w:rPr>
+          <w:rFonts w:ascii="Calibri" w:cs="Calibri" w:eastAsia="Calibri" w:hAnsi="Calibri"/>
+          <w:i/>
+          <w:iCs/>
+          <w:color w:val="6B6680"/>
+          <w:sz w:val="20"/>
+          <w:szCs w:val="20"/>
+        </w:rPr>
+        <w:t xml:space="preserve">Practise what you have just learned. Answer on your own first, then check your answers below.</w:t>
+      </w:r>
+    </w:p>
+    <w:p>
+      <w:pPr>
         <w:pStyle w:val="ListParagraph"/>
         <w:numPr>
           <w:ilvl w:val="0"/>
@@ -9489,6 +9574,23 @@
     </w:p>
     <w:p>
       <w:pPr>
+        <w:keepNext/>
+        <w:spacing w:after="120" w:line="280"/>
+      </w:pPr>
+      <w:r>
+        <w:rPr>
+          <w:rFonts w:ascii="Calibri" w:cs="Calibri" w:eastAsia="Calibri" w:hAnsi="Calibri"/>
+          <w:i/>
+          <w:iCs/>
+          <w:color w:val="6B6680"/>
+          <w:sz w:val="20"/>
+          <w:szCs w:val="20"/>
+        </w:rPr>
+        <w:t xml:space="preserve">Practise what you have just learned. Answer on your own first, then check your answers below.</w:t>
+      </w:r>
+    </w:p>
+    <w:p>
+      <w:pPr>
         <w:pStyle w:val="ListParagraph"/>
         <w:numPr>
           <w:ilvl w:val="0"/>
@@ -10643,6 +10745,23 @@
     </w:p>
     <w:p>
       <w:pPr>
+        <w:keepNext/>
+        <w:spacing w:after="120" w:line="280"/>
+      </w:pPr>
+      <w:r>
+        <w:rPr>
+          <w:rFonts w:ascii="Calibri" w:cs="Calibri" w:eastAsia="Calibri" w:hAnsi="Calibri"/>
+          <w:i/>
+          <w:iCs/>
+          <w:color w:val="6B6680"/>
+          <w:sz w:val="20"/>
+          <w:szCs w:val="20"/>
+        </w:rPr>
+        <w:t xml:space="preserve">Practise what you have just learned. Answer on your own first, then check your answers below.</w:t>
+      </w:r>
+    </w:p>
+    <w:p>
+      <w:pPr>
         <w:pStyle w:val="ListParagraph"/>
         <w:numPr>
           <w:ilvl w:val="0"/>
@@ -10653,8 +10772,16 @@
       <w:r>
         <w:rPr>
           <w:rFonts w:ascii="Calibri" w:cs="Calibri" w:eastAsia="Calibri" w:hAnsi="Calibri"/>
-        </w:rPr>
-        <w:t xml:space="preserve">Translate </w:t>
+          <w:i/>
+          <w:iCs/>
+        </w:rPr>
+        <w:t xml:space="preserve">The doctor examined the case.</w:t>
+      </w:r>
+      <w:r>
+        <w:rPr>
+          <w:rFonts w:ascii="Calibri" w:cs="Calibri" w:eastAsia="Calibri" w:hAnsi="Calibri"/>
+        </w:rPr>
+        <w:t xml:space="preserve"> Which meaning of </w:t>
       </w:r>
       <w:r>
         <w:rPr>
@@ -10668,15 +10795,7 @@
         <w:rPr>
           <w:rFonts w:ascii="Calibri" w:cs="Calibri" w:eastAsia="Calibri" w:hAnsi="Calibri"/>
         </w:rPr>
-        <w:t xml:space="preserve"> in: </w:t>
-      </w:r>
-      <w:r>
-        <w:rPr>
-          <w:rFonts w:ascii="Calibri" w:cs="Calibri" w:eastAsia="Calibri" w:hAnsi="Calibri"/>
-          <w:i/>
-          <w:iCs/>
-        </w:rPr>
-        <w:t xml:space="preserve">The doctor examined the case.</w:t>
+        <w:t xml:space="preserve"> is used here, and how would you translate the sentence?</w:t>
       </w:r>
     </w:p>
     <w:p>
@@ -10690,9 +10809,18 @@
       </w:pPr>
       <w:r>
         <w:rPr>
-          <w:rFonts w:ascii="Calibri" w:cs="Calibri" w:eastAsia="Calibri" w:hAnsi="Calibri"/>
-        </w:rPr>
-        <w:t xml:space="preserve">Translate </w:t>
+          <w:rFonts w:ascii="Arial" w:cs="Arial" w:hAnsi="Arial"/>
+          <w:sz w:val="23"/>
+          <w:szCs w:val="24"/>
+          <w:rtl/>
+        </w:rPr>
+        <w:t xml:space="preserve">شربنا من عين ماء باردة.</w:t>
+      </w:r>
+      <w:r>
+        <w:rPr>
+          <w:rFonts w:ascii="Calibri" w:cs="Calibri" w:eastAsia="Calibri" w:hAnsi="Calibri"/>
+        </w:rPr>
+        <w:t xml:space="preserve"> Which meaning of </w:t>
       </w:r>
       <w:r>
         <w:rPr>
@@ -10707,16 +10835,7 @@
         <w:rPr>
           <w:rFonts w:ascii="Calibri" w:cs="Calibri" w:eastAsia="Calibri" w:hAnsi="Calibri"/>
         </w:rPr>
-        <w:t xml:space="preserve"> in: </w:t>
-      </w:r>
-      <w:r>
-        <w:rPr>
-          <w:rFonts w:ascii="Arial" w:cs="Arial" w:hAnsi="Arial"/>
-          <w:sz w:val="23"/>
-          <w:szCs w:val="24"/>
-          <w:rtl/>
-        </w:rPr>
-        <w:t xml:space="preserve">شربنا من عين ماء باردة.</w:t>
+        <w:t xml:space="preserve"> is used here, and how would you translate the sentence?</w:t>
       </w:r>
     </w:p>
     <w:p>
@@ -10753,20 +10872,36 @@
       </w:pPr>
       <w:r>
         <w:rPr>
-          <w:rFonts w:ascii="Arial" w:cs="Arial" w:hAnsi="Arial"/>
+          <w:rFonts w:ascii="Calibri" w:cs="Calibri" w:eastAsia="Calibri" w:hAnsi="Calibri"/>
           <w:color w:val="6B6680"/>
-          <w:sz w:val="23"/>
-          <w:szCs w:val="24"/>
-          <w:rtl/>
-        </w:rPr>
-        <w:t xml:space="preserve">حالة</w:t>
-      </w:r>
-      <w:r>
-        <w:rPr>
-          <w:rFonts w:ascii="Calibri" w:cs="Calibri" w:eastAsia="Calibri" w:hAnsi="Calibri"/>
+        </w:rPr>
+        <w:t xml:space="preserve">The context (a doctor) shows that </w:t>
+      </w:r>
+      <w:r>
+        <w:rPr>
+          <w:rFonts w:ascii="Calibri" w:cs="Calibri" w:eastAsia="Calibri" w:hAnsi="Calibri"/>
+          <w:i/>
+          <w:iCs/>
           <w:color w:val="6B6680"/>
         </w:rPr>
-        <w:t xml:space="preserve">.</w:t>
+        <w:t xml:space="preserve">case</w:t>
+      </w:r>
+      <w:r>
+        <w:rPr>
+          <w:rFonts w:ascii="Calibri" w:cs="Calibri" w:eastAsia="Calibri" w:hAnsi="Calibri"/>
+          <w:color w:val="6B6680"/>
+        </w:rPr>
+        <w:t xml:space="preserve"> means a patient’s condition, not a container or a court case: </w:t>
+      </w:r>
+      <w:r>
+        <w:rPr>
+          <w:rFonts w:ascii="Arial" w:cs="Arial" w:hAnsi="Arial"/>
+          <w:color w:val="6B6680"/>
+          <w:sz w:val="23"/>
+          <w:szCs w:val="24"/>
+          <w:rtl/>
+        </w:rPr>
+        <w:t xml:space="preserve">فحص الطبيب الحالة.</w:t>
       </w:r>
     </w:p>
     <w:p>
@@ -10778,6 +10913,30 @@
         </w:numPr>
         <w:spacing w:after="110" w:line="320"/>
       </w:pPr>
+      <w:r>
+        <w:rPr>
+          <w:rFonts w:ascii="Calibri" w:cs="Calibri" w:eastAsia="Calibri" w:hAnsi="Calibri"/>
+          <w:color w:val="6B6680"/>
+        </w:rPr>
+        <w:t xml:space="preserve">The context (drinking cold water) shows that </w:t>
+      </w:r>
+      <w:r>
+        <w:rPr>
+          <w:rFonts w:ascii="Arial" w:cs="Arial" w:hAnsi="Arial"/>
+          <w:color w:val="6B6680"/>
+          <w:sz w:val="23"/>
+          <w:szCs w:val="24"/>
+          <w:rtl/>
+        </w:rPr>
+        <w:t xml:space="preserve">عين</w:t>
+      </w:r>
+      <w:r>
+        <w:rPr>
+          <w:rFonts w:ascii="Calibri" w:cs="Calibri" w:eastAsia="Calibri" w:hAnsi="Calibri"/>
+          <w:color w:val="6B6680"/>
+        </w:rPr>
+        <w:t xml:space="preserve"> means a water spring, not an eye: </w:t>
+      </w:r>
       <w:r>
         <w:rPr>
           <w:rFonts w:ascii="Calibri" w:cs="Calibri" w:eastAsia="Calibri" w:hAnsi="Calibri"/>
@@ -12188,6 +12347,23 @@
       </w:pPr>
       <w:r>
         <w:t xml:space="preserve">Try it</w:t>
+      </w:r>
+    </w:p>
+    <w:p>
+      <w:pPr>
+        <w:keepNext/>
+        <w:spacing w:after="120" w:line="280"/>
+      </w:pPr>
+      <w:r>
+        <w:rPr>
+          <w:rFonts w:ascii="Calibri" w:cs="Calibri" w:eastAsia="Calibri" w:hAnsi="Calibri"/>
+          <w:i/>
+          <w:iCs/>
+          <w:color w:val="6B6680"/>
+          <w:sz w:val="20"/>
+          <w:szCs w:val="20"/>
+        </w:rPr>
+        <w:t xml:space="preserve">Practise what you have just learned. Answer on your own first, then check your answers below.</w:t>
       </w:r>
     </w:p>
     <w:p>
@@ -14057,6 +14233,23 @@
     </w:p>
     <w:p>
       <w:pPr>
+        <w:keepNext/>
+        <w:spacing w:after="120" w:line="280"/>
+      </w:pPr>
+      <w:r>
+        <w:rPr>
+          <w:rFonts w:ascii="Calibri" w:cs="Calibri" w:eastAsia="Calibri" w:hAnsi="Calibri"/>
+          <w:i/>
+          <w:iCs/>
+          <w:color w:val="6B6680"/>
+          <w:sz w:val="20"/>
+          <w:szCs w:val="20"/>
+        </w:rPr>
+        <w:t xml:space="preserve">Practise what you have just learned. Answer on your own first, then check your answers below.</w:t>
+      </w:r>
+    </w:p>
+    <w:p>
+      <w:pPr>
         <w:pStyle w:val="ListParagraph"/>
         <w:numPr>
           <w:ilvl w:val="0"/>
@@ -14939,6 +15132,23 @@
     </w:p>
     <w:p>
       <w:pPr>
+        <w:keepNext/>
+        <w:spacing w:after="120" w:line="280"/>
+      </w:pPr>
+      <w:r>
+        <w:rPr>
+          <w:rFonts w:ascii="Calibri" w:cs="Calibri" w:eastAsia="Calibri" w:hAnsi="Calibri"/>
+          <w:i/>
+          <w:iCs/>
+          <w:color w:val="6B6680"/>
+          <w:sz w:val="20"/>
+          <w:szCs w:val="20"/>
+        </w:rPr>
+        <w:t xml:space="preserve">Practise what you have just learned. Answer on your own first, then check your answers below.</w:t>
+      </w:r>
+    </w:p>
+    <w:p>
+      <w:pPr>
         <w:pStyle w:val="ListParagraph"/>
         <w:numPr>
           <w:ilvl w:val="0"/>
@@ -16215,6 +16425,23 @@
     </w:p>
     <w:p>
       <w:pPr>
+        <w:keepNext/>
+        <w:spacing w:after="120" w:line="280"/>
+      </w:pPr>
+      <w:r>
+        <w:rPr>
+          <w:rFonts w:ascii="Calibri" w:cs="Calibri" w:eastAsia="Calibri" w:hAnsi="Calibri"/>
+          <w:i/>
+          <w:iCs/>
+          <w:color w:val="6B6680"/>
+          <w:sz w:val="20"/>
+          <w:szCs w:val="20"/>
+        </w:rPr>
+        <w:t xml:space="preserve">Practise what you have just learned. Answer on your own first, then check your answers below.</w:t>
+      </w:r>
+    </w:p>
+    <w:p>
+      <w:pPr>
         <w:pStyle w:val="ListParagraph"/>
         <w:numPr>
           <w:ilvl w:val="0"/>
@@ -17294,6 +17521,23 @@
     </w:p>
     <w:p>
       <w:pPr>
+        <w:keepNext/>
+        <w:spacing w:after="120" w:line="280"/>
+      </w:pPr>
+      <w:r>
+        <w:rPr>
+          <w:rFonts w:ascii="Calibri" w:cs="Calibri" w:eastAsia="Calibri" w:hAnsi="Calibri"/>
+          <w:i/>
+          <w:iCs/>
+          <w:color w:val="6B6680"/>
+          <w:sz w:val="20"/>
+          <w:szCs w:val="20"/>
+        </w:rPr>
+        <w:t xml:space="preserve">Practise what you have just learned. Answer on your own first, then check your answers below.</w:t>
+      </w:r>
+    </w:p>
+    <w:p>
+      <w:pPr>
         <w:pStyle w:val="ListParagraph"/>
         <w:numPr>
           <w:ilvl w:val="0"/>
@@ -18492,6 +18736,23 @@
     </w:p>
     <w:p>
       <w:pPr>
+        <w:keepNext/>
+        <w:spacing w:after="120" w:line="280"/>
+      </w:pPr>
+      <w:r>
+        <w:rPr>
+          <w:rFonts w:ascii="Calibri" w:cs="Calibri" w:eastAsia="Calibri" w:hAnsi="Calibri"/>
+          <w:i/>
+          <w:iCs/>
+          <w:color w:val="6B6680"/>
+          <w:sz w:val="20"/>
+          <w:szCs w:val="20"/>
+        </w:rPr>
+        <w:t xml:space="preserve">Practise what you have just learned. Answer on your own first, then check your answers below.</w:t>
+      </w:r>
+    </w:p>
+    <w:p>
+      <w:pPr>
         <w:pStyle w:val="ListParagraph"/>
         <w:numPr>
           <w:ilvl w:val="0"/>
@@ -20343,6 +20604,23 @@
     </w:p>
     <w:p>
       <w:pPr>
+        <w:keepNext/>
+        <w:spacing w:after="120" w:line="280"/>
+      </w:pPr>
+      <w:r>
+        <w:rPr>
+          <w:rFonts w:ascii="Calibri" w:cs="Calibri" w:eastAsia="Calibri" w:hAnsi="Calibri"/>
+          <w:i/>
+          <w:iCs/>
+          <w:color w:val="6B6680"/>
+          <w:sz w:val="20"/>
+          <w:szCs w:val="20"/>
+        </w:rPr>
+        <w:t xml:space="preserve">Practise what you have just learned. Answer on your own first, then check your answers below.</w:t>
+      </w:r>
+    </w:p>
+    <w:p>
+      <w:pPr>
         <w:pStyle w:val="ListParagraph"/>
         <w:numPr>
           <w:ilvl w:val="0"/>
@@ -22276,6 +22554,23 @@
     </w:p>
     <w:p>
       <w:pPr>
+        <w:keepNext/>
+        <w:spacing w:after="120" w:line="280"/>
+      </w:pPr>
+      <w:r>
+        <w:rPr>
+          <w:rFonts w:ascii="Calibri" w:cs="Calibri" w:eastAsia="Calibri" w:hAnsi="Calibri"/>
+          <w:i/>
+          <w:iCs/>
+          <w:color w:val="6B6680"/>
+          <w:sz w:val="20"/>
+          <w:szCs w:val="20"/>
+        </w:rPr>
+        <w:t xml:space="preserve">Practise what you have just learned. Answer on your own first, then check your answers below.</w:t>
+      </w:r>
+    </w:p>
+    <w:p>
+      <w:pPr>
         <w:pStyle w:val="ListParagraph"/>
         <w:numPr>
           <w:ilvl w:val="0"/>
@@ -23244,6 +23539,23 @@
     </w:p>
     <w:p>
       <w:pPr>
+        <w:keepNext/>
+        <w:spacing w:after="120" w:line="280"/>
+      </w:pPr>
+      <w:r>
+        <w:rPr>
+          <w:rFonts w:ascii="Calibri" w:cs="Calibri" w:eastAsia="Calibri" w:hAnsi="Calibri"/>
+          <w:i/>
+          <w:iCs/>
+          <w:color w:val="6B6680"/>
+          <w:sz w:val="20"/>
+          <w:szCs w:val="20"/>
+        </w:rPr>
+        <w:t xml:space="preserve">Practise what you have just learned. Answer on your own first, then check your answers below.</w:t>
+      </w:r>
+    </w:p>
+    <w:p>
+      <w:pPr>
         <w:pStyle w:val="ListParagraph"/>
         <w:numPr>
           <w:ilvl w:val="0"/>
@@ -24749,6 +25061,23 @@
     </w:p>
     <w:p>
       <w:pPr>
+        <w:keepNext/>
+        <w:spacing w:after="120" w:line="280"/>
+      </w:pPr>
+      <w:r>
+        <w:rPr>
+          <w:rFonts w:ascii="Calibri" w:cs="Calibri" w:eastAsia="Calibri" w:hAnsi="Calibri"/>
+          <w:i/>
+          <w:iCs/>
+          <w:color w:val="6B6680"/>
+          <w:sz w:val="20"/>
+          <w:szCs w:val="20"/>
+        </w:rPr>
+        <w:t xml:space="preserve">Practise what you have just learned. Answer on your own first, then check your answers below.</w:t>
+      </w:r>
+    </w:p>
+    <w:p>
+      <w:pPr>
         <w:pStyle w:val="ListParagraph"/>
         <w:numPr>
           <w:ilvl w:val="0"/>
@@ -26040,6 +26369,23 @@
     </w:p>
     <w:p>
       <w:pPr>
+        <w:keepNext/>
+        <w:spacing w:after="120" w:line="280"/>
+      </w:pPr>
+      <w:r>
+        <w:rPr>
+          <w:rFonts w:ascii="Calibri" w:cs="Calibri" w:eastAsia="Calibri" w:hAnsi="Calibri"/>
+          <w:i/>
+          <w:iCs/>
+          <w:color w:val="6B6680"/>
+          <w:sz w:val="20"/>
+          <w:szCs w:val="20"/>
+        </w:rPr>
+        <w:t xml:space="preserve">Practise what you have just learned. Answer on your own first, then check your answers below.</w:t>
+      </w:r>
+    </w:p>
+    <w:p>
+      <w:pPr>
         <w:pStyle w:val="ListParagraph"/>
         <w:numPr>
           <w:ilvl w:val="0"/>
@@ -26351,7 +26697,7 @@
           <w:szCs w:val="24"/>
           <w:rtl/>
         </w:rPr>
-        <w:t xml:space="preserve">الجنس النصّي</w:t>
+        <w:t xml:space="preserve">نوع النص</w:t>
       </w:r>
       <w:r>
         <w:rPr>
@@ -27452,6 +27798,23 @@
       </w:pPr>
       <w:r>
         <w:t xml:space="preserve">Try it</w:t>
+      </w:r>
+    </w:p>
+    <w:p>
+      <w:pPr>
+        <w:keepNext/>
+        <w:spacing w:after="120" w:line="280"/>
+      </w:pPr>
+      <w:r>
+        <w:rPr>
+          <w:rFonts w:ascii="Calibri" w:cs="Calibri" w:eastAsia="Calibri" w:hAnsi="Calibri"/>
+          <w:i/>
+          <w:iCs/>
+          <w:color w:val="6B6680"/>
+          <w:sz w:val="20"/>
+          <w:szCs w:val="20"/>
+        </w:rPr>
+        <w:t xml:space="preserve">Practise what you have just learned. Answer on your own first, then check your answers below.</w:t>
       </w:r>
     </w:p>
     <w:p>
@@ -27724,7 +28087,7 @@
           <w:szCs w:val="24"/>
           <w:rtl/>
         </w:rPr>
-        <w:t xml:space="preserve">الجنس النصّي</w:t>
+        <w:t xml:space="preserve">نوع النص</w:t>
       </w:r>
       <w:r>
         <w:rPr>
@@ -28213,6 +28576,23 @@
       </w:pPr>
       <w:r>
         <w:t xml:space="preserve">Try it</w:t>
+      </w:r>
+    </w:p>
+    <w:p>
+      <w:pPr>
+        <w:keepNext/>
+        <w:spacing w:after="120" w:line="280"/>
+      </w:pPr>
+      <w:r>
+        <w:rPr>
+          <w:rFonts w:ascii="Calibri" w:cs="Calibri" w:eastAsia="Calibri" w:hAnsi="Calibri"/>
+          <w:i/>
+          <w:iCs/>
+          <w:color w:val="6B6680"/>
+          <w:sz w:val="20"/>
+          <w:szCs w:val="20"/>
+        </w:rPr>
+        <w:t xml:space="preserve">Practise what you have just learned. Answer on your own first, then check your answers below.</w:t>
       </w:r>
     </w:p>
     <w:p>
@@ -28446,7 +28826,7 @@
           <w:szCs w:val="24"/>
           <w:rtl/>
         </w:rPr>
-        <w:t xml:space="preserve">الأيديولوجيا</w:t>
+        <w:t xml:space="preserve">المنظومة الفكرية (الأيديولوجيا)</w:t>
       </w:r>
       <w:r>
         <w:rPr>
@@ -28494,7 +28874,7 @@
           <w:szCs w:val="24"/>
           <w:rtl/>
         </w:rPr>
-        <w:t xml:space="preserve">كلمة مشحونة</w:t>
+        <w:t xml:space="preserve">كلمة مشحونة دلالياً</w:t>
       </w:r>
       <w:r>
         <w:rPr>
@@ -30255,6 +30635,23 @@
     </w:p>
     <w:p>
       <w:pPr>
+        <w:keepNext/>
+        <w:spacing w:after="120" w:line="280"/>
+      </w:pPr>
+      <w:r>
+        <w:rPr>
+          <w:rFonts w:ascii="Calibri" w:cs="Calibri" w:eastAsia="Calibri" w:hAnsi="Calibri"/>
+          <w:i/>
+          <w:iCs/>
+          <w:color w:val="6B6680"/>
+          <w:sz w:val="20"/>
+          <w:szCs w:val="20"/>
+        </w:rPr>
+        <w:t xml:space="preserve">Practise what you have just learned. Answer on your own first, then check your answers below.</w:t>
+      </w:r>
+    </w:p>
+    <w:p>
+      <w:pPr>
         <w:pStyle w:val="ListParagraph"/>
         <w:numPr>
           <w:ilvl w:val="0"/>
@@ -30570,24 +30967,7 @@
           <w:szCs w:val="24"/>
           <w:rtl/>
         </w:rPr>
-        <w:t xml:space="preserve">علم المصطلح</w:t>
-      </w:r>
-      <w:r>
-        <w:rPr>
-          <w:rFonts w:ascii="Calibri" w:cs="Calibri" w:eastAsia="Calibri" w:hAnsi="Calibri"/>
-          <w:i/>
-          <w:iCs/>
-        </w:rPr>
-        <w:t xml:space="preserve">; also </w:t>
-      </w:r>
-      <w:r>
-        <w:rPr>
-          <w:rFonts w:ascii="Arial" w:cs="Arial" w:hAnsi="Arial"/>
-          <w:sz w:val="23"/>
-          <w:szCs w:val="24"/>
-          <w:rtl/>
-        </w:rPr>
-        <w:t xml:space="preserve">المصطلحية</w:t>
+        <w:t xml:space="preserve">علم المصطلح أو المصطلحية</w:t>
       </w:r>
       <w:r>
         <w:rPr>
@@ -30635,24 +31015,7 @@
           <w:szCs w:val="24"/>
           <w:rtl/>
         </w:rPr>
-        <w:t xml:space="preserve">المصطلحي</w:t>
-      </w:r>
-      <w:r>
-        <w:rPr>
-          <w:rFonts w:ascii="Calibri" w:cs="Calibri" w:eastAsia="Calibri" w:hAnsi="Calibri"/>
-          <w:i/>
-          <w:iCs/>
-        </w:rPr>
-        <w:t xml:space="preserve">; also </w:t>
-      </w:r>
-      <w:r>
-        <w:rPr>
-          <w:rFonts w:ascii="Arial" w:cs="Arial" w:hAnsi="Arial"/>
-          <w:sz w:val="23"/>
-          <w:szCs w:val="24"/>
-          <w:rtl/>
-        </w:rPr>
-        <w:t xml:space="preserve">خبير المصطلحات</w:t>
+        <w:t xml:space="preserve">المصطلحي أو خبير المصطلحات</w:t>
       </w:r>
       <w:r>
         <w:rPr>
@@ -30748,24 +31111,7 @@
           <w:szCs w:val="24"/>
           <w:rtl/>
         </w:rPr>
-        <w:t xml:space="preserve">قاعدة بيانات المصطلحات</w:t>
-      </w:r>
-      <w:r>
-        <w:rPr>
-          <w:rFonts w:ascii="Calibri" w:cs="Calibri" w:eastAsia="Calibri" w:hAnsi="Calibri"/>
-          <w:i/>
-          <w:iCs/>
-        </w:rPr>
-        <w:t xml:space="preserve">; also </w:t>
-      </w:r>
-      <w:r>
-        <w:rPr>
-          <w:rFonts w:ascii="Arial" w:cs="Arial" w:hAnsi="Arial"/>
-          <w:sz w:val="23"/>
-          <w:szCs w:val="24"/>
-          <w:rtl/>
-        </w:rPr>
-        <w:t xml:space="preserve">بنك المصطلحات</w:t>
+        <w:t xml:space="preserve">قاعدة بيانات المصطلحات أو بنك المصطلحات</w:t>
       </w:r>
       <w:r>
         <w:rPr>
@@ -31584,6 +31930,23 @@
       </w:pPr>
       <w:r>
         <w:t xml:space="preserve">Try it</w:t>
+      </w:r>
+    </w:p>
+    <w:p>
+      <w:pPr>
+        <w:keepNext/>
+        <w:spacing w:after="120" w:line="280"/>
+      </w:pPr>
+      <w:r>
+        <w:rPr>
+          <w:rFonts w:ascii="Calibri" w:cs="Calibri" w:eastAsia="Calibri" w:hAnsi="Calibri"/>
+          <w:i/>
+          <w:iCs/>
+          <w:color w:val="6B6680"/>
+          <w:sz w:val="20"/>
+          <w:szCs w:val="20"/>
+        </w:rPr>
+        <w:t xml:space="preserve">Practise what you have just learned. Answer on your own first, then check your answers below.</w:t>
       </w:r>
     </w:p>
     <w:p>
@@ -32722,6 +33085,23 @@
       </w:pPr>
       <w:r>
         <w:t xml:space="preserve">Try it</w:t>
+      </w:r>
+    </w:p>
+    <w:p>
+      <w:pPr>
+        <w:keepNext/>
+        <w:spacing w:after="120" w:line="280"/>
+      </w:pPr>
+      <w:r>
+        <w:rPr>
+          <w:rFonts w:ascii="Calibri" w:cs="Calibri" w:eastAsia="Calibri" w:hAnsi="Calibri"/>
+          <w:i/>
+          <w:iCs/>
+          <w:color w:val="6B6680"/>
+          <w:sz w:val="20"/>
+          <w:szCs w:val="20"/>
+        </w:rPr>
+        <w:t xml:space="preserve">Practise what you have just learned. Answer on your own first, then check your answers below.</w:t>
       </w:r>
     </w:p>
     <w:p>
@@ -34720,6 +35100,23 @@
     </w:p>
     <w:p>
       <w:pPr>
+        <w:keepNext/>
+        <w:spacing w:after="120" w:line="280"/>
+      </w:pPr>
+      <w:r>
+        <w:rPr>
+          <w:rFonts w:ascii="Calibri" w:cs="Calibri" w:eastAsia="Calibri" w:hAnsi="Calibri"/>
+          <w:i/>
+          <w:iCs/>
+          <w:color w:val="6B6680"/>
+          <w:sz w:val="20"/>
+          <w:szCs w:val="20"/>
+        </w:rPr>
+        <w:t xml:space="preserve">Practise what you have just learned. Answer on your own first, then check your answers below.</w:t>
+      </w:r>
+    </w:p>
+    <w:p>
+      <w:pPr>
         <w:pStyle w:val="ListParagraph"/>
         <w:numPr>
           <w:ilvl w:val="0"/>
@@ -35539,6 +35936,23 @@
     </w:p>
     <w:p>
       <w:pPr>
+        <w:keepNext/>
+        <w:spacing w:after="120" w:line="280"/>
+      </w:pPr>
+      <w:r>
+        <w:rPr>
+          <w:rFonts w:ascii="Calibri" w:cs="Calibri" w:eastAsia="Calibri" w:hAnsi="Calibri"/>
+          <w:i/>
+          <w:iCs/>
+          <w:color w:val="6B6680"/>
+          <w:sz w:val="20"/>
+          <w:szCs w:val="20"/>
+        </w:rPr>
+        <w:t xml:space="preserve">Practise what you have just learned. Answer on your own first, then check your answers below.</w:t>
+      </w:r>
+    </w:p>
+    <w:p>
+      <w:pPr>
         <w:pStyle w:val="ListParagraph"/>
         <w:numPr>
           <w:ilvl w:val="0"/>
@@ -36720,6 +37134,23 @@
     </w:p>
     <w:p>
       <w:pPr>
+        <w:keepNext/>
+        <w:spacing w:after="120" w:line="280"/>
+      </w:pPr>
+      <w:r>
+        <w:rPr>
+          <w:rFonts w:ascii="Calibri" w:cs="Calibri" w:eastAsia="Calibri" w:hAnsi="Calibri"/>
+          <w:i/>
+          <w:iCs/>
+          <w:color w:val="6B6680"/>
+          <w:sz w:val="20"/>
+          <w:szCs w:val="20"/>
+        </w:rPr>
+        <w:t xml:space="preserve">Practise what you have just learned. Answer on your own first, then check your answers below.</w:t>
+      </w:r>
+    </w:p>
+    <w:p>
+      <w:pPr>
         <w:pStyle w:val="ListParagraph"/>
         <w:numPr>
           <w:ilvl w:val="0"/>
@@ -37583,7 +38014,21 @@
         <w:rPr>
           <w:rFonts w:ascii="Calibri" w:cs="Calibri" w:eastAsia="Calibri" w:hAnsi="Calibri"/>
         </w:rPr>
-        <w:t xml:space="preserve">A condensed line:</w:t>
+        <w:t xml:space="preserve">A famous line shows how Arabic can say the same thing in less space. In </w:t>
+      </w:r>
+      <w:r>
+        <w:rPr>
+          <w:rFonts w:ascii="Calibri" w:cs="Calibri" w:eastAsia="Calibri" w:hAnsi="Calibri"/>
+          <w:i/>
+          <w:iCs/>
+        </w:rPr>
+        <w:t xml:space="preserve">The Godfather</w:t>
+      </w:r>
+      <w:r>
+        <w:rPr>
+          <w:rFonts w:ascii="Calibri" w:cs="Calibri" w:eastAsia="Calibri" w:hAnsi="Calibri"/>
+        </w:rPr>
+        <w:t xml:space="preserve"> (Coppola, 1972), Vito Corleone says:</w:t>
       </w:r>
     </w:p>
     <w:p>
@@ -37593,10 +38038,22 @@
       <w:r>
         <w:rPr>
           <w:rFonts w:ascii="Calibri" w:cs="Calibri" w:eastAsia="Calibri" w:hAnsi="Calibri"/>
-          <w:i/>
-          <w:iCs/>
-        </w:rPr>
-        <w:t xml:space="preserve">Well, you know, I really don’t think we should go out tonight, because it’s going to rain.</w:t>
+        </w:rPr>
+        <w:t xml:space="preserve">“</w:t>
+      </w:r>
+      <w:r>
+        <w:rPr>
+          <w:rFonts w:ascii="Calibri" w:cs="Calibri" w:eastAsia="Calibri" w:hAnsi="Calibri"/>
+          <w:i/>
+          <w:iCs/>
+        </w:rPr>
+        <w:t xml:space="preserve">I’m gonna make him an offer he can’t refuse.</w:t>
+      </w:r>
+      <w:r>
+        <w:rPr>
+          <w:rFonts w:ascii="Calibri" w:cs="Calibri" w:eastAsia="Calibri" w:hAnsi="Calibri"/>
+        </w:rPr>
+        <w:t xml:space="preserve">”</w:t>
       </w:r>
     </w:p>
     <w:p>
@@ -37612,7 +38069,7 @@
           <w:szCs w:val="24"/>
           <w:rtl/>
         </w:rPr>
-        <w:t xml:space="preserve">لا أظنّ أن علينا الخروج الليلة، فالمطر قادم.</w:t>
+        <w:t xml:space="preserve">سأقدّم له عرضاً لا يُرفَض.</w:t>
       </w:r>
     </w:p>
     <w:p>
@@ -37623,7 +38080,36 @@
         <w:rPr>
           <w:rFonts w:ascii="Calibri" w:cs="Calibri" w:eastAsia="Calibri" w:hAnsi="Calibri"/>
         </w:rPr>
-        <w:t xml:space="preserve">The fillers disappear, and the meaning stays.</w:t>
+        <w:t xml:space="preserve">English needs a subject and a modal in a second clause (</w:t>
+      </w:r>
+      <w:r>
+        <w:rPr>
+          <w:rFonts w:ascii="Calibri" w:cs="Calibri" w:eastAsia="Calibri" w:hAnsi="Calibri"/>
+          <w:i/>
+          <w:iCs/>
+        </w:rPr>
+        <w:t xml:space="preserve">he can’t refuse</w:t>
+      </w:r>
+      <w:r>
+        <w:rPr>
+          <w:rFonts w:ascii="Calibri" w:cs="Calibri" w:eastAsia="Calibri" w:hAnsi="Calibri"/>
+        </w:rPr>
+        <w:t xml:space="preserve">). Arabic uses one passive verb, </w:t>
+      </w:r>
+      <w:r>
+        <w:rPr>
+          <w:rFonts w:ascii="Arial" w:cs="Arial" w:hAnsi="Arial"/>
+          <w:sz w:val="23"/>
+          <w:szCs w:val="24"/>
+          <w:rtl/>
+        </w:rPr>
+        <w:t xml:space="preserve">لا يُرفَض</w:t>
+      </w:r>
+      <w:r>
+        <w:rPr>
+          <w:rFonts w:ascii="Calibri" w:cs="Calibri" w:eastAsia="Calibri" w:hAnsi="Calibri"/>
+        </w:rPr>
+        <w:t xml:space="preserve">, so the subtitle is shorter, it fits the screen, and the quiet threat stays.</w:t>
       </w:r>
     </w:p>
     <w:p>
@@ -38157,10 +38643,95 @@
     </w:p>
     <w:p>
       <w:pPr>
+        <w:spacing w:after="170" w:line="330"/>
+      </w:pPr>
+      <w:r>
+        <w:rPr>
+          <w:rFonts w:ascii="Calibri" w:cs="Calibri" w:eastAsia="Calibri" w:hAnsi="Calibri"/>
+        </w:rPr>
+        <w:t xml:space="preserve">The last line of </w:t>
+      </w:r>
+      <w:r>
+        <w:rPr>
+          <w:rFonts w:ascii="Calibri" w:cs="Calibri" w:eastAsia="Calibri" w:hAnsi="Calibri"/>
+          <w:i/>
+          <w:iCs/>
+        </w:rPr>
+        <w:t xml:space="preserve">Gone with the Wind</w:t>
+      </w:r>
+      <w:r>
+        <w:rPr>
+          <w:rFonts w:ascii="Calibri" w:cs="Calibri" w:eastAsia="Calibri" w:hAnsi="Calibri"/>
+        </w:rPr>
+        <w:t xml:space="preserve"> (Fleming, 1939) is a good test: “</w:t>
+      </w:r>
+      <w:r>
+        <w:rPr>
+          <w:rFonts w:ascii="Calibri" w:cs="Calibri" w:eastAsia="Calibri" w:hAnsi="Calibri"/>
+          <w:i/>
+          <w:iCs/>
+        </w:rPr>
+        <w:t xml:space="preserve">Frankly, my dear, I don’t give a damn.</w:t>
+      </w:r>
+      <w:r>
+        <w:rPr>
+          <w:rFonts w:ascii="Calibri" w:cs="Calibri" w:eastAsia="Calibri" w:hAnsi="Calibri"/>
+        </w:rPr>
+        <w:t xml:space="preserve">” In 1939 </w:t>
+      </w:r>
+      <w:r>
+        <w:rPr>
+          <w:rFonts w:ascii="Calibri" w:cs="Calibri" w:eastAsia="Calibri" w:hAnsi="Calibri"/>
+          <w:i/>
+          <w:iCs/>
+        </w:rPr>
+        <w:t xml:space="preserve">damn</w:t>
+      </w:r>
+      <w:r>
+        <w:rPr>
+          <w:rFonts w:ascii="Calibri" w:cs="Calibri" w:eastAsia="Calibri" w:hAnsi="Calibri"/>
+        </w:rPr>
+        <w:t xml:space="preserve"> was shocking on screen. A subtitle such as </w:t>
+      </w:r>
+      <w:r>
+        <w:rPr>
+          <w:rFonts w:ascii="Arial" w:cs="Arial" w:hAnsi="Arial"/>
+          <w:sz w:val="23"/>
+          <w:szCs w:val="24"/>
+          <w:rtl/>
+        </w:rPr>
+        <w:t xml:space="preserve">بصراحة يا عزيزتي، لم يعُد الأمر يعنيني</w:t>
+      </w:r>
+      <w:r>
+        <w:rPr>
+          <w:rFonts w:ascii="Calibri" w:cs="Calibri" w:eastAsia="Calibri" w:hAnsi="Calibri"/>
+        </w:rPr>
+        <w:t xml:space="preserve"> keeps the coldness and the finality of the line without a swear word: the emotion survives, the word is softened.</w:t>
+      </w:r>
+    </w:p>
+    <w:p>
+      <w:pPr>
         <w:pStyle w:val="Heading3"/>
       </w:pPr>
       <w:r>
         <w:t xml:space="preserve">Try it</w:t>
+      </w:r>
+    </w:p>
+    <w:p>
+      <w:pPr>
+        <w:keepNext/>
+        <w:spacing w:after="120" w:line="280"/>
+      </w:pPr>
+      <w:r>
+        <w:rPr>
+          <w:rFonts w:ascii="Calibri" w:cs="Calibri" w:eastAsia="Calibri" w:hAnsi="Calibri"/>
+          <w:i/>
+          <w:iCs/>
+          <w:color w:val="6B6680"/>
+          <w:sz w:val="20"/>
+          <w:szCs w:val="20"/>
+        </w:rPr>
+        <w:t xml:space="preserve">Practise what you have just learned. Answer on your own first, then check your answers below.</w:t>
       </w:r>
     </w:p>
     <w:p>
@@ -38418,24 +38989,7 @@
           <w:szCs w:val="24"/>
           <w:rtl/>
         </w:rPr>
-        <w:t xml:space="preserve">السترجة</w:t>
-      </w:r>
-      <w:r>
-        <w:rPr>
-          <w:rFonts w:ascii="Calibri" w:cs="Calibri" w:eastAsia="Calibri" w:hAnsi="Calibri"/>
-          <w:i/>
-          <w:iCs/>
-        </w:rPr>
-        <w:t xml:space="preserve">; also </w:t>
-      </w:r>
-      <w:r>
-        <w:rPr>
-          <w:rFonts w:ascii="Arial" w:cs="Arial" w:hAnsi="Arial"/>
-          <w:sz w:val="23"/>
-          <w:szCs w:val="24"/>
-          <w:rtl/>
-        </w:rPr>
-        <w:t xml:space="preserve">الترجمة المرئية</w:t>
+        <w:t xml:space="preserve">السترجة أو الترجمة المرئية</w:t>
       </w:r>
       <w:r>
         <w:rPr>
@@ -40235,7 +40789,26 @@
           <w:iCs/>
           <w:color w:val="6B6680"/>
         </w:rPr>
-        <w:t xml:space="preserve">All the key terms defined in this handbook, in alphabetical order, with the chapter where each one is explained. Where two Arabic equivalents are given, the first is the one this handbook prefers.</w:t>
+        <w:t xml:space="preserve">All the key terms defined in this handbook, in alphabetical order, with the chapter where each one is explained. Where two Arabic equivalents are joined by </w:t>
+      </w:r>
+      <w:r>
+        <w:rPr>
+          <w:rFonts w:ascii="Arial" w:cs="Arial" w:hAnsi="Arial"/>
+          <w:color w:val="6B6680"/>
+          <w:sz w:val="23"/>
+          <w:szCs w:val="24"/>
+          <w:rtl/>
+        </w:rPr>
+        <w:t xml:space="preserve">أو</w:t>
+      </w:r>
+      <w:r>
+        <w:rPr>
+          <w:rFonts w:ascii="Calibri" w:cs="Calibri" w:eastAsia="Calibri" w:hAnsi="Calibri"/>
+          <w:i/>
+          <w:iCs/>
+          <w:color w:val="6B6680"/>
+        </w:rPr>
+        <w:t xml:space="preserve">, the first is the one this handbook prefers.</w:t>
       </w:r>
     </w:p>
     <w:p>
@@ -42419,7 +42992,7 @@
           <w:szCs w:val="24"/>
           <w:rtl/>
         </w:rPr>
-        <w:t xml:space="preserve">الجنس النصّي</w:t>
+        <w:t xml:space="preserve">نوع النص</w:t>
       </w:r>
       <w:r>
         <w:rPr>
@@ -42654,7 +43227,7 @@
           <w:szCs w:val="24"/>
           <w:rtl/>
         </w:rPr>
-        <w:t xml:space="preserve">الأيديولوجيا</w:t>
+        <w:t xml:space="preserve">المنظومة الفكرية (الأيديولوجيا)</w:t>
       </w:r>
       <w:r>
         <w:rPr>
@@ -43092,7 +43665,7 @@
           <w:szCs w:val="24"/>
           <w:rtl/>
         </w:rPr>
-        <w:t xml:space="preserve">كلمة مشحونة</w:t>
+        <w:t xml:space="preserve">كلمة مشحونة دلالياً</w:t>
       </w:r>
       <w:r>
         <w:rPr>
@@ -44455,24 +45028,7 @@
           <w:szCs w:val="24"/>
           <w:rtl/>
         </w:rPr>
-        <w:t xml:space="preserve">السترجة</w:t>
-      </w:r>
-      <w:r>
-        <w:rPr>
-          <w:rFonts w:ascii="Calibri" w:cs="Calibri" w:eastAsia="Calibri" w:hAnsi="Calibri"/>
-          <w:i/>
-          <w:iCs/>
-        </w:rPr>
-        <w:t xml:space="preserve">; also </w:t>
-      </w:r>
-      <w:r>
-        <w:rPr>
-          <w:rFonts w:ascii="Arial" w:cs="Arial" w:hAnsi="Arial"/>
-          <w:sz w:val="23"/>
-          <w:szCs w:val="24"/>
-          <w:rtl/>
-        </w:rPr>
-        <w:t xml:space="preserve">الترجمة المرئية</w:t>
+        <w:t xml:space="preserve">السترجة أو الترجمة المرئية</w:t>
       </w:r>
       <w:r>
         <w:rPr>
@@ -44754,24 +45310,7 @@
           <w:szCs w:val="24"/>
           <w:rtl/>
         </w:rPr>
-        <w:t xml:space="preserve">قاعدة بيانات المصطلحات</w:t>
-      </w:r>
-      <w:r>
-        <w:rPr>
-          <w:rFonts w:ascii="Calibri" w:cs="Calibri" w:eastAsia="Calibri" w:hAnsi="Calibri"/>
-          <w:i/>
-          <w:iCs/>
-        </w:rPr>
-        <w:t xml:space="preserve">; also </w:t>
-      </w:r>
-      <w:r>
-        <w:rPr>
-          <w:rFonts w:ascii="Arial" w:cs="Arial" w:hAnsi="Arial"/>
-          <w:sz w:val="23"/>
-          <w:szCs w:val="24"/>
-          <w:rtl/>
-        </w:rPr>
-        <w:t xml:space="preserve">بنك المصطلحات</w:t>
+        <w:t xml:space="preserve">قاعدة بيانات المصطلحات أو بنك المصطلحات</w:t>
       </w:r>
       <w:r>
         <w:rPr>
@@ -44818,24 +45357,7 @@
           <w:szCs w:val="24"/>
           <w:rtl/>
         </w:rPr>
-        <w:t xml:space="preserve">المصطلحي</w:t>
-      </w:r>
-      <w:r>
-        <w:rPr>
-          <w:rFonts w:ascii="Calibri" w:cs="Calibri" w:eastAsia="Calibri" w:hAnsi="Calibri"/>
-          <w:i/>
-          <w:iCs/>
-        </w:rPr>
-        <w:t xml:space="preserve">; also </w:t>
-      </w:r>
-      <w:r>
-        <w:rPr>
-          <w:rFonts w:ascii="Arial" w:cs="Arial" w:hAnsi="Arial"/>
-          <w:sz w:val="23"/>
-          <w:szCs w:val="24"/>
-          <w:rtl/>
-        </w:rPr>
-        <w:t xml:space="preserve">خبير المصطلحات</w:t>
+        <w:t xml:space="preserve">المصطلحي أو خبير المصطلحات</w:t>
       </w:r>
       <w:r>
         <w:rPr>
@@ -44882,24 +45404,7 @@
           <w:szCs w:val="24"/>
           <w:rtl/>
         </w:rPr>
-        <w:t xml:space="preserve">علم المصطلح</w:t>
-      </w:r>
-      <w:r>
-        <w:rPr>
-          <w:rFonts w:ascii="Calibri" w:cs="Calibri" w:eastAsia="Calibri" w:hAnsi="Calibri"/>
-          <w:i/>
-          <w:iCs/>
-        </w:rPr>
-        <w:t xml:space="preserve">; also </w:t>
-      </w:r>
-      <w:r>
-        <w:rPr>
-          <w:rFonts w:ascii="Arial" w:cs="Arial" w:hAnsi="Arial"/>
-          <w:sz w:val="23"/>
-          <w:szCs w:val="24"/>
-          <w:rtl/>
-        </w:rPr>
-        <w:t xml:space="preserve">المصطلحية</w:t>
+        <w:t xml:space="preserve">علم المصطلح أو المصطلحية</w:t>
       </w:r>
       <w:r>
         <w:rPr>
@@ -45890,21 +46395,21 @@
         <w:rPr>
           <w:rFonts w:ascii="Calibri" w:cs="Calibri" w:eastAsia="Calibri" w:hAnsi="Calibri"/>
         </w:rPr>
-        <w:t xml:space="preserve">Díaz Cintas, J., &amp; Remael, A. (2007). </w:t>
-      </w:r>
-      <w:r>
-        <w:rPr>
-          <w:rFonts w:ascii="Calibri" w:cs="Calibri" w:eastAsia="Calibri" w:hAnsi="Calibri"/>
-          <w:i/>
-          <w:iCs/>
-        </w:rPr>
-        <w:t xml:space="preserve">Audiovisual translation: Subtitling</w:t>
-      </w:r>
-      <w:r>
-        <w:rPr>
-          <w:rFonts w:ascii="Calibri" w:cs="Calibri" w:eastAsia="Calibri" w:hAnsi="Calibri"/>
-        </w:rPr>
-        <w:t xml:space="preserve">. St. Jerome.</w:t>
+        <w:t xml:space="preserve">Coppola, F. F. (Director). (1972). </w:t>
+      </w:r>
+      <w:r>
+        <w:rPr>
+          <w:rFonts w:ascii="Calibri" w:cs="Calibri" w:eastAsia="Calibri" w:hAnsi="Calibri"/>
+          <w:i/>
+          <w:iCs/>
+        </w:rPr>
+        <w:t xml:space="preserve">The godfather</w:t>
+      </w:r>
+      <w:r>
+        <w:rPr>
+          <w:rFonts w:ascii="Calibri" w:cs="Calibri" w:eastAsia="Calibri" w:hAnsi="Calibri"/>
+        </w:rPr>
+        <w:t xml:space="preserve"> [Film]. Paramount Pictures.</w:t>
       </w:r>
     </w:p>
     <w:p>
@@ -45916,21 +46421,21 @@
         <w:rPr>
           <w:rFonts w:ascii="Calibri" w:cs="Calibri" w:eastAsia="Calibri" w:hAnsi="Calibri"/>
         </w:rPr>
-        <w:t xml:space="preserve">Díaz Cintas, J., &amp; Remael, A. (2021). </w:t>
-      </w:r>
-      <w:r>
-        <w:rPr>
-          <w:rFonts w:ascii="Calibri" w:cs="Calibri" w:eastAsia="Calibri" w:hAnsi="Calibri"/>
-          <w:i/>
-          <w:iCs/>
-        </w:rPr>
-        <w:t xml:space="preserve">Subtitling: Concepts and practices</w:t>
-      </w:r>
-      <w:r>
-        <w:rPr>
-          <w:rFonts w:ascii="Calibri" w:cs="Calibri" w:eastAsia="Calibri" w:hAnsi="Calibri"/>
-        </w:rPr>
-        <w:t xml:space="preserve">. Routledge.</w:t>
+        <w:t xml:space="preserve">Díaz Cintas, J., &amp; Remael, A. (2007). </w:t>
+      </w:r>
+      <w:r>
+        <w:rPr>
+          <w:rFonts w:ascii="Calibri" w:cs="Calibri" w:eastAsia="Calibri" w:hAnsi="Calibri"/>
+          <w:i/>
+          <w:iCs/>
+        </w:rPr>
+        <w:t xml:space="preserve">Audiovisual translation: Subtitling</w:t>
+      </w:r>
+      <w:r>
+        <w:rPr>
+          <w:rFonts w:ascii="Calibri" w:cs="Calibri" w:eastAsia="Calibri" w:hAnsi="Calibri"/>
+        </w:rPr>
+        <w:t xml:space="preserve">. St. Jerome.</w:t>
       </w:r>
     </w:p>
     <w:p>
@@ -45942,21 +46447,21 @@
         <w:rPr>
           <w:rFonts w:ascii="Calibri" w:cs="Calibri" w:eastAsia="Calibri" w:hAnsi="Calibri"/>
         </w:rPr>
-        <w:t xml:space="preserve">Dickins, J., Hervey, S., &amp; Higgins, I. (2016). </w:t>
-      </w:r>
-      <w:r>
-        <w:rPr>
-          <w:rFonts w:ascii="Calibri" w:cs="Calibri" w:eastAsia="Calibri" w:hAnsi="Calibri"/>
-          <w:i/>
-          <w:iCs/>
-        </w:rPr>
-        <w:t xml:space="preserve">Thinking Arabic translation: A course in translation method: Arabic to English</w:t>
-      </w:r>
-      <w:r>
-        <w:rPr>
-          <w:rFonts w:ascii="Calibri" w:cs="Calibri" w:eastAsia="Calibri" w:hAnsi="Calibri"/>
-        </w:rPr>
-        <w:t xml:space="preserve"> (2nd ed.). Routledge.</w:t>
+        <w:t xml:space="preserve">Díaz Cintas, J., &amp; Remael, A. (2021). </w:t>
+      </w:r>
+      <w:r>
+        <w:rPr>
+          <w:rFonts w:ascii="Calibri" w:cs="Calibri" w:eastAsia="Calibri" w:hAnsi="Calibri"/>
+          <w:i/>
+          <w:iCs/>
+        </w:rPr>
+        <w:t xml:space="preserve">Subtitling: Concepts and practices</w:t>
+      </w:r>
+      <w:r>
+        <w:rPr>
+          <w:rFonts w:ascii="Calibri" w:cs="Calibri" w:eastAsia="Calibri" w:hAnsi="Calibri"/>
+        </w:rPr>
+        <w:t xml:space="preserve">. Routledge.</w:t>
       </w:r>
     </w:p>
     <w:p>
@@ -45968,21 +46473,21 @@
         <w:rPr>
           <w:rFonts w:ascii="Calibri" w:cs="Calibri" w:eastAsia="Calibri" w:hAnsi="Calibri"/>
         </w:rPr>
-        <w:t xml:space="preserve">Eco, U. (2003). </w:t>
-      </w:r>
-      <w:r>
-        <w:rPr>
-          <w:rFonts w:ascii="Calibri" w:cs="Calibri" w:eastAsia="Calibri" w:hAnsi="Calibri"/>
-          <w:i/>
-          <w:iCs/>
-        </w:rPr>
-        <w:t xml:space="preserve">Dire quasi la stessa cosa: Esperienze di traduzione</w:t>
-      </w:r>
-      <w:r>
-        <w:rPr>
-          <w:rFonts w:ascii="Calibri" w:cs="Calibri" w:eastAsia="Calibri" w:hAnsi="Calibri"/>
-        </w:rPr>
-        <w:t xml:space="preserve"> [Saying almost the same thing: Experiences of translation]. Bompiani.</w:t>
+        <w:t xml:space="preserve">Dickins, J., Hervey, S., &amp; Higgins, I. (2016). </w:t>
+      </w:r>
+      <w:r>
+        <w:rPr>
+          <w:rFonts w:ascii="Calibri" w:cs="Calibri" w:eastAsia="Calibri" w:hAnsi="Calibri"/>
+          <w:i/>
+          <w:iCs/>
+        </w:rPr>
+        <w:t xml:space="preserve">Thinking Arabic translation: A course in translation method: Arabic to English</w:t>
+      </w:r>
+      <w:r>
+        <w:rPr>
+          <w:rFonts w:ascii="Calibri" w:cs="Calibri" w:eastAsia="Calibri" w:hAnsi="Calibri"/>
+        </w:rPr>
+        <w:t xml:space="preserve"> (2nd ed.). Routledge.</w:t>
       </w:r>
     </w:p>
     <w:p>
@@ -45994,21 +46499,21 @@
         <w:rPr>
           <w:rFonts w:ascii="Calibri" w:cs="Calibri" w:eastAsia="Calibri" w:hAnsi="Calibri"/>
         </w:rPr>
-        <w:t xml:space="preserve">Fairclough, N. (1992). </w:t>
-      </w:r>
-      <w:r>
-        <w:rPr>
-          <w:rFonts w:ascii="Calibri" w:cs="Calibri" w:eastAsia="Calibri" w:hAnsi="Calibri"/>
-          <w:i/>
-          <w:iCs/>
-        </w:rPr>
-        <w:t xml:space="preserve">Discourse and social change</w:t>
-      </w:r>
-      <w:r>
-        <w:rPr>
-          <w:rFonts w:ascii="Calibri" w:cs="Calibri" w:eastAsia="Calibri" w:hAnsi="Calibri"/>
-        </w:rPr>
-        <w:t xml:space="preserve">. Polity Press.</w:t>
+        <w:t xml:space="preserve">Eco, U. (2003). </w:t>
+      </w:r>
+      <w:r>
+        <w:rPr>
+          <w:rFonts w:ascii="Calibri" w:cs="Calibri" w:eastAsia="Calibri" w:hAnsi="Calibri"/>
+          <w:i/>
+          <w:iCs/>
+        </w:rPr>
+        <w:t xml:space="preserve">Dire quasi la stessa cosa: Esperienze di traduzione</w:t>
+      </w:r>
+      <w:r>
+        <w:rPr>
+          <w:rFonts w:ascii="Calibri" w:cs="Calibri" w:eastAsia="Calibri" w:hAnsi="Calibri"/>
+        </w:rPr>
+        <w:t xml:space="preserve"> [Saying almost the same thing: Experiences of translation]. Bompiani.</w:t>
       </w:r>
     </w:p>
     <w:p>
@@ -46020,21 +46525,21 @@
         <w:rPr>
           <w:rFonts w:ascii="Calibri" w:cs="Calibri" w:eastAsia="Calibri" w:hAnsi="Calibri"/>
         </w:rPr>
-        <w:t xml:space="preserve">Fairclough, N. (2003). </w:t>
-      </w:r>
-      <w:r>
-        <w:rPr>
-          <w:rFonts w:ascii="Calibri" w:cs="Calibri" w:eastAsia="Calibri" w:hAnsi="Calibri"/>
-          <w:i/>
-          <w:iCs/>
-        </w:rPr>
-        <w:t xml:space="preserve">Analysing discourse: Textual analysis for social research</w:t>
-      </w:r>
-      <w:r>
-        <w:rPr>
-          <w:rFonts w:ascii="Calibri" w:cs="Calibri" w:eastAsia="Calibri" w:hAnsi="Calibri"/>
-        </w:rPr>
-        <w:t xml:space="preserve">. Routledge.</w:t>
+        <w:t xml:space="preserve">Fairclough, N. (1992). </w:t>
+      </w:r>
+      <w:r>
+        <w:rPr>
+          <w:rFonts w:ascii="Calibri" w:cs="Calibri" w:eastAsia="Calibri" w:hAnsi="Calibri"/>
+          <w:i/>
+          <w:iCs/>
+        </w:rPr>
+        <w:t xml:space="preserve">Discourse and social change</w:t>
+      </w:r>
+      <w:r>
+        <w:rPr>
+          <w:rFonts w:ascii="Calibri" w:cs="Calibri" w:eastAsia="Calibri" w:hAnsi="Calibri"/>
+        </w:rPr>
+        <w:t xml:space="preserve">. Polity Press.</w:t>
       </w:r>
     </w:p>
     <w:p>
@@ -46046,21 +46551,21 @@
         <w:rPr>
           <w:rFonts w:ascii="Calibri" w:cs="Calibri" w:eastAsia="Calibri" w:hAnsi="Calibri"/>
         </w:rPr>
-        <w:t xml:space="preserve">Farghal, M., &amp; Shunnaq, A. T. (2011). </w:t>
-      </w:r>
-      <w:r>
-        <w:rPr>
-          <w:rFonts w:ascii="Calibri" w:cs="Calibri" w:eastAsia="Calibri" w:hAnsi="Calibri"/>
-          <w:i/>
-          <w:iCs/>
-        </w:rPr>
-        <w:t xml:space="preserve">Translation with reference to English and Arabic: A practical guide</w:t>
-      </w:r>
-      <w:r>
-        <w:rPr>
-          <w:rFonts w:ascii="Calibri" w:cs="Calibri" w:eastAsia="Calibri" w:hAnsi="Calibri"/>
-        </w:rPr>
-        <w:t xml:space="preserve">. Dar Al-Hilal for Translation. (Original work published 1999)</w:t>
+        <w:t xml:space="preserve">Fairclough, N. (2003). </w:t>
+      </w:r>
+      <w:r>
+        <w:rPr>
+          <w:rFonts w:ascii="Calibri" w:cs="Calibri" w:eastAsia="Calibri" w:hAnsi="Calibri"/>
+          <w:i/>
+          <w:iCs/>
+        </w:rPr>
+        <w:t xml:space="preserve">Analysing discourse: Textual analysis for social research</w:t>
+      </w:r>
+      <w:r>
+        <w:rPr>
+          <w:rFonts w:ascii="Calibri" w:cs="Calibri" w:eastAsia="Calibri" w:hAnsi="Calibri"/>
+        </w:rPr>
+        <w:t xml:space="preserve">. Routledge.</w:t>
       </w:r>
     </w:p>
     <w:p>
@@ -46072,6 +46577,32 @@
         <w:rPr>
           <w:rFonts w:ascii="Calibri" w:cs="Calibri" w:eastAsia="Calibri" w:hAnsi="Calibri"/>
         </w:rPr>
+        <w:t xml:space="preserve">Farghal, M., &amp; Shunnaq, A. T. (2011). </w:t>
+      </w:r>
+      <w:r>
+        <w:rPr>
+          <w:rFonts w:ascii="Calibri" w:cs="Calibri" w:eastAsia="Calibri" w:hAnsi="Calibri"/>
+          <w:i/>
+          <w:iCs/>
+        </w:rPr>
+        <w:t xml:space="preserve">Translation with reference to English and Arabic: A practical guide</w:t>
+      </w:r>
+      <w:r>
+        <w:rPr>
+          <w:rFonts w:ascii="Calibri" w:cs="Calibri" w:eastAsia="Calibri" w:hAnsi="Calibri"/>
+        </w:rPr>
+        <w:t xml:space="preserve">. Dar Al-Hilal for Translation. (Original work published 1999)</w:t>
+      </w:r>
+    </w:p>
+    <w:p>
+      <w:pPr>
+        <w:spacing w:after="100" w:line="280"/>
+        <w:ind w:left="567" w:hanging="567"/>
+      </w:pPr>
+      <w:r>
+        <w:rPr>
+          <w:rFonts w:ascii="Calibri" w:cs="Calibri" w:eastAsia="Calibri" w:hAnsi="Calibri"/>
+        </w:rPr>
         <w:t xml:space="preserve">Firth, J. R. (1957). A synopsis of linguistic theory, 1930–1955. In </w:t>
       </w:r>
       <w:r>
@@ -46087,6 +46618,32 @@
           <w:rFonts w:ascii="Calibri" w:cs="Calibri" w:eastAsia="Calibri" w:hAnsi="Calibri"/>
         </w:rPr>
         <w:t xml:space="preserve"> (pp. 1–32). Blackwell.</w:t>
+      </w:r>
+    </w:p>
+    <w:p>
+      <w:pPr>
+        <w:spacing w:after="100" w:line="280"/>
+        <w:ind w:left="567" w:hanging="567"/>
+      </w:pPr>
+      <w:r>
+        <w:rPr>
+          <w:rFonts w:ascii="Calibri" w:cs="Calibri" w:eastAsia="Calibri" w:hAnsi="Calibri"/>
+        </w:rPr>
+        <w:t xml:space="preserve">Fleming, V. (Director). (1939). </w:t>
+      </w:r>
+      <w:r>
+        <w:rPr>
+          <w:rFonts w:ascii="Calibri" w:cs="Calibri" w:eastAsia="Calibri" w:hAnsi="Calibri"/>
+          <w:i/>
+          <w:iCs/>
+        </w:rPr>
+        <w:t xml:space="preserve">Gone with the wind</w:t>
+      </w:r>
+      <w:r>
+        <w:rPr>
+          <w:rFonts w:ascii="Calibri" w:cs="Calibri" w:eastAsia="Calibri" w:hAnsi="Calibri"/>
+        </w:rPr>
+        <w:t xml:space="preserve"> [Film]. Selznick International Pictures.</w:t>
       </w:r>
     </w:p>
     <w:p>

--- a/Translation-Handbook-Light.docx
+++ b/Translation-Handbook-Light.docx
@@ -512,146 +512,6 @@
           <w:iCs/>
         </w:rPr>
         <w:t xml:space="preserve">The Translation Team</w:t>
-      </w:r>
-    </w:p>
-    <w:p>
-      <w:pPr>
-        <w:pStyle w:val="Heading3"/>
-      </w:pPr>
-      <w:r>
-        <w:t xml:space="preserve">Contributors</w:t>
-      </w:r>
-    </w:p>
-    <w:p>
-      <w:pPr>
-        <w:spacing w:after="170" w:line="330"/>
-      </w:pPr>
-      <w:r>
-        <w:rPr>
-          <w:rFonts w:ascii="Calibri" w:cs="Calibri" w:eastAsia="Calibri" w:hAnsi="Calibri"/>
-          <w:b/>
-          <w:bCs/>
-        </w:rPr>
-        <w:t xml:space="preserve">Shaikhah Alkhaledi</w:t>
-      </w:r>
-      <w:r>
-        <w:rPr>
-          <w:rFonts w:ascii="Calibri" w:cs="Calibri" w:eastAsia="Calibri" w:hAnsi="Calibri"/>
-        </w:rPr>
-        <w:t xml:space="preserve">, </w:t>
-      </w:r>
-      <w:r>
-        <w:rPr>
-          <w:rFonts w:ascii="Calibri" w:cs="Calibri" w:eastAsia="Calibri" w:hAnsi="Calibri"/>
-          <w:i/>
-          <w:iCs/>
-        </w:rPr>
-        <w:t xml:space="preserve">editor and project coordinator</w:t>
-      </w:r>
-      <w:r>
-        <w:rPr>
-          <w:rFonts w:ascii="Calibri" w:cs="Calibri" w:eastAsia="Calibri" w:hAnsi="Calibri"/>
-        </w:rPr>
-        <w:t xml:space="preserve">: planned and edited the handbook, contributed her study notes, designed the covers and the layout, and designed and developed the team’s website.</w:t>
-      </w:r>
-    </w:p>
-    <w:p>
-      <w:pPr>
-        <w:spacing w:after="170" w:line="330"/>
-      </w:pPr>
-      <w:r>
-        <w:rPr>
-          <w:rFonts w:ascii="Calibri" w:cs="Calibri" w:eastAsia="Calibri" w:hAnsi="Calibri"/>
-          <w:b/>
-          <w:bCs/>
-        </w:rPr>
-        <w:t xml:space="preserve">Loulwah Bin Saeed</w:t>
-      </w:r>
-      <w:r>
-        <w:rPr>
-          <w:rFonts w:ascii="Calibri" w:cs="Calibri" w:eastAsia="Calibri" w:hAnsi="Calibri"/>
-        </w:rPr>
-        <w:t xml:space="preserve">, </w:t>
-      </w:r>
-      <w:r>
-        <w:rPr>
-          <w:rFonts w:ascii="Calibri" w:cs="Calibri" w:eastAsia="Calibri" w:hAnsi="Calibri"/>
-          <w:i/>
-          <w:iCs/>
-        </w:rPr>
-        <w:t xml:space="preserve">audiovisual translation</w:t>
-      </w:r>
-      <w:r>
-        <w:rPr>
-          <w:rFonts w:ascii="Calibri" w:cs="Calibri" w:eastAsia="Calibri" w:hAnsi="Calibri"/>
-        </w:rPr>
-        <w:t xml:space="preserve">: provided the notes for Chapters 26 and 27.</w:t>
-      </w:r>
-    </w:p>
-    <w:p>
-      <w:pPr>
-        <w:spacing w:after="170" w:line="330"/>
-      </w:pPr>
-      <w:r>
-        <w:rPr>
-          <w:rFonts w:ascii="Calibri" w:cs="Calibri" w:eastAsia="Calibri" w:hAnsi="Calibri"/>
-          <w:b/>
-          <w:bCs/>
-        </w:rPr>
-        <w:t xml:space="preserve">Masooma Almesri</w:t>
-      </w:r>
-      <w:r>
-        <w:rPr>
-          <w:rFonts w:ascii="Calibri" w:cs="Calibri" w:eastAsia="Calibri" w:hAnsi="Calibri"/>
-        </w:rPr>
-        <w:t xml:space="preserve">, </w:t>
-      </w:r>
-      <w:r>
-        <w:rPr>
-          <w:rFonts w:ascii="Calibri" w:cs="Calibri" w:eastAsia="Calibri" w:hAnsi="Calibri"/>
-          <w:i/>
-          <w:iCs/>
-        </w:rPr>
-        <w:t xml:space="preserve">terminology</w:t>
-      </w:r>
-      <w:r>
-        <w:rPr>
-          <w:rFonts w:ascii="Calibri" w:cs="Calibri" w:eastAsia="Calibri" w:hAnsi="Calibri"/>
-        </w:rPr>
-        <w:t xml:space="preserve">: selected, with Samiuallah Mohammad, the material for Chapter 21.</w:t>
-      </w:r>
-    </w:p>
-    <w:p>
-      <w:pPr>
-        <w:spacing w:after="170" w:line="330"/>
-      </w:pPr>
-      <w:r>
-        <w:rPr>
-          <w:rFonts w:ascii="Calibri" w:cs="Calibri" w:eastAsia="Calibri" w:hAnsi="Calibri"/>
-          <w:b/>
-          <w:bCs/>
-        </w:rPr>
-        <w:t xml:space="preserve">Samiuallah Mohammad</w:t>
-      </w:r>
-      <w:r>
-        <w:rPr>
-          <w:rFonts w:ascii="Calibri" w:cs="Calibri" w:eastAsia="Calibri" w:hAnsi="Calibri"/>
-        </w:rPr>
-        <w:t xml:space="preserve">, </w:t>
-      </w:r>
-      <w:r>
-        <w:rPr>
-          <w:rFonts w:ascii="Calibri" w:cs="Calibri" w:eastAsia="Calibri" w:hAnsi="Calibri"/>
-          <w:i/>
-          <w:iCs/>
-        </w:rPr>
-        <w:t xml:space="preserve">first draft and planning</w:t>
-      </w:r>
-      <w:r>
-        <w:rPr>
-          <w:rFonts w:ascii="Calibri" w:cs="Calibri" w:eastAsia="Calibri" w:hAnsi="Calibri"/>
-        </w:rPr>
-        <w:t xml:space="preserve">: compiled the first draft, set out the plan, and provided the text analysis model (Chapter 18).</w:t>
       </w:r>
     </w:p>
     <w:p>

--- a/Translation-Handbook-Light.docx
+++ b/Translation-Handbook-Light.docx
@@ -568,7 +568,35 @@
         <w:rPr>
           <w:rFonts w:ascii="Calibri" w:cs="Calibri" w:eastAsia="Calibri" w:hAnsi="Calibri"/>
         </w:rPr>
-        <w:t xml:space="preserve">This book is for you if you have never studied translation. You do not need any background: only good English, good Arabic and curiosity. We will start from zero and go one step at a time.</w:t>
+        <w:t xml:space="preserve">This book is for you if you have never studied translation. You do not need any background: only good English, good Arabic and curiosity. We will start from zero and go one step at a time. In the examples, </w:t>
+      </w:r>
+      <w:r>
+        <w:rPr>
+          <w:rFonts w:ascii="Calibri" w:cs="Calibri" w:eastAsia="Calibri" w:hAnsi="Calibri"/>
+          <w:b/>
+          <w:bCs/>
+        </w:rPr>
+        <w:t xml:space="preserve">✓</w:t>
+      </w:r>
+      <w:r>
+        <w:rPr>
+          <w:rFonts w:ascii="Calibri" w:cs="Calibri" w:eastAsia="Calibri" w:hAnsi="Calibri"/>
+        </w:rPr>
+        <w:t xml:space="preserve"> marks a good translation and </w:t>
+      </w:r>
+      <w:r>
+        <w:rPr>
+          <w:rFonts w:ascii="Calibri" w:cs="Calibri" w:eastAsia="Calibri" w:hAnsi="Calibri"/>
+          <w:b/>
+          <w:bCs/>
+        </w:rPr>
+        <w:t xml:space="preserve">✗</w:t>
+      </w:r>
+      <w:r>
+        <w:rPr>
+          <w:rFonts w:ascii="Calibri" w:cs="Calibri" w:eastAsia="Calibri" w:hAnsi="Calibri"/>
+        </w:rPr>
+        <w:t xml:space="preserve"> a poor one, and a note such as (Newmark, 1988) gives the source, listed in the References.</w:t>
       </w:r>
     </w:p>
     <w:p>
@@ -587,21 +615,7 @@
         <w:rPr>
           <w:rFonts w:ascii="Calibri" w:cs="Calibri" w:eastAsia="Calibri" w:hAnsi="Calibri"/>
         </w:rPr>
-        <w:t xml:space="preserve">Imagine you are walking in a park with a friend who reads only Arabic. You see a sign that says </w:t>
-      </w:r>
-      <w:r>
-        <w:rPr>
-          <w:rFonts w:ascii="Calibri" w:cs="Calibri" w:eastAsia="Calibri" w:hAnsi="Calibri"/>
-          <w:i/>
-          <w:iCs/>
-        </w:rPr>
-        <w:t xml:space="preserve">Keep off the grass.</w:t>
-      </w:r>
-      <w:r>
-        <w:rPr>
-          <w:rFonts w:ascii="Calibri" w:cs="Calibri" w:eastAsia="Calibri" w:hAnsi="Calibri"/>
-        </w:rPr>
-        <w:t xml:space="preserve"> Your friend asks what it means.</w:t>
+        <w:t xml:space="preserve">A translator does more than replace the words of one language with the words of another. A translator interprets meaning, considers the context and the purpose, and decides how that meaning should be expressed naturally in the other language.</w:t>
       </w:r>
     </w:p>
     <w:p>
@@ -612,37 +626,37 @@
         <w:rPr>
           <w:rFonts w:ascii="Calibri" w:cs="Calibri" w:eastAsia="Calibri" w:hAnsi="Calibri"/>
         </w:rPr>
-        <w:t xml:space="preserve">You would not say </w:t>
-      </w:r>
-      <w:r>
-        <w:rPr>
-          <w:rFonts w:ascii="Arial" w:cs="Arial" w:hAnsi="Arial"/>
-          <w:sz w:val="23"/>
-          <w:szCs w:val="24"/>
-          <w:rtl/>
-        </w:rPr>
-        <w:t xml:space="preserve">ابقَ بعيداً عن العشب</w:t>
-      </w:r>
-      <w:r>
-        <w:rPr>
-          <w:rFonts w:ascii="Calibri" w:cs="Calibri" w:eastAsia="Calibri" w:hAnsi="Calibri"/>
-        </w:rPr>
-        <w:t xml:space="preserve">. You would say what an Arabic sign says in the same place: </w:t>
-      </w:r>
-      <w:r>
-        <w:rPr>
-          <w:rFonts w:ascii="Arial" w:cs="Arial" w:hAnsi="Arial"/>
-          <w:sz w:val="23"/>
-          <w:szCs w:val="24"/>
-          <w:rtl/>
-        </w:rPr>
-        <w:t xml:space="preserve">ممنوع الدوس على العشب</w:t>
-      </w:r>
-      <w:r>
-        <w:rPr>
-          <w:rFonts w:ascii="Calibri" w:cs="Calibri" w:eastAsia="Calibri" w:hAnsi="Calibri"/>
-        </w:rPr>
-        <w:t xml:space="preserve">. You understood the English, then said the same thing the way Arabic says it.</w:t>
+        <w:t xml:space="preserve">Consider this sentence from a news report: </w:t>
+      </w:r>
+      <w:r>
+        <w:rPr>
+          <w:rFonts w:ascii="Calibri" w:cs="Calibri" w:eastAsia="Calibri" w:hAnsi="Calibri"/>
+          <w:i/>
+          <w:iCs/>
+        </w:rPr>
+        <w:t xml:space="preserve">The minister stopped short of ruling out further measures.</w:t>
+      </w:r>
+      <w:r>
+        <w:rPr>
+          <w:rFonts w:ascii="Calibri" w:cs="Calibri" w:eastAsia="Calibri" w:hAnsi="Calibri"/>
+        </w:rPr>
+        <w:t xml:space="preserve"> Translated word for word, it does not say what the English means:</w:t>
+      </w:r>
+    </w:p>
+    <w:p>
+      <w:pPr>
+        <w:bidi/>
+        <w:spacing w:after="200" w:line="320"/>
+        <w:ind w:left="567"/>
+      </w:pPr>
+      <w:r>
+        <w:rPr>
+          <w:rFonts w:ascii="Arial" w:cs="Arial" w:hAnsi="Arial"/>
+          <w:sz w:val="23"/>
+          <w:szCs w:val="24"/>
+          <w:rtl/>
+        </w:rPr>
+        <w:t xml:space="preserve">توقّف الوزير قبل استبعاد إجراءات إضافية. ✗</w:t>
       </w:r>
     </w:p>
     <w:p>
@@ -653,7 +667,48 @@
         <w:rPr>
           <w:rFonts w:ascii="Calibri" w:cs="Calibri" w:eastAsia="Calibri" w:hAnsi="Calibri"/>
         </w:rPr>
-        <w:t xml:space="preserve">That is translation. Everything in this book grows from this simple idea.</w:t>
+        <w:t xml:space="preserve">The translator must first understand what </w:t>
+      </w:r>
+      <w:r>
+        <w:rPr>
+          <w:rFonts w:ascii="Calibri" w:cs="Calibri" w:eastAsia="Calibri" w:hAnsi="Calibri"/>
+          <w:i/>
+          <w:iCs/>
+        </w:rPr>
+        <w:t xml:space="preserve">stopped short of ruling out</w:t>
+      </w:r>
+      <w:r>
+        <w:rPr>
+          <w:rFonts w:ascii="Calibri" w:cs="Calibri" w:eastAsia="Calibri" w:hAnsi="Calibri"/>
+        </w:rPr>
+        <w:t xml:space="preserve"> means here: the minister did not exclude the possibility of taking further action. A natural Arabic translation is therefore:</w:t>
+      </w:r>
+    </w:p>
+    <w:p>
+      <w:pPr>
+        <w:bidi/>
+        <w:spacing w:after="200" w:line="320"/>
+        <w:ind w:left="567"/>
+      </w:pPr>
+      <w:r>
+        <w:rPr>
+          <w:rFonts w:ascii="Arial" w:cs="Arial" w:hAnsi="Arial"/>
+          <w:sz w:val="23"/>
+          <w:szCs w:val="24"/>
+          <w:rtl/>
+        </w:rPr>
+        <w:t xml:space="preserve">لم يستبعد الوزير اتخاذ مزيد من الإجراءات. ✓</w:t>
+      </w:r>
+    </w:p>
+    <w:p>
+      <w:pPr>
+        <w:spacing w:after="170" w:line="330"/>
+      </w:pPr>
+      <w:r>
+        <w:rPr>
+          <w:rFonts w:ascii="Calibri" w:cs="Calibri" w:eastAsia="Calibri" w:hAnsi="Calibri"/>
+        </w:rPr>
+        <w:t xml:space="preserve">Notice what happened. The translator did not translate the words one by one. They understood the meaning, considered the context, and rebuilt the sentence so that it sounds natural to an Arab reader. That is translation. Everything in this book grows from this idea.</w:t>
       </w:r>
     </w:p>
     <w:p>
@@ -672,7 +727,7 @@
         <w:rPr>
           <w:rFonts w:ascii="Calibri" w:cs="Calibri" w:eastAsia="Calibri" w:hAnsi="Calibri"/>
         </w:rPr>
-        <w:t xml:space="preserve">Whether you translate a sign, a letter or a book, the work usually goes through four steps:</w:t>
+        <w:t xml:space="preserve">Whether you translate a sentence, a letter or a book, the work usually goes through four steps:</w:t>
       </w:r>
     </w:p>
     <w:p>
@@ -967,13 +1022,14 @@
     </w:p>
     <w:p>
       <w:pPr>
-        <w:pStyle w:val="ListParagraph"/>
-        <w:numPr>
-          <w:ilvl w:val="0"/>
-          <w:numId w:val="2"/>
-        </w:numPr>
-        <w:spacing w:after="110" w:line="320"/>
-      </w:pPr>
+        <w:spacing w:after="170" w:line="330"/>
+      </w:pPr>
+      <w:r>
+        <w:rPr>
+          <w:rFonts w:ascii="Calibri" w:cs="Calibri" w:eastAsia="Calibri" w:hAnsi="Calibri"/>
+        </w:rPr>
+        <w:t xml:space="preserve">Each chapter opens with </w:t>
+      </w:r>
       <w:r>
         <w:rPr>
           <w:rFonts w:ascii="Calibri" w:cs="Calibri" w:eastAsia="Calibri" w:hAnsi="Calibri"/>
@@ -986,34 +1042,8 @@
         <w:rPr>
           <w:rFonts w:ascii="Calibri" w:cs="Calibri" w:eastAsia="Calibri" w:hAnsi="Calibri"/>
         </w:rPr>
-        <w:t xml:space="preserve"> tells you what you already know and what comes next.</w:t>
-      </w:r>
-    </w:p>
-    <w:p>
-      <w:pPr>
-        <w:pStyle w:val="ListParagraph"/>
-        <w:numPr>
-          <w:ilvl w:val="0"/>
-          <w:numId w:val="2"/>
-        </w:numPr>
-        <w:spacing w:after="110" w:line="320"/>
-      </w:pPr>
-      <w:r>
-        <w:rPr>
-          <w:rFonts w:ascii="Calibri" w:cs="Calibri" w:eastAsia="Calibri" w:hAnsi="Calibri"/>
-        </w:rPr>
-        <w:t xml:space="preserve">The chapter explains each idea with examples in English and Arabic.</w:t>
-      </w:r>
-    </w:p>
-    <w:p>
-      <w:pPr>
-        <w:pStyle w:val="ListParagraph"/>
-        <w:numPr>
-          <w:ilvl w:val="0"/>
-          <w:numId w:val="2"/>
-        </w:numPr>
-        <w:spacing w:after="110" w:line="320"/>
-      </w:pPr>
+        <w:t xml:space="preserve">, explains each idea with examples in English and Arabic, and gives you questions to </w:t>
+      </w:r>
       <w:r>
         <w:rPr>
           <w:rFonts w:ascii="Calibri" w:cs="Calibri" w:eastAsia="Calibri" w:hAnsi="Calibri"/>
@@ -1026,18 +1056,8 @@
         <w:rPr>
           <w:rFonts w:ascii="Calibri" w:cs="Calibri" w:eastAsia="Calibri" w:hAnsi="Calibri"/>
         </w:rPr>
-        <w:t xml:space="preserve"> gives you a few questions, with the answers straight after.</w:t>
-      </w:r>
-    </w:p>
-    <w:p>
-      <w:pPr>
-        <w:pStyle w:val="ListParagraph"/>
-        <w:numPr>
-          <w:ilvl w:val="0"/>
-          <w:numId w:val="2"/>
-        </w:numPr>
-        <w:spacing w:after="110" w:line="320"/>
-      </w:pPr>
+        <w:t xml:space="preserve">. It ends with </w:t>
+      </w:r>
       <w:r>
         <w:rPr>
           <w:rFonts w:ascii="Calibri" w:cs="Calibri" w:eastAsia="Calibri" w:hAnsi="Calibri"/>
@@ -1050,7 +1070,7 @@
         <w:rPr>
           <w:rFonts w:ascii="Calibri" w:cs="Calibri" w:eastAsia="Calibri" w:hAnsi="Calibri"/>
         </w:rPr>
-        <w:t xml:space="preserve"> sums up the chapter, and </w:t>
+        <w:t xml:space="preserve">, </w:t>
       </w:r>
       <w:r>
         <w:rPr>
@@ -1064,18 +1084,8 @@
         <w:rPr>
           <w:rFonts w:ascii="Calibri" w:cs="Calibri" w:eastAsia="Calibri" w:hAnsi="Calibri"/>
         </w:rPr>
-        <w:t xml:space="preserve"> gives the new terms with their Arabic equivalents. All the terms are also in the glossary at the end.</w:t>
-      </w:r>
-    </w:p>
-    <w:p>
-      <w:pPr>
-        <w:pStyle w:val="ListParagraph"/>
-        <w:numPr>
-          <w:ilvl w:val="0"/>
-          <w:numId w:val="2"/>
-        </w:numPr>
-        <w:spacing w:after="110" w:line="320"/>
-      </w:pPr>
+        <w:t xml:space="preserve"> (all also in the glossary) and </w:t>
+      </w:r>
       <w:r>
         <w:rPr>
           <w:rFonts w:ascii="Calibri" w:cs="Calibri" w:eastAsia="Calibri" w:hAnsi="Calibri"/>
@@ -1088,7 +1098,7 @@
         <w:rPr>
           <w:rFonts w:ascii="Calibri" w:cs="Calibri" w:eastAsia="Calibri" w:hAnsi="Calibri"/>
         </w:rPr>
-        <w:t xml:space="preserve"> tells you where the path goes, and </w:t>
+        <w:t xml:space="preserve">, which shows where the path goes. </w:t>
       </w:r>
       <w:r>
         <w:rPr>
@@ -1102,79 +1112,8 @@
         <w:rPr>
           <w:rFonts w:ascii="Calibri" w:cs="Calibri" w:eastAsia="Calibri" w:hAnsi="Calibri"/>
         </w:rPr>
-        <w:t xml:space="preserve"> shares a true story about translation.</w:t>
-      </w:r>
-    </w:p>
-    <w:p>
-      <w:pPr>
-        <w:pStyle w:val="ListParagraph"/>
-        <w:numPr>
-          <w:ilvl w:val="0"/>
-          <w:numId w:val="2"/>
-        </w:numPr>
-        <w:spacing w:after="110" w:line="320"/>
-      </w:pPr>
-      <w:r>
-        <w:rPr>
-          <w:rFonts w:ascii="Calibri" w:cs="Calibri" w:eastAsia="Calibri" w:hAnsi="Calibri"/>
-          <w:b/>
-          <w:bCs/>
-        </w:rPr>
-        <w:t xml:space="preserve">EN → AR</w:t>
-      </w:r>
-      <w:r>
-        <w:rPr>
-          <w:rFonts w:ascii="Calibri" w:cs="Calibri" w:eastAsia="Calibri" w:hAnsi="Calibri"/>
-        </w:rPr>
-        <w:t xml:space="preserve"> means from English into Arabic, and </w:t>
-      </w:r>
-      <w:r>
-        <w:rPr>
-          <w:rFonts w:ascii="Calibri" w:cs="Calibri" w:eastAsia="Calibri" w:hAnsi="Calibri"/>
-          <w:b/>
-          <w:bCs/>
-        </w:rPr>
-        <w:t xml:space="preserve">AR → EN</w:t>
-      </w:r>
-      <w:r>
-        <w:rPr>
-          <w:rFonts w:ascii="Calibri" w:cs="Calibri" w:eastAsia="Calibri" w:hAnsi="Calibri"/>
-        </w:rPr>
-        <w:t xml:space="preserve"> the reverse; </w:t>
-      </w:r>
-      <w:r>
-        <w:rPr>
-          <w:rFonts w:ascii="Calibri" w:cs="Calibri" w:eastAsia="Calibri" w:hAnsi="Calibri"/>
-          <w:b/>
-          <w:bCs/>
-        </w:rPr>
-        <w:t xml:space="preserve">✓</w:t>
-      </w:r>
-      <w:r>
-        <w:rPr>
-          <w:rFonts w:ascii="Calibri" w:cs="Calibri" w:eastAsia="Calibri" w:hAnsi="Calibri"/>
-        </w:rPr>
-        <w:t xml:space="preserve"> marks a good translation and </w:t>
-      </w:r>
-      <w:r>
-        <w:rPr>
-          <w:rFonts w:ascii="Calibri" w:cs="Calibri" w:eastAsia="Calibri" w:hAnsi="Calibri"/>
-          <w:b/>
-          <w:bCs/>
-        </w:rPr>
-        <w:t xml:space="preserve">✗</w:t>
-      </w:r>
-      <w:r>
-        <w:rPr>
-          <w:rFonts w:ascii="Calibri" w:cs="Calibri" w:eastAsia="Calibri" w:hAnsi="Calibri"/>
-        </w:rPr>
-        <w:t xml:space="preserve"> a poor one; a note in brackets, such as (Newmark, 1988), shows the source of an idea, listed in full in the References.</w:t>
-      </w:r>
-    </w:p>
-    <w:p>
-      <w:pPr>
-        <w:spacing w:after="40"/>
-      </w:pPr>
+        <w:t xml:space="preserve"> boxes share true stories about translation.</w:t>
+      </w:r>
     </w:p>
     <w:p>
       <w:pPr>
@@ -39740,7 +39679,7 @@
         <w:rPr>
           <w:rFonts w:ascii="Calibri" w:cs="Calibri" w:eastAsia="Calibri" w:hAnsi="Calibri"/>
         </w:rPr>
-        <w:t xml:space="preserve">You started this book with a sign in a park. You can now plan a translation, understand a text, write it naturally in the other language, and check it. Here is how to keep growing.</w:t>
+        <w:t xml:space="preserve">You started this book with one sentence from a news report. You can now plan a translation, understand a text, write it naturally in the other language, and check it. Here is how to keep growing.</w:t>
       </w:r>
     </w:p>
     <w:p>

--- a/Translation-Handbook-Light.docx
+++ b/Translation-Handbook-Light.docx
@@ -626,21 +626,21 @@
         <w:rPr>
           <w:rFonts w:ascii="Calibri" w:cs="Calibri" w:eastAsia="Calibri" w:hAnsi="Calibri"/>
         </w:rPr>
-        <w:t xml:space="preserve">Consider this sentence from a news report: </w:t>
-      </w:r>
-      <w:r>
-        <w:rPr>
-          <w:rFonts w:ascii="Calibri" w:cs="Calibri" w:eastAsia="Calibri" w:hAnsi="Calibri"/>
-          <w:i/>
-          <w:iCs/>
-        </w:rPr>
-        <w:t xml:space="preserve">The minister stopped short of ruling out further measures.</w:t>
-      </w:r>
-      <w:r>
-        <w:rPr>
-          <w:rFonts w:ascii="Calibri" w:cs="Calibri" w:eastAsia="Calibri" w:hAnsi="Calibri"/>
-        </w:rPr>
-        <w:t xml:space="preserve"> Translated word for word, it does not say what the English means:</w:t>
+        <w:t xml:space="preserve">Imagine you are translating a news report about a government decision. The English text says: </w:t>
+      </w:r>
+      <w:r>
+        <w:rPr>
+          <w:rFonts w:ascii="Calibri" w:cs="Calibri" w:eastAsia="Calibri" w:hAnsi="Calibri"/>
+          <w:i/>
+          <w:iCs/>
+        </w:rPr>
+        <w:t xml:space="preserve">The government came under pressure to reconsider the decision.</w:t>
+      </w:r>
+      <w:r>
+        <w:rPr>
+          <w:rFonts w:ascii="Calibri" w:cs="Calibri" w:eastAsia="Calibri" w:hAnsi="Calibri"/>
+        </w:rPr>
+        <w:t xml:space="preserve"> A word-for-word translation might be:</w:t>
       </w:r>
     </w:p>
     <w:p>
@@ -656,7 +656,7 @@
           <w:szCs w:val="24"/>
           <w:rtl/>
         </w:rPr>
-        <w:t xml:space="preserve">توقّف الوزير قبل استبعاد إجراءات إضافية. ✗</w:t>
+        <w:t xml:space="preserve">الحكومة جاءت تحت الضغط لإعادة النظر في القرار. ✗</w:t>
       </w:r>
     </w:p>
     <w:p>
@@ -667,21 +667,7 @@
         <w:rPr>
           <w:rFonts w:ascii="Calibri" w:cs="Calibri" w:eastAsia="Calibri" w:hAnsi="Calibri"/>
         </w:rPr>
-        <w:t xml:space="preserve">The translator must first understand what </w:t>
-      </w:r>
-      <w:r>
-        <w:rPr>
-          <w:rFonts w:ascii="Calibri" w:cs="Calibri" w:eastAsia="Calibri" w:hAnsi="Calibri"/>
-          <w:i/>
-          <w:iCs/>
-        </w:rPr>
-        <w:t xml:space="preserve">stopped short of ruling out</w:t>
-      </w:r>
-      <w:r>
-        <w:rPr>
-          <w:rFonts w:ascii="Calibri" w:cs="Calibri" w:eastAsia="Calibri" w:hAnsi="Calibri"/>
-        </w:rPr>
-        <w:t xml:space="preserve"> means here: the minister did not exclude the possibility of taking further action. A natural Arabic translation is therefore:</w:t>
+        <w:t xml:space="preserve">But a translator does not simply replace English words with Arabic ones. In Arabic journalistic writing, the natural formulation is:</w:t>
       </w:r>
     </w:p>
     <w:p>
@@ -697,7 +683,7 @@
           <w:szCs w:val="24"/>
           <w:rtl/>
         </w:rPr>
-        <w:t xml:space="preserve">لم يستبعد الوزير اتخاذ مزيد من الإجراءات. ✓</w:t>
+        <w:t xml:space="preserve">تعرّضت الحكومة لضغوط لإعادة النظر في القرار. ✓</w:t>
       </w:r>
     </w:p>
     <w:p>
@@ -708,7 +694,21 @@
         <w:rPr>
           <w:rFonts w:ascii="Calibri" w:cs="Calibri" w:eastAsia="Calibri" w:hAnsi="Calibri"/>
         </w:rPr>
-        <w:t xml:space="preserve">Notice what happened. The translator did not translate the words one by one. They understood the meaning, considered the context, and rebuilt the sentence so that it sounds natural to an Arab reader. That is translation. Everything in this book grows from this idea.</w:t>
+        <w:t xml:space="preserve">The translator has to recognise that </w:t>
+      </w:r>
+      <w:r>
+        <w:rPr>
+          <w:rFonts w:ascii="Calibri" w:cs="Calibri" w:eastAsia="Calibri" w:hAnsi="Calibri"/>
+          <w:i/>
+          <w:iCs/>
+        </w:rPr>
+        <w:t xml:space="preserve">come under pressure</w:t>
+      </w:r>
+      <w:r>
+        <w:rPr>
+          <w:rFonts w:ascii="Calibri" w:cs="Calibri" w:eastAsia="Calibri" w:hAnsi="Calibri"/>
+        </w:rPr>
+        <w:t xml:space="preserve"> is an English expression whose meaning cannot be transferred word for word. They must understand how the words work together, the register of a news report, and the way the same idea is normally expressed in Arabic. That is translation. Everything in this book grows from this idea.</w:t>
       </w:r>
     </w:p>
     <w:p>

--- a/Translation-Handbook-Light.docx
+++ b/Translation-Handbook-Light.docx
@@ -1180,7 +1180,7 @@
         <w:rPr>
           <w:rFonts w:ascii="Calibri" w:cs="Calibri" w:eastAsia="Calibri" w:hAnsi="Calibri"/>
         </w:rPr>
-        <w:t xml:space="preserve">Remember the sign in the park (Start here): you did not read out the words one by one; you said what the sign </w:t>
+        <w:t xml:space="preserve">Remember the news sentence in Start here: you did not translate it word by word; you said what it </w:t>
       </w:r>
       <w:r>
         <w:rPr>
@@ -1194,7 +1194,7 @@
         <w:rPr>
           <w:rFonts w:ascii="Calibri" w:cs="Calibri" w:eastAsia="Calibri" w:hAnsi="Calibri"/>
         </w:rPr>
-        <w:t xml:space="preserve">, in good Arabic. That is translation.</w:t>
+        <w:t xml:space="preserve">, in natural Arabic. That is translation.</w:t>
       </w:r>
     </w:p>
     <w:p>
@@ -13251,6 +13251,12 @@
           <w:rtl/>
         </w:rPr>
         <w:t xml:space="preserve">سأفقد صوابي</w:t>
+      </w:r>
+      <w:r>
+        <w:rPr>
+          <w:rFonts w:ascii="Calibri" w:cs="Calibri" w:eastAsia="Calibri" w:hAnsi="Calibri"/>
+        </w:rPr>
+        <w:t xml:space="preserve"> (Translation Team, n.d.)</w:t>
       </w:r>
     </w:p>
     <w:p>

--- a/Translation-Handbook-Light.docx
+++ b/Translation-Handbook-Light.docx
@@ -13786,21 +13786,7 @@
         <w:rPr>
           <w:rFonts w:ascii="Calibri" w:cs="Calibri" w:eastAsia="Calibri" w:hAnsi="Calibri"/>
         </w:rPr>
-        <w:t xml:space="preserve">Dialect expressions work like idioms: translate their function, not their words. A dictionary of Kuwaiti expressions gives these English equivalents (</w:t>
-      </w:r>
-      <w:r>
-        <w:rPr>
-          <w:rFonts w:ascii="Calibri" w:cs="Calibri" w:eastAsia="Calibri" w:hAnsi="Calibri"/>
-          <w:i/>
-          <w:iCs/>
-        </w:rPr>
-        <w:t xml:space="preserve">Muʿjam al-taʿābīr</w:t>
-      </w:r>
-      <w:r>
-        <w:rPr>
-          <w:rFonts w:ascii="Calibri" w:cs="Calibri" w:eastAsia="Calibri" w:hAnsi="Calibri"/>
-        </w:rPr>
-        <w:t xml:space="preserve">, n.d.):</w:t>
+        <w:t xml:space="preserve">Dialect expressions work like idioms: translate their function, not their words. A dictionary of Kuwaiti expressions gives these English equivalents (Bin Nasser, n.d.):</w:t>
       </w:r>
     </w:p>
     <w:p>
@@ -21713,21 +21699,7 @@
         <w:rPr>
           <w:rFonts w:ascii="Calibri" w:cs="Calibri" w:eastAsia="Calibri" w:hAnsi="Calibri"/>
         </w:rPr>
-        <w:t xml:space="preserve"> (</w:t>
-      </w:r>
-      <w:r>
-        <w:rPr>
-          <w:rFonts w:ascii="Calibri" w:cs="Calibri" w:eastAsia="Calibri" w:hAnsi="Calibri"/>
-          <w:i/>
-          <w:iCs/>
-        </w:rPr>
-        <w:t xml:space="preserve">Muʿjam al-taʿābīr</w:t>
-      </w:r>
-      <w:r>
-        <w:rPr>
-          <w:rFonts w:ascii="Calibri" w:cs="Calibri" w:eastAsia="Calibri" w:hAnsi="Calibri"/>
-        </w:rPr>
-        <w:t xml:space="preserve">, n.d.): the image of the eye and the house is lost, but the hospitality stays</w:t>
+        <w:t xml:space="preserve"> (Bin Nasser, n.d.): the image of the eye and the house is lost, but the hospitality stays</w:t>
       </w:r>
     </w:p>
     <w:p>
@@ -38088,21 +38060,7 @@
         <w:rPr>
           <w:rFonts w:ascii="Calibri" w:cs="Calibri" w:eastAsia="Calibri" w:hAnsi="Calibri"/>
         </w:rPr>
-        <w:t xml:space="preserve"> (</w:t>
-      </w:r>
-      <w:r>
-        <w:rPr>
-          <w:rFonts w:ascii="Calibri" w:cs="Calibri" w:eastAsia="Calibri" w:hAnsi="Calibri"/>
-          <w:i/>
-          <w:iCs/>
-        </w:rPr>
-        <w:t xml:space="preserve">Muʿjam al-taʿābīr</w:t>
-      </w:r>
-      <w:r>
-        <w:rPr>
-          <w:rFonts w:ascii="Calibri" w:cs="Calibri" w:eastAsia="Calibri" w:hAnsi="Calibri"/>
-        </w:rPr>
-        <w:t xml:space="preserve">, n.d.).</w:t>
+        <w:t xml:space="preserve"> (Bin Nasser, n.d.).</w:t>
       </w:r>
     </w:p>
     <w:p>
@@ -46174,21 +46132,21 @@
         <w:rPr>
           <w:rFonts w:ascii="Calibri" w:cs="Calibri" w:eastAsia="Calibri" w:hAnsi="Calibri"/>
         </w:rPr>
-        <w:t xml:space="preserve">Cabré, M. T. (1999). </w:t>
-      </w:r>
-      <w:r>
-        <w:rPr>
-          <w:rFonts w:ascii="Calibri" w:cs="Calibri" w:eastAsia="Calibri" w:hAnsi="Calibri"/>
-          <w:i/>
-          <w:iCs/>
-        </w:rPr>
-        <w:t xml:space="preserve">Terminology: Theory, methods and applications</w:t>
-      </w:r>
-      <w:r>
-        <w:rPr>
-          <w:rFonts w:ascii="Calibri" w:cs="Calibri" w:eastAsia="Calibri" w:hAnsi="Calibri"/>
-        </w:rPr>
-        <w:t xml:space="preserve"> (J. C. Sager, Ed.; J. A. DeCesaris, Trans.). John Benjamins.</w:t>
+        <w:t xml:space="preserve">Bin Nasser, M. (n.d.). </w:t>
+      </w:r>
+      <w:r>
+        <w:rPr>
+          <w:rFonts w:ascii="Calibri" w:cs="Calibri" w:eastAsia="Calibri" w:hAnsi="Calibri"/>
+          <w:i/>
+          <w:iCs/>
+        </w:rPr>
+        <w:t xml:space="preserve">Muʿjam al-taʿābīr al-iṣṭilāḥiyya al-Kuwaytiyya al-muqārana</w:t>
+      </w:r>
+      <w:r>
+        <w:rPr>
+          <w:rFonts w:ascii="Calibri" w:cs="Calibri" w:eastAsia="Calibri" w:hAnsi="Calibri"/>
+        </w:rPr>
+        <w:t xml:space="preserve"> [Dictionary of comparative Kuwaiti idiomatic expressions] [Unpublished manuscript; letter alif only].</w:t>
       </w:r>
     </w:p>
     <w:p>
@@ -46200,21 +46158,21 @@
         <w:rPr>
           <w:rFonts w:ascii="Calibri" w:cs="Calibri" w:eastAsia="Calibri" w:hAnsi="Calibri"/>
         </w:rPr>
-        <w:t xml:space="preserve">Coppola, F. F. (Director). (1972). </w:t>
-      </w:r>
-      <w:r>
-        <w:rPr>
-          <w:rFonts w:ascii="Calibri" w:cs="Calibri" w:eastAsia="Calibri" w:hAnsi="Calibri"/>
-          <w:i/>
-          <w:iCs/>
-        </w:rPr>
-        <w:t xml:space="preserve">The godfather</w:t>
-      </w:r>
-      <w:r>
-        <w:rPr>
-          <w:rFonts w:ascii="Calibri" w:cs="Calibri" w:eastAsia="Calibri" w:hAnsi="Calibri"/>
-        </w:rPr>
-        <w:t xml:space="preserve"> [Film]. Paramount Pictures.</w:t>
+        <w:t xml:space="preserve">Cabré, M. T. (1999). </w:t>
+      </w:r>
+      <w:r>
+        <w:rPr>
+          <w:rFonts w:ascii="Calibri" w:cs="Calibri" w:eastAsia="Calibri" w:hAnsi="Calibri"/>
+          <w:i/>
+          <w:iCs/>
+        </w:rPr>
+        <w:t xml:space="preserve">Terminology: Theory, methods and applications</w:t>
+      </w:r>
+      <w:r>
+        <w:rPr>
+          <w:rFonts w:ascii="Calibri" w:cs="Calibri" w:eastAsia="Calibri" w:hAnsi="Calibri"/>
+        </w:rPr>
+        <w:t xml:space="preserve"> (J. C. Sager, Ed.; J. A. DeCesaris, Trans.). John Benjamins.</w:t>
       </w:r>
     </w:p>
     <w:p>
@@ -46226,21 +46184,21 @@
         <w:rPr>
           <w:rFonts w:ascii="Calibri" w:cs="Calibri" w:eastAsia="Calibri" w:hAnsi="Calibri"/>
         </w:rPr>
-        <w:t xml:space="preserve">Díaz Cintas, J., &amp; Remael, A. (2007). </w:t>
-      </w:r>
-      <w:r>
-        <w:rPr>
-          <w:rFonts w:ascii="Calibri" w:cs="Calibri" w:eastAsia="Calibri" w:hAnsi="Calibri"/>
-          <w:i/>
-          <w:iCs/>
-        </w:rPr>
-        <w:t xml:space="preserve">Audiovisual translation: Subtitling</w:t>
-      </w:r>
-      <w:r>
-        <w:rPr>
-          <w:rFonts w:ascii="Calibri" w:cs="Calibri" w:eastAsia="Calibri" w:hAnsi="Calibri"/>
-        </w:rPr>
-        <w:t xml:space="preserve">. St. Jerome.</w:t>
+        <w:t xml:space="preserve">Coppola, F. F. (Director). (1972). </w:t>
+      </w:r>
+      <w:r>
+        <w:rPr>
+          <w:rFonts w:ascii="Calibri" w:cs="Calibri" w:eastAsia="Calibri" w:hAnsi="Calibri"/>
+          <w:i/>
+          <w:iCs/>
+        </w:rPr>
+        <w:t xml:space="preserve">The godfather</w:t>
+      </w:r>
+      <w:r>
+        <w:rPr>
+          <w:rFonts w:ascii="Calibri" w:cs="Calibri" w:eastAsia="Calibri" w:hAnsi="Calibri"/>
+        </w:rPr>
+        <w:t xml:space="preserve"> [Film]. Paramount Pictures.</w:t>
       </w:r>
     </w:p>
     <w:p>
@@ -46252,21 +46210,21 @@
         <w:rPr>
           <w:rFonts w:ascii="Calibri" w:cs="Calibri" w:eastAsia="Calibri" w:hAnsi="Calibri"/>
         </w:rPr>
-        <w:t xml:space="preserve">Díaz Cintas, J., &amp; Remael, A. (2021). </w:t>
-      </w:r>
-      <w:r>
-        <w:rPr>
-          <w:rFonts w:ascii="Calibri" w:cs="Calibri" w:eastAsia="Calibri" w:hAnsi="Calibri"/>
-          <w:i/>
-          <w:iCs/>
-        </w:rPr>
-        <w:t xml:space="preserve">Subtitling: Concepts and practices</w:t>
-      </w:r>
-      <w:r>
-        <w:rPr>
-          <w:rFonts w:ascii="Calibri" w:cs="Calibri" w:eastAsia="Calibri" w:hAnsi="Calibri"/>
-        </w:rPr>
-        <w:t xml:space="preserve">. Routledge.</w:t>
+        <w:t xml:space="preserve">Díaz Cintas, J., &amp; Remael, A. (2007). </w:t>
+      </w:r>
+      <w:r>
+        <w:rPr>
+          <w:rFonts w:ascii="Calibri" w:cs="Calibri" w:eastAsia="Calibri" w:hAnsi="Calibri"/>
+          <w:i/>
+          <w:iCs/>
+        </w:rPr>
+        <w:t xml:space="preserve">Audiovisual translation: Subtitling</w:t>
+      </w:r>
+      <w:r>
+        <w:rPr>
+          <w:rFonts w:ascii="Calibri" w:cs="Calibri" w:eastAsia="Calibri" w:hAnsi="Calibri"/>
+        </w:rPr>
+        <w:t xml:space="preserve">. St. Jerome.</w:t>
       </w:r>
     </w:p>
     <w:p>
@@ -46278,21 +46236,21 @@
         <w:rPr>
           <w:rFonts w:ascii="Calibri" w:cs="Calibri" w:eastAsia="Calibri" w:hAnsi="Calibri"/>
         </w:rPr>
-        <w:t xml:space="preserve">Dickins, J., Hervey, S., &amp; Higgins, I. (2016). </w:t>
-      </w:r>
-      <w:r>
-        <w:rPr>
-          <w:rFonts w:ascii="Calibri" w:cs="Calibri" w:eastAsia="Calibri" w:hAnsi="Calibri"/>
-          <w:i/>
-          <w:iCs/>
-        </w:rPr>
-        <w:t xml:space="preserve">Thinking Arabic translation: A course in translation method: Arabic to English</w:t>
-      </w:r>
-      <w:r>
-        <w:rPr>
-          <w:rFonts w:ascii="Calibri" w:cs="Calibri" w:eastAsia="Calibri" w:hAnsi="Calibri"/>
-        </w:rPr>
-        <w:t xml:space="preserve"> (2nd ed.). Routledge.</w:t>
+        <w:t xml:space="preserve">Díaz Cintas, J., &amp; Remael, A. (2021). </w:t>
+      </w:r>
+      <w:r>
+        <w:rPr>
+          <w:rFonts w:ascii="Calibri" w:cs="Calibri" w:eastAsia="Calibri" w:hAnsi="Calibri"/>
+          <w:i/>
+          <w:iCs/>
+        </w:rPr>
+        <w:t xml:space="preserve">Subtitling: Concepts and practices</w:t>
+      </w:r>
+      <w:r>
+        <w:rPr>
+          <w:rFonts w:ascii="Calibri" w:cs="Calibri" w:eastAsia="Calibri" w:hAnsi="Calibri"/>
+        </w:rPr>
+        <w:t xml:space="preserve">. Routledge.</w:t>
       </w:r>
     </w:p>
     <w:p>
@@ -46304,21 +46262,21 @@
         <w:rPr>
           <w:rFonts w:ascii="Calibri" w:cs="Calibri" w:eastAsia="Calibri" w:hAnsi="Calibri"/>
         </w:rPr>
-        <w:t xml:space="preserve">Eco, U. (2003). </w:t>
-      </w:r>
-      <w:r>
-        <w:rPr>
-          <w:rFonts w:ascii="Calibri" w:cs="Calibri" w:eastAsia="Calibri" w:hAnsi="Calibri"/>
-          <w:i/>
-          <w:iCs/>
-        </w:rPr>
-        <w:t xml:space="preserve">Dire quasi la stessa cosa: Esperienze di traduzione</w:t>
-      </w:r>
-      <w:r>
-        <w:rPr>
-          <w:rFonts w:ascii="Calibri" w:cs="Calibri" w:eastAsia="Calibri" w:hAnsi="Calibri"/>
-        </w:rPr>
-        <w:t xml:space="preserve"> [Saying almost the same thing: Experiences of translation]. Bompiani.</w:t>
+        <w:t xml:space="preserve">Dickins, J., Hervey, S., &amp; Higgins, I. (2016). </w:t>
+      </w:r>
+      <w:r>
+        <w:rPr>
+          <w:rFonts w:ascii="Calibri" w:cs="Calibri" w:eastAsia="Calibri" w:hAnsi="Calibri"/>
+          <w:i/>
+          <w:iCs/>
+        </w:rPr>
+        <w:t xml:space="preserve">Thinking Arabic translation: A course in translation method: Arabic to English</w:t>
+      </w:r>
+      <w:r>
+        <w:rPr>
+          <w:rFonts w:ascii="Calibri" w:cs="Calibri" w:eastAsia="Calibri" w:hAnsi="Calibri"/>
+        </w:rPr>
+        <w:t xml:space="preserve"> (2nd ed.). Routledge.</w:t>
       </w:r>
     </w:p>
     <w:p>
@@ -46330,21 +46288,21 @@
         <w:rPr>
           <w:rFonts w:ascii="Calibri" w:cs="Calibri" w:eastAsia="Calibri" w:hAnsi="Calibri"/>
         </w:rPr>
-        <w:t xml:space="preserve">Fairclough, N. (1992). </w:t>
-      </w:r>
-      <w:r>
-        <w:rPr>
-          <w:rFonts w:ascii="Calibri" w:cs="Calibri" w:eastAsia="Calibri" w:hAnsi="Calibri"/>
-          <w:i/>
-          <w:iCs/>
-        </w:rPr>
-        <w:t xml:space="preserve">Discourse and social change</w:t>
-      </w:r>
-      <w:r>
-        <w:rPr>
-          <w:rFonts w:ascii="Calibri" w:cs="Calibri" w:eastAsia="Calibri" w:hAnsi="Calibri"/>
-        </w:rPr>
-        <w:t xml:space="preserve">. Polity Press.</w:t>
+        <w:t xml:space="preserve">Eco, U. (2003). </w:t>
+      </w:r>
+      <w:r>
+        <w:rPr>
+          <w:rFonts w:ascii="Calibri" w:cs="Calibri" w:eastAsia="Calibri" w:hAnsi="Calibri"/>
+          <w:i/>
+          <w:iCs/>
+        </w:rPr>
+        <w:t xml:space="preserve">Dire quasi la stessa cosa: Esperienze di traduzione</w:t>
+      </w:r>
+      <w:r>
+        <w:rPr>
+          <w:rFonts w:ascii="Calibri" w:cs="Calibri" w:eastAsia="Calibri" w:hAnsi="Calibri"/>
+        </w:rPr>
+        <w:t xml:space="preserve"> [Saying almost the same thing: Experiences of translation]. Bompiani.</w:t>
       </w:r>
     </w:p>
     <w:p>
@@ -46356,21 +46314,21 @@
         <w:rPr>
           <w:rFonts w:ascii="Calibri" w:cs="Calibri" w:eastAsia="Calibri" w:hAnsi="Calibri"/>
         </w:rPr>
-        <w:t xml:space="preserve">Fairclough, N. (2003). </w:t>
-      </w:r>
-      <w:r>
-        <w:rPr>
-          <w:rFonts w:ascii="Calibri" w:cs="Calibri" w:eastAsia="Calibri" w:hAnsi="Calibri"/>
-          <w:i/>
-          <w:iCs/>
-        </w:rPr>
-        <w:t xml:space="preserve">Analysing discourse: Textual analysis for social research</w:t>
-      </w:r>
-      <w:r>
-        <w:rPr>
-          <w:rFonts w:ascii="Calibri" w:cs="Calibri" w:eastAsia="Calibri" w:hAnsi="Calibri"/>
-        </w:rPr>
-        <w:t xml:space="preserve">. Routledge.</w:t>
+        <w:t xml:space="preserve">Fairclough, N. (1992). </w:t>
+      </w:r>
+      <w:r>
+        <w:rPr>
+          <w:rFonts w:ascii="Calibri" w:cs="Calibri" w:eastAsia="Calibri" w:hAnsi="Calibri"/>
+          <w:i/>
+          <w:iCs/>
+        </w:rPr>
+        <w:t xml:space="preserve">Discourse and social change</w:t>
+      </w:r>
+      <w:r>
+        <w:rPr>
+          <w:rFonts w:ascii="Calibri" w:cs="Calibri" w:eastAsia="Calibri" w:hAnsi="Calibri"/>
+        </w:rPr>
+        <w:t xml:space="preserve">. Polity Press.</w:t>
       </w:r>
     </w:p>
     <w:p>
@@ -46382,21 +46340,21 @@
         <w:rPr>
           <w:rFonts w:ascii="Calibri" w:cs="Calibri" w:eastAsia="Calibri" w:hAnsi="Calibri"/>
         </w:rPr>
-        <w:t xml:space="preserve">Farghal, M., &amp; Shunnaq, A. T. (2011). </w:t>
-      </w:r>
-      <w:r>
-        <w:rPr>
-          <w:rFonts w:ascii="Calibri" w:cs="Calibri" w:eastAsia="Calibri" w:hAnsi="Calibri"/>
-          <w:i/>
-          <w:iCs/>
-        </w:rPr>
-        <w:t xml:space="preserve">Translation with reference to English and Arabic: A practical guide</w:t>
-      </w:r>
-      <w:r>
-        <w:rPr>
-          <w:rFonts w:ascii="Calibri" w:cs="Calibri" w:eastAsia="Calibri" w:hAnsi="Calibri"/>
-        </w:rPr>
-        <w:t xml:space="preserve">. Dar Al-Hilal for Translation. (Original work published 1999)</w:t>
+        <w:t xml:space="preserve">Fairclough, N. (2003). </w:t>
+      </w:r>
+      <w:r>
+        <w:rPr>
+          <w:rFonts w:ascii="Calibri" w:cs="Calibri" w:eastAsia="Calibri" w:hAnsi="Calibri"/>
+          <w:i/>
+          <w:iCs/>
+        </w:rPr>
+        <w:t xml:space="preserve">Analysing discourse: Textual analysis for social research</w:t>
+      </w:r>
+      <w:r>
+        <w:rPr>
+          <w:rFonts w:ascii="Calibri" w:cs="Calibri" w:eastAsia="Calibri" w:hAnsi="Calibri"/>
+        </w:rPr>
+        <w:t xml:space="preserve">. Routledge.</w:t>
       </w:r>
     </w:p>
     <w:p>
@@ -46408,21 +46366,21 @@
         <w:rPr>
           <w:rFonts w:ascii="Calibri" w:cs="Calibri" w:eastAsia="Calibri" w:hAnsi="Calibri"/>
         </w:rPr>
-        <w:t xml:space="preserve">Firth, J. R. (1957). A synopsis of linguistic theory, 1930–1955. In </w:t>
-      </w:r>
-      <w:r>
-        <w:rPr>
-          <w:rFonts w:ascii="Calibri" w:cs="Calibri" w:eastAsia="Calibri" w:hAnsi="Calibri"/>
-          <w:i/>
-          <w:iCs/>
-        </w:rPr>
-        <w:t xml:space="preserve">Studies in linguistic analysis</w:t>
-      </w:r>
-      <w:r>
-        <w:rPr>
-          <w:rFonts w:ascii="Calibri" w:cs="Calibri" w:eastAsia="Calibri" w:hAnsi="Calibri"/>
-        </w:rPr>
-        <w:t xml:space="preserve"> (pp. 1–32). Blackwell.</w:t>
+        <w:t xml:space="preserve">Farghal, M., &amp; Shunnaq, A. T. (2011). </w:t>
+      </w:r>
+      <w:r>
+        <w:rPr>
+          <w:rFonts w:ascii="Calibri" w:cs="Calibri" w:eastAsia="Calibri" w:hAnsi="Calibri"/>
+          <w:i/>
+          <w:iCs/>
+        </w:rPr>
+        <w:t xml:space="preserve">Translation with reference to English and Arabic: A practical guide</w:t>
+      </w:r>
+      <w:r>
+        <w:rPr>
+          <w:rFonts w:ascii="Calibri" w:cs="Calibri" w:eastAsia="Calibri" w:hAnsi="Calibri"/>
+        </w:rPr>
+        <w:t xml:space="preserve">. Dar Al-Hilal for Translation. (Original work published 1999)</w:t>
       </w:r>
     </w:p>
     <w:p>
@@ -46434,21 +46392,21 @@
         <w:rPr>
           <w:rFonts w:ascii="Calibri" w:cs="Calibri" w:eastAsia="Calibri" w:hAnsi="Calibri"/>
         </w:rPr>
-        <w:t xml:space="preserve">Fleming, V. (Director). (1939). </w:t>
-      </w:r>
-      <w:r>
-        <w:rPr>
-          <w:rFonts w:ascii="Calibri" w:cs="Calibri" w:eastAsia="Calibri" w:hAnsi="Calibri"/>
-          <w:i/>
-          <w:iCs/>
-        </w:rPr>
-        <w:t xml:space="preserve">Gone with the wind</w:t>
-      </w:r>
-      <w:r>
-        <w:rPr>
-          <w:rFonts w:ascii="Calibri" w:cs="Calibri" w:eastAsia="Calibri" w:hAnsi="Calibri"/>
-        </w:rPr>
-        <w:t xml:space="preserve"> [Film]. Selznick International Pictures.</w:t>
+        <w:t xml:space="preserve">Firth, J. R. (1957). A synopsis of linguistic theory, 1930–1955. In </w:t>
+      </w:r>
+      <w:r>
+        <w:rPr>
+          <w:rFonts w:ascii="Calibri" w:cs="Calibri" w:eastAsia="Calibri" w:hAnsi="Calibri"/>
+          <w:i/>
+          <w:iCs/>
+        </w:rPr>
+        <w:t xml:space="preserve">Studies in linguistic analysis</w:t>
+      </w:r>
+      <w:r>
+        <w:rPr>
+          <w:rFonts w:ascii="Calibri" w:cs="Calibri" w:eastAsia="Calibri" w:hAnsi="Calibri"/>
+        </w:rPr>
+        <w:t xml:space="preserve"> (pp. 1–32). Blackwell.</w:t>
       </w:r>
     </w:p>
     <w:p>
@@ -46460,21 +46418,21 @@
         <w:rPr>
           <w:rFonts w:ascii="Calibri" w:cs="Calibri" w:eastAsia="Calibri" w:hAnsi="Calibri"/>
         </w:rPr>
-        <w:t xml:space="preserve">Gambier, Y. (2003). Introduction: Screen transadaptation: Perception and reception. </w:t>
-      </w:r>
-      <w:r>
-        <w:rPr>
-          <w:rFonts w:ascii="Calibri" w:cs="Calibri" w:eastAsia="Calibri" w:hAnsi="Calibri"/>
-          <w:i/>
-          <w:iCs/>
-        </w:rPr>
-        <w:t xml:space="preserve">The Translator, 9</w:t>
-      </w:r>
-      <w:r>
-        <w:rPr>
-          <w:rFonts w:ascii="Calibri" w:cs="Calibri" w:eastAsia="Calibri" w:hAnsi="Calibri"/>
-        </w:rPr>
-        <w:t xml:space="preserve">(2), 171–189. https://doi.org/10.1080/13556509.2003.10799152</w:t>
+        <w:t xml:space="preserve">Fleming, V. (Director). (1939). </w:t>
+      </w:r>
+      <w:r>
+        <w:rPr>
+          <w:rFonts w:ascii="Calibri" w:cs="Calibri" w:eastAsia="Calibri" w:hAnsi="Calibri"/>
+          <w:i/>
+          <w:iCs/>
+        </w:rPr>
+        <w:t xml:space="preserve">Gone with the wind</w:t>
+      </w:r>
+      <w:r>
+        <w:rPr>
+          <w:rFonts w:ascii="Calibri" w:cs="Calibri" w:eastAsia="Calibri" w:hAnsi="Calibri"/>
+        </w:rPr>
+        <w:t xml:space="preserve"> [Film]. Selznick International Pictures.</w:t>
       </w:r>
     </w:p>
     <w:p>
@@ -46486,21 +46444,21 @@
         <w:rPr>
           <w:rFonts w:ascii="Calibri" w:cs="Calibri" w:eastAsia="Calibri" w:hAnsi="Calibri"/>
         </w:rPr>
-        <w:t xml:space="preserve">Ghazala, H. (2008). </w:t>
-      </w:r>
-      <w:r>
-        <w:rPr>
-          <w:rFonts w:ascii="Calibri" w:cs="Calibri" w:eastAsia="Calibri" w:hAnsi="Calibri"/>
-          <w:i/>
-          <w:iCs/>
-        </w:rPr>
-        <w:t xml:space="preserve">Translation as problems and solutions: A textbook for university students and trainee translators</w:t>
-      </w:r>
-      <w:r>
-        <w:rPr>
-          <w:rFonts w:ascii="Calibri" w:cs="Calibri" w:eastAsia="Calibri" w:hAnsi="Calibri"/>
-        </w:rPr>
-        <w:t xml:space="preserve"> (Special ed.). Dar El-Ilm Lilmalayin.</w:t>
+        <w:t xml:space="preserve">Gambier, Y. (2003). Introduction: Screen transadaptation: Perception and reception. </w:t>
+      </w:r>
+      <w:r>
+        <w:rPr>
+          <w:rFonts w:ascii="Calibri" w:cs="Calibri" w:eastAsia="Calibri" w:hAnsi="Calibri"/>
+          <w:i/>
+          <w:iCs/>
+        </w:rPr>
+        <w:t xml:space="preserve">The Translator, 9</w:t>
+      </w:r>
+      <w:r>
+        <w:rPr>
+          <w:rFonts w:ascii="Calibri" w:cs="Calibri" w:eastAsia="Calibri" w:hAnsi="Calibri"/>
+        </w:rPr>
+        <w:t xml:space="preserve">(2), 171–189. https://doi.org/10.1080/13556509.2003.10799152</w:t>
       </w:r>
     </w:p>
     <w:p>
@@ -46512,21 +46470,21 @@
         <w:rPr>
           <w:rFonts w:ascii="Calibri" w:cs="Calibri" w:eastAsia="Calibri" w:hAnsi="Calibri"/>
         </w:rPr>
-        <w:t xml:space="preserve">al-Jāḥiẓ. (1965). </w:t>
-      </w:r>
-      <w:r>
-        <w:rPr>
-          <w:rFonts w:ascii="Calibri" w:cs="Calibri" w:eastAsia="Calibri" w:hAnsi="Calibri"/>
-          <w:i/>
-          <w:iCs/>
-        </w:rPr>
-        <w:t xml:space="preserve">Kitāb al-ḥayawān</w:t>
-      </w:r>
-      <w:r>
-        <w:rPr>
-          <w:rFonts w:ascii="Calibri" w:cs="Calibri" w:eastAsia="Calibri" w:hAnsi="Calibri"/>
-        </w:rPr>
-        <w:t xml:space="preserve"> [The book of animals] (ʿA. M. Hārūn, Ed.; 2nd ed., Vol. 1). Muṣṭafā al-Bābī al-Ḥalabī. (Original work written 9th century CE)</w:t>
+        <w:t xml:space="preserve">Ghazala, H. (2008). </w:t>
+      </w:r>
+      <w:r>
+        <w:rPr>
+          <w:rFonts w:ascii="Calibri" w:cs="Calibri" w:eastAsia="Calibri" w:hAnsi="Calibri"/>
+          <w:i/>
+          <w:iCs/>
+        </w:rPr>
+        <w:t xml:space="preserve">Translation as problems and solutions: A textbook for university students and trainee translators</w:t>
+      </w:r>
+      <w:r>
+        <w:rPr>
+          <w:rFonts w:ascii="Calibri" w:cs="Calibri" w:eastAsia="Calibri" w:hAnsi="Calibri"/>
+        </w:rPr>
+        <w:t xml:space="preserve"> (Special ed.). Dar El-Ilm Lilmalayin.</w:t>
       </w:r>
     </w:p>
     <w:p>
@@ -46538,21 +46496,21 @@
         <w:rPr>
           <w:rFonts w:ascii="Calibri" w:cs="Calibri" w:eastAsia="Calibri" w:hAnsi="Calibri"/>
         </w:rPr>
-        <w:t xml:space="preserve">Jakobson, R. (1959). On linguistic aspects of translation. In R. A. Brower (Ed.), </w:t>
-      </w:r>
-      <w:r>
-        <w:rPr>
-          <w:rFonts w:ascii="Calibri" w:cs="Calibri" w:eastAsia="Calibri" w:hAnsi="Calibri"/>
-          <w:i/>
-          <w:iCs/>
-        </w:rPr>
-        <w:t xml:space="preserve">On translation</w:t>
-      </w:r>
-      <w:r>
-        <w:rPr>
-          <w:rFonts w:ascii="Calibri" w:cs="Calibri" w:eastAsia="Calibri" w:hAnsi="Calibri"/>
-        </w:rPr>
-        <w:t xml:space="preserve"> (pp. 232–239). Harvard University Press.</w:t>
+        <w:t xml:space="preserve">al-Jāḥiẓ. (1965). </w:t>
+      </w:r>
+      <w:r>
+        <w:rPr>
+          <w:rFonts w:ascii="Calibri" w:cs="Calibri" w:eastAsia="Calibri" w:hAnsi="Calibri"/>
+          <w:i/>
+          <w:iCs/>
+        </w:rPr>
+        <w:t xml:space="preserve">Kitāb al-ḥayawān</w:t>
+      </w:r>
+      <w:r>
+        <w:rPr>
+          <w:rFonts w:ascii="Calibri" w:cs="Calibri" w:eastAsia="Calibri" w:hAnsi="Calibri"/>
+        </w:rPr>
+        <w:t xml:space="preserve"> [The book of animals] (ʿA. M. Hārūn, Ed.; 2nd ed., Vol. 1). Muṣṭafā al-Bābī al-Ḥalabī. (Original work written 9th century CE)</w:t>
       </w:r>
     </w:p>
     <w:p>
@@ -46564,21 +46522,21 @@
         <w:rPr>
           <w:rFonts w:ascii="Calibri" w:cs="Calibri" w:eastAsia="Calibri" w:hAnsi="Calibri"/>
         </w:rPr>
-        <w:t xml:space="preserve">Jerome. (2012). Letter to Pammachius (K. Davis, Trans.). In L. Venuti (Ed.), </w:t>
-      </w:r>
-      <w:r>
-        <w:rPr>
-          <w:rFonts w:ascii="Calibri" w:cs="Calibri" w:eastAsia="Calibri" w:hAnsi="Calibri"/>
-          <w:i/>
-          <w:iCs/>
-        </w:rPr>
-        <w:t xml:space="preserve">The translation studies reader</w:t>
-      </w:r>
-      <w:r>
-        <w:rPr>
-          <w:rFonts w:ascii="Calibri" w:cs="Calibri" w:eastAsia="Calibri" w:hAnsi="Calibri"/>
-        </w:rPr>
-        <w:t xml:space="preserve"> (3rd ed., pp. 21–30). Routledge. (Original work written 395 CE)</w:t>
+        <w:t xml:space="preserve">Jakobson, R. (1959). On linguistic aspects of translation. In R. A. Brower (Ed.), </w:t>
+      </w:r>
+      <w:r>
+        <w:rPr>
+          <w:rFonts w:ascii="Calibri" w:cs="Calibri" w:eastAsia="Calibri" w:hAnsi="Calibri"/>
+          <w:i/>
+          <w:iCs/>
+        </w:rPr>
+        <w:t xml:space="preserve">On translation</w:t>
+      </w:r>
+      <w:r>
+        <w:rPr>
+          <w:rFonts w:ascii="Calibri" w:cs="Calibri" w:eastAsia="Calibri" w:hAnsi="Calibri"/>
+        </w:rPr>
+        <w:t xml:space="preserve"> (pp. 232–239). Harvard University Press.</w:t>
       </w:r>
     </w:p>
     <w:p>
@@ -46590,21 +46548,21 @@
         <w:rPr>
           <w:rFonts w:ascii="Calibri" w:cs="Calibri" w:eastAsia="Calibri" w:hAnsi="Calibri"/>
         </w:rPr>
-        <w:t xml:space="preserve">Johnson, S. (1897). Letter to Francesco Sastres, 21 August 1784. In G. B. Hill (Ed.), </w:t>
-      </w:r>
-      <w:r>
-        <w:rPr>
-          <w:rFonts w:ascii="Calibri" w:cs="Calibri" w:eastAsia="Calibri" w:hAnsi="Calibri"/>
-          <w:i/>
-          <w:iCs/>
-        </w:rPr>
-        <w:t xml:space="preserve">Johnsonian miscellanies</w:t>
-      </w:r>
-      <w:r>
-        <w:rPr>
-          <w:rFonts w:ascii="Calibri" w:cs="Calibri" w:eastAsia="Calibri" w:hAnsi="Calibri"/>
-        </w:rPr>
-        <w:t xml:space="preserve"> (Vol. 2, p. 309). Clarendon Press. (Original work written 1784)</w:t>
+        <w:t xml:space="preserve">Jerome. (2012). Letter to Pammachius (K. Davis, Trans.). In L. Venuti (Ed.), </w:t>
+      </w:r>
+      <w:r>
+        <w:rPr>
+          <w:rFonts w:ascii="Calibri" w:cs="Calibri" w:eastAsia="Calibri" w:hAnsi="Calibri"/>
+          <w:i/>
+          <w:iCs/>
+        </w:rPr>
+        <w:t xml:space="preserve">The translation studies reader</w:t>
+      </w:r>
+      <w:r>
+        <w:rPr>
+          <w:rFonts w:ascii="Calibri" w:cs="Calibri" w:eastAsia="Calibri" w:hAnsi="Calibri"/>
+        </w:rPr>
+        <w:t xml:space="preserve"> (3rd ed., pp. 21–30). Routledge. (Original work written 395 CE)</w:t>
       </w:r>
     </w:p>
     <w:p>
@@ -46616,21 +46574,21 @@
         <w:rPr>
           <w:rFonts w:ascii="Calibri" w:cs="Calibri" w:eastAsia="Calibri" w:hAnsi="Calibri"/>
         </w:rPr>
-        <w:t xml:space="preserve">Kenny, D. (Ed.). (2022). </w:t>
-      </w:r>
-      <w:r>
-        <w:rPr>
-          <w:rFonts w:ascii="Calibri" w:cs="Calibri" w:eastAsia="Calibri" w:hAnsi="Calibri"/>
-          <w:i/>
-          <w:iCs/>
-        </w:rPr>
-        <w:t xml:space="preserve">Machine translation for everyone: Empowering users in the age of artificial intelligence</w:t>
-      </w:r>
-      <w:r>
-        <w:rPr>
-          <w:rFonts w:ascii="Calibri" w:cs="Calibri" w:eastAsia="Calibri" w:hAnsi="Calibri"/>
-        </w:rPr>
-        <w:t xml:space="preserve">. Language Science Press. https://doi.org/10.5281/zenodo.6653406</w:t>
+        <w:t xml:space="preserve">Johnson, S. (1897). Letter to Francesco Sastres, 21 August 1784. In G. B. Hill (Ed.), </w:t>
+      </w:r>
+      <w:r>
+        <w:rPr>
+          <w:rFonts w:ascii="Calibri" w:cs="Calibri" w:eastAsia="Calibri" w:hAnsi="Calibri"/>
+          <w:i/>
+          <w:iCs/>
+        </w:rPr>
+        <w:t xml:space="preserve">Johnsonian miscellanies</w:t>
+      </w:r>
+      <w:r>
+        <w:rPr>
+          <w:rFonts w:ascii="Calibri" w:cs="Calibri" w:eastAsia="Calibri" w:hAnsi="Calibri"/>
+        </w:rPr>
+        <w:t xml:space="preserve"> (Vol. 2, p. 309). Clarendon Press. (Original work written 1784)</w:t>
       </w:r>
     </w:p>
     <w:p>
@@ -46642,21 +46600,21 @@
         <w:rPr>
           <w:rFonts w:ascii="Calibri" w:cs="Calibri" w:eastAsia="Calibri" w:hAnsi="Calibri"/>
         </w:rPr>
-        <w:t xml:space="preserve">Mossop, B. (2014). </w:t>
-      </w:r>
-      <w:r>
-        <w:rPr>
-          <w:rFonts w:ascii="Calibri" w:cs="Calibri" w:eastAsia="Calibri" w:hAnsi="Calibri"/>
-          <w:i/>
-          <w:iCs/>
-        </w:rPr>
-        <w:t xml:space="preserve">Revising and editing for translators</w:t>
-      </w:r>
-      <w:r>
-        <w:rPr>
-          <w:rFonts w:ascii="Calibri" w:cs="Calibri" w:eastAsia="Calibri" w:hAnsi="Calibri"/>
-        </w:rPr>
-        <w:t xml:space="preserve"> (3rd ed.). Routledge.</w:t>
+        <w:t xml:space="preserve">Kenny, D. (Ed.). (2022). </w:t>
+      </w:r>
+      <w:r>
+        <w:rPr>
+          <w:rFonts w:ascii="Calibri" w:cs="Calibri" w:eastAsia="Calibri" w:hAnsi="Calibri"/>
+          <w:i/>
+          <w:iCs/>
+        </w:rPr>
+        <w:t xml:space="preserve">Machine translation for everyone: Empowering users in the age of artificial intelligence</w:t>
+      </w:r>
+      <w:r>
+        <w:rPr>
+          <w:rFonts w:ascii="Calibri" w:cs="Calibri" w:eastAsia="Calibri" w:hAnsi="Calibri"/>
+        </w:rPr>
+        <w:t xml:space="preserve">. Language Science Press. https://doi.org/10.5281/zenodo.6653406</w:t>
       </w:r>
     </w:p>
     <w:p>
@@ -46667,16 +46625,22 @@
       <w:r>
         <w:rPr>
           <w:rFonts w:ascii="Calibri" w:cs="Calibri" w:eastAsia="Calibri" w:hAnsi="Calibri"/>
-          <w:i/>
-          <w:iCs/>
-        </w:rPr>
-        <w:t xml:space="preserve">Muʿjam al-taʿābīr al-iṣṭilāḥiyya al-Kuwaytiyya al-muqārana</w:t>
-      </w:r>
-      <w:r>
-        <w:rPr>
-          <w:rFonts w:ascii="Calibri" w:cs="Calibri" w:eastAsia="Calibri" w:hAnsi="Calibri"/>
-        </w:rPr>
-        <w:t xml:space="preserve"> [Dictionary of comparative Kuwaiti idiomatic expressions]. (n.d.).</w:t>
+        </w:rPr>
+        <w:t xml:space="preserve">Mossop, B. (2014). </w:t>
+      </w:r>
+      <w:r>
+        <w:rPr>
+          <w:rFonts w:ascii="Calibri" w:cs="Calibri" w:eastAsia="Calibri" w:hAnsi="Calibri"/>
+          <w:i/>
+          <w:iCs/>
+        </w:rPr>
+        <w:t xml:space="preserve">Revising and editing for translators</w:t>
+      </w:r>
+      <w:r>
+        <w:rPr>
+          <w:rFonts w:ascii="Calibri" w:cs="Calibri" w:eastAsia="Calibri" w:hAnsi="Calibri"/>
+        </w:rPr>
+        <w:t xml:space="preserve"> (3rd ed.). Routledge.</w:t>
       </w:r>
     </w:p>
     <w:p>
